--- a/manuals/tech_manual.docx
+++ b/manuals/tech_manual.docx
@@ -2706,6 +2706,1750 @@
       </w:tr>
     </w:tbl>
     <w:p/>
+    <w:p>
+      <w:pPr>
+        <w:pStyle w:val="Heading1"/>
+      </w:pPr>
+      <w:r>
+        <w:t>7. Arsitektur Frontend</w:t>
+      </w:r>
+    </w:p>
+    <w:p>
+      <w:pPr/>
+      <w:r>
+        <w:t>FE-T01 s.d. FE-T34 (09_FRONTEND_STEPS.md) sudah selesai seluruhnya. Bagian ini merangkum pola desain frontend yang WAJIB dipahami sebelum menambah screen baru — untuk spesifikasi screen-per-screen lengkap, lihat 08_FRONTEND_STRUCTURE.md; untuk daftar aturan lengkap, 07_FRONTEND_RULES.md.</w:t>
+      </w:r>
+    </w:p>
+    <w:p>
+      <w:pPr>
+        <w:pStyle w:val="Heading2"/>
+      </w:pPr>
+      <w:r>
+        <w:t>7.1 Stack &amp; Folder Layout</w:t>
+      </w:r>
+    </w:p>
+    <w:p>
+      <w:pPr/>
+      <w:r>
+        <w:t>apps/web: React 19 + Vite + antd v6 + TanStack React Query v5 + react-router-dom + axios. Tidak ada state management library kedua (Redux/Zustand/dsb) — server state selalu lewat React Query, UI state lokal selalu lewat useState/useContext (R-01). Tidak ada form library kedua — semua form pakai antd Form (R-02). Styling: antd theme tokens + CSS Modules saja, tidak pernah override class ‘.ant-*’ langsung (R-03).</w:t>
+      </w:r>
+    </w:p>
+    <w:tbl>
+      <w:tblPr>
+        <w:tblW w:type="auto" w:w="0"/>
+        <w:tblLook w:firstColumn="1" w:firstRow="1" w:lastColumn="0" w:lastRow="0" w:noHBand="0" w:noVBand="1" w:val="04A0"/>
+      </w:tblPr>
+      <w:tblGrid>
+        <w:gridCol w:w="8640"/>
+      </w:tblGrid>
+      <w:tr>
+        <w:tc>
+          <w:tcPr>
+            <w:tcW w:type="dxa" w:w="8640"/>
+          </w:tcPr>
+          <w:p>
+            <w:r>
+              <w:rPr>
+                <w:rFonts w:ascii="Consolas" w:hAnsi="Consolas"/>
+                <w:sz w:val="19"/>
+              </w:rPr>
+              <w:t>apps/web/src/</w:t>
+            </w:r>
+          </w:p>
+          <w:p>
+            <w:r>
+              <w:rPr>
+                <w:rFonts w:ascii="Consolas" w:hAnsi="Consolas"/>
+                <w:sz w:val="19"/>
+              </w:rPr>
+              <w:t>├── api/             # SATU tempat semua panggilan axios (client.ts, errors.ts)</w:t>
+            </w:r>
+          </w:p>
+          <w:p>
+            <w:r>
+              <w:rPr>
+                <w:rFonts w:ascii="Consolas" w:hAnsi="Consolas"/>
+                <w:sz w:val="19"/>
+              </w:rPr>
+              <w:t>├── components/       # Archetype bersama: ListPage, DetailPage, FormDrawer,</w:t>
+            </w:r>
+          </w:p>
+          <w:p>
+            <w:r>
+              <w:rPr>
+                <w:rFonts w:ascii="Consolas" w:hAnsi="Consolas"/>
+                <w:sz w:val="19"/>
+              </w:rPr>
+              <w:t>│                     # LockedAction, StatusTag, QueryStateGuard, dst.</w:t>
+            </w:r>
+          </w:p>
+          <w:p>
+            <w:r>
+              <w:rPr>
+                <w:rFonts w:ascii="Consolas" w:hAnsi="Consolas"/>
+                <w:sz w:val="19"/>
+              </w:rPr>
+              <w:t>├── features/&lt;nama&gt;/  # Satu folder per modul backend (R-12) — api.ts, hooks.ts,</w:t>
+            </w:r>
+          </w:p>
+          <w:p>
+            <w:r>
+              <w:rPr>
+                <w:rFonts w:ascii="Consolas" w:hAnsi="Consolas"/>
+                <w:sz w:val="19"/>
+              </w:rPr>
+              <w:t>│                     # labels.ts, dan halaman React-nya sendiri</w:t>
+            </w:r>
+          </w:p>
+          <w:p>
+            <w:r>
+              <w:rPr>
+                <w:rFonts w:ascii="Consolas" w:hAnsi="Consolas"/>
+                <w:sz w:val="19"/>
+              </w:rPr>
+              <w:t>├── hooks/            # Hook lintas-modul (mis. useDownloadPdf)</w:t>
+            </w:r>
+          </w:p>
+          <w:p>
+            <w:r>
+              <w:rPr>
+                <w:rFonts w:ascii="Consolas" w:hAnsi="Consolas"/>
+                <w:sz w:val="19"/>
+              </w:rPr>
+              <w:t>├── routes/           # access.ts (role map) + router.tsx + ProtectedLayout.tsx</w:t>
+            </w:r>
+          </w:p>
+          <w:p>
+            <w:r>
+              <w:rPr>
+                <w:rFonts w:ascii="Consolas" w:hAnsi="Consolas"/>
+                <w:sz w:val="19"/>
+              </w:rPr>
+              <w:t>└── pages/            # Halaman generik (HomePage/dashboard, 403, 404, Login)</w:t>
+            </w:r>
+          </w:p>
+        </w:tc>
+      </w:tr>
+    </w:tbl>
+    <w:p/>
+    <w:p>
+      <w:pPr/>
+      <w:r>
+        <w:t>features/&lt;nama&gt; HARUS mencerminkan nama modul backend persis (R-12) — layar yang mengonsumsi /surat-peringatan hidup di features/letters/surat-peringatan, bukan taksonomi baru yang dikarang sendiri. Ini yang membuat ‘layar mana yang rusak kalau endpoint ini berubah’ bisa dijawab lewat grep, bukan lewat ingatan.</w:t>
+      </w:r>
+    </w:p>
+    <w:p>
+      <w:pPr>
+        <w:pStyle w:val="Heading2"/>
+      </w:pPr>
+      <w:r>
+        <w:t>7.2 Empat Page Archetype</w:t>
+      </w:r>
+    </w:p>
+    <w:p>
+      <w:pPr/>
+      <w:r>
+        <w:t>Hampir semua dari puluhan screen di aplikasi ini adalah komposisi dari EMPAT archetype yang sama (dibangun sekali di src/components/, dipakai ulang, tidak pernah ditulis ulang per modul):</w:t>
+      </w:r>
+    </w:p>
+    <w:tbl>
+      <w:tblPr>
+        <w:tblStyle w:val="LightGrid-Accent1"/>
+        <w:tblW w:type="auto" w:w="0"/>
+        <w:tblLook w:firstColumn="1" w:firstRow="1" w:lastColumn="0" w:lastRow="0" w:noHBand="0" w:noVBand="1" w:val="04A0"/>
+      </w:tblPr>
+      <w:tblGrid>
+        <w:gridCol w:w="2880"/>
+        <w:gridCol w:w="2880"/>
+        <w:gridCol w:w="2880"/>
+      </w:tblGrid>
+      <w:tr>
+        <w:tc>
+          <w:tcPr>
+            <w:tcW w:type="dxa" w:w="2880"/>
+          </w:tcPr>
+          <w:p>
+            <w:r/>
+            <w:r>
+              <w:rPr>
+                <w:b/>
+              </w:rPr>
+              <w:t>Archetype</w:t>
+            </w:r>
+          </w:p>
+        </w:tc>
+        <w:tc>
+          <w:tcPr>
+            <w:tcW w:type="dxa" w:w="2880"/>
+          </w:tcPr>
+          <w:p>
+            <w:r/>
+            <w:r>
+              <w:rPr>
+                <w:b/>
+              </w:rPr>
+              <w:t>Bentuk</w:t>
+            </w:r>
+          </w:p>
+        </w:tc>
+        <w:tc>
+          <w:tcPr>
+            <w:tcW w:type="dxa" w:w="2880"/>
+          </w:tcPr>
+          <w:p>
+            <w:r/>
+            <w:r>
+              <w:rPr>
+                <w:b/>
+              </w:rPr>
+              <w:t>Contoh pemakai</w:t>
+            </w:r>
+          </w:p>
+        </w:tc>
+      </w:tr>
+      <w:tr>
+        <w:tc>
+          <w:tcPr>
+            <w:tcW w:type="dxa" w:w="2880"/>
+          </w:tcPr>
+          <w:p>
+            <w:r>
+              <w:t>List (ListPage.tsx)</w:t>
+            </w:r>
+          </w:p>
+        </w:tc>
+        <w:tc>
+          <w:tcPr>
+            <w:tcW w:type="dxa" w:w="2880"/>
+          </w:tcPr>
+          <w:p>
+            <w:r>
+              <w:t>antd Table + filter bar + aksi utama “Tambah” + kolom aksi per baris. Paginasi client-side (R-08).</w:t>
+            </w:r>
+          </w:p>
+        </w:tc>
+        <w:tc>
+          <w:tcPr>
+            <w:tcW w:type="dxa" w:w="2880"/>
+          </w:tcPr>
+          <w:p>
+            <w:r>
+              <w:t>hampir semua modul</w:t>
+            </w:r>
+          </w:p>
+        </w:tc>
+      </w:tr>
+      <w:tr>
+        <w:tc>
+          <w:tcPr>
+            <w:tcW w:type="dxa" w:w="2880"/>
+          </w:tcPr>
+          <w:p>
+            <w:r>
+              <w:t>Detail (DetailPage.tsx)</w:t>
+            </w:r>
+          </w:p>
+        </w:tc>
+        <w:tc>
+          <w:tcPr>
+            <w:tcW w:type="dxa" w:w="2880"/>
+          </w:tcPr>
+          <w:p>
+            <w:r>
+              <w:t>antd Descriptions untuk record + Tabs opsional untuk koleksi terkait + action bar yang tunduk pada R-06 (disabled+tooltip sebelum diklik).</w:t>
+            </w:r>
+          </w:p>
+        </w:tc>
+        <w:tc>
+          <w:tcPr>
+            <w:tcW w:type="dxa" w:w="2880"/>
+          </w:tcPr>
+          <w:p>
+            <w:r>
+              <w:t>employees, payroll run, payslip, kasbon, surat-surat</w:t>
+            </w:r>
+          </w:p>
+        </w:tc>
+      </w:tr>
+      <w:tr>
+        <w:tc>
+          <w:tcPr>
+            <w:tcW w:type="dxa" w:w="2880"/>
+          </w:tcPr>
+          <w:p>
+            <w:r>
+              <w:t>Form (FormDrawer.tsx)</w:t>
+            </w:r>
+          </w:p>
+        </w:tc>
+        <w:tc>
+          <w:tcPr>
+            <w:tcW w:type="dxa" w:w="2880"/>
+          </w:tcPr>
+          <w:p>
+            <w:r>
+              <w:t>antd Form di dalam Drawer. Menangani 400 (field errors) dan 409 (modal persisten) seragam lewat describeApiError().</w:t>
+            </w:r>
+          </w:p>
+        </w:tc>
+        <w:tc>
+          <w:tcPr>
+            <w:tcW w:type="dxa" w:w="2880"/>
+          </w:tcPr>
+          <w:p>
+            <w:r>
+              <w:t>semua yang bisa ditulis</w:t>
+            </w:r>
+          </w:p>
+        </w:tc>
+      </w:tr>
+      <w:tr>
+        <w:tc>
+          <w:tcPr>
+            <w:tcW w:type="dxa" w:w="2880"/>
+          </w:tcPr>
+          <w:p>
+            <w:r>
+              <w:t>Effective-dated master</w:t>
+            </w:r>
+          </w:p>
+        </w:tc>
+        <w:tc>
+          <w:tcPr>
+            <w:tcW w:type="dxa" w:w="2880"/>
+          </w:tcPr>
+          <w:p>
+            <w:r>
+              <w:t>Varian List + kolom “berlaku sejak/sampai”, aksi “Akhiri Masa Berlaku” (bukan hapus, §11), panel preview GET .../resolve.</w:t>
+            </w:r>
+          </w:p>
+        </w:tc>
+        <w:tc>
+          <w:tcPr>
+            <w:tcW w:type="dxa" w:w="2880"/>
+          </w:tcPr>
+          <w:p>
+            <w:r>
+              <w:t>salary/incentive/leave-policy master, 4 tabel konstanta pajak/BPJS</w:t>
+            </w:r>
+          </w:p>
+        </w:tc>
+      </w:tr>
+    </w:tbl>
+    <w:p/>
+    <w:p>
+      <w:pPr/>
+      <w:r>
+        <w:t>Kolom aksi standar pada archetype List/Detail: Lihat · Ubah · Hapus, masing-masing independen dinonaktifkan sesuai §15.2 (lihat 7.6), masing-masing punya tooltip saat dinonaktifkan.</w:t>
+      </w:r>
+    </w:p>
+    <w:p>
+      <w:pPr>
+        <w:pStyle w:val="Heading2"/>
+      </w:pPr>
+      <w:r>
+        <w:t>7.3 describeApiError() — Satu Kontrak Error untuk Seluruh Aplikasi</w:t>
+      </w:r>
+    </w:p>
+    <w:p>
+      <w:pPr/>
+      <w:r>
+        <w:t>Satu modul, src/api/errors.ts, adalah SATU-SATUNYA tempat respons error axios diterjemahkan jadi tampilan (R-04). Tidak ada komponen yang boleh me-render error.message atau error.response.data.message mentah-mentah.</w:t>
+      </w:r>
+    </w:p>
+    <w:tbl>
+      <w:tblPr>
+        <w:tblW w:type="auto" w:w="0"/>
+        <w:tblLook w:firstColumn="1" w:firstRow="1" w:lastColumn="0" w:lastRow="0" w:noHBand="0" w:noVBand="1" w:val="04A0"/>
+      </w:tblPr>
+      <w:tblGrid>
+        <w:gridCol w:w="8640"/>
+      </w:tblGrid>
+      <w:tr>
+        <w:tc>
+          <w:tcPr>
+            <w:tcW w:type="dxa" w:w="8640"/>
+          </w:tcPr>
+          <w:p>
+            <w:r>
+              <w:rPr>
+                <w:rFonts w:ascii="Consolas" w:hAnsi="Consolas"/>
+                <w:sz w:val="19"/>
+              </w:rPr>
+              <w:t>function describeApiError(error: unknown): ApiErrorPresentation</w:t>
+            </w:r>
+          </w:p>
+          <w:p>
+            <w:r>
+              <w:rPr>
+                <w:rFonts w:ascii="Consolas" w:hAnsi="Consolas"/>
+                <w:sz w:val="19"/>
+              </w:rPr>
+              <w:t>// { kind, title, detail?, fieldErrors?, surface }</w:t>
+            </w:r>
+          </w:p>
+        </w:tc>
+      </w:tr>
+    </w:tbl>
+    <w:p/>
+    <w:tbl>
+      <w:tblPr>
+        <w:tblStyle w:val="LightGrid-Accent1"/>
+        <w:tblW w:type="auto" w:w="0"/>
+        <w:tblLook w:firstColumn="1" w:firstRow="1" w:lastColumn="0" w:lastRow="0" w:noHBand="0" w:noVBand="1" w:val="04A0"/>
+      </w:tblPr>
+      <w:tblGrid>
+        <w:gridCol w:w="2160"/>
+        <w:gridCol w:w="2160"/>
+        <w:gridCol w:w="2160"/>
+        <w:gridCol w:w="2160"/>
+      </w:tblGrid>
+      <w:tr>
+        <w:tc>
+          <w:tcPr>
+            <w:tcW w:type="dxa" w:w="2160"/>
+          </w:tcPr>
+          <w:p>
+            <w:r/>
+            <w:r>
+              <w:rPr>
+                <w:b/>
+              </w:rPr>
+              <w:t>Status</w:t>
+            </w:r>
+          </w:p>
+        </w:tc>
+        <w:tc>
+          <w:tcPr>
+            <w:tcW w:type="dxa" w:w="2160"/>
+          </w:tcPr>
+          <w:p>
+            <w:r/>
+            <w:r>
+              <w:rPr>
+                <w:b/>
+              </w:rPr>
+              <w:t>kind</w:t>
+            </w:r>
+          </w:p>
+        </w:tc>
+        <w:tc>
+          <w:tcPr>
+            <w:tcW w:type="dxa" w:w="2160"/>
+          </w:tcPr>
+          <w:p>
+            <w:r/>
+            <w:r>
+              <w:rPr>
+                <w:b/>
+              </w:rPr>
+              <w:t>surface</w:t>
+            </w:r>
+          </w:p>
+        </w:tc>
+        <w:tc>
+          <w:tcPr>
+            <w:tcW w:type="dxa" w:w="2160"/>
+          </w:tcPr>
+          <w:p>
+            <w:r/>
+            <w:r>
+              <w:rPr>
+                <w:b/>
+              </w:rPr>
+              <w:t>Perilaku</w:t>
+            </w:r>
+          </w:p>
+        </w:tc>
+      </w:tr>
+      <w:tr>
+        <w:tc>
+          <w:tcPr>
+            <w:tcW w:type="dxa" w:w="2160"/>
+          </w:tcPr>
+          <w:p>
+            <w:r>
+              <w:t>401</w:t>
+            </w:r>
+          </w:p>
+        </w:tc>
+        <w:tc>
+          <w:tcPr>
+            <w:tcW w:type="dxa" w:w="2160"/>
+          </w:tcPr>
+          <w:p>
+            <w:r>
+              <w:t>auth</w:t>
+            </w:r>
+          </w:p>
+        </w:tc>
+        <w:tc>
+          <w:tcPr>
+            <w:tcW w:type="dxa" w:w="2160"/>
+          </w:tcPr>
+          <w:p>
+            <w:r>
+              <w:t>redirect</w:t>
+            </w:r>
+          </w:p>
+        </w:tc>
+        <w:tc>
+          <w:tcPr>
+            <w:tcW w:type="dxa" w:w="2160"/>
+          </w:tcPr>
+          <w:p>
+            <w:r>
+              <w:t>Bersihkan sesi → /login (tidak ada refresh, B-03)</w:t>
+            </w:r>
+          </w:p>
+        </w:tc>
+      </w:tr>
+      <w:tr>
+        <w:tc>
+          <w:tcPr>
+            <w:tcW w:type="dxa" w:w="2160"/>
+          </w:tcPr>
+          <w:p>
+            <w:r>
+              <w:t>403</w:t>
+            </w:r>
+          </w:p>
+        </w:tc>
+        <w:tc>
+          <w:tcPr>
+            <w:tcW w:type="dxa" w:w="2160"/>
+          </w:tcPr>
+          <w:p>
+            <w:r>
+              <w:t>forbidden</w:t>
+            </w:r>
+          </w:p>
+        </w:tc>
+        <w:tc>
+          <w:tcPr>
+            <w:tcW w:type="dxa" w:w="2160"/>
+          </w:tcPr>
+          <w:p>
+            <w:r>
+              <w:t>inline</w:t>
+            </w:r>
+          </w:p>
+        </w:tc>
+        <w:tc>
+          <w:tcPr>
+            <w:tcW w:type="dxa" w:w="2160"/>
+          </w:tcPr>
+          <w:p>
+            <w:r>
+              <w:t>“Tidak punya akses” — tidak pernah logout otomatis</w:t>
+            </w:r>
+          </w:p>
+        </w:tc>
+      </w:tr>
+      <w:tr>
+        <w:tc>
+          <w:tcPr>
+            <w:tcW w:type="dxa" w:w="2160"/>
+          </w:tcPr>
+          <w:p>
+            <w:r>
+              <w:t>404</w:t>
+            </w:r>
+          </w:p>
+        </w:tc>
+        <w:tc>
+          <w:tcPr>
+            <w:tcW w:type="dxa" w:w="2160"/>
+          </w:tcPr>
+          <w:p>
+            <w:r>
+              <w:t>notfound</w:t>
+            </w:r>
+          </w:p>
+        </w:tc>
+        <w:tc>
+          <w:tcPr>
+            <w:tcW w:type="dxa" w:w="2160"/>
+          </w:tcPr>
+          <w:p>
+            <w:r>
+              <w:t>inline</w:t>
+            </w:r>
+          </w:p>
+        </w:tc>
+        <w:tc>
+          <w:tcPr>
+            <w:tcW w:type="dxa" w:w="2160"/>
+          </w:tcPr>
+          <w:p>
+            <w:r>
+              <w:t>Halaman “data tidak ditemukan” dengan link kembali</w:t>
+            </w:r>
+          </w:p>
+        </w:tc>
+      </w:tr>
+      <w:tr>
+        <w:tc>
+          <w:tcPr>
+            <w:tcW w:type="dxa" w:w="2160"/>
+          </w:tcPr>
+          <w:p>
+            <w:r>
+              <w:t>400</w:t>
+            </w:r>
+          </w:p>
+        </w:tc>
+        <w:tc>
+          <w:tcPr>
+            <w:tcW w:type="dxa" w:w="2160"/>
+          </w:tcPr>
+          <w:p>
+            <w:r>
+              <w:t>validation</w:t>
+            </w:r>
+          </w:p>
+        </w:tc>
+        <w:tc>
+          <w:tcPr>
+            <w:tcW w:type="dxa" w:w="2160"/>
+          </w:tcPr>
+          <w:p>
+            <w:r>
+              <w:t>inline</w:t>
+            </w:r>
+          </w:p>
+        </w:tc>
+        <w:tc>
+          <w:tcPr>
+            <w:tcW w:type="dxa" w:w="2160"/>
+          </w:tcPr>
+          <w:p>
+            <w:r>
+              <w:t>Dipetakan ke Form.Item masing-masing lewat form.setFields</w:t>
+            </w:r>
+          </w:p>
+        </w:tc>
+      </w:tr>
+      <w:tr>
+        <w:tc>
+          <w:tcPr>
+            <w:tcW w:type="dxa" w:w="2160"/>
+          </w:tcPr>
+          <w:p>
+            <w:r>
+              <w:t>409</w:t>
+            </w:r>
+          </w:p>
+        </w:tc>
+        <w:tc>
+          <w:tcPr>
+            <w:tcW w:type="dxa" w:w="2160"/>
+          </w:tcPr>
+          <w:p>
+            <w:r>
+              <w:t>conflict</w:t>
+            </w:r>
+          </w:p>
+        </w:tc>
+        <w:tc>
+          <w:tcPr>
+            <w:tcW w:type="dxa" w:w="2160"/>
+          </w:tcPr>
+          <w:p>
+            <w:r>
+              <w:t>modal/inline</w:t>
+            </w:r>
+          </w:p>
+        </w:tc>
+        <w:tc>
+          <w:tcPr>
+            <w:tcW w:type="dxa" w:w="2160"/>
+          </w:tcPr>
+          <w:p>
+            <w:r>
+              <w:t>Pesan asli backend ditampilkan (token spesifikasi di-strip), PERSISTEN</w:t>
+            </w:r>
+          </w:p>
+        </w:tc>
+      </w:tr>
+      <w:tr>
+        <w:tc>
+          <w:tcPr>
+            <w:tcW w:type="dxa" w:w="2160"/>
+          </w:tcPr>
+          <w:p>
+            <w:r>
+              <w:t>5xx/network</w:t>
+            </w:r>
+          </w:p>
+        </w:tc>
+        <w:tc>
+          <w:tcPr>
+            <w:tcW w:type="dxa" w:w="2160"/>
+          </w:tcPr>
+          <w:p>
+            <w:r>
+              <w:t>network</w:t>
+            </w:r>
+          </w:p>
+        </w:tc>
+        <w:tc>
+          <w:tcPr>
+            <w:tcW w:type="dxa" w:w="2160"/>
+          </w:tcPr>
+          <w:p>
+            <w:r>
+              <w:t>toast</w:t>
+            </w:r>
+          </w:p>
+        </w:tc>
+        <w:tc>
+          <w:tcPr>
+            <w:tcW w:type="dxa" w:w="2160"/>
+          </w:tcPr>
+          <w:p>
+            <w:r>
+              <w:t>“Gagal menghubungi server” + tombol coba lagi</w:t>
+            </w:r>
+          </w:p>
+        </w:tc>
+      </w:tr>
+    </w:tbl>
+    <w:p/>
+    <w:p>
+      <w:pPr/>
+      <w:r>
+        <w:t>409 adalah kasus terpenting — pesan ConflictException dari backend memang sengaja eksplikatif (menyebutkan alasan §11 dan solusinya), jadi ditampilkan apa adanya, hanya token developer (§11, P8-T07, TC-...) yang di-strip lewat stripSpecReferences() sebelum ditampilkan ke HR staff.</w:t>
+      </w:r>
+    </w:p>
+    <w:tbl>
+      <w:tblPr>
+        <w:tblW w:type="auto" w:w="0"/>
+        <w:tblLook w:firstColumn="1" w:firstRow="1" w:lastColumn="0" w:lastRow="0" w:noHBand="0" w:noVBand="1" w:val="04A0"/>
+      </w:tblPr>
+      <w:tblGrid>
+        <w:gridCol w:w="8640"/>
+      </w:tblGrid>
+      <w:tr>
+        <w:tc>
+          <w:tcPr>
+            <w:tcW w:type="dxa" w:w="8640"/>
+            <w:shd w:val="clear" w:color="auto" w:fill="EAF1FB"/>
+          </w:tcPr>
+          <w:p>
+            <w:r>
+              <w:rPr>
+                <w:b/>
+              </w:rPr>
+              <w:t>Catatan implementasi</w:t>
+            </w:r>
+          </w:p>
+          <w:p>
+            <w:r>
+              <w:t>stripSpecReferences() sempat punya bug — menyisakan “(/)” kalau backend menulis sitasi gabungan seperti (§11/P8-T07) dalam satu kurung; sudah diperbaiki di root cause (strip semua token dulu, baru bersihkan kurung yang jadi kosong), ditemukan lewat audit FE-T33.</w:t>
+            </w:r>
+          </w:p>
+        </w:tc>
+      </w:tr>
+    </w:tbl>
+    <w:p/>
+    <w:p>
+      <w:pPr>
+        <w:pStyle w:val="Heading2"/>
+      </w:pPr>
+      <w:r>
+        <w:t>7.4 Role Gating: routes/access.ts</w:t>
+      </w:r>
+    </w:p>
+    <w:p>
+      <w:pPr/>
+      <w:r>
+        <w:t>Satu array, ACCESS_ENTRIES, memetakan setiap route root ke role yang boleh mengaksesnya. Peta yang SAMA dipakai untuk DUA hal (R-11) supaya keduanya tidak pernah drift:</w:t>
+      </w:r>
+    </w:p>
+    <w:p>
+      <w:pPr>
+        <w:pStyle w:val="ListBullet"/>
+      </w:pPr>
+      <w:r>
+        <w:t>Sider (menu navigasi) — navEntriesForRole(role) memfilter entri untuk membangun menu; entri dengan hideFromNav: true tetap menentukan role tapi tidak muncul sebagai item menu (dipakai untuk /payslips/:id, yang hanya dijangkau lewat link dari payroll run, bukan item menu sendiri).</w:t>
+      </w:r>
+    </w:p>
+    <w:p>
+      <w:pPr>
+        <w:pStyle w:val="ListBullet"/>
+      </w:pPr>
+      <w:r>
+        <w:t>Route guard — ProtectedLayout.tsx memanggil requiredRolesFor(pathname) pada setiap render dan redirect ke /403 kalau role user tidak cocok — terlepas dari apakah item itu ada di menu atau tidak. Ini yang mencegah HR staff mengakses route admin-only dengan mengetik URL langsung.</w:t>
+      </w:r>
+    </w:p>
+    <w:p>
+      <w:pPr/>
+      <w:r>
+        <w:t>Dua jebakan yang sudah ditangani secara eksplisit di peta ini (bukan diasumsikan):</w:t>
+      </w:r>
+    </w:p>
+    <w:p>
+      <w:pPr>
+        <w:pStyle w:val="ListBullet"/>
+      </w:pPr>
+      <w:r>
+        <w:t>Controller bisa terbuka untuk admin+HR sementara AKSI tertentu di dalamnya admin-only (empat aksi lifecycle payroll run, PUT /salary-period-config) — route-nya tetap terbuka untuk kedua role, tombolnya sendiri yang di-disable in-screen lewat useAuth().isAdmin.</w:t>
+      </w:r>
+    </w:p>
+    <w:p>
+      <w:pPr>
+        <w:pStyle w:val="ListBullet"/>
+      </w:pPr>
+      <w:r>
+        <w:t>GET /salary-period-config tidak punya @Roles sama sekali (siapa saja yang login boleh baca) sementara PUT-nya admin-only — route tetap terbuka untuk kedua role.</w:t>
+      </w:r>
+    </w:p>
+    <w:p>
+      <w:pPr>
+        <w:pStyle w:val="Heading2"/>
+      </w:pPr>
+      <w:r>
+        <w:t>7.5 Ringkasan R-01 s.d. R-13 (07_FRONTEND_RULES.md)</w:t>
+      </w:r>
+    </w:p>
+    <w:tbl>
+      <w:tblPr>
+        <w:tblStyle w:val="LightGrid-Accent1"/>
+        <w:tblW w:type="auto" w:w="0"/>
+        <w:tblLook w:firstColumn="1" w:firstRow="1" w:lastColumn="0" w:lastRow="0" w:noHBand="0" w:noVBand="1" w:val="04A0"/>
+      </w:tblPr>
+      <w:tblGrid>
+        <w:gridCol w:w="4320"/>
+        <w:gridCol w:w="4320"/>
+      </w:tblGrid>
+      <w:tr>
+        <w:tc>
+          <w:tcPr>
+            <w:tcW w:type="dxa" w:w="4320"/>
+          </w:tcPr>
+          <w:p>
+            <w:r/>
+            <w:r>
+              <w:rPr>
+                <w:b/>
+              </w:rPr>
+              <w:t>#</w:t>
+            </w:r>
+          </w:p>
+        </w:tc>
+        <w:tc>
+          <w:tcPr>
+            <w:tcW w:type="dxa" w:w="4320"/>
+          </w:tcPr>
+          <w:p>
+            <w:r/>
+            <w:r>
+              <w:rPr>
+                <w:b/>
+              </w:rPr>
+              <w:t>Inti aturan</w:t>
+            </w:r>
+          </w:p>
+        </w:tc>
+      </w:tr>
+      <w:tr>
+        <w:tc>
+          <w:tcPr>
+            <w:tcW w:type="dxa" w:w="4320"/>
+          </w:tcPr>
+          <w:p>
+            <w:r>
+              <w:t>R-01</w:t>
+            </w:r>
+          </w:p>
+        </w:tc>
+        <w:tc>
+          <w:tcPr>
+            <w:tcW w:type="dxa" w:w="4320"/>
+          </w:tcPr>
+          <w:p>
+            <w:r>
+              <w:t>Satu library state server (React Query), satu tempat state UI (useState/context) — tidak ada Redux/Zustand/dsb.</w:t>
+            </w:r>
+          </w:p>
+        </w:tc>
+      </w:tr>
+      <w:tr>
+        <w:tc>
+          <w:tcPr>
+            <w:tcW w:type="dxa" w:w="4320"/>
+          </w:tcPr>
+          <w:p>
+            <w:r>
+              <w:t>R-02</w:t>
+            </w:r>
+          </w:p>
+        </w:tc>
+        <w:tc>
+          <w:tcPr>
+            <w:tcW w:type="dxa" w:w="4320"/>
+          </w:tcPr>
+          <w:p>
+            <w:r>
+              <w:t>antd Form adalah satu-satunya form layer — tidak ada React Hook Form/Formik.</w:t>
+            </w:r>
+          </w:p>
+        </w:tc>
+      </w:tr>
+      <w:tr>
+        <w:tc>
+          <w:tcPr>
+            <w:tcW w:type="dxa" w:w="4320"/>
+          </w:tcPr>
+          <w:p>
+            <w:r>
+              <w:t>R-03</w:t>
+            </w:r>
+          </w:p>
+        </w:tc>
+        <w:tc>
+          <w:tcPr>
+            <w:tcW w:type="dxa" w:w="4320"/>
+          </w:tcPr>
+          <w:p>
+            <w:r>
+              <w:t>Styling lewat theme token + CSS Modules — tidak pernah override .ant-*.</w:t>
+            </w:r>
+          </w:p>
+        </w:tc>
+      </w:tr>
+      <w:tr>
+        <w:tc>
+          <w:tcPr>
+            <w:tcW w:type="dxa" w:w="4320"/>
+          </w:tcPr>
+          <w:p>
+            <w:r>
+              <w:t>R-04</w:t>
+            </w:r>
+          </w:p>
+        </w:tc>
+        <w:tc>
+          <w:tcPr>
+            <w:tcW w:type="dxa" w:w="4320"/>
+          </w:tcPr>
+          <w:p>
+            <w:r>
+              <w:t>Satu kontrak error (describeApiError()) untuk seluruh aplikasi — lihat 7.3.</w:t>
+            </w:r>
+          </w:p>
+        </w:tc>
+      </w:tr>
+      <w:tr>
+        <w:tc>
+          <w:tcPr>
+            <w:tcW w:type="dxa" w:w="4320"/>
+          </w:tcPr>
+          <w:p>
+            <w:r>
+              <w:t>R-05</w:t>
+            </w:r>
+          </w:p>
+        </w:tc>
+        <w:tc>
+          <w:tcPr>
+            <w:tcW w:type="dxa" w:w="4320"/>
+          </w:tcPr>
+          <w:p>
+            <w:r>
+              <w:t>Backend adalah satu-satunya sumber kebenaran untuk enum/status/label/nominal — semua enum diimpor dari @payroll-system/shared-types; tidak ada angka pajak/BPJS di-hardcode di mana pun.</w:t>
+            </w:r>
+          </w:p>
+        </w:tc>
+      </w:tr>
+      <w:tr>
+        <w:tc>
+          <w:tcPr>
+            <w:tcW w:type="dxa" w:w="4320"/>
+          </w:tcPr>
+          <w:p>
+            <w:r>
+              <w:t>R-06</w:t>
+            </w:r>
+          </w:p>
+        </w:tc>
+        <w:tc>
+          <w:tcPr>
+            <w:tcW w:type="dxa" w:w="4320"/>
+          </w:tcPr>
+          <w:p>
+            <w:r>
+              <w:t>Lock ditampilkan SEBELUM klik, bukan ditemukan lewat 409 setelahnya — lihat 7.6.</w:t>
+            </w:r>
+          </w:p>
+        </w:tc>
+      </w:tr>
+      <w:tr>
+        <w:tc>
+          <w:tcPr>
+            <w:tcW w:type="dxa" w:w="4320"/>
+          </w:tcPr>
+          <w:p>
+            <w:r>
+              <w:t>R-07</w:t>
+            </w:r>
+          </w:p>
+        </w:tc>
+        <w:tc>
+          <w:tcPr>
+            <w:tcW w:type="dxa" w:w="4320"/>
+          </w:tcPr>
+          <w:p>
+            <w:r>
+              <w:t>Frontend tidak pernah menghitung uang — semua nominal ditampilkan persis seperti respons API; satu-satunya aritmatika yang boleh: menghitung jumlah baris dan rasio processedCount/totalCount.</w:t>
+            </w:r>
+          </w:p>
+        </w:tc>
+      </w:tr>
+      <w:tr>
+        <w:tc>
+          <w:tcPr>
+            <w:tcW w:type="dxa" w:w="4320"/>
+          </w:tcPr>
+          <w:p>
+            <w:r>
+              <w:t>R-08</w:t>
+            </w:r>
+          </w:p>
+        </w:tc>
+        <w:tc>
+          <w:tcPr>
+            <w:tcW w:type="dxa" w:w="4320"/>
+          </w:tcPr>
+          <w:p>
+            <w:r>
+              <w:t>Tidak ada fetch tanpa batas (raw-logs/attendance-records wajib filter sebelum query aktif) dan tidak ada axios/fetch langsung di luar src/api/*.</w:t>
+            </w:r>
+          </w:p>
+        </w:tc>
+      </w:tr>
+      <w:tr>
+        <w:tc>
+          <w:tcPr>
+            <w:tcW w:type="dxa" w:w="4320"/>
+          </w:tcPr>
+          <w:p>
+            <w:r>
+              <w:t>R-09</w:t>
+            </w:r>
+          </w:p>
+        </w:tc>
+        <w:tc>
+          <w:tcPr>
+            <w:tcW w:type="dxa" w:w="4320"/>
+          </w:tcPr>
+          <w:p>
+            <w:r>
+              <w:t>Dependency baru wajib dicatat alasannya — daftar sanksi hanya react-router-dom dan axios (plus dayjs, bawaan antd).</w:t>
+            </w:r>
+          </w:p>
+        </w:tc>
+      </w:tr>
+      <w:tr>
+        <w:tc>
+          <w:tcPr>
+            <w:tcW w:type="dxa" w:w="4320"/>
+          </w:tcPr>
+          <w:p>
+            <w:r>
+              <w:t>R-10</w:t>
+            </w:r>
+          </w:p>
+        </w:tc>
+        <w:tc>
+          <w:tcPr>
+            <w:tcW w:type="dxa" w:w="4320"/>
+          </w:tcPr>
+          <w:p>
+            <w:r>
+              <w:t>Validasi client hanya UX, validasi server adalah kebenaran — tidak pernah meniru derivasi bisnis (mis. PTKP) di client.</w:t>
+            </w:r>
+          </w:p>
+        </w:tc>
+      </w:tr>
+      <w:tr>
+        <w:tc>
+          <w:tcPr>
+            <w:tcW w:type="dxa" w:w="4320"/>
+          </w:tcPr>
+          <w:p>
+            <w:r>
+              <w:t>R-11</w:t>
+            </w:r>
+          </w:p>
+        </w:tc>
+        <w:tc>
+          <w:tcPr>
+            <w:tcW w:type="dxa" w:w="4320"/>
+          </w:tcPr>
+          <w:p>
+            <w:r>
+              <w:t>Role gating ditegakkan di route, bukan cuma di menu — lihat 7.4.</w:t>
+            </w:r>
+          </w:p>
+        </w:tc>
+      </w:tr>
+      <w:tr>
+        <w:tc>
+          <w:tcPr>
+            <w:tcW w:type="dxa" w:w="4320"/>
+          </w:tcPr>
+          <w:p>
+            <w:r>
+              <w:t>R-12</w:t>
+            </w:r>
+          </w:p>
+        </w:tc>
+        <w:tc>
+          <w:tcPr>
+            <w:tcW w:type="dxa" w:w="4320"/>
+          </w:tcPr>
+          <w:p>
+            <w:r>
+              <w:t>features/&lt;nama&gt; mencerminkan nama modul backend, bukan taksonomi baru.</w:t>
+            </w:r>
+          </w:p>
+        </w:tc>
+      </w:tr>
+      <w:tr>
+        <w:tc>
+          <w:tcPr>
+            <w:tcW w:type="dxa" w:w="4320"/>
+          </w:tcPr>
+          <w:p>
+            <w:r>
+              <w:t>R-13</w:t>
+            </w:r>
+          </w:p>
+        </w:tc>
+        <w:tc>
+          <w:tcPr>
+            <w:tcW w:type="dxa" w:w="4320"/>
+          </w:tcPr>
+          <w:p>
+            <w:r>
+              <w:t>Tidak pernah membangun implementasi kedua dari sesuatu yang sudah diresolusi backend (mis. .../resolve).</w:t>
+            </w:r>
+          </w:p>
+        </w:tc>
+      </w:tr>
+    </w:tbl>
+    <w:p/>
+    <w:p>
+      <w:pPr>
+        <w:pStyle w:val="Heading2"/>
+      </w:pPr>
+      <w:r>
+        <w:t>7.6 Payroll Run State Machine &amp; Sistem Lock (§11) — BAGIAN PALING PENTING</w:t>
+      </w:r>
+    </w:p>
+    <w:p>
+      <w:pPr/>
+      <w:r>
+        <w:t>Ini bagian yang paling berisiko salah paham di seluruh frontend — payroll run adalah SATU-ARAH (forward-only), dan sebagian besar layar lain (absensi, surat, kasbon) berubah perilakunya tergantung status payroll run periode terkait.</w:t>
+      </w:r>
+    </w:p>
+    <w:p>
+      <w:pPr>
+        <w:pStyle w:val="Heading2"/>
+      </w:pPr>
+      <w:r>
+        <w:t>7.6.1 Empat status, satu jalur maju, satu jalur mundur</w:t>
+      </w:r>
+    </w:p>
+    <w:tbl>
+      <w:tblPr>
+        <w:tblW w:type="auto" w:w="0"/>
+        <w:tblLook w:firstColumn="1" w:firstRow="1" w:lastColumn="0" w:lastRow="0" w:noHBand="0" w:noVBand="1" w:val="04A0"/>
+      </w:tblPr>
+      <w:tblGrid>
+        <w:gridCol w:w="8640"/>
+      </w:tblGrid>
+      <w:tr>
+        <w:tc>
+          <w:tcPr>
+            <w:tcW w:type="dxa" w:w="8640"/>
+          </w:tcPr>
+          <w:p>
+            <w:r>
+              <w:rPr>
+                <w:rFonts w:ascii="Consolas" w:hAnsi="Consolas"/>
+                <w:sz w:val="19"/>
+              </w:rPr>
+              <w:t>draft --(calculate, ASYNC)--&gt; calculated --(approve)--&gt; approved --(disburse)--&gt; disbursed</w:t>
+            </w:r>
+          </w:p>
+          <w:p>
+            <w:r>
+              <w:rPr>
+                <w:rFonts w:ascii="Consolas" w:hAnsi="Consolas"/>
+                <w:sz w:val="19"/>
+              </w:rPr>
+              <w:t xml:space="preserve">  ^                              |                                          (TERKUNCI PERMANEN)</w:t>
+            </w:r>
+          </w:p>
+          <w:p>
+            <w:r>
+              <w:rPr>
+                <w:rFonts w:ascii="Consolas" w:hAnsi="Consolas"/>
+                <w:sz w:val="19"/>
+              </w:rPr>
+              <w:t xml:space="preserve">  +-----------(revert)-----------+</w:t>
+            </w:r>
+          </w:p>
+        </w:tc>
+      </w:tr>
+    </w:tbl>
+    <w:p/>
+    <w:p>
+      <w:pPr/>
+      <w:r>
+        <w:t>Diverifikasi langsung terhadap PayrollRunStatus (shared-types) dan payroll-run-transitions.ts — HANYA empat status ini, tidak ada status kelima ‘calculating’/‘reverted’/‘cancelled’. Selama kalkulasi berjalan, status TETAP draft; progress ditunjukkan lewat processedCount/totalCount pada record yang sama (di-poll lewat React Query refetchInterval, berhenti otomatis begitu status berubah).</w:t>
+      </w:r>
+    </w:p>
+    <w:tbl>
+      <w:tblPr>
+        <w:tblW w:type="auto" w:w="0"/>
+        <w:tblLook w:firstColumn="1" w:firstRow="1" w:lastColumn="0" w:lastRow="0" w:noHBand="0" w:noVBand="1" w:val="04A0"/>
+      </w:tblPr>
+      <w:tblGrid>
+        <w:gridCol w:w="8640"/>
+      </w:tblGrid>
+      <w:tr>
+        <w:tc>
+          <w:tcPr>
+            <w:tcW w:type="dxa" w:w="8640"/>
+            <w:shd w:val="clear" w:color="auto" w:fill="EAF1FB"/>
+          </w:tcPr>
+          <w:p>
+            <w:r>
+              <w:rPr>
+                <w:b/>
+              </w:rPr>
+              <w:t>Revert HANYA ada dari calculated, TIDAK PERNAH dari approved atau disbursed.</w:t>
+            </w:r>
+          </w:p>
+          <w:p>
+            <w:r>
+              <w:t>Ini digambar eksplisit di komponen Steps (PayrollRunStatusSteps.tsx) sebagai satu-satunya edge mundur, bukan cuma disebutkan di teks. Tombol lifecycle (Hitung/Setujui/Cairkan/Kembalikan ke Draft) masing-masing HANYA dirender ketika record.status cocok dengan status pemicunya yang valid — pola ini membuat tombol Revert otomatis TIDAK ADA (bukan sekadar disabled) begitu status sudah lewat calculated.</w:t>
+            </w:r>
+          </w:p>
+        </w:tc>
+      </w:tr>
+    </w:tbl>
+    <w:p/>
+    <w:p>
+      <w:pPr>
+        <w:pStyle w:val="Heading2"/>
+      </w:pPr>
+      <w:r>
+        <w:t>7.6.2 Kenapa ini memengaruhi layar lain</w:t>
+      </w:r>
+    </w:p>
+    <w:p>
+      <w:pPr/>
+      <w:r>
+        <w:t>Payroll run yang sudah lewat draft mengunci SUMBER DATA yang dipakainya (§11), bukan cuma dirinya sendiri:</w:t>
+      </w:r>
+    </w:p>
+    <w:tbl>
+      <w:tblPr>
+        <w:tblStyle w:val="LightGrid-Accent1"/>
+        <w:tblW w:type="auto" w:w="0"/>
+        <w:tblLook w:firstColumn="1" w:firstRow="1" w:lastColumn="0" w:lastRow="0" w:noHBand="0" w:noVBand="1" w:val="04A0"/>
+      </w:tblPr>
+      <w:tblGrid>
+        <w:gridCol w:w="2880"/>
+        <w:gridCol w:w="2880"/>
+        <w:gridCol w:w="2880"/>
+      </w:tblGrid>
+      <w:tr>
+        <w:tc>
+          <w:tcPr>
+            <w:tcW w:type="dxa" w:w="2880"/>
+          </w:tcPr>
+          <w:p>
+            <w:r/>
+            <w:r>
+              <w:rPr>
+                <w:b/>
+              </w:rPr>
+              <w:t>Yang terkunci</w:t>
+            </w:r>
+          </w:p>
+        </w:tc>
+        <w:tc>
+          <w:tcPr>
+            <w:tcW w:type="dxa" w:w="2880"/>
+          </w:tcPr>
+          <w:p>
+            <w:r/>
+            <w:r>
+              <w:rPr>
+                <w:b/>
+              </w:rPr>
+              <w:t>Dikunci oleh</w:t>
+            </w:r>
+          </w:p>
+        </w:tc>
+        <w:tc>
+          <w:tcPr>
+            <w:tcW w:type="dxa" w:w="2880"/>
+          </w:tcPr>
+          <w:p>
+            <w:r/>
+            <w:r>
+              <w:rPr>
+                <w:b/>
+              </w:rPr>
+              <w:t>Bagaimana frontend tahu</w:t>
+            </w:r>
+          </w:p>
+        </w:tc>
+      </w:tr>
+      <w:tr>
+        <w:tc>
+          <w:tcPr>
+            <w:tcW w:type="dxa" w:w="2880"/>
+          </w:tcPr>
+          <w:p>
+            <w:r>
+              <w:t>attendance_records untuk periode terkait</w:t>
+            </w:r>
+          </w:p>
+        </w:tc>
+        <w:tc>
+          <w:tcPr>
+            <w:tcW w:type="dxa" w:w="2880"/>
+          </w:tcPr>
+          <w:p>
+            <w:r>
+              <w:t>Payroll run periode itu berstatus bukan draft</w:t>
+            </w:r>
+          </w:p>
+        </w:tc>
+        <w:tc>
+          <w:tcPr>
+            <w:tcW w:type="dxa" w:w="2880"/>
+          </w:tcPr>
+          <w:p>
+            <w:r>
+              <w:t>Derivable — findLockingRun(period, payrollRuns) membandingkan periode record dengan daftar GET /payroll-runs (query key ['payroll-runs'], dipakai bersama oleh layar payroll run DAN attendance records)</w:t>
+            </w:r>
+          </w:p>
+        </w:tc>
+      </w:tr>
+      <w:tr>
+        <w:tc>
+          <w:tcPr>
+            <w:tcW w:type="dxa" w:w="2880"/>
+          </w:tcPr>
+          <w:p>
+            <w:r>
+              <w:t>kasbon.amount / installment_count / installment_amount</w:t>
+            </w:r>
+          </w:p>
+        </w:tc>
+        <w:tc>
+          <w:tcPr>
+            <w:tcW w:type="dxa" w:w="2880"/>
+          </w:tcPr>
+          <w:p>
+            <w:r>
+              <w:t>Minimal satu cicilan sudah ditarik oleh payroll run manapun</w:t>
+            </w:r>
+          </w:p>
+        </w:tc>
+        <w:tc>
+          <w:tcPr>
+            <w:tcW w:type="dxa" w:w="2880"/>
+          </w:tcPr>
+          <w:p>
+            <w:r>
+              <w:t>Derivable — remainingBalance &lt; amount</w:t>
+            </w:r>
+          </w:p>
+        </w:tc>
+      </w:tr>
+      <w:tr>
+        <w:tc>
+          <w:tcPr>
+            <w:tcW w:type="dxa" w:w="2880"/>
+          </w:tcPr>
+          <w:p>
+            <w:r>
+              <w:t>payslip_component_master.componentType / isTaxable / isBpjsEligible</w:t>
+            </w:r>
+          </w:p>
+        </w:tc>
+        <w:tc>
+          <w:tcPr>
+            <w:tcW w:type="dxa" w:w="2880"/>
+          </w:tcPr>
+          <w:p>
+            <w:r>
+              <w:t>Sudah dirujuk oleh payslip_line_item manapun</w:t>
+            </w:r>
+          </w:p>
+        </w:tc>
+        <w:tc>
+          <w:tcPr>
+            <w:tcW w:type="dxa" w:w="2880"/>
+          </w:tcPr>
+          <w:p>
+            <w:r>
+              <w:t>Fallback (R-06b) — tidak ada flag isLocked; 409 (kini genuinely ditegakkan backend) ditangkap dan ditampilkan sebagai modal</w:t>
+            </w:r>
+          </w:p>
+        </w:tc>
+      </w:tr>
+      <w:tr>
+        <w:tc>
+          <w:tcPr>
+            <w:tcW w:type="dxa" w:w="2880"/>
+          </w:tcPr>
+          <w:p>
+            <w:r>
+              <w:t>surat_peringatan (kalau sanksinya sudah dipakai)</w:t>
+            </w:r>
+          </w:p>
+        </w:tc>
+        <w:tc>
+          <w:tcPr>
+            <w:tcW w:type="dxa" w:w="2880"/>
+          </w:tcPr>
+          <w:p>
+            <w:r>
+              <w:t>Sama seperti di atas</w:t>
+            </w:r>
+          </w:p>
+        </w:tc>
+        <w:tc>
+          <w:tcPr>
+            <w:tcW w:type="dxa" w:w="2880"/>
+          </w:tcPr>
+          <w:p>
+            <w:r>
+              <w:t>Fallback (R-06b) — backend belum expose flag ini (B-06)</w:t>
+            </w:r>
+          </w:p>
+        </w:tc>
+      </w:tr>
+      <w:tr>
+        <w:tc>
+          <w:tcPr>
+            <w:tcW w:type="dxa" w:w="2880"/>
+          </w:tcPr>
+          <w:p>
+            <w:r>
+              <w:t>overtime_letter (independen dari status verifikasi)</w:t>
+            </w:r>
+          </w:p>
+        </w:tc>
+        <w:tc>
+          <w:tcPr>
+            <w:tcW w:type="dxa" w:w="2880"/>
+          </w:tcPr>
+          <w:p>
+            <w:r>
+              <w:t>Sama seperti di atas</w:t>
+            </w:r>
+          </w:p>
+        </w:tc>
+        <w:tc>
+          <w:tcPr>
+            <w:tcW w:type="dxa" w:w="2880"/>
+          </w:tcPr>
+          <w:p>
+            <w:r>
+              <w:t>Fallback (R-06b) — idem</w:t>
+            </w:r>
+          </w:p>
+        </w:tc>
+      </w:tr>
+      <w:tr>
+        <w:tc>
+          <w:tcPr>
+            <w:tcW w:type="dxa" w:w="2880"/>
+          </w:tcPr>
+          <w:p>
+            <w:r>
+              <w:t>payslips</w:t>
+            </w:r>
+          </w:p>
+        </w:tc>
+        <w:tc>
+          <w:tcPr>
+            <w:tcW w:type="dxa" w:w="2880"/>
+          </w:tcPr>
+          <w:p>
+            <w:r>
+              <w:t>Selalu (§11 — tidak pernah bisa diedit/dihapus)</w:t>
+            </w:r>
+          </w:p>
+        </w:tc>
+        <w:tc>
+          <w:tcPr>
+            <w:tcW w:type="dxa" w:w="2880"/>
+          </w:tcPr>
+          <w:p>
+            <w:r>
+              <w:t>Tidak ada endpoint PUT/DELETE sama sekali — UI tidak pernah menampilkan aksi itu</w:t>
+            </w:r>
+          </w:p>
+        </w:tc>
+      </w:tr>
+    </w:tbl>
+    <w:p/>
+    <w:p>
+      <w:pPr/>
+      <w:r>
+        <w:t>Membalikkan (revert) payroll run TIDAK hanya mengubah status — dalam satu transaksi backend juga menghapus payslip+line item run tersebut DAN mengembalikan (rollback) cicilan kasbon yang sempat ditarik, sehingga periode itu bisa dihitung ulang dari nol. Konfirmasi di frontend untuk aksi ini WAJIB menyebutkan konsekuensi itu secara eksplisit (Modal.confirm dengan daftar akibat), bukan sekadar “Yakin?”.</w:t>
+      </w:r>
+    </w:p>
+    <w:p>
+      <w:pPr>
+        <w:pStyle w:val="Heading2"/>
+      </w:pPr>
+      <w:r>
+        <w:t>7.7 Known Accepted Gaps (dari Sign-Off Checklist FE-T33)</w:t>
+      </w:r>
+    </w:p>
+    <w:p>
+      <w:pPr/>
+      <w:r>
+        <w:t>Item di bawah ini BUKAN bug yang belum ditemukan — masing-masing sudah diverifikasi, diterima secara sadar, dan konsekuensinya sudah didokumentasikan langsung di kode frontend terkait. Rujukan lengkap: 06_FRONTEND_GENERAL.md §13.5.</w:t>
+      </w:r>
+    </w:p>
+    <w:tbl>
+      <w:tblPr>
+        <w:tblStyle w:val="LightGrid-Accent1"/>
+        <w:tblW w:type="auto" w:w="0"/>
+        <w:tblLook w:firstColumn="1" w:firstRow="1" w:lastColumn="0" w:lastRow="0" w:noHBand="0" w:noVBand="1" w:val="04A0"/>
+      </w:tblPr>
+      <w:tblGrid>
+        <w:gridCol w:w="2880"/>
+        <w:gridCol w:w="2880"/>
+        <w:gridCol w:w="2880"/>
+      </w:tblGrid>
+      <w:tr>
+        <w:tc>
+          <w:tcPr>
+            <w:tcW w:type="dxa" w:w="2880"/>
+          </w:tcPr>
+          <w:p>
+            <w:r/>
+            <w:r>
+              <w:rPr>
+                <w:b/>
+              </w:rPr>
+              <w:t>Item</w:t>
+            </w:r>
+          </w:p>
+        </w:tc>
+        <w:tc>
+          <w:tcPr>
+            <w:tcW w:type="dxa" w:w="2880"/>
+          </w:tcPr>
+          <w:p>
+            <w:r/>
+            <w:r>
+              <w:rPr>
+                <w:b/>
+              </w:rPr>
+              <w:t>Status yang diterima</w:t>
+            </w:r>
+          </w:p>
+        </w:tc>
+        <w:tc>
+          <w:tcPr>
+            <w:tcW w:type="dxa" w:w="2880"/>
+          </w:tcPr>
+          <w:p>
+            <w:r/>
+            <w:r>
+              <w:rPr>
+                <w:b/>
+              </w:rPr>
+              <w:t>Konsekuensi &amp; di mana didokumentasikan</w:t>
+            </w:r>
+          </w:p>
+        </w:tc>
+      </w:tr>
+      <w:tr>
+        <w:tc>
+          <w:tcPr>
+            <w:tcW w:type="dxa" w:w="2880"/>
+          </w:tcPr>
+          <w:p>
+            <w:r>
+              <w:t>B-02 — tidak ada global API prefix</w:t>
+            </w:r>
+          </w:p>
+        </w:tc>
+        <w:tc>
+          <w:tcPr>
+            <w:tcW w:type="dxa" w:w="2880"/>
+          </w:tcPr>
+          <w:p>
+            <w:r>
+              <w:t>Diterima untuk topologi saat ini (origin terpisah + CORS)</w:t>
+            </w:r>
+          </w:p>
+        </w:tc>
+        <w:tc>
+          <w:tcPr>
+            <w:tcW w:type="dxa" w:w="2880"/>
+          </w:tcPr>
+          <w:p>
+            <w:r>
+              <w:t>Perlu ditinjau ulang HANYA kalau suatu saat web dan api di-deploy same-origin</w:t>
+            </w:r>
+          </w:p>
+        </w:tc>
+      </w:tr>
+      <w:tr>
+        <w:tc>
+          <w:tcPr>
+            <w:tcW w:type="dxa" w:w="2880"/>
+          </w:tcPr>
+          <w:p>
+            <w:r>
+              <w:t>B-03 — tidak ada refresh token / /auth/me / logout endpoint</w:t>
+            </w:r>
+          </w:p>
+        </w:tc>
+        <w:tc>
+          <w:tcPr>
+            <w:tcW w:type="dxa" w:w="2880"/>
+          </w:tcPr>
+          <w:p>
+            <w:r>
+              <w:t>Diterima — token+user disimpan di localStorage, sesi berakhir keras setelah JWT_EXPIRES_IN (8 jam)</w:t>
+            </w:r>
+          </w:p>
+        </w:tc>
+        <w:tc>
+          <w:tcPr>
+            <w:tcW w:type="dxa" w:w="2880"/>
+          </w:tcPr>
+          <w:p>
+            <w:r>
+              <w:t>api/session.ts; describeApiError() menangani 401 sebagai redirect ke login, bukan retry</w:t>
+            </w:r>
+          </w:p>
+        </w:tc>
+      </w:tr>
+      <w:tr>
+        <w:tc>
+          <w:tcPr>
+            <w:tcW w:type="dxa" w:w="2880"/>
+          </w:tcPr>
+          <w:p>
+            <w:r>
+              <w:t>B-06 — 2 dari 3 lock §11 belum expose flag isLocked</w:t>
+            </w:r>
+          </w:p>
+        </w:tc>
+        <w:tc>
+          <w:tcPr>
+            <w:tcW w:type="dxa" w:w="2880"/>
+          </w:tcPr>
+          <w:p>
+            <w:r>
+              <w:t>Diterima, pola R-06b (fallback) dipakai sampai backend menambah flag</w:t>
+            </w:r>
+          </w:p>
+        </w:tc>
+        <w:tc>
+          <w:tcPr>
+            <w:tcW w:type="dxa" w:w="2880"/>
+          </w:tcPr>
+          <w:p>
+            <w:r>
+              <w:t>Setiap situs pemakaian punya komentar kode eksplisit mengutip B-06</w:t>
+            </w:r>
+          </w:p>
+        </w:tc>
+      </w:tr>
+      <w:tr>
+        <w:tc>
+          <w:tcPr>
+            <w:tcW w:type="dxa" w:w="2880"/>
+          </w:tcPr>
+          <w:p>
+            <w:r>
+              <w:t>B-07 — 2 dari 6 tabel konstanta pajak tidak punya API sama sekali</w:t>
+            </w:r>
+          </w:p>
+        </w:tc>
+        <w:tc>
+          <w:tcPr>
+            <w:tcW w:type="dxa" w:w="2880"/>
+          </w:tcPr>
+          <w:p>
+            <w:r>
+              <w:t>Diterima — layar Konstanta Pajak &amp; BPJS menyatakan eksplisit hanya 4 dari 6 tabel yang bisa diedit</w:t>
+            </w:r>
+          </w:p>
+        </w:tc>
+        <w:tc>
+          <w:tcPr>
+            <w:tcW w:type="dxa" w:w="2880"/>
+          </w:tcPr>
+          <w:p>
+            <w:r>
+              <w:t>TaxBpjsConstantsPage.tsx, Alert eksplisit di layar</w:t>
+            </w:r>
+          </w:p>
+        </w:tc>
+      </w:tr>
+      <w:tr>
+        <w:tc>
+          <w:tcPr>
+            <w:tcW w:type="dxa" w:w="2880"/>
+          </w:tcPr>
+          <w:p>
+            <w:r>
+              <w:t>B-08 — tidak ada endpoint list yang dipaginasi server-side</w:t>
+            </w:r>
+          </w:p>
+        </w:tc>
+        <w:tc>
+          <w:tcPr>
+            <w:tcW w:type="dxa" w:w="2880"/>
+          </w:tcPr>
+          <w:p>
+            <w:r>
+              <w:t>Diterima — semua tabel pakai paginasi client-side; dua layar volume tertinggi wajib filter sebelum query aktif (R-08)</w:t>
+            </w:r>
+          </w:p>
+        </w:tc>
+        <w:tc>
+          <w:tcPr>
+            <w:tcW w:type="dxa" w:w="2880"/>
+          </w:tcPr>
+          <w:p>
+            <w:r>
+              <w:t>attendance/raw-logs, attendance/records</w:t>
+            </w:r>
+          </w:p>
+        </w:tc>
+      </w:tr>
+    </w:tbl>
+    <w:p/>
+    <w:p>
+      <w:pPr/>
+      <w:r>
+        <w:t>B-01, B-04, B-05 sudah RESOLVED — lihat riwayat commit/06_FRONTEND_GENERAL.md untuk detail penyelesaiannya masing-masing (CORS, keputusan localStorage, endpoint PDF payslip).</w:t>
+      </w:r>
+    </w:p>
     <w:sectPr>
       <w:pgSz w:w="12240" w:h="15840"/>
       <w:pgMar w:top="1440" w:right="1800" w:bottom="1440" w:left="1800" w:header="720" w:footer="720" w:gutter="0"/>

--- a/manuals/tech_manual.docx
+++ b/manuals/tech_manual.docx
@@ -4450,6 +4450,8185 @@
         <w:t>B-01, B-04, B-05 sudah RESOLVED — lihat riwayat commit/06_FRONTEND_GENERAL.md untuk detail penyelesaiannya masing-masing (CORS, keputusan localStorage, endpoint PDF payslip).</w:t>
       </w:r>
     </w:p>
+    <w:bookmarkStart w:id="14" w:name="security-audit-temuan-perbaikan"/>
+    <w:p>
+      <w:pPr>
+        <w:pStyle w:val="Heading1"/>
+      </w:pPr>
+      <w:r>
+        <w:t xml:space="preserve">8. Security Audit — Temuan &amp; Perbaikan</w:t>
+      </w:r>
+    </w:p>
+    <w:p>
+      <w:pPr>
+        <w:pStyle w:val="FirstParagraph"/>
+      </w:pPr>
+      <w:r>
+        <w:t xml:space="preserve">Bagian ini mencatat rangkaian audit keamanan yang dijalankan setelah FE-T01-34</w:t>
+      </w:r>
+      <w:r>
+        <w:t xml:space="preserve"> </w:t>
+      </w:r>
+      <w:r>
+        <w:t xml:space="preserve">selesai (commit</w:t>
+      </w:r>
+      <w:r>
+        <w:t xml:space="preserve"> </w:t>
+      </w:r>
+      <w:r>
+        <w:rPr>
+          <w:rStyle w:val="VerbatimChar"/>
+        </w:rPr>
+        <w:t xml:space="preserve">82c1adf</w:t>
+      </w:r>
+      <w:r>
+        <w:t xml:space="preserve"> </w:t>
+      </w:r>
+      <w:r>
+        <w:t xml:space="preserve">“backend security”</w:t>
+      </w:r>
+      <w:r>
+        <w:t xml:space="preserve">,</w:t>
+      </w:r>
+      <w:r>
+        <w:t xml:space="preserve"> </w:t>
+      </w:r>
+      <w:r>
+        <w:rPr>
+          <w:rStyle w:val="VerbatimChar"/>
+        </w:rPr>
+        <w:t xml:space="preserve">6b22490</w:t>
+      </w:r>
+      <w:r>
+        <w:t xml:space="preserve"> </w:t>
+      </w:r>
+      <w:r>
+        <w:t xml:space="preserve">“frontend security”</w:t>
+      </w:r>
+      <w:r>
+        <w:t xml:space="preserve">,</w:t>
+      </w:r>
+      <w:r>
+        <w:t xml:space="preserve"> </w:t>
+      </w:r>
+      <w:r>
+        <w:t xml:space="preserve">lanjutan di</w:t>
+      </w:r>
+      <w:r>
+        <w:t xml:space="preserve"> </w:t>
+      </w:r>
+      <w:r>
+        <w:rPr>
+          <w:rStyle w:val="VerbatimChar"/>
+        </w:rPr>
+        <w:t xml:space="preserve">0e2df0e</w:t>
+      </w:r>
+      <w:r>
+        <w:t xml:space="preserve">). Setiap sub-bagian menyebutkan file sumber yang bisa</w:t>
+      </w:r>
+      <w:r>
+        <w:t xml:space="preserve"> </w:t>
+      </w:r>
+      <w:r>
+        <w:t xml:space="preserve">diverifikasi langsung.</w:t>
+      </w:r>
+    </w:p>
+    <w:bookmarkStart w:id="9" w:name="X4ec8d33349e0641e62dbdcb2e865b553deda765"/>
+    <w:p>
+      <w:pPr>
+        <w:pStyle w:val="Heading2"/>
+      </w:pPr>
+      <w:r>
+        <w:t xml:space="preserve">8.1 Immutability Guard Master Data Efektif-Bertanggal</w:t>
+      </w:r>
+    </w:p>
+    <w:p>
+      <w:pPr>
+        <w:pStyle w:val="FirstParagraph"/>
+      </w:pPr>
+      <w:r>
+        <w:t xml:space="preserve">Ada 7 master data efektif-bertanggal (effective-dated):</w:t>
+      </w:r>
+      <w:r>
+        <w:t xml:space="preserve"> </w:t>
+      </w:r>
+      <w:r>
+        <w:rPr>
+          <w:rStyle w:val="VerbatimChar"/>
+        </w:rPr>
+        <w:t xml:space="preserve">salary_masters</w:t>
+      </w:r>
+      <w:r>
+        <w:t xml:space="preserve">,</w:t>
+      </w:r>
+      <w:r>
+        <w:t xml:space="preserve"> </w:t>
+      </w:r>
+      <w:r>
+        <w:rPr>
+          <w:rStyle w:val="VerbatimChar"/>
+        </w:rPr>
+        <w:t xml:space="preserve">incentive_masters</w:t>
+      </w:r>
+      <w:r>
+        <w:t xml:space="preserve">,</w:t>
+      </w:r>
+      <w:r>
+        <w:t xml:space="preserve"> </w:t>
+      </w:r>
+      <w:r>
+        <w:rPr>
+          <w:rStyle w:val="VerbatimChar"/>
+        </w:rPr>
+        <w:t xml:space="preserve">ptkp_masters</w:t>
+      </w:r>
+      <w:r>
+        <w:t xml:space="preserve">,</w:t>
+      </w:r>
+      <w:r>
+        <w:t xml:space="preserve"> </w:t>
+      </w:r>
+      <w:r>
+        <w:rPr>
+          <w:rStyle w:val="VerbatimChar"/>
+        </w:rPr>
+        <w:t xml:space="preserve">ter_bracket_masters</w:t>
+      </w:r>
+      <w:r>
+        <w:t xml:space="preserve">,</w:t>
+      </w:r>
+      <w:r>
+        <w:t xml:space="preserve"> </w:t>
+      </w:r>
+      <w:r>
+        <w:rPr>
+          <w:rStyle w:val="VerbatimChar"/>
+        </w:rPr>
+        <w:t xml:space="preserve">bpjs_kesehatan_masters</w:t>
+      </w:r>
+      <w:r>
+        <w:t xml:space="preserve">,</w:t>
+      </w:r>
+      <w:r>
+        <w:t xml:space="preserve"> </w:t>
+      </w:r>
+      <w:r>
+        <w:rPr>
+          <w:rStyle w:val="VerbatimChar"/>
+        </w:rPr>
+        <w:t xml:space="preserve">bpjs_ketenagakerjaan_masters</w:t>
+      </w:r>
+      <w:r>
+        <w:t xml:space="preserve">,</w:t>
+      </w:r>
+      <w:r>
+        <w:t xml:space="preserve"> </w:t>
+      </w:r>
+      <w:r>
+        <w:rPr>
+          <w:rStyle w:val="VerbatimChar"/>
+        </w:rPr>
+        <w:t xml:space="preserve">leave_policy_masters</w:t>
+      </w:r>
+      <w:r>
+        <w:t xml:space="preserve"> </w:t>
+      </w:r>
+      <w:r>
+        <w:t xml:space="preserve">— daftar ini persis yang tertulis di komentar migrasi</w:t>
+      </w:r>
+      <w:r>
+        <w:t xml:space="preserve"> </w:t>
+      </w:r>
+      <w:r>
+        <w:rPr>
+          <w:rStyle w:val="VerbatimChar"/>
+        </w:rPr>
+        <w:t xml:space="preserve">0005-master-retire-audit-trail.js</w:t>
+      </w:r>
+      <w:r>
+        <w:t xml:space="preserve">.</w:t>
+      </w:r>
+    </w:p>
+    <w:p>
+      <w:pPr>
+        <w:pStyle w:val="BodyText"/>
+      </w:pPr>
+      <w:r>
+        <w:t xml:space="preserve">Guard</w:t>
+      </w:r>
+      <w:r>
+        <w:t xml:space="preserve"> </w:t>
+      </w:r>
+      <w:r>
+        <w:t xml:space="preserve">“tidak boleh dua baris terbuka (</w:t>
+      </w:r>
+      <w:r>
+        <w:rPr>
+          <w:rStyle w:val="VerbatimChar"/>
+        </w:rPr>
+        <w:t xml:space="preserve">effectiveEndDate IS NULL</w:t>
+      </w:r>
+      <w:r>
+        <w:t xml:space="preserve">) sekaligus</w:t>
+      </w:r>
+      <w:r>
+        <w:t xml:space="preserve"> </w:t>
+      </w:r>
+      <w:r>
+        <w:t xml:space="preserve">untuk kategori yang sama”</w:t>
+      </w:r>
+      <w:r>
+        <w:t xml:space="preserve"> </w:t>
+      </w:r>
+      <w:r>
+        <w:t xml:space="preserve">diimplementasikan di</w:t>
+      </w:r>
+      <w:r>
+        <w:t xml:space="preserve"> </w:t>
+      </w:r>
+      <w:r>
+        <w:rPr>
+          <w:rStyle w:val="VerbatimChar"/>
+        </w:rPr>
+        <w:t xml:space="preserve">apps/api/src/common/effective-dating/close-overlapping-predecessor.ts</w:t>
+      </w:r>
+      <w:r>
+        <w:t xml:space="preserve"> </w:t>
+      </w:r>
+      <w:r>
+        <w:t xml:space="preserve">(</w:t>
+      </w:r>
+      <w:r>
+        <w:rPr>
+          <w:rStyle w:val="VerbatimChar"/>
+        </w:rPr>
+        <w:t xml:space="preserve">closeOverlappingPredecessor()</w:t>
+      </w:r>
+      <w:r>
+        <w:t xml:space="preserve">), dan dipanggil otomatis oleh 4 dari 7 master</w:t>
+      </w:r>
+      <w:r>
+        <w:t xml:space="preserve"> </w:t>
+      </w:r>
+      <w:r>
+        <w:t xml:space="preserve">saat</w:t>
+      </w:r>
+      <w:r>
+        <w:t xml:space="preserve"> </w:t>
+      </w:r>
+      <w:r>
+        <w:rPr>
+          <w:rStyle w:val="VerbatimChar"/>
+        </w:rPr>
+        <w:t xml:space="preserve">create()</w:t>
+      </w:r>
+      <w:r>
+        <w:t xml:space="preserve">:</w:t>
+      </w:r>
+      <w:r>
+        <w:t xml:space="preserve"> </w:t>
+      </w:r>
+      <w:r>
+        <w:rPr>
+          <w:rStyle w:val="VerbatimChar"/>
+        </w:rPr>
+        <w:t xml:space="preserve">ptkp-master.service.ts</w:t>
+      </w:r>
+      <w:r>
+        <w:t xml:space="preserve">,</w:t>
+      </w:r>
+      <w:r>
+        <w:t xml:space="preserve"> </w:t>
+      </w:r>
+      <w:r>
+        <w:rPr>
+          <w:rStyle w:val="VerbatimChar"/>
+        </w:rPr>
+        <w:t xml:space="preserve">ter-bracket-master.service.ts</w:t>
+      </w:r>
+      <w:r>
+        <w:t xml:space="preserve">,</w:t>
+      </w:r>
+      <w:r>
+        <w:t xml:space="preserve"> </w:t>
+      </w:r>
+      <w:r>
+        <w:rPr>
+          <w:rStyle w:val="VerbatimChar"/>
+        </w:rPr>
+        <w:t xml:space="preserve">bpjs-kesehatan-master.service.ts</w:t>
+      </w:r>
+      <w:r>
+        <w:t xml:space="preserve">,</w:t>
+      </w:r>
+      <w:r>
+        <w:t xml:space="preserve"> </w:t>
+      </w:r>
+      <w:r>
+        <w:rPr>
+          <w:rStyle w:val="VerbatimChar"/>
+        </w:rPr>
+        <w:t xml:space="preserve">bpjs-ketenagakerjaan-master.service.ts</w:t>
+      </w:r>
+      <w:r>
+        <w:t xml:space="preserve">.</w:t>
+      </w:r>
+      <w:r>
+        <w:t xml:space="preserve"> </w:t>
+      </w:r>
+      <w:r>
+        <w:rPr>
+          <w:rStyle w:val="VerbatimChar"/>
+        </w:rPr>
+        <w:t xml:space="preserve">salary-master</w:t>
+      </w:r>
+      <w:r>
+        <w:t xml:space="preserve">/</w:t>
+      </w:r>
+      <w:r>
+        <w:rPr>
+          <w:rStyle w:val="VerbatimChar"/>
+        </w:rPr>
+        <w:t xml:space="preserve">incentive-master</w:t>
+      </w:r>
+      <w:r>
+        <w:t xml:space="preserve"> </w:t>
+      </w:r>
+      <w:r>
+        <w:t xml:space="preserve">mengandalkan</w:t>
+      </w:r>
+      <w:r>
+        <w:t xml:space="preserve"> </w:t>
+      </w:r>
+      <w:r>
+        <w:rPr>
+          <w:rStyle w:val="VerbatimChar"/>
+        </w:rPr>
+        <w:t xml:space="preserve">PayslipReferenceChecker</w:t>
+      </w:r>
+      <w:r>
+        <w:t xml:space="preserve"> </w:t>
+      </w:r>
+      <w:r>
+        <w:t xml:space="preserve">(lihat §3.2) untuk lock-nya, bukan guard ini.</w:t>
+      </w:r>
+    </w:p>
+    <w:p>
+      <w:pPr>
+        <w:pStyle w:val="BodyText"/>
+      </w:pPr>
+      <w:r>
+        <w:rPr>
+          <w:b/>
+          <w:bCs/>
+        </w:rPr>
+        <w:t xml:space="preserve">Gap yang ditemukan &amp; ditutup:</w:t>
+      </w:r>
+      <w:r>
+        <w:rPr>
+          <w:b/>
+          <w:bCs/>
+        </w:rPr>
+        <w:t xml:space="preserve"> </w:t>
+      </w:r>
+      <w:r>
+        <w:rPr>
+          <w:rStyle w:val="VerbatimChar"/>
+          <w:b/>
+          <w:bCs/>
+        </w:rPr>
+        <w:t xml:space="preserve">leave-policy-master</w:t>
+      </w:r>
+      <w:r>
+        <w:rPr>
+          <w:b/>
+          <w:bCs/>
+        </w:rPr>
+        <w:t xml:space="preserve">.</w:t>
+      </w:r>
+      <w:r>
+        <w:t xml:space="preserve"> </w:t>
+      </w:r>
+      <w:r>
+        <w:t xml:space="preserve">Sebelum perbaikan ini,</w:t>
+      </w:r>
+      <w:r>
+        <w:t xml:space="preserve"> </w:t>
+      </w:r>
+      <w:r>
+        <w:rPr>
+          <w:rStyle w:val="VerbatimChar"/>
+        </w:rPr>
+        <w:t xml:space="preserve">leave_policy_masters</w:t>
+      </w:r>
+      <w:r>
+        <w:t xml:space="preserve"> </w:t>
+      </w:r>
+      <w:r>
+        <w:t xml:space="preserve">adalah satu-satunya dari 7 master yang TIDAK punya cara</w:t>
+      </w:r>
+      <w:r>
+        <w:t xml:space="preserve"> </w:t>
+      </w:r>
+      <w:r>
+        <w:t xml:space="preserve">untuk tahu apakah sebuah baris</w:t>
+      </w:r>
+      <w:r>
+        <w:t xml:space="preserve"> </w:t>
+      </w:r>
+      <w:r>
+        <w:t xml:space="preserve">“sudah pernah dipakai”</w:t>
+      </w:r>
+      <w:r>
+        <w:t xml:space="preserve"> </w:t>
+      </w:r>
+      <w:r>
+        <w:t xml:space="preserve">— beda dari</w:t>
+      </w:r>
+      <w:r>
+        <w:t xml:space="preserve"> </w:t>
+      </w:r>
+      <w:r>
+        <w:rPr>
+          <w:rStyle w:val="VerbatimChar"/>
+        </w:rPr>
+        <w:t xml:space="preserve">salary_master</w:t>
+      </w:r>
+      <w:r>
+        <w:t xml:space="preserve">/</w:t>
+      </w:r>
+      <w:r>
+        <w:rPr>
+          <w:rStyle w:val="VerbatimChar"/>
+        </w:rPr>
+        <w:t xml:space="preserve">incentive_master</w:t>
+      </w:r>
+      <w:r>
+        <w:t xml:space="preserve"> </w:t>
+      </w:r>
+      <w:r>
+        <w:t xml:space="preserve">yang punya jejak</w:t>
+      </w:r>
+      <w:r>
+        <w:t xml:space="preserve"> </w:t>
+      </w:r>
+      <w:r>
+        <w:rPr>
+          <w:rStyle w:val="VerbatimChar"/>
+        </w:rPr>
+        <w:t xml:space="preserve">(source, source_id)</w:t>
+      </w:r>
+      <w:r>
+        <w:t xml:space="preserve"> </w:t>
+      </w:r>
+      <w:r>
+        <w:t xml:space="preserve">di</w:t>
+      </w:r>
+      <w:r>
+        <w:t xml:space="preserve"> </w:t>
+      </w:r>
+      <w:r>
+        <w:rPr>
+          <w:rStyle w:val="VerbatimChar"/>
+        </w:rPr>
+        <w:t xml:space="preserve">payslip_line_items</w:t>
+      </w:r>
+      <w:r>
+        <w:t xml:space="preserve">.</w:t>
+      </w:r>
+      <w:r>
+        <w:t xml:space="preserve"> </w:t>
+      </w:r>
+      <w:r>
+        <w:rPr>
+          <w:rStyle w:val="VerbatimChar"/>
+        </w:rPr>
+        <w:t xml:space="preserve">resolveForEmployee()</w:t>
+      </w:r>
+      <w:r>
+        <w:t xml:space="preserve"> </w:t>
+      </w:r>
+      <w:r>
+        <w:t xml:space="preserve">di</w:t>
+      </w:r>
+      <w:r>
+        <w:t xml:space="preserve"> </w:t>
+      </w:r>
+      <w:r>
+        <w:rPr>
+          <w:rStyle w:val="VerbatimChar"/>
+        </w:rPr>
+        <w:t xml:space="preserve">leave-policy-master.service.ts</w:t>
+      </w:r>
+      <w:r>
+        <w:t xml:space="preserve"> </w:t>
+      </w:r>
+      <w:r>
+        <w:t xml:space="preserve">memanggil</w:t>
+      </w:r>
+      <w:r>
+        <w:t xml:space="preserve"> </w:t>
+      </w:r>
+      <w:r>
+        <w:rPr>
+          <w:rStyle w:val="VerbatimChar"/>
+        </w:rPr>
+        <w:t xml:space="preserve">LeaveBalancesService.resolveOne()</w:t>
+      </w:r>
+      <w:r>
+        <w:t xml:space="preserve">, tapi hasil resolve itu tidak pernah</w:t>
+      </w:r>
+      <w:r>
+        <w:t xml:space="preserve"> </w:t>
+      </w:r>
+      <w:r>
+        <w:t xml:space="preserve">dicatat balik ke baris master mana yang dipakai. Ditutup dengan menambah</w:t>
+      </w:r>
+      <w:r>
+        <w:t xml:space="preserve"> </w:t>
+      </w:r>
+      <w:r>
+        <w:t xml:space="preserve">kolom</w:t>
+      </w:r>
+      <w:r>
+        <w:t xml:space="preserve"> </w:t>
+      </w:r>
+      <w:r>
+        <w:rPr>
+          <w:rStyle w:val="VerbatimChar"/>
+        </w:rPr>
+        <w:t xml:space="preserve">leave_balances.resolved_from_policy_id</w:t>
+      </w:r>
+      <w:r>
+        <w:t xml:space="preserve"> </w:t>
+      </w:r>
+      <w:r>
+        <w:t xml:space="preserve">(diisi setiap kali</w:t>
+      </w:r>
+      <w:r>
+        <w:t xml:space="preserve"> </w:t>
+      </w:r>
+      <w:r>
+        <w:rPr>
+          <w:rStyle w:val="VerbatimChar"/>
+        </w:rPr>
+        <w:t xml:space="preserve">resolveOne()</w:t>
+      </w:r>
+      <w:r>
+        <w:t xml:space="preserve"> </w:t>
+      </w:r>
+      <w:r>
+        <w:t xml:space="preserve">benar-benar meresolusi baris baru), sehingga</w:t>
+      </w:r>
+      <w:r>
+        <w:t xml:space="preserve"> </w:t>
+      </w:r>
+      <w:r>
+        <w:rPr>
+          <w:rStyle w:val="VerbatimChar"/>
+        </w:rPr>
+        <w:t xml:space="preserve">LeavePolicyMasterService.assertLockedFieldsUntouched()</w:t>
+      </w:r>
+      <w:r>
+        <w:t xml:space="preserve"> </w:t>
+      </w:r>
+      <w:r>
+        <w:t xml:space="preserve">sekarang bisa</w:t>
+      </w:r>
+      <w:r>
+        <w:t xml:space="preserve"> </w:t>
+      </w:r>
+      <w:r>
+        <w:t xml:space="preserve">melakukan</w:t>
+      </w:r>
+      <w:r>
+        <w:t xml:space="preserve"> </w:t>
+      </w:r>
+      <w:r>
+        <w:rPr>
+          <w:rStyle w:val="VerbatimChar"/>
+        </w:rPr>
+        <w:t xml:space="preserve">leaveBalanceModel.count({ where: { resolvedFromPolicyId: record.id } })</w:t>
+      </w:r>
+      <w:r>
+        <w:t xml:space="preserve"> </w:t>
+      </w:r>
+      <w:r>
+        <w:t xml:space="preserve">— referensi presisi per-baris, bukan heuristik. Field yang dikunci begitu</w:t>
+      </w:r>
+      <w:r>
+        <w:t xml:space="preserve"> </w:t>
+      </w:r>
+      <w:r>
+        <w:rPr>
+          <w:rStyle w:val="VerbatimChar"/>
+        </w:rPr>
+        <w:t xml:space="preserve">referencedCount &gt; 0</w:t>
+      </w:r>
+      <w:r>
+        <w:t xml:space="preserve">:</w:t>
+      </w:r>
+      <w:r>
+        <w:t xml:space="preserve"> </w:t>
+      </w:r>
+      <w:r>
+        <w:rPr>
+          <w:rStyle w:val="VerbatimChar"/>
+        </w:rPr>
+        <w:t xml:space="preserve">leaveTypeId</w:t>
+      </w:r>
+      <w:r>
+        <w:t xml:space="preserve">,</w:t>
+      </w:r>
+      <w:r>
+        <w:t xml:space="preserve"> </w:t>
+      </w:r>
+      <w:r>
+        <w:rPr>
+          <w:rStyle w:val="VerbatimChar"/>
+        </w:rPr>
+        <w:t xml:space="preserve">scopeType</w:t>
+      </w:r>
+      <w:r>
+        <w:t xml:space="preserve">,</w:t>
+      </w:r>
+      <w:r>
+        <w:t xml:space="preserve"> </w:t>
+      </w:r>
+      <w:r>
+        <w:rPr>
+          <w:rStyle w:val="VerbatimChar"/>
+        </w:rPr>
+        <w:t xml:space="preserve">scopeValue</w:t>
+      </w:r>
+      <w:r>
+        <w:t xml:space="preserve">,</w:t>
+      </w:r>
+      <w:r>
+        <w:t xml:space="preserve"> </w:t>
+      </w:r>
+      <w:r>
+        <w:rPr>
+          <w:rStyle w:val="VerbatimChar"/>
+        </w:rPr>
+        <w:t xml:space="preserve">annualQuota</w:t>
+      </w:r>
+      <w:r>
+        <w:t xml:space="preserve">,</w:t>
+      </w:r>
+      <w:r>
+        <w:t xml:space="preserve"> </w:t>
+      </w:r>
+      <w:r>
+        <w:rPr>
+          <w:rStyle w:val="VerbatimChar"/>
+        </w:rPr>
+        <w:t xml:space="preserve">effectiveStartDate</w:t>
+      </w:r>
+      <w:r>
+        <w:t xml:space="preserve">.</w:t>
+      </w:r>
+      <w:r>
+        <w:t xml:space="preserve"> </w:t>
+      </w:r>
+      <w:r>
+        <w:rPr>
+          <w:rStyle w:val="VerbatimChar"/>
+        </w:rPr>
+        <w:t xml:space="preserve">effectiveEndDate</w:t>
+      </w:r>
+      <w:r>
+        <w:t xml:space="preserve"> </w:t>
+      </w:r>
+      <w:r>
+        <w:t xml:space="preserve">sengaja TIDAK dikunci</w:t>
+      </w:r>
+      <w:r>
+        <w:t xml:space="preserve"> </w:t>
+      </w:r>
+      <w:r>
+        <w:t xml:space="preserve">(sama seperti ptkp/ter-bracket/bpjs) — retire lewat</w:t>
+      </w:r>
+      <w:r>
+        <w:t xml:space="preserve"> </w:t>
+      </w:r>
+      <w:r>
+        <w:rPr>
+          <w:rStyle w:val="VerbatimChar"/>
+        </w:rPr>
+        <w:t xml:space="preserve">effectiveEndDate</w:t>
+      </w:r>
+      <w:r>
+        <w:t xml:space="preserve"> </w:t>
+      </w:r>
+      <w:r>
+        <w:t xml:space="preserve">harus</w:t>
+      </w:r>
+      <w:r>
+        <w:t xml:space="preserve"> </w:t>
+      </w:r>
+      <w:r>
+        <w:t xml:space="preserve">tetap bisa dilakukan kapan saja, kalau tidak baris yang sudah salah tidak</w:t>
+      </w:r>
+      <w:r>
+        <w:t xml:space="preserve"> </w:t>
+      </w:r>
+      <w:r>
+        <w:t xml:space="preserve">akan pernah bisa ditutup.</w:t>
+      </w:r>
+    </w:p>
+    <w:p>
+      <w:pPr>
+        <w:pStyle w:val="BodyText"/>
+      </w:pPr>
+      <w:r>
+        <w:t xml:space="preserve">Dengan ini, ketujuh master efektif-bertanggal sekarang punya immutability</w:t>
+      </w:r>
+      <w:r>
+        <w:t xml:space="preserve"> </w:t>
+      </w:r>
+      <w:r>
+        <w:t xml:space="preserve">guard yang lengkap (baik lewat</w:t>
+      </w:r>
+      <w:r>
+        <w:t xml:space="preserve"> </w:t>
+      </w:r>
+      <w:r>
+        <w:rPr>
+          <w:rStyle w:val="VerbatimChar"/>
+        </w:rPr>
+        <w:t xml:space="preserve">closeOverlappingPredecessor</w:t>
+      </w:r>
+      <w:r>
+        <w:t xml:space="preserve"> </w:t>
+      </w:r>
+      <w:r>
+        <w:t xml:space="preserve">+</w:t>
+      </w:r>
+      <w:r>
+        <w:t xml:space="preserve"> </w:t>
+      </w:r>
+      <w:r>
+        <w:rPr>
+          <w:rStyle w:val="VerbatimChar"/>
+        </w:rPr>
+        <w:t xml:space="preserve">updatedBy</w:t>
+      </w:r>
+      <w:r>
+        <w:t xml:space="preserve">/</w:t>
+      </w:r>
+      <w:r>
+        <w:t xml:space="preserve"> </w:t>
+      </w:r>
+      <w:r>
+        <w:rPr>
+          <w:rStyle w:val="VerbatimChar"/>
+        </w:rPr>
+        <w:t xml:space="preserve">reason</w:t>
+      </w:r>
+      <w:r>
+        <w:t xml:space="preserve">/</w:t>
+      </w:r>
+      <w:r>
+        <w:rPr>
+          <w:rStyle w:val="VerbatimChar"/>
+        </w:rPr>
+        <w:t xml:space="preserve">supersedesId</w:t>
+      </w:r>
+      <w:r>
+        <w:t xml:space="preserve">, maupun lewat reference-check per-baris) — gap</w:t>
+      </w:r>
+      <w:r>
+        <w:t xml:space="preserve"> </w:t>
+      </w:r>
+      <w:r>
+        <w:t xml:space="preserve">terakhir (leave-policy-master) resmi ditutup di sesi audit ini.</w:t>
+      </w:r>
+    </w:p>
+    <w:bookmarkEnd w:id="9"/>
+    <w:bookmarkStart w:id="10" w:name="Xfc3f50a4afb2fa22375e461025756173d7a29d3"/>
+    <w:p>
+      <w:pPr>
+        <w:pStyle w:val="Heading2"/>
+      </w:pPr>
+      <w:r>
+        <w:t xml:space="preserve">8.2 Migrasi xlsx → exceljs — STATUS: BELUM DIEKSEKUSI</w:t>
+      </w:r>
+    </w:p>
+    <w:p>
+      <w:pPr>
+        <w:pStyle w:val="BlockText"/>
+      </w:pPr>
+      <w:r>
+        <w:rPr>
+          <w:b/>
+          <w:bCs/>
+        </w:rPr>
+        <w:t xml:space="preserve">Penting:</w:t>
+      </w:r>
+      <w:r>
+        <w:t xml:space="preserve"> </w:t>
+      </w:r>
+      <w:r>
+        <w:t xml:space="preserve">jangan asumsikan migrasi ini sudah selesai hanya dari riwayat</w:t>
+      </w:r>
+      <w:r>
+        <w:t xml:space="preserve"> </w:t>
+      </w:r>
+      <w:r>
+        <w:t xml:space="preserve">percakapan. Status aktual per commit terakhir (</w:t>
+      </w:r>
+      <w:r>
+        <w:rPr>
+          <w:rStyle w:val="VerbatimChar"/>
+        </w:rPr>
+        <w:t xml:space="preserve">4fa955e</w:t>
+      </w:r>
+      <w:r>
+        <w:t xml:space="preserve">):</w:t>
+      </w:r>
+      <w:r>
+        <w:t xml:space="preserve"> </w:t>
+      </w:r>
+      <w:r>
+        <w:rPr>
+          <w:rStyle w:val="VerbatimChar"/>
+        </w:rPr>
+        <w:t xml:space="preserve">apps/api/package.json</w:t>
+      </w:r>
+      <w:r>
+        <w:t xml:space="preserve"> </w:t>
+      </w:r>
+      <w:r>
+        <w:t xml:space="preserve">masih mendeklarasikan</w:t>
+      </w:r>
+      <w:r>
+        <w:t xml:space="preserve"> </w:t>
+      </w:r>
+      <w:r>
+        <w:rPr>
+          <w:rStyle w:val="VerbatimChar"/>
+        </w:rPr>
+        <w:t xml:space="preserve">"xlsx": "https://cdn.sheetjs.com/xlsx-0.20.3/xlsx-0.20.3.tgz"</w:t>
+      </w:r>
+      <w:r>
+        <w:t xml:space="preserve">, dan kode</w:t>
+      </w:r>
+      <w:r>
+        <w:t xml:space="preserve"> </w:t>
+      </w:r>
+      <w:r>
+        <w:t xml:space="preserve">produksi (</w:t>
+      </w:r>
+      <w:r>
+        <w:rPr>
+          <w:rStyle w:val="VerbatimChar"/>
+        </w:rPr>
+        <w:t xml:space="preserve">employees-import.service.ts</w:t>
+      </w:r>
+      <w:r>
+        <w:t xml:space="preserve">,</w:t>
+      </w:r>
+      <w:r>
+        <w:t xml:space="preserve"> </w:t>
+      </w:r>
+      <w:r>
+        <w:rPr>
+          <w:rStyle w:val="VerbatimChar"/>
+        </w:rPr>
+        <w:t xml:space="preserve">attendance-raw-logs-import.service.ts</w:t>
+      </w:r>
+      <w:r>
+        <w:t xml:space="preserve">)</w:t>
+      </w:r>
+      <w:r>
+        <w:t xml:space="preserve"> </w:t>
+      </w:r>
+      <w:r>
+        <w:t xml:space="preserve">masih</w:t>
+      </w:r>
+      <w:r>
+        <w:t xml:space="preserve"> </w:t>
+      </w:r>
+      <w:r>
+        <w:rPr>
+          <w:rStyle w:val="VerbatimChar"/>
+        </w:rPr>
+        <w:t xml:space="preserve">import * as XLSX from 'xlsx'</w:t>
+      </w:r>
+      <w:r>
+        <w:t xml:space="preserve"> </w:t>
+      </w:r>
+      <w:r>
+        <w:t xml:space="preserve">+ memanggil</w:t>
+      </w:r>
+      <w:r>
+        <w:t xml:space="preserve"> </w:t>
+      </w:r>
+      <w:r>
+        <w:rPr>
+          <w:rStyle w:val="VerbatimChar"/>
+        </w:rPr>
+        <w:t xml:space="preserve">XLSX.read()</w:t>
+      </w:r>
+      <w:r>
+        <w:t xml:space="preserve"> </w:t>
+      </w:r>
+      <w:r>
+        <w:t xml:space="preserve">/</w:t>
+      </w:r>
+      <w:r>
+        <w:t xml:space="preserve"> </w:t>
+      </w:r>
+      <w:r>
+        <w:rPr>
+          <w:rStyle w:val="VerbatimChar"/>
+        </w:rPr>
+        <w:t xml:space="preserve">XLSX.utils.sheet_to_json()</w:t>
+      </w:r>
+      <w:r>
+        <w:t xml:space="preserve">. Package</w:t>
+      </w:r>
+      <w:r>
+        <w:t xml:space="preserve"> </w:t>
+      </w:r>
+      <w:r>
+        <w:rPr>
+          <w:rStyle w:val="VerbatimChar"/>
+        </w:rPr>
+        <w:t xml:space="preserve">exceljs</w:t>
+      </w:r>
+      <w:r>
+        <w:t xml:space="preserve"> </w:t>
+      </w:r>
+      <w:r>
+        <w:t xml:space="preserve">TIDAK ada di</w:t>
+      </w:r>
+      <w:r>
+        <w:t xml:space="preserve"> </w:t>
+      </w:r>
+      <w:r>
+        <w:rPr>
+          <w:rStyle w:val="VerbatimChar"/>
+        </w:rPr>
+        <w:t xml:space="preserve">package.json</w:t>
+      </w:r>
+      <w:r>
+        <w:t xml:space="preserve"> </w:t>
+      </w:r>
+      <w:r>
+        <w:t xml:space="preserve">mana pun di repo ini.</w:t>
+      </w:r>
+    </w:p>
+    <w:p>
+      <w:pPr>
+        <w:pStyle w:val="FirstParagraph"/>
+      </w:pPr>
+      <w:r>
+        <w:t xml:space="preserve">Yang benar-benar terjadi di commit</w:t>
+      </w:r>
+      <w:r>
+        <w:t xml:space="preserve"> </w:t>
+      </w:r>
+      <w:r>
+        <w:rPr>
+          <w:rStyle w:val="VerbatimChar"/>
+        </w:rPr>
+        <w:t xml:space="preserve">82c1adf</w:t>
+      </w:r>
+      <w:r>
+        <w:t xml:space="preserve"> </w:t>
+      </w:r>
+      <w:r>
+        <w:t xml:space="preserve">(</w:t>
+      </w:r>
+      <w:r>
+        <w:t xml:space="preserve">“backend security”</w:t>
+      </w:r>
+      <w:r>
+        <w:t xml:space="preserve">) hanyalah</w:t>
+      </w:r>
+      <w:r>
+        <w:t xml:space="preserve"> </w:t>
+      </w:r>
+      <w:r>
+        <w:rPr>
+          <w:b/>
+          <w:bCs/>
+        </w:rPr>
+        <w:t xml:space="preserve">menaikkan versi</w:t>
+      </w:r>
+      <w:r>
+        <w:rPr>
+          <w:b/>
+          <w:bCs/>
+        </w:rPr>
+        <w:t xml:space="preserve"> </w:t>
+      </w:r>
+      <w:r>
+        <w:rPr>
+          <w:rStyle w:val="VerbatimChar"/>
+          <w:b/>
+          <w:bCs/>
+        </w:rPr>
+        <w:t xml:space="preserve">xlsx</w:t>
+      </w:r>
+      <w:r>
+        <w:rPr>
+          <w:b/>
+          <w:bCs/>
+        </w:rPr>
+        <w:t xml:space="preserve"> </w:t>
+      </w:r>
+      <w:r>
+        <w:rPr>
+          <w:b/>
+          <w:bCs/>
+        </w:rPr>
+        <w:t xml:space="preserve">itu sendiri</w:t>
+      </w:r>
+      <w:r>
+        <w:t xml:space="preserve"> </w:t>
+      </w:r>
+      <w:r>
+        <w:t xml:space="preserve">dari</w:t>
+      </w:r>
+      <w:r>
+        <w:t xml:space="preserve"> </w:t>
+      </w:r>
+      <w:r>
+        <w:rPr>
+          <w:rStyle w:val="VerbatimChar"/>
+        </w:rPr>
+        <w:t xml:space="preserve">^0.18.5</w:t>
+      </w:r>
+      <w:r>
+        <w:t xml:space="preserve"> </w:t>
+      </w:r>
+      <w:r>
+        <w:t xml:space="preserve">(npm registry) ke</w:t>
+      </w:r>
+      <w:r>
+        <w:t xml:space="preserve"> </w:t>
+      </w:r>
+      <w:r>
+        <w:rPr>
+          <w:rStyle w:val="VerbatimChar"/>
+        </w:rPr>
+        <w:t xml:space="preserve">0.20.3</w:t>
+      </w:r>
+      <w:r>
+        <w:t xml:space="preserve"> </w:t>
+      </w:r>
+      <w:r>
+        <w:t xml:space="preserve">via tarball CDN resmi SheetJS</w:t>
+      </w:r>
+      <w:r>
+        <w:t xml:space="preserve"> </w:t>
+      </w:r>
+      <w:r>
+        <w:t xml:space="preserve">(</w:t>
+      </w:r>
+      <w:r>
+        <w:rPr>
+          <w:rStyle w:val="VerbatimChar"/>
+        </w:rPr>
+        <w:t xml:space="preserve">https://cdn.sheetjs.com/xlsx-0.20.3/xlsx-0.20.3.tgz</w:t>
+      </w:r>
+      <w:r>
+        <w:t xml:space="preserve">) — bukan mengganti</w:t>
+      </w:r>
+      <w:r>
+        <w:t xml:space="preserve"> </w:t>
+      </w:r>
+      <w:r>
+        <w:t xml:space="preserve">library. Ini dilakukan karena rilis</w:t>
+      </w:r>
+      <w:r>
+        <w:t xml:space="preserve"> </w:t>
+      </w:r>
+      <w:r>
+        <w:rPr>
+          <w:rStyle w:val="VerbatimChar"/>
+        </w:rPr>
+        <w:t xml:space="preserve">xlsx</w:t>
+      </w:r>
+      <w:r>
+        <w:t xml:space="preserve"> </w:t>
+      </w:r>
+      <w:r>
+        <w:t xml:space="preserve">di atas 0.18.5 tidak lagi</w:t>
+      </w:r>
+      <w:r>
+        <w:t xml:space="preserve"> </w:t>
+      </w:r>
+      <w:r>
+        <w:t xml:space="preserve">dipublikasikan ke npm registry oleh SheetJS; versi lebih baru (dengan</w:t>
+      </w:r>
+      <w:r>
+        <w:t xml:space="preserve"> </w:t>
+      </w:r>
+      <w:r>
+        <w:t xml:space="preserve">perbaikan keamanan) hanya didistribusikan lewat CDN mereka sendiri.</w:t>
+      </w:r>
+    </w:p>
+    <w:p>
+      <w:pPr>
+        <w:pStyle w:val="BodyText"/>
+      </w:pPr>
+      <w:r>
+        <w:rPr>
+          <w:b/>
+          <w:bCs/>
+        </w:rPr>
+        <w:t xml:space="preserve">Jika migrasi ke</w:t>
+      </w:r>
+      <w:r>
+        <w:rPr>
+          <w:b/>
+          <w:bCs/>
+        </w:rPr>
+        <w:t xml:space="preserve"> </w:t>
+      </w:r>
+      <w:r>
+        <w:rPr>
+          <w:rStyle w:val="VerbatimChar"/>
+          <w:b/>
+          <w:bCs/>
+        </w:rPr>
+        <w:t xml:space="preserve">exceljs</w:t>
+      </w:r>
+      <w:r>
+        <w:rPr>
+          <w:b/>
+          <w:bCs/>
+        </w:rPr>
+        <w:t xml:space="preserve"> </w:t>
+      </w:r>
+      <w:r>
+        <w:rPr>
+          <w:b/>
+          <w:bCs/>
+        </w:rPr>
+        <w:t xml:space="preserve">benar-benar ingin dilakukan di sesi berikutnya</w:t>
+      </w:r>
+      <w:r>
+        <w:t xml:space="preserve">,</w:t>
+      </w:r>
+      <w:r>
+        <w:t xml:space="preserve"> </w:t>
+      </w:r>
+      <w:r>
+        <w:t xml:space="preserve">titik masuknya ada dua:</w:t>
+      </w:r>
+      <w:r>
+        <w:t xml:space="preserve"> </w:t>
+      </w:r>
+      <w:r>
+        <w:rPr>
+          <w:rStyle w:val="VerbatimChar"/>
+        </w:rPr>
+        <w:t xml:space="preserve">employees-import.service.ts</w:t>
+      </w:r>
+      <w:r>
+        <w:t xml:space="preserve"> </w:t>
+      </w:r>
+      <w:r>
+        <w:t xml:space="preserve">(parsing import</w:t>
+      </w:r>
+      <w:r>
+        <w:t xml:space="preserve"> </w:t>
+      </w:r>
+      <w:r>
+        <w:t xml:space="preserve">karyawan massal) dan</w:t>
+      </w:r>
+      <w:r>
+        <w:t xml:space="preserve"> </w:t>
+      </w:r>
+      <w:r>
+        <w:rPr>
+          <w:rStyle w:val="VerbatimChar"/>
+        </w:rPr>
+        <w:t xml:space="preserve">attendance-raw-logs-import.service.ts</w:t>
+      </w:r>
+      <w:r>
+        <w:t xml:space="preserve"> </w:t>
+      </w:r>
+      <w:r>
+        <w:t xml:space="preserve">(parsing import</w:t>
+      </w:r>
+      <w:r>
+        <w:t xml:space="preserve"> </w:t>
+      </w:r>
+      <w:r>
+        <w:t xml:space="preserve">absensi massal) — keduanya lewat</w:t>
+      </w:r>
+      <w:r>
+        <w:t xml:space="preserve"> </w:t>
+      </w:r>
+      <w:r>
+        <w:rPr>
+          <w:rStyle w:val="VerbatimChar"/>
+        </w:rPr>
+        <w:t xml:space="preserve">spreadsheetFileFilter</w:t>
+      </w:r>
+      <w:r>
+        <w:t xml:space="preserve">/</w:t>
+      </w:r>
+      <w:r>
+        <w:t xml:space="preserve"> </w:t>
+      </w:r>
+      <w:r>
+        <w:rPr>
+          <w:rStyle w:val="VerbatimChar"/>
+        </w:rPr>
+        <w:t xml:space="preserve">SPREADSHEET_MULTER_OPTIONS</w:t>
+      </w:r>
+      <w:r>
+        <w:t xml:space="preserve"> </w:t>
+      </w:r>
+      <w:r>
+        <w:t xml:space="preserve">(§8.4) untuk validasi file sebelum sampai ke</w:t>
+      </w:r>
+      <w:r>
+        <w:t xml:space="preserve"> </w:t>
+      </w:r>
+      <w:r>
+        <w:t xml:space="preserve">parser, jadi migrasi library parsing tidak akan menyentuh lapisan validasi</w:t>
+      </w:r>
+      <w:r>
+        <w:t xml:space="preserve"> </w:t>
+      </w:r>
+      <w:r>
+        <w:t xml:space="preserve">itu.</w:t>
+      </w:r>
+    </w:p>
+    <w:bookmarkEnd w:id="10"/>
+    <w:bookmarkStart w:id="11" w:name="rate-limiting-login"/>
+    <w:p>
+      <w:pPr>
+        <w:pStyle w:val="Heading2"/>
+      </w:pPr>
+      <w:r>
+        <w:t xml:space="preserve">8.3 Rate Limiting Login</w:t>
+      </w:r>
+    </w:p>
+    <w:p>
+      <w:pPr>
+        <w:pStyle w:val="FirstParagraph"/>
+      </w:pPr>
+      <w:r>
+        <w:t xml:space="preserve">Dua lapis, keduanya di jalur</w:t>
+      </w:r>
+      <w:r>
+        <w:t xml:space="preserve"> </w:t>
+      </w:r>
+      <w:r>
+        <w:rPr>
+          <w:rStyle w:val="VerbatimChar"/>
+        </w:rPr>
+        <w:t xml:space="preserve">POST /auth/login</w:t>
+      </w:r>
+      <w:r>
+        <w:t xml:space="preserve">:</w:t>
+      </w:r>
+    </w:p>
+    <w:p>
+      <w:pPr>
+        <w:pStyle w:val="Compact"/>
+        <w:numPr>
+          <w:ilvl w:val="0"/>
+          <w:numId w:val="20"/>
+        </w:numPr>
+      </w:pPr>
+      <w:r>
+        <w:rPr>
+          <w:b/>
+          <w:bCs/>
+        </w:rPr>
+        <w:t xml:space="preserve">Per-IP throttle</w:t>
+      </w:r>
+      <w:r>
+        <w:t xml:space="preserve"> </w:t>
+      </w:r>
+      <w:r>
+        <w:t xml:space="preserve">(</w:t>
+      </w:r>
+      <w:r>
+        <w:rPr>
+          <w:rStyle w:val="VerbatimChar"/>
+        </w:rPr>
+        <w:t xml:space="preserve">@nestjs/throttler</w:t>
+      </w:r>
+      <w:r>
+        <w:t xml:space="preserve">) —</w:t>
+      </w:r>
+      <w:r>
+        <w:t xml:space="preserve"> </w:t>
+      </w:r>
+      <w:r>
+        <w:rPr>
+          <w:rStyle w:val="VerbatimChar"/>
+        </w:rPr>
+        <w:t xml:space="preserve">ThrottlerModule.forRoot([{ ttl: 60000, limit: 5, setHeaders: true }])</w:t>
+      </w:r>
+      <w:r>
+        <w:t xml:space="preserve"> </w:t>
+      </w:r>
+      <w:r>
+        <w:t xml:space="preserve">di</w:t>
+      </w:r>
+      <w:r>
+        <w:t xml:space="preserve"> </w:t>
+      </w:r>
+      <w:r>
+        <w:rPr>
+          <w:rStyle w:val="VerbatimChar"/>
+        </w:rPr>
+        <w:t xml:space="preserve">auth.module.ts</w:t>
+      </w:r>
+      <w:r>
+        <w:t xml:space="preserve">, ditegakkan</w:t>
+      </w:r>
+      <w:r>
+        <w:t xml:space="preserve"> </w:t>
+      </w:r>
+      <w:r>
+        <w:t xml:space="preserve">eksplisit lewat</w:t>
+      </w:r>
+      <w:r>
+        <w:t xml:space="preserve"> </w:t>
+      </w:r>
+      <w:r>
+        <w:rPr>
+          <w:rStyle w:val="VerbatimChar"/>
+        </w:rPr>
+        <w:t xml:space="preserve">@UseGuards(ThrottlerGuard)</w:t>
+      </w:r>
+      <w:r>
+        <w:t xml:space="preserve"> </w:t>
+      </w:r>
+      <w:r>
+        <w:t xml:space="preserve">+</w:t>
+      </w:r>
+      <w:r>
+        <w:t xml:space="preserve"> </w:t>
+      </w:r>
+      <w:r>
+        <w:rPr>
+          <w:rStyle w:val="VerbatimChar"/>
+        </w:rPr>
+        <w:t xml:space="preserve">@Throttle({ default: { limit: 5, ttl: 60000 } })</w:t>
+      </w:r>
+      <w:r>
+        <w:t xml:space="preserve"> </w:t>
+      </w:r>
+      <w:r>
+        <w:t xml:space="preserve">di</w:t>
+      </w:r>
+      <w:r>
+        <w:t xml:space="preserve"> </w:t>
+      </w:r>
+      <w:r>
+        <w:rPr>
+          <w:rStyle w:val="VerbatimChar"/>
+        </w:rPr>
+        <w:t xml:space="preserve">auth.controller.ts</w:t>
+      </w:r>
+      <w:r>
+        <w:t xml:space="preserve"> </w:t>
+      </w:r>
+      <w:r>
+        <w:t xml:space="preserve">(5 request/menit per</w:t>
+      </w:r>
+      <w:r>
+        <w:t xml:space="preserve"> </w:t>
+      </w:r>
+      <w:r>
+        <w:t xml:space="preserve">IP).</w:t>
+      </w:r>
+    </w:p>
+    <w:p>
+      <w:pPr>
+        <w:pStyle w:val="Compact"/>
+        <w:numPr>
+          <w:ilvl w:val="0"/>
+          <w:numId w:val="20"/>
+        </w:numPr>
+      </w:pPr>
+      <w:r>
+        <w:rPr>
+          <w:b/>
+          <w:bCs/>
+        </w:rPr>
+        <w:t xml:space="preserve">Per-username lockout</w:t>
+      </w:r>
+      <w:r>
+        <w:t xml:space="preserve"> </w:t>
+      </w:r>
+      <w:r>
+        <w:t xml:space="preserve">(</w:t>
+      </w:r>
+      <w:r>
+        <w:rPr>
+          <w:rStyle w:val="VerbatimChar"/>
+        </w:rPr>
+        <w:t xml:space="preserve">login-lockout.service.ts</w:t>
+      </w:r>
+      <w:r>
+        <w:t xml:space="preserve">, backed Redis) — 5</w:t>
+      </w:r>
+      <w:r>
+        <w:t xml:space="preserve"> </w:t>
+      </w:r>
+      <w:r>
+        <w:t xml:space="preserve">kegagalan berturut-turut (</w:t>
+      </w:r>
+      <w:r>
+        <w:rPr>
+          <w:rStyle w:val="VerbatimChar"/>
+        </w:rPr>
+        <w:t xml:space="preserve">MAX_CONSECUTIVE_FAILURES = 5</w:t>
+      </w:r>
+      <w:r>
+        <w:t xml:space="preserve">) dalam jendela 15</w:t>
+      </w:r>
+      <w:r>
+        <w:t xml:space="preserve"> </w:t>
+      </w:r>
+      <w:r>
+        <w:t xml:space="preserve">menit (</w:t>
+      </w:r>
+      <w:r>
+        <w:rPr>
+          <w:rStyle w:val="VerbatimChar"/>
+        </w:rPr>
+        <w:t xml:space="preserve">LOCKOUT_WINDOW_SECONDS = 15 * 60</w:t>
+      </w:r>
+      <w:r>
+        <w:t xml:space="preserve">) mengunci email tersebut. Satu</w:t>
+      </w:r>
+      <w:r>
+        <w:t xml:space="preserve"> </w:t>
+      </w:r>
+      <w:r>
+        <w:t xml:space="preserve">Redis key per email ternormalisasi (</w:t>
+      </w:r>
+      <w:r>
+        <w:rPr>
+          <w:rStyle w:val="VerbatimChar"/>
+        </w:rPr>
+        <w:t xml:space="preserve">auth:login-fails:{email}</w:t>
+      </w:r>
+      <w:r>
+        <w:t xml:space="preserve">) berperan</w:t>
+      </w:r>
+      <w:r>
+        <w:t xml:space="preserve"> </w:t>
+      </w:r>
+      <w:r>
+        <w:t xml:space="preserve">ganda: nilainya adalah counter kegagalan, TTL-nya adalah jendela</w:t>
+      </w:r>
+      <w:r>
+        <w:t xml:space="preserve"> </w:t>
+      </w:r>
+      <w:r>
+        <w:t xml:space="preserve">“berturut-turut”</w:t>
+      </w:r>
+      <w:r>
+        <w:t xml:space="preserve"> </w:t>
+      </w:r>
+      <w:r>
+        <w:t xml:space="preserve">SEKALIGUS timer pelepasan lockout — begitu TTL habis,</w:t>
+      </w:r>
+      <w:r>
+        <w:t xml:space="preserve"> </w:t>
+      </w:r>
+      <w:r>
+        <w:t xml:space="preserve">Redis sendiri yang membersihkan state, tidak perlu flag</w:t>
+      </w:r>
+      <w:r>
+        <w:t xml:space="preserve"> </w:t>
+      </w:r>
+      <w:r>
+        <w:t xml:space="preserve">“locked”</w:t>
+      </w:r>
+      <w:r>
+        <w:t xml:space="preserve"> </w:t>
+      </w:r>
+      <w:r>
+        <w:t xml:space="preserve">terpisah.</w:t>
+      </w:r>
+    </w:p>
+    <w:p>
+      <w:pPr>
+        <w:pStyle w:val="FirstParagraph"/>
+      </w:pPr>
+      <w:r>
+        <w:t xml:space="preserve">Alasan dua lapis ini dipakai bersamaan (bukan salah satu saja): per-IP saja</w:t>
+      </w:r>
+      <w:r>
+        <w:t xml:space="preserve"> </w:t>
+      </w:r>
+      <w:r>
+        <w:t xml:space="preserve">tidak menangkap credential-stuffing yang disebar ke banyak IP; per-username</w:t>
+      </w:r>
+      <w:r>
+        <w:t xml:space="preserve"> </w:t>
+      </w:r>
+      <w:r>
+        <w:t xml:space="preserve">saja tidak menangkap satu IP yang mencoba banyak username. Keduanya dicek</w:t>
+      </w:r>
+      <w:r>
+        <w:t xml:space="preserve"> </w:t>
+      </w:r>
+      <w:r>
+        <w:t xml:space="preserve">SEBELUM pencarian user / pembandingan password di</w:t>
+      </w:r>
+      <w:r>
+        <w:t xml:space="preserve"> </w:t>
+      </w:r>
+      <w:r>
+        <w:rPr>
+          <w:rStyle w:val="VerbatimChar"/>
+        </w:rPr>
+        <w:t xml:space="preserve">AuthService.validateUser()</w:t>
+      </w:r>
+      <w:r>
+        <w:t xml:space="preserve">,</w:t>
+      </w:r>
+      <w:r>
+        <w:t xml:space="preserve"> </w:t>
+      </w:r>
+      <w:r>
+        <w:t xml:space="preserve">dan dikunci berdasarkan email mentah yang disubmit — bukan berdasarkan</w:t>
+      </w:r>
+      <w:r>
+        <w:t xml:space="preserve"> </w:t>
+      </w:r>
+      <w:r>
+        <w:t xml:space="preserve">apakah akun itu benar-benar ada — supaya perilaku lockout sendiri tidak</w:t>
+      </w:r>
+      <w:r>
+        <w:t xml:space="preserve"> </w:t>
+      </w:r>
+      <w:r>
+        <w:t xml:space="preserve">menjadi side-channel untuk menebak email mana yang terdaftar (anti-enumeration).</w:t>
+      </w:r>
+    </w:p>
+    <w:bookmarkEnd w:id="11"/>
+    <w:bookmarkStart w:id="12" w:name="validasi-upload-file-spreadsheet"/>
+    <w:p>
+      <w:pPr>
+        <w:pStyle w:val="Heading2"/>
+      </w:pPr>
+      <w:r>
+        <w:t xml:space="preserve">8.4 Validasi Upload File Spreadsheet</w:t>
+      </w:r>
+    </w:p>
+    <w:p>
+      <w:pPr>
+        <w:pStyle w:val="FirstParagraph"/>
+      </w:pPr>
+      <w:r>
+        <w:t xml:space="preserve">Sebelum perbaikan ini,</w:t>
+      </w:r>
+      <w:r>
+        <w:t xml:space="preserve"> </w:t>
+      </w:r>
+      <w:r>
+        <w:rPr>
+          <w:rStyle w:val="VerbatimChar"/>
+        </w:rPr>
+        <w:t xml:space="preserve">FileInterceptor('file')</w:t>
+      </w:r>
+      <w:r>
+        <w:t xml:space="preserve"> </w:t>
+      </w:r>
+      <w:r>
+        <w:t xml:space="preserve">pada endpoint import</w:t>
+      </w:r>
+      <w:r>
+        <w:t xml:space="preserve"> </w:t>
+      </w:r>
+      <w:r>
+        <w:t xml:space="preserve">(</w:t>
+      </w:r>
+      <w:r>
+        <w:rPr>
+          <w:rStyle w:val="VerbatimChar"/>
+        </w:rPr>
+        <w:t xml:space="preserve">employees.controller.ts</w:t>
+      </w:r>
+      <w:r>
+        <w:t xml:space="preserve">,</w:t>
+      </w:r>
+      <w:r>
+        <w:t xml:space="preserve"> </w:t>
+      </w:r>
+      <w:r>
+        <w:rPr>
+          <w:rStyle w:val="VerbatimChar"/>
+        </w:rPr>
+        <w:t xml:space="preserve">attendance-raw-logs.controller.ts</w:t>
+      </w:r>
+      <w:r>
+        <w:t xml:space="preserve">) dipanggil</w:t>
+      </w:r>
+      <w:r>
+        <w:t xml:space="preserve"> </w:t>
+      </w:r>
+      <w:r>
+        <w:t xml:space="preserve">tanpa</w:t>
+      </w:r>
+      <w:r>
+        <w:t xml:space="preserve"> </w:t>
+      </w:r>
+      <w:r>
+        <w:rPr>
+          <w:rStyle w:val="VerbatimChar"/>
+        </w:rPr>
+        <w:t xml:space="preserve">limits</w:t>
+      </w:r>
+      <w:r>
+        <w:t xml:space="preserve">/</w:t>
+      </w:r>
+      <w:r>
+        <w:rPr>
+          <w:rStyle w:val="VerbatimChar"/>
+        </w:rPr>
+        <w:t xml:space="preserve">fileFilter</w:t>
+      </w:r>
+      <w:r>
+        <w:t xml:space="preserve"> </w:t>
+      </w:r>
+      <w:r>
+        <w:t xml:space="preserve">sama sekali — file berukuran berapa pun tersimpan</w:t>
+      </w:r>
+      <w:r>
+        <w:t xml:space="preserve"> </w:t>
+      </w:r>
+      <w:r>
+        <w:t xml:space="preserve">penuh di memori (storage default multer) sebelum</w:t>
+      </w:r>
+      <w:r>
+        <w:t xml:space="preserve"> </w:t>
+      </w:r>
+      <w:r>
+        <w:rPr>
+          <w:rStyle w:val="VerbatimChar"/>
+        </w:rPr>
+        <w:t xml:space="preserve">parseRows()</w:t>
+      </w:r>
+      <w:r>
+        <w:t xml:space="preserve"> </w:t>
+      </w:r>
+      <w:r>
+        <w:t xml:space="preserve">sempat</w:t>
+      </w:r>
+      <w:r>
+        <w:t xml:space="preserve"> </w:t>
+      </w:r>
+      <w:r>
+        <w:t xml:space="preserve">berjalan, dan file jenis apa pun langsung diserahkan ke</w:t>
+      </w:r>
+      <w:r>
+        <w:t xml:space="preserve"> </w:t>
+      </w:r>
+      <w:r>
+        <w:rPr>
+          <w:rStyle w:val="VerbatimChar"/>
+        </w:rPr>
+        <w:t xml:space="preserve">XLSX.read()</w:t>
+      </w:r>
+      <w:r>
+        <w:t xml:space="preserve"> </w:t>
+      </w:r>
+      <w:r>
+        <w:t xml:space="preserve">tanpa</w:t>
+      </w:r>
+      <w:r>
+        <w:t xml:space="preserve"> </w:t>
+      </w:r>
+      <w:r>
+        <w:t xml:space="preserve">pengecekan.</w:t>
+      </w:r>
+    </w:p>
+    <w:p>
+      <w:pPr>
+        <w:pStyle w:val="BodyText"/>
+      </w:pPr>
+      <w:r>
+        <w:t xml:space="preserve">Diperbaiki lewat satu modul bersama:</w:t>
+      </w:r>
+      <w:r>
+        <w:t xml:space="preserve"> </w:t>
+      </w:r>
+      <w:r>
+        <w:rPr>
+          <w:rStyle w:val="VerbatimChar"/>
+        </w:rPr>
+        <w:t xml:space="preserve">apps/api/src/common/bulk-import/spreadsheet-file-validation.ts</w:t>
+      </w:r>
+      <w:r>
+        <w:t xml:space="preserve">, diekspor</w:t>
+      </w:r>
+      <w:r>
+        <w:t xml:space="preserve"> </w:t>
+      </w:r>
+      <w:r>
+        <w:t xml:space="preserve">sebagai</w:t>
+      </w:r>
+      <w:r>
+        <w:t xml:space="preserve"> </w:t>
+      </w:r>
+      <w:r>
+        <w:rPr>
+          <w:rStyle w:val="VerbatimChar"/>
+        </w:rPr>
+        <w:t xml:space="preserve">SPREADSHEET_MULTER_OPTIONS</w:t>
+      </w:r>
+      <w:r>
+        <w:t xml:space="preserve"> </w:t>
+      </w:r>
+      <w:r>
+        <w:t xml:space="preserve">dan dipakai di kedua endpoint import:</w:t>
+      </w:r>
+    </w:p>
+    <w:p>
+      <w:pPr>
+        <w:pStyle w:val="Compact"/>
+        <w:numPr>
+          <w:ilvl w:val="0"/>
+          <w:numId w:val="21"/>
+        </w:numPr>
+      </w:pPr>
+      <w:r>
+        <w:rPr>
+          <w:b/>
+          <w:bCs/>
+        </w:rPr>
+        <w:t xml:space="preserve">Batas ukuran:</w:t>
+      </w:r>
+      <w:r>
+        <w:t xml:space="preserve"> </w:t>
+      </w:r>
+      <w:r>
+        <w:rPr>
+          <w:rStyle w:val="VerbatimChar"/>
+        </w:rPr>
+        <w:t xml:space="preserve">SPREADSHEET_MAX_FILE_SIZE_BYTES = 10 * 1024 * 1024</w:t>
+      </w:r>
+      <w:r>
+        <w:t xml:space="preserve"> </w:t>
+      </w:r>
+      <w:r>
+        <w:t xml:space="preserve">(10 MB).</w:t>
+      </w:r>
+    </w:p>
+    <w:p>
+      <w:pPr>
+        <w:pStyle w:val="Compact"/>
+        <w:numPr>
+          <w:ilvl w:val="0"/>
+          <w:numId w:val="21"/>
+        </w:numPr>
+      </w:pPr>
+      <w:r>
+        <w:rPr>
+          <w:b/>
+          <w:bCs/>
+        </w:rPr>
+        <w:t xml:space="preserve">Whitelist ekstensi:</w:t>
+      </w:r>
+      <w:r>
+        <w:t xml:space="preserve"> </w:t>
+      </w:r>
+      <w:r>
+        <w:rPr>
+          <w:rStyle w:val="VerbatimChar"/>
+        </w:rPr>
+        <w:t xml:space="preserve">.csv</w:t>
+      </w:r>
+      <w:r>
+        <w:t xml:space="preserve">,</w:t>
+      </w:r>
+      <w:r>
+        <w:t xml:space="preserve"> </w:t>
+      </w:r>
+      <w:r>
+        <w:rPr>
+          <w:rStyle w:val="VerbatimChar"/>
+        </w:rPr>
+        <w:t xml:space="preserve">.xls</w:t>
+      </w:r>
+      <w:r>
+        <w:t xml:space="preserve">,</w:t>
+      </w:r>
+      <w:r>
+        <w:t xml:space="preserve"> </w:t>
+      </w:r>
+      <w:r>
+        <w:rPr>
+          <w:rStyle w:val="VerbatimChar"/>
+        </w:rPr>
+        <w:t xml:space="preserve">.xlsx</w:t>
+      </w:r>
+      <w:r>
+        <w:t xml:space="preserve"> </w:t>
+      </w:r>
+      <w:r>
+        <w:t xml:space="preserve">— sengaja lebih sempit dari</w:t>
+      </w:r>
+      <w:r>
+        <w:t xml:space="preserve"> </w:t>
+      </w:r>
+      <w:r>
+        <w:t xml:space="preserve">yang sebenarnya bisa dibaca</w:t>
+      </w:r>
+      <w:r>
+        <w:t xml:space="preserve"> </w:t>
+      </w:r>
+      <w:r>
+        <w:rPr>
+          <w:rStyle w:val="VerbatimChar"/>
+        </w:rPr>
+        <w:t xml:space="preserve">XLSX.read()</w:t>
+      </w:r>
+      <w:r>
+        <w:t xml:space="preserve"> </w:t>
+      </w:r>
+      <w:r>
+        <w:t xml:space="preserve">(SheetJS juga bisa membaca ODS,</w:t>
+      </w:r>
+      <w:r>
+        <w:t xml:space="preserve"> </w:t>
+      </w:r>
+      <w:r>
+        <w:t xml:space="preserve">DBF, SYLK, dll via content-sniffing), dibatasi hanya ke yang benar-benar</w:t>
+      </w:r>
+      <w:r>
+        <w:t xml:space="preserve"> </w:t>
+      </w:r>
+      <w:r>
+        <w:t xml:space="preserve">dijanjikan pesan error</w:t>
+      </w:r>
+      <w:r>
+        <w:t xml:space="preserve"> </w:t>
+      </w:r>
+      <w:r>
+        <w:rPr>
+          <w:rStyle w:val="VerbatimChar"/>
+        </w:rPr>
+        <w:t xml:space="preserve">parseRows()</w:t>
+      </w:r>
+      <w:r>
+        <w:t xml:space="preserve"> </w:t>
+      </w:r>
+      <w:r>
+        <w:t xml:space="preserve">(</w:t>
+      </w:r>
+      <w:r>
+        <w:t xml:space="preserve">“Could not parse the uploaded file as</w:t>
+      </w:r>
+      <w:r>
+        <w:t xml:space="preserve"> </w:t>
+      </w:r>
+      <w:r>
+        <w:t xml:space="preserve">CSV or Excel”</w:t>
+      </w:r>
+      <w:r>
+        <w:t xml:space="preserve">).</w:t>
+      </w:r>
+    </w:p>
+    <w:p>
+      <w:pPr>
+        <w:pStyle w:val="Compact"/>
+        <w:numPr>
+          <w:ilvl w:val="0"/>
+          <w:numId w:val="21"/>
+        </w:numPr>
+      </w:pPr>
+      <w:r>
+        <w:rPr>
+          <w:b/>
+          <w:bCs/>
+        </w:rPr>
+        <w:t xml:space="preserve">Whitelist MIME type:</w:t>
+      </w:r>
+      <w:r>
+        <w:t xml:space="preserve"> </w:t>
+      </w:r>
+      <w:r>
+        <w:t xml:space="preserve">termasuk</w:t>
+      </w:r>
+      <w:r>
+        <w:t xml:space="preserve"> </w:t>
+      </w:r>
+      <w:r>
+        <w:rPr>
+          <w:rStyle w:val="VerbatimChar"/>
+        </w:rPr>
+        <w:t xml:space="preserve">application/octet-stream</w:t>
+      </w:r>
+      <w:r>
+        <w:t xml:space="preserve"> </w:t>
+      </w:r>
+      <w:r>
+        <w:t xml:space="preserve">sebagai</w:t>
+      </w:r>
+      <w:r>
+        <w:t xml:space="preserve"> </w:t>
+      </w:r>
+      <w:r>
+        <w:t xml:space="preserve">fallback generik yang umum dilaporkan browser untuk file spreadsheet.</w:t>
+      </w:r>
+    </w:p>
+    <w:p>
+      <w:pPr>
+        <w:pStyle w:val="Compact"/>
+        <w:numPr>
+          <w:ilvl w:val="0"/>
+          <w:numId w:val="21"/>
+        </w:numPr>
+      </w:pPr>
+      <w:r>
+        <w:t xml:space="preserve">Penolakan selalu berupa</w:t>
+      </w:r>
+      <w:r>
+        <w:t xml:space="preserve"> </w:t>
+      </w:r>
+      <w:r>
+        <w:rPr>
+          <w:rStyle w:val="VerbatimChar"/>
+        </w:rPr>
+        <w:t xml:space="preserve">BadRequestException</w:t>
+      </w:r>
+      <w:r>
+        <w:t xml:space="preserve"> </w:t>
+      </w:r>
+      <w:r>
+        <w:t xml:space="preserve">(400) — bukan</w:t>
+      </w:r>
+      <w:r>
+        <w:t xml:space="preserve"> </w:t>
+      </w:r>
+      <w:r>
+        <w:rPr>
+          <w:rStyle w:val="VerbatimChar"/>
+        </w:rPr>
+        <w:t xml:space="preserve">Error</w:t>
+      </w:r>
+      <w:r>
+        <w:t xml:space="preserve"> </w:t>
+      </w:r>
+      <w:r>
+        <w:t xml:space="preserve">polos,</w:t>
+      </w:r>
+      <w:r>
+        <w:t xml:space="preserve"> </w:t>
+      </w:r>
+      <w:r>
+        <w:t xml:space="preserve">supaya tidak jatuh ke unhandled-exception 500 generik (</w:t>
+      </w:r>
+      <w:r>
+        <w:rPr>
+          <w:rStyle w:val="VerbatimChar"/>
+        </w:rPr>
+        <w:t xml:space="preserve">main.ts</w:t>
+      </w:r>
+      <w:r>
+        <w:t xml:space="preserve">’s</w:t>
+      </w:r>
+      <w:r>
+        <w:t xml:space="preserve"> </w:t>
+      </w:r>
+      <w:r>
+        <w:rPr>
+          <w:rStyle w:val="VerbatimChar"/>
+        </w:rPr>
+        <w:t xml:space="preserve">transformException</w:t>
+      </w:r>
+      <w:r>
+        <w:t xml:space="preserve"> </w:t>
+      </w:r>
+      <w:r>
+        <w:t xml:space="preserve">hanya meneruskan error apa adanya kalau error itu</w:t>
+      </w:r>
+      <w:r>
+        <w:t xml:space="preserve"> </w:t>
+      </w:r>
+      <w:r>
+        <w:t xml:space="preserve">sudah berupa</w:t>
+      </w:r>
+      <w:r>
+        <w:t xml:space="preserve"> </w:t>
+      </w:r>
+      <w:r>
+        <w:rPr>
+          <w:rStyle w:val="VerbatimChar"/>
+        </w:rPr>
+        <w:t xml:space="preserve">HttpException</w:t>
+      </w:r>
+      <w:r>
+        <w:t xml:space="preserve">).</w:t>
+      </w:r>
+    </w:p>
+    <w:p>
+      <w:pPr>
+        <w:pStyle w:val="FirstParagraph"/>
+      </w:pPr>
+      <w:r>
+        <w:t xml:space="preserve">Ditambah di</w:t>
+      </w:r>
+      <w:r>
+        <w:t xml:space="preserve"> </w:t>
+      </w:r>
+      <w:r>
+        <w:rPr>
+          <w:rStyle w:val="VerbatimChar"/>
+        </w:rPr>
+        <w:t xml:space="preserve">main.ts</w:t>
+      </w:r>
+      <w:r>
+        <w:t xml:space="preserve">:</w:t>
+      </w:r>
+      <w:r>
+        <w:t xml:space="preserve"> </w:t>
+      </w:r>
+      <w:r>
+        <w:rPr>
+          <w:rStyle w:val="VerbatimChar"/>
+        </w:rPr>
+        <w:t xml:space="preserve">helmet()</w:t>
+      </w:r>
+      <w:r>
+        <w:t xml:space="preserve"> </w:t>
+      </w:r>
+      <w:r>
+        <w:t xml:space="preserve">(security headers), JSON body-size limit</w:t>
+      </w:r>
+      <w:r>
+        <w:t xml:space="preserve"> </w:t>
+      </w:r>
+      <w:r>
+        <w:t xml:space="preserve">eksplisit</w:t>
+      </w:r>
+      <w:r>
+        <w:t xml:space="preserve"> </w:t>
+      </w:r>
+      <w:r>
+        <w:rPr>
+          <w:rStyle w:val="VerbatimChar"/>
+        </w:rPr>
+        <w:t xml:space="preserve">1mb</w:t>
+      </w:r>
+      <w:r>
+        <w:t xml:space="preserve"> </w:t>
+      </w:r>
+      <w:r>
+        <w:t xml:space="preserve">(lebih longgar dari default body-parser 100kb, tapi jauh di</w:t>
+      </w:r>
+      <w:r>
+        <w:t xml:space="preserve"> </w:t>
+      </w:r>
+      <w:r>
+        <w:t xml:space="preserve">bawah limit 10MB untuk file spreadsheet — payload JSON dan file binary punya</w:t>
+      </w:r>
+      <w:r>
+        <w:t xml:space="preserve"> </w:t>
+      </w:r>
+      <w:r>
+        <w:t xml:space="preserve">profil risiko berbeda, sengaja tidak disamakan).</w:t>
+      </w:r>
+    </w:p>
+    <w:bookmarkEnd w:id="12"/>
+    <w:bookmarkStart w:id="13" w:name="dotenv-housekeeping-pin-quiet-override"/>
+    <w:p>
+      <w:pPr>
+        <w:pStyle w:val="Heading2"/>
+      </w:pPr>
+      <w:r>
+        <w:t xml:space="preserve">8.5 Dotenv Housekeeping (pin + quiet + override)</w:t>
+      </w:r>
+    </w:p>
+    <w:p>
+      <w:pPr>
+        <w:pStyle w:val="FirstParagraph"/>
+      </w:pPr>
+      <w:r>
+        <w:t xml:space="preserve">Tiga perbaikan kecil terkait dependency/env hygiene, dari commit</w:t>
+      </w:r>
+      <w:r>
+        <w:t xml:space="preserve"> </w:t>
+      </w:r>
+      <w:r>
+        <w:rPr>
+          <w:rStyle w:val="VerbatimChar"/>
+        </w:rPr>
+        <w:t xml:space="preserve">0e2df0e</w:t>
+      </w:r>
+      <w:r>
+        <w:t xml:space="preserve"> </w:t>
+      </w:r>
+      <w:r>
+        <w:t xml:space="preserve">dan</w:t>
+      </w:r>
+      <w:r>
+        <w:t xml:space="preserve"> </w:t>
+      </w:r>
+      <w:r>
+        <w:rPr>
+          <w:rStyle w:val="VerbatimChar"/>
+        </w:rPr>
+        <w:t xml:space="preserve">6b22490</w:t>
+      </w:r>
+      <w:r>
+        <w:t xml:space="preserve">:</w:t>
+      </w:r>
+    </w:p>
+    <w:p>
+      <w:pPr>
+        <w:pStyle w:val="Compact"/>
+        <w:numPr>
+          <w:ilvl w:val="0"/>
+          <w:numId w:val="22"/>
+        </w:numPr>
+      </w:pPr>
+      <w:r>
+        <w:rPr>
+          <w:b/>
+          <w:bCs/>
+        </w:rPr>
+        <w:t xml:space="preserve">Pin</w:t>
+      </w:r>
+      <w:r>
+        <w:t xml:space="preserve"> </w:t>
+      </w:r>
+      <w:r>
+        <w:t xml:space="preserve">—</w:t>
+      </w:r>
+      <w:r>
+        <w:t xml:space="preserve"> </w:t>
+      </w:r>
+      <w:r>
+        <w:rPr>
+          <w:rStyle w:val="VerbatimChar"/>
+        </w:rPr>
+        <w:t xml:space="preserve">apps/api/package.json</w:t>
+      </w:r>
+      <w:r>
+        <w:t xml:space="preserve">:</w:t>
+      </w:r>
+      <w:r>
+        <w:t xml:space="preserve"> </w:t>
+      </w:r>
+      <w:r>
+        <w:rPr>
+          <w:rStyle w:val="VerbatimChar"/>
+        </w:rPr>
+        <w:t xml:space="preserve">"dotenv": "17.4.2"</w:t>
+      </w:r>
+      <w:r>
+        <w:t xml:space="preserve"> </w:t>
+      </w:r>
+      <w:r>
+        <w:t xml:space="preserve">(tanpa</w:t>
+      </w:r>
+      <w:r>
+        <w:t xml:space="preserve"> </w:t>
+      </w:r>
+      <w:r>
+        <w:rPr>
+          <w:rStyle w:val="VerbatimChar"/>
+        </w:rPr>
+        <w:t xml:space="preserve">^</w:t>
+      </w:r>
+      <w:r>
+        <w:t xml:space="preserve">), versi</w:t>
+      </w:r>
+      <w:r>
+        <w:t xml:space="preserve"> </w:t>
+      </w:r>
+      <w:r>
+        <w:t xml:space="preserve">exact, bukan range — supaya perilaku loading env tidak berubah diam-diam</w:t>
+      </w:r>
+      <w:r>
+        <w:t xml:space="preserve"> </w:t>
+      </w:r>
+      <w:r>
+        <w:t xml:space="preserve">lewat minor/patch update yang tidak diuji.</w:t>
+      </w:r>
+    </w:p>
+    <w:p>
+      <w:pPr>
+        <w:pStyle w:val="Compact"/>
+        <w:numPr>
+          <w:ilvl w:val="0"/>
+          <w:numId w:val="22"/>
+        </w:numPr>
+      </w:pPr>
+      <w:r>
+        <w:rPr>
+          <w:b/>
+          <w:bCs/>
+        </w:rPr>
+        <w:t xml:space="preserve">Quiet</w:t>
+      </w:r>
+      <w:r>
+        <w:t xml:space="preserve"> </w:t>
+      </w:r>
+      <w:r>
+        <w:t xml:space="preserve">—</w:t>
+      </w:r>
+      <w:r>
+        <w:t xml:space="preserve"> </w:t>
+      </w:r>
+      <w:r>
+        <w:rPr>
+          <w:rStyle w:val="VerbatimChar"/>
+        </w:rPr>
+        <w:t xml:space="preserve">DOTENV_CONFIG_QUIET=true</w:t>
+      </w:r>
+      <w:r>
+        <w:t xml:space="preserve"> </w:t>
+      </w:r>
+      <w:r>
+        <w:t xml:space="preserve">ditambahkan ke</w:t>
+      </w:r>
+      <w:r>
+        <w:t xml:space="preserve"> </w:t>
+      </w:r>
+      <w:r>
+        <w:rPr>
+          <w:rStyle w:val="VerbatimChar"/>
+        </w:rPr>
+        <w:t xml:space="preserve">.env.example</w:t>
+      </w:r>
+      <w:r>
+        <w:t xml:space="preserve">, dan</w:t>
+      </w:r>
+      <w:r>
+        <w:t xml:space="preserve"> </w:t>
+      </w:r>
+      <w:r>
+        <w:rPr>
+          <w:rStyle w:val="VerbatimChar"/>
+        </w:rPr>
+        <w:t xml:space="preserve">sequelize-cli.config.js</w:t>
+      </w:r>
+      <w:r>
+        <w:t xml:space="preserve"> </w:t>
+      </w:r>
+      <w:r>
+        <w:t xml:space="preserve">memanggil</w:t>
+      </w:r>
+      <w:r>
+        <w:t xml:space="preserve"> </w:t>
+      </w:r>
+      <w:r>
+        <w:rPr>
+          <w:rStyle w:val="VerbatimChar"/>
+        </w:rPr>
+        <w:t xml:space="preserve">require('dotenv').config({ quiet: true })</w:t>
+      </w:r>
+      <w:r>
+        <w:t xml:space="preserve"> </w:t>
+      </w:r>
+      <w:r>
+        <w:t xml:space="preserve">secara eksplisit di kode — dua lapis untuk menekan baris log</w:t>
+      </w:r>
+      <w:r>
+        <w:t xml:space="preserve"> </w:t>
+      </w:r>
+      <w:r>
+        <w:t xml:space="preserve">“injected env”</w:t>
+      </w:r>
+      <w:r>
+        <w:t xml:space="preserve"> </w:t>
+      </w:r>
+      <w:r>
+        <w:t xml:space="preserve">dotenv (dan teks promosinya) baik saat aplikasi NestJS jalan maupun saat</w:t>
+      </w:r>
+      <w:r>
+        <w:t xml:space="preserve"> </w:t>
+      </w:r>
+      <w:r>
+        <w:rPr>
+          <w:rStyle w:val="VerbatimChar"/>
+        </w:rPr>
+        <w:t xml:space="preserve">sequelize-cli</w:t>
+      </w:r>
+      <w:r>
+        <w:t xml:space="preserve"> </w:t>
+      </w:r>
+      <w:r>
+        <w:t xml:space="preserve">(migrate/seed) dijalankan terpisah.</w:t>
+      </w:r>
+    </w:p>
+    <w:p>
+      <w:pPr>
+        <w:pStyle w:val="Compact"/>
+        <w:numPr>
+          <w:ilvl w:val="0"/>
+          <w:numId w:val="22"/>
+        </w:numPr>
+      </w:pPr>
+      <w:r>
+        <w:rPr>
+          <w:b/>
+          <w:bCs/>
+        </w:rPr>
+        <w:t xml:space="preserve">Override (transitive dependency pin)</w:t>
+      </w:r>
+      <w:r>
+        <w:t xml:space="preserve"> </w:t>
+      </w:r>
+      <w:r>
+        <w:t xml:space="preserve">— root</w:t>
+      </w:r>
+      <w:r>
+        <w:t xml:space="preserve"> </w:t>
+      </w:r>
+      <w:r>
+        <w:rPr>
+          <w:rStyle w:val="VerbatimChar"/>
+        </w:rPr>
+        <w:t xml:space="preserve">package.json</w:t>
+      </w:r>
+      <w:r>
+        <w:t xml:space="preserve"> </w:t>
+      </w:r>
+      <w:r>
+        <w:t xml:space="preserve">menambah</w:t>
+      </w:r>
+      <w:r>
+        <w:t xml:space="preserve"> </w:t>
+      </w:r>
+      <w:r>
+        <w:rPr>
+          <w:rStyle w:val="VerbatimChar"/>
+        </w:rPr>
+        <w:t xml:space="preserve">pnpm.overrides: { "follow-redirects": "1.16.0" }</w:t>
+      </w:r>
+      <w:r>
+        <w:t xml:space="preserve"> </w:t>
+      </w:r>
+      <w:r>
+        <w:t xml:space="preserve">(commit</w:t>
+      </w:r>
+      <w:r>
+        <w:t xml:space="preserve"> </w:t>
+      </w:r>
+      <w:r>
+        <w:rPr>
+          <w:rStyle w:val="VerbatimChar"/>
+        </w:rPr>
+        <w:t xml:space="preserve">6b22490</w:t>
+      </w:r>
+      <w:r>
+        <w:t xml:space="preserve">,</w:t>
+      </w:r>
+      <w:r>
+        <w:t xml:space="preserve"> </w:t>
+      </w:r>
+      <w:r>
+        <w:t xml:space="preserve">“frontend security”</w:t>
+      </w:r>
+      <w:r>
+        <w:t xml:space="preserve">) untuk mengunci versi transitive dependency yang punya</w:t>
+      </w:r>
+      <w:r>
+        <w:t xml:space="preserve"> </w:t>
+      </w:r>
+      <w:r>
+        <w:t xml:space="preserve">advisory keamanan, terlepas dari versi apa yang diminta oleh</w:t>
+      </w:r>
+      <w:r>
+        <w:t xml:space="preserve"> </w:t>
+      </w:r>
+      <w:r>
+        <w:t xml:space="preserve">dependency-of-dependency mana pun di pohon</w:t>
+      </w:r>
+      <w:r>
+        <w:t xml:space="preserve"> </w:t>
+      </w:r>
+      <w:r>
+        <w:rPr>
+          <w:rStyle w:val="VerbatimChar"/>
+        </w:rPr>
+        <w:t xml:space="preserve">pnpm</w:t>
+      </w:r>
+      <w:r>
+        <w:t xml:space="preserve">.</w:t>
+      </w:r>
+    </w:p>
+    <w:p>
+      <w:pPr>
+        <w:pStyle w:val="FirstParagraph"/>
+      </w:pPr>
+      <w:r>
+        <w:t xml:space="preserve">Juga bagian dari audit yang sama:</w:t>
+      </w:r>
+      <w:r>
+        <w:t xml:space="preserve"> </w:t>
+      </w:r>
+      <w:r>
+        <w:rPr>
+          <w:rStyle w:val="VerbatimChar"/>
+        </w:rPr>
+        <w:t xml:space="preserve">env-validation.schema.ts</w:t>
+      </w:r>
+      <w:r>
+        <w:t xml:space="preserve"> </w:t>
+      </w:r>
+      <w:r>
+        <w:t xml:space="preserve">(Joi) membuat</w:t>
+      </w:r>
+      <w:r>
+        <w:t xml:space="preserve"> </w:t>
+      </w:r>
+      <w:r>
+        <w:t xml:space="preserve">boot GAGAL KERAS kalau</w:t>
+      </w:r>
+      <w:r>
+        <w:t xml:space="preserve"> </w:t>
+      </w:r>
+      <w:r>
+        <w:rPr>
+          <w:rStyle w:val="VerbatimChar"/>
+        </w:rPr>
+        <w:t xml:space="preserve">JWT_SECRET</w:t>
+      </w:r>
+      <w:r>
+        <w:t xml:space="preserve"> </w:t>
+      </w:r>
+      <w:r>
+        <w:t xml:space="preserve">belum diisi, kurang dari 32 karakter,</w:t>
+      </w:r>
+      <w:r>
+        <w:t xml:space="preserve"> </w:t>
+      </w:r>
+      <w:r>
+        <w:t xml:space="preserve">atau masih menyerupai placeholder</w:t>
+      </w:r>
+      <w:r>
+        <w:t xml:space="preserve"> </w:t>
+      </w:r>
+      <w:r>
+        <w:rPr>
+          <w:rStyle w:val="VerbatimChar"/>
+        </w:rPr>
+        <w:t xml:space="preserve">.env.example</w:t>
+      </w:r>
+      <w:r>
+        <w:t xml:space="preserve"> </w:t>
+      </w:r>
+      <w:r>
+        <w:t xml:space="preserve">(</w:t>
+      </w:r>
+      <w:r>
+        <w:rPr>
+          <w:rStyle w:val="VerbatimChar"/>
+        </w:rPr>
+        <w:t xml:space="preserve">change-me-in-production</w:t>
+      </w:r>
+      <w:r>
+        <w:t xml:space="preserve">,</w:t>
+      </w:r>
+      <w:r>
+        <w:t xml:space="preserve"> </w:t>
+      </w:r>
+      <w:r>
+        <w:t xml:space="preserve">dsb.) — dicek lewat</w:t>
+      </w:r>
+      <w:r>
+        <w:t xml:space="preserve"> </w:t>
+      </w:r>
+      <w:r>
+        <w:rPr>
+          <w:rStyle w:val="VerbatimChar"/>
+        </w:rPr>
+        <w:t xml:space="preserve">ConfigModule.forRoot({ validationSchema: envValidationSchema, validationOptions: { abortEarly: false } })</w:t>
+      </w:r>
+      <w:r>
+        <w:t xml:space="preserve"> </w:t>
+      </w:r>
+      <w:r>
+        <w:t xml:space="preserve">di</w:t>
+      </w:r>
+      <w:r>
+        <w:t xml:space="preserve"> </w:t>
+      </w:r>
+      <w:r>
+        <w:rPr>
+          <w:rStyle w:val="VerbatimChar"/>
+        </w:rPr>
+        <w:t xml:space="preserve">app.module.ts</w:t>
+      </w:r>
+      <w:r>
+        <w:t xml:space="preserve">. Sengaja hanya</w:t>
+      </w:r>
+      <w:r>
+        <w:t xml:space="preserve"> </w:t>
+      </w:r>
+      <w:r>
+        <w:rPr>
+          <w:rStyle w:val="VerbatimChar"/>
+        </w:rPr>
+        <w:t xml:space="preserve">JWT_SECRET</w:t>
+      </w:r>
+      <w:r>
+        <w:t xml:space="preserve"> </w:t>
+      </w:r>
+      <w:r>
+        <w:t xml:space="preserve">yang divalidasi ketat</w:t>
+      </w:r>
+      <w:r>
+        <w:t xml:space="preserve"> </w:t>
+      </w:r>
+      <w:r>
+        <w:t xml:space="preserve">(</w:t>
+      </w:r>
+      <w:r>
+        <w:rPr>
+          <w:rStyle w:val="VerbatimChar"/>
+        </w:rPr>
+        <w:t xml:space="preserve">.unknown(true)</w:t>
+      </w:r>
+      <w:r>
+        <w:t xml:space="preserve"> </w:t>
+      </w:r>
+      <w:r>
+        <w:t xml:space="preserve">untuk variabel lain) — memperketat semua env var sekaligus</w:t>
+      </w:r>
+      <w:r>
+        <w:t xml:space="preserve"> </w:t>
+      </w:r>
+      <w:r>
+        <w:t xml:space="preserve">bukan bagian dari perbaikan ini dan akan jadi salinan kedua yang bisa</w:t>
+      </w:r>
+      <w:r>
+        <w:t xml:space="preserve"> </w:t>
+      </w:r>
+      <w:r>
+        <w:t xml:space="preserve">drift dari</w:t>
+      </w:r>
+      <w:r>
+        <w:t xml:space="preserve"> </w:t>
+      </w:r>
+      <w:r>
+        <w:rPr>
+          <w:rStyle w:val="VerbatimChar"/>
+        </w:rPr>
+        <w:t xml:space="preserve">database.config.ts</w:t>
+      </w:r>
+      <w:r>
+        <w:t xml:space="preserve">/</w:t>
+      </w:r>
+      <w:r>
+        <w:rPr>
+          <w:rStyle w:val="VerbatimChar"/>
+        </w:rPr>
+        <w:t xml:space="preserve">redis.config.ts</w:t>
+      </w:r>
+      <w:r>
+        <w:t xml:space="preserve">.</w:t>
+      </w:r>
+    </w:p>
+    <w:bookmarkEnd w:id="13"/>
+    <w:bookmarkEnd w:id="14"/>
+    <w:bookmarkStart w:id="17" w:name="X07531476d2b3ab71dda6daef08ad44cd96c29ef"/>
+    <w:p>
+      <w:pPr>
+        <w:pStyle w:val="Heading1"/>
+      </w:pPr>
+      <w:r>
+        <w:t xml:space="preserve">9. Perbaikan Kebenaran Perhitungan Gaji &amp; Pajak</w:t>
+      </w:r>
+    </w:p>
+    <w:bookmarkStart w:id="15" w:name="prorate-proporsional-working-days-basis"/>
+    <w:p>
+      <w:pPr>
+        <w:pStyle w:val="Heading2"/>
+      </w:pPr>
+      <w:r>
+        <w:t xml:space="preserve">9.1 Prorate Proporsional — Working-Days Basis</w:t>
+      </w:r>
+    </w:p>
+    <w:p>
+      <w:pPr>
+        <w:pStyle w:val="FirstParagraph"/>
+      </w:pPr>
+      <w:r>
+        <w:rPr>
+          <w:b/>
+          <w:bCs/>
+        </w:rPr>
+        <w:t xml:space="preserve">Root cause:</w:t>
+      </w:r>
+      <w:r>
+        <w:t xml:space="preserve"> </w:t>
+      </w:r>
+      <w:r>
+        <w:t xml:space="preserve">sebelum perbaikan ini, tidak ada satu pun dokumen di bundle</w:t>
+      </w:r>
+      <w:r>
+        <w:t xml:space="preserve"> </w:t>
+      </w:r>
+      <w:r>
+        <w:t xml:space="preserve">proyek (</w:t>
+      </w:r>
+      <w:r>
+        <w:rPr>
+          <w:rStyle w:val="VerbatimChar"/>
+        </w:rPr>
+        <w:t xml:space="preserve">05_BOUNDARIES_AND_TESTS.md</w:t>
+      </w:r>
+      <w:r>
+        <w:t xml:space="preserve"> </w:t>
+      </w:r>
+      <w:r>
+        <w:t xml:space="preserve">atau lainnya) yang menetapkan metode</w:t>
+      </w:r>
+      <w:r>
+        <w:t xml:space="preserve"> </w:t>
+      </w:r>
+      <w:r>
+        <w:t xml:space="preserve">prorate untuk karyawan yang masuk/keluar di tengah periode — perhitungannya</w:t>
+      </w:r>
+      <w:r>
+        <w:t xml:space="preserve"> </w:t>
+      </w:r>
+      <w:r>
+        <w:t xml:space="preserve">memang belum pernah dirancang. Ditemukan lewat big-test edge-case report.</w:t>
+      </w:r>
+    </w:p>
+    <w:p>
+      <w:pPr>
+        <w:pStyle w:val="BodyText"/>
+      </w:pPr>
+      <w:r>
+        <w:rPr>
+          <w:b/>
+          <w:bCs/>
+        </w:rPr>
+        <w:t xml:space="preserve">Keputusan desain</w:t>
+      </w:r>
+      <w:r>
+        <w:t xml:space="preserve"> </w:t>
+      </w:r>
+      <w:r>
+        <w:t xml:space="preserve">(dicatat langsung di</w:t>
+      </w:r>
+      <w:r>
+        <w:t xml:space="preserve"> </w:t>
+      </w:r>
+      <w:r>
+        <w:rPr>
+          <w:rStyle w:val="VerbatimChar"/>
+        </w:rPr>
+        <w:t xml:space="preserve">apps/api/src/modules/payroll-calculation/prorate.core.ts</w:t>
+      </w:r>
+      <w:r>
+        <w:t xml:space="preserve"> </w:t>
+      </w:r>
+      <w:r>
+        <w:t xml:space="preserve">karena tidak ada</w:t>
+      </w:r>
+      <w:r>
+        <w:t xml:space="preserve"> </w:t>
+      </w:r>
+      <w:r>
+        <w:t xml:space="preserve">tempat lain yang mendokumentasikannya): prorate dihitung berbasis</w:t>
+      </w:r>
+      <w:r>
+        <w:t xml:space="preserve"> </w:t>
+      </w:r>
+      <w:r>
+        <w:rPr>
+          <w:b/>
+          <w:bCs/>
+        </w:rPr>
+        <w:t xml:space="preserve">working-days</w:t>
+      </w:r>
+      <w:r>
+        <w:t xml:space="preserve"> </w:t>
+      </w:r>
+      <w:r>
+        <w:t xml:space="preserve">(Senin–Jumat dikurangi hari libur perusahaan yang aktif),</w:t>
+      </w:r>
+      <w:r>
+        <w:t xml:space="preserve"> </w:t>
+      </w:r>
+      <w:r>
+        <w:t xml:space="preserve">BUKAN hari kalender mentah. Alasan:</w:t>
+      </w:r>
+    </w:p>
+    <w:p>
+      <w:pPr>
+        <w:pStyle w:val="Compact"/>
+        <w:numPr>
+          <w:ilvl w:val="0"/>
+          <w:numId w:val="23"/>
+        </w:numPr>
+      </w:pPr>
+      <w:r>
+        <w:t xml:space="preserve">Konsisten dengan pola overtime-pay yang sudah ada (</w:t>
+      </w:r>
+      <w:r>
+        <w:rPr>
+          <w:rStyle w:val="VerbatimChar"/>
+        </w:rPr>
+        <w:t xml:space="preserve">overtime-pay.core.ts</w:t>
+      </w:r>
+      <w:r>
+        <w:t xml:space="preserve">,</w:t>
+      </w:r>
+      <w:r>
+        <w:t xml:space="preserve"> </w:t>
+      </w:r>
+      <w:r>
+        <w:t xml:space="preserve">PP 35/2021) — sama-sama menskalakan gaji berdasarkan unit</w:t>
+      </w:r>
+      <w:r>
+        <w:t xml:space="preserve"> </w:t>
+      </w:r>
+      <w:r>
+        <w:t xml:space="preserve">“hari/jam yang</w:t>
+      </w:r>
+      <w:r>
+        <w:t xml:space="preserve"> </w:t>
+      </w:r>
+      <w:r>
+        <w:t xml:space="preserve">benar-benar dikerjakan”</w:t>
+      </w:r>
+      <w:r>
+        <w:t xml:space="preserve">, bukan waktu kalender.</w:t>
+      </w:r>
+    </w:p>
+    <w:p>
+      <w:pPr>
+        <w:pStyle w:val="Compact"/>
+        <w:numPr>
+          <w:ilvl w:val="0"/>
+          <w:numId w:val="23"/>
+        </w:numPr>
+      </w:pPr>
+      <w:r>
+        <w:t xml:space="preserve">Menghindari cacat alternatif hari-kalender: karyawan yang masuk/keluar di</w:t>
+      </w:r>
+      <w:r>
+        <w:t xml:space="preserve"> </w:t>
+      </w:r>
+      <w:r>
+        <w:t xml:space="preserve">tengah bulan tidak akan dirugikan/diuntungkan oleh akhir pekan dan hari</w:t>
+      </w:r>
+      <w:r>
+        <w:t xml:space="preserve"> </w:t>
+      </w:r>
+      <w:r>
+        <w:t xml:space="preserve">libur yang kebetulan jatuh di dalam (atau di luar) jendela kerjanya.</w:t>
+      </w:r>
+    </w:p>
+    <w:p>
+      <w:pPr>
+        <w:pStyle w:val="Compact"/>
+        <w:numPr>
+          <w:ilvl w:val="0"/>
+          <w:numId w:val="23"/>
+        </w:numPr>
+      </w:pPr>
+      <w:r>
+        <w:t xml:space="preserve">Kalau keputusan ini perlu diubah nanti (mis. kebijakan HR eksplisit minta</w:t>
+      </w:r>
+      <w:r>
+        <w:t xml:space="preserve"> </w:t>
+      </w:r>
+      <w:r>
+        <w:t xml:space="preserve">hari kalender),</w:t>
+      </w:r>
+      <w:r>
+        <w:t xml:space="preserve"> </w:t>
+      </w:r>
+      <w:r>
+        <w:rPr>
+          <w:rStyle w:val="VerbatimChar"/>
+        </w:rPr>
+        <w:t xml:space="preserve">prorate.core.ts</w:t>
+      </w:r>
+      <w:r>
+        <w:t xml:space="preserve"> </w:t>
+      </w:r>
+      <w:r>
+        <w:t xml:space="preserve">adalah satu-satunya tempat rasio itu</w:t>
+      </w:r>
+      <w:r>
+        <w:t xml:space="preserve"> </w:t>
+      </w:r>
+      <w:r>
+        <w:t xml:space="preserve">dihitung.</w:t>
+      </w:r>
+    </w:p>
+    <w:p>
+      <w:pPr>
+        <w:pStyle w:val="FirstParagraph"/>
+      </w:pPr>
+      <w:r>
+        <w:rPr>
+          <w:b/>
+          <w:bCs/>
+        </w:rPr>
+        <w:t xml:space="preserve">Implementasi (</w:t>
+      </w:r>
+      <w:r>
+        <w:rPr>
+          <w:rStyle w:val="VerbatimChar"/>
+          <w:b/>
+          <w:bCs/>
+        </w:rPr>
+        <w:t xml:space="preserve">calculateProration()</w:t>
+      </w:r>
+      <w:r>
+        <w:rPr>
+          <w:b/>
+          <w:bCs/>
+        </w:rPr>
+        <w:t xml:space="preserve">):</w:t>
+      </w:r>
+    </w:p>
+    <w:p>
+      <w:pPr>
+        <w:pStyle w:val="SourceCode"/>
+      </w:pPr>
+      <w:r>
+        <w:rPr>
+          <w:rStyle w:val="VerbatimChar"/>
+        </w:rPr>
+        <w:t xml:space="preserve">factor = workedWorkingDays / workingDaysInMonth   // 1 jika hadir sepanjang periode</w:t>
+      </w:r>
+      <w:r>
+        <w:br/>
+      </w:r>
+      <w:r>
+        <w:rPr>
+          <w:rStyle w:val="VerbatimChar"/>
+        </w:rPr>
+        <w:t xml:space="preserve">isProrated = workedWorkingDays &lt; workingDaysInMonth</w:t>
+      </w:r>
+    </w:p>
+    <w:p>
+      <w:pPr>
+        <w:pStyle w:val="FirstParagraph"/>
+      </w:pPr>
+      <w:r>
+        <w:rPr>
+          <w:rStyle w:val="VerbatimChar"/>
+        </w:rPr>
+        <w:t xml:space="preserve">workedWorkingDays</w:t>
+      </w:r>
+      <w:r>
+        <w:t xml:space="preserve"> </w:t>
+      </w:r>
+      <w:r>
+        <w:t xml:space="preserve">dihitung dari jendela kerja efektif karyawan</w:t>
+      </w:r>
+      <w:r>
+        <w:t xml:space="preserve"> </w:t>
+      </w:r>
+      <w:r>
+        <w:t xml:space="preserve">(</w:t>
+      </w:r>
+      <w:r>
+        <w:rPr>
+          <w:rStyle w:val="VerbatimChar"/>
+        </w:rPr>
+        <w:t xml:space="preserve">employeeStartDate</w:t>
+      </w:r>
+      <w:r>
+        <w:t xml:space="preserve">..</w:t>
+      </w:r>
+      <w:r>
+        <w:rPr>
+          <w:rStyle w:val="VerbatimChar"/>
+        </w:rPr>
+        <w:t xml:space="preserve">employeeEndDate</w:t>
+      </w:r>
+      <w:r>
+        <w:t xml:space="preserve">, di-clip ke</w:t>
+      </w:r>
+      <w:r>
+        <w:t xml:space="preserve"> </w:t>
+      </w:r>
+      <w:r>
+        <w:rPr>
+          <w:rStyle w:val="VerbatimChar"/>
+        </w:rPr>
+        <w:t xml:space="preserve">[periodStart, periodEndExclusive)</w:t>
+      </w:r>
+      <w:r>
+        <w:t xml:space="preserve">), bukan dari status aktif/nonaktifnya saat ini — lihat</w:t>
+      </w:r>
+      <w:r>
+        <w:t xml:space="preserve"> </w:t>
+      </w:r>
+      <w:r>
+        <w:t xml:space="preserve">juga §12 (bug employee-selection query) untuk kenapa filter status saja</w:t>
+      </w:r>
+      <w:r>
+        <w:t xml:space="preserve"> </w:t>
+      </w:r>
+      <w:r>
+        <w:t xml:space="preserve">tidak cukup untuk menentukan siapa yang masuk ke perhitungan.</w:t>
+      </w:r>
+    </w:p>
+    <w:p>
+      <w:pPr>
+        <w:pStyle w:val="BodyText"/>
+      </w:pPr>
+      <w:r>
+        <w:t xml:space="preserve">Dipakai di</w:t>
+      </w:r>
+      <w:r>
+        <w:t xml:space="preserve"> </w:t>
+      </w:r>
+      <w:r>
+        <w:rPr>
+          <w:rStyle w:val="VerbatimChar"/>
+        </w:rPr>
+        <w:t xml:space="preserve">payroll-run-calculation.service.ts</w:t>
+      </w:r>
+      <w:r>
+        <w:t xml:space="preserve">:</w:t>
+      </w:r>
+      <w:r>
+        <w:t xml:space="preserve"> </w:t>
+      </w:r>
+      <w:r>
+        <w:rPr>
+          <w:rStyle w:val="VerbatimChar"/>
+        </w:rPr>
+        <w:t xml:space="preserve">factor</w:t>
+      </w:r>
+      <w:r>
+        <w:t xml:space="preserve"> </w:t>
+      </w:r>
+      <w:r>
+        <w:t xml:space="preserve">dikalikan ke</w:t>
+      </w:r>
+      <w:r>
+        <w:t xml:space="preserve"> </w:t>
+      </w:r>
+      <w:r>
+        <w:rPr>
+          <w:rStyle w:val="VerbatimChar"/>
+        </w:rPr>
+        <w:t xml:space="preserve">resolveEarnings()</w:t>
+      </w:r>
+      <w:r>
+        <w:t xml:space="preserve"> </w:t>
+      </w:r>
+      <w:r>
+        <w:t xml:space="preserve">sebelum kalkulasi §9 berjalan;</w:t>
+      </w:r>
+      <w:r>
+        <w:t xml:space="preserve"> </w:t>
+      </w:r>
+      <w:r>
+        <w:rPr>
+          <w:rStyle w:val="VerbatimChar"/>
+        </w:rPr>
+        <w:t xml:space="preserve">isProrated</w:t>
+      </w:r>
+      <w:r>
+        <w:t xml:space="preserve"> </w:t>
+      </w:r>
+      <w:r>
+        <w:t xml:space="preserve">diteruskan ke</w:t>
+      </w:r>
+      <w:r>
+        <w:t xml:space="preserve"> </w:t>
+      </w:r>
+      <w:r>
+        <w:t xml:space="preserve">frontend (</w:t>
+      </w:r>
+      <w:r>
+        <w:rPr>
+          <w:rStyle w:val="VerbatimChar"/>
+        </w:rPr>
+        <w:t xml:space="preserve">PayslipDetailPage.tsx</w:t>
+      </w:r>
+      <w:r>
+        <w:t xml:space="preserve">) untuk menampilkan banner</w:t>
+      </w:r>
+      <w:r>
+        <w:t xml:space="preserve"> </w:t>
+      </w:r>
+      <w:r>
+        <w:t xml:space="preserve">“Prorata”</w:t>
+      </w:r>
+      <w:r>
+        <w:t xml:space="preserve"> </w:t>
+      </w:r>
+      <w:r>
+        <w:t xml:space="preserve">(lihat</w:t>
+      </w:r>
+      <w:r>
+        <w:t xml:space="preserve"> </w:t>
+      </w:r>
+      <w:r>
+        <w:rPr>
+          <w:rStyle w:val="VerbatimChar"/>
+        </w:rPr>
+        <w:t xml:space="preserve">user_manual.docx</w:t>
+      </w:r>
+      <w:r>
+        <w:t xml:space="preserve"> </w:t>
+      </w:r>
+      <w:r>
+        <w:t xml:space="preserve">§12).</w:t>
+      </w:r>
+    </w:p>
+    <w:bookmarkEnd w:id="15"/>
+    <w:bookmarkStart w:id="16" w:name="X99d815515636528149e8999df09adde26b19bda"/>
+    <w:p>
+      <w:pPr>
+        <w:pStyle w:val="Heading2"/>
+      </w:pPr>
+      <w:r>
+        <w:t xml:space="preserve">9.2 Reject Take-Home Negatif — Partial-Failure Pattern</w:t>
+      </w:r>
+    </w:p>
+    <w:p>
+      <w:pPr>
+        <w:pStyle w:val="FirstParagraph"/>
+      </w:pPr>
+      <w:r>
+        <w:rPr>
+          <w:b/>
+          <w:bCs/>
+        </w:rPr>
+        <w:t xml:space="preserve">Masalah:</w:t>
+      </w:r>
+      <w:r>
+        <w:t xml:space="preserve"> </w:t>
+      </w:r>
+      <w:r>
+        <w:t xml:space="preserve">sebelum perbaikan ini, satu karyawan dengan total potongan</w:t>
+      </w:r>
+      <w:r>
+        <w:t xml:space="preserve"> </w:t>
+      </w:r>
+      <w:r>
+        <w:t xml:space="preserve">(kasbon + sanksi + pajak + BPJS) melebihi gross pay-nya akan membuat SELURUH</w:t>
+      </w:r>
+      <w:r>
+        <w:t xml:space="preserve"> </w:t>
+      </w:r>
+      <w:r>
+        <w:t xml:space="preserve">payroll run gagal — satu data karyawan yang bermasalah menghentikan proses</w:t>
+      </w:r>
+      <w:r>
+        <w:t xml:space="preserve"> </w:t>
+      </w:r>
+      <w:r>
+        <w:t xml:space="preserve">semua karyawan lain di run yang sama.</w:t>
+      </w:r>
+    </w:p>
+    <w:p>
+      <w:pPr>
+        <w:pStyle w:val="BodyText"/>
+      </w:pPr>
+      <w:r>
+        <w:rPr>
+          <w:b/>
+          <w:bCs/>
+        </w:rPr>
+        <w:t xml:space="preserve">Pola yang dipakai: partial-failure / per-employee exclusion</w:t>
+      </w:r>
+      <w:r>
+        <w:t xml:space="preserve">, bukan</w:t>
+      </w:r>
+      <w:r>
+        <w:t xml:space="preserve"> </w:t>
+      </w:r>
+      <w:r>
+        <w:t xml:space="preserve">all-or-nothing:</w:t>
+      </w:r>
+    </w:p>
+    <w:p>
+      <w:pPr>
+        <w:pStyle w:val="Compact"/>
+        <w:numPr>
+          <w:ilvl w:val="0"/>
+          <w:numId w:val="24"/>
+        </w:numPr>
+      </w:pPr>
+      <w:r>
+        <w:rPr>
+          <w:rStyle w:val="VerbatimChar"/>
+        </w:rPr>
+        <w:t xml:space="preserve">PayrollRunCalculationService.calculateEmployee()</w:t>
+      </w:r>
+      <w:r>
+        <w:t xml:space="preserve"> </w:t>
+      </w:r>
+      <w:r>
+        <w:t xml:space="preserve">menghitung payslip di</w:t>
+      </w:r>
+      <w:r>
+        <w:t xml:space="preserve"> </w:t>
+      </w:r>
+      <w:r>
+        <w:t xml:space="preserve">dalam sebuah transaksi per-karyawan. Kalau</w:t>
+      </w:r>
+      <w:r>
+        <w:t xml:space="preserve"> </w:t>
+      </w:r>
+      <w:r>
+        <w:rPr>
+          <w:rStyle w:val="VerbatimChar"/>
+        </w:rPr>
+        <w:t xml:space="preserve">result.netPay &lt; 0</w:t>
+      </w:r>
+      <w:r>
+        <w:t xml:space="preserve">, method ini</w:t>
+      </w:r>
+      <w:r>
+        <w:t xml:space="preserve"> </w:t>
+      </w:r>
+      <w:r>
+        <w:t xml:space="preserve">melempar</w:t>
+      </w:r>
+      <w:r>
+        <w:t xml:space="preserve"> </w:t>
+      </w:r>
+      <w:r>
+        <w:rPr>
+          <w:rStyle w:val="VerbatimChar"/>
+        </w:rPr>
+        <w:t xml:space="preserve">NegativeNetPayError</w:t>
+      </w:r>
+      <w:r>
+        <w:t xml:space="preserve"> </w:t>
+      </w:r>
+      <w:r>
+        <w:t xml:space="preserve">DI DALAM transaksi — ini membatalkan</w:t>
+      </w:r>
+      <w:r>
+        <w:t xml:space="preserve"> </w:t>
+      </w:r>
+      <w:r>
+        <w:t xml:space="preserve">(rollback) insert payslip/line-item yang belum sempat terjadi.</w:t>
+      </w:r>
+    </w:p>
+    <w:p>
+      <w:pPr>
+        <w:pStyle w:val="Compact"/>
+        <w:numPr>
+          <w:ilvl w:val="0"/>
+          <w:numId w:val="24"/>
+        </w:numPr>
+      </w:pPr>
+      <w:r>
+        <w:t xml:space="preserve">Blok</w:t>
+      </w:r>
+      <w:r>
+        <w:t xml:space="preserve"> </w:t>
+      </w:r>
+      <w:r>
+        <w:rPr>
+          <w:rStyle w:val="VerbatimChar"/>
+        </w:rPr>
+        <w:t xml:space="preserve">catch</w:t>
+      </w:r>
+      <w:r>
+        <w:t xml:space="preserve"> </w:t>
+      </w:r>
+      <w:r>
+        <w:t xml:space="preserve">di luar transaksi menangkap error itu dan:</w:t>
+      </w:r>
+    </w:p>
+    <w:p>
+      <w:pPr>
+        <w:pStyle w:val="Compact"/>
+        <w:numPr>
+          <w:ilvl w:val="1"/>
+          <w:numId w:val="25"/>
+        </w:numPr>
+      </w:pPr>
+      <w:r>
+        <w:t xml:space="preserve">Menulis satu baris ke</w:t>
+      </w:r>
+      <w:r>
+        <w:t xml:space="preserve"> </w:t>
+      </w:r>
+      <w:r>
+        <w:rPr>
+          <w:rStyle w:val="VerbatimChar"/>
+        </w:rPr>
+        <w:t xml:space="preserve">payroll_run_excluded_employees</w:t>
+      </w:r>
+      <w:r>
+        <w:t xml:space="preserve"> </w:t>
+      </w:r>
+      <w:r>
+        <w:t xml:space="preserve">(bukan</w:t>
+      </w:r>
+      <w:r>
+        <w:t xml:space="preserve"> </w:t>
+      </w:r>
+      <w:r>
+        <w:t xml:space="preserve">melempar/menggagalkan run) — kolom:</w:t>
+      </w:r>
+      <w:r>
+        <w:t xml:space="preserve"> </w:t>
+      </w:r>
+      <w:r>
+        <w:rPr>
+          <w:rStyle w:val="VerbatimChar"/>
+        </w:rPr>
+        <w:t xml:space="preserve">payrollRunId</w:t>
+      </w:r>
+      <w:r>
+        <w:t xml:space="preserve">,</w:t>
+      </w:r>
+      <w:r>
+        <w:t xml:space="preserve"> </w:t>
+      </w:r>
+      <w:r>
+        <w:rPr>
+          <w:rStyle w:val="VerbatimChar"/>
+        </w:rPr>
+        <w:t xml:space="preserve">employeeId</w:t>
+      </w:r>
+      <w:r>
+        <w:t xml:space="preserve">,</w:t>
+      </w:r>
+      <w:r>
+        <w:t xml:space="preserve"> </w:t>
+      </w:r>
+      <w:r>
+        <w:rPr>
+          <w:rStyle w:val="VerbatimChar"/>
+        </w:rPr>
+        <w:t xml:space="preserve">reason</w:t>
+      </w:r>
+      <w:r>
+        <w:t xml:space="preserve"> </w:t>
+      </w:r>
+      <w:r>
+        <w:t xml:space="preserve">(teks bebas, sengaja bukan enum, supaya alasan eksklusi baru di</w:t>
+      </w:r>
+      <w:r>
+        <w:t xml:space="preserve"> </w:t>
+      </w:r>
+      <w:r>
+        <w:t xml:space="preserve">masa depan tidak perlu perubahan skema),</w:t>
+      </w:r>
+      <w:r>
+        <w:t xml:space="preserve"> </w:t>
+      </w:r>
+      <w:r>
+        <w:rPr>
+          <w:rStyle w:val="VerbatimChar"/>
+        </w:rPr>
+        <w:t xml:space="preserve">grossPay</w:t>
+      </w:r>
+      <w:r>
+        <w:t xml:space="preserve">,</w:t>
+      </w:r>
+      <w:r>
+        <w:t xml:space="preserve"> </w:t>
+      </w:r>
+      <w:r>
+        <w:rPr>
+          <w:rStyle w:val="VerbatimChar"/>
+        </w:rPr>
+        <w:t xml:space="preserve">netPay</w:t>
+      </w:r>
+      <w:r>
+        <w:t xml:space="preserve"> </w:t>
+      </w:r>
+      <w:r>
+        <w:t xml:space="preserve">(nilai</w:t>
+      </w:r>
+      <w:r>
+        <w:t xml:space="preserve"> </w:t>
+      </w:r>
+      <w:r>
+        <w:t xml:space="preserve">negatif asli, supaya HR bisa lihat seberapa jauh di bawah nol).</w:t>
+      </w:r>
+    </w:p>
+    <w:p>
+      <w:pPr>
+        <w:pStyle w:val="Compact"/>
+        <w:numPr>
+          <w:ilvl w:val="1"/>
+          <w:numId w:val="25"/>
+        </w:numPr>
+      </w:pPr>
+      <w:r>
+        <w:rPr>
+          <w:b/>
+          <w:bCs/>
+        </w:rPr>
+        <w:t xml:space="preserve">Secara eksplisit membalikkan (reverse) deduksi kasbon yang SUDAH</w:t>
+      </w:r>
+      <w:r>
+        <w:rPr>
+          <w:b/>
+          <w:bCs/>
+        </w:rPr>
+        <w:t xml:space="preserve"> </w:t>
+      </w:r>
+      <w:r>
+        <w:rPr>
+          <w:b/>
+          <w:bCs/>
+        </w:rPr>
+        <w:t xml:space="preserve">ter-commit</w:t>
+      </w:r>
+      <w:r>
+        <w:t xml:space="preserve"> </w:t>
+      </w:r>
+      <w:r>
+        <w:t xml:space="preserve">lewat</w:t>
+      </w:r>
+      <w:r>
+        <w:t xml:space="preserve"> </w:t>
+      </w:r>
+      <w:r>
+        <w:rPr>
+          <w:rStyle w:val="VerbatimChar"/>
+        </w:rPr>
+        <w:t xml:space="preserve">KasbonService.reverseInstallmentsForEmployeeInRun()</w:t>
+      </w:r>
+      <w:r>
+        <w:t xml:space="preserve"> </w:t>
+      </w:r>
+      <w:r>
+        <w:t xml:space="preserve">— lihat §12 untuk kenapa ini harus manual (bug transaction boundary).</w:t>
+      </w:r>
+    </w:p>
+    <w:p>
+      <w:pPr>
+        <w:pStyle w:val="Compact"/>
+        <w:numPr>
+          <w:ilvl w:val="0"/>
+          <w:numId w:val="24"/>
+        </w:numPr>
+      </w:pPr>
+      <w:r>
+        <w:t xml:space="preserve">Unique constraint</w:t>
+      </w:r>
+      <w:r>
+        <w:t xml:space="preserve"> </w:t>
+      </w:r>
+      <w:r>
+        <w:rPr>
+          <w:rStyle w:val="VerbatimChar"/>
+        </w:rPr>
+        <w:t xml:space="preserve">(payroll_run_id, employee_id)</w:t>
+      </w:r>
+      <w:r>
+        <w:t xml:space="preserve"> </w:t>
+      </w:r>
+      <w:r>
+        <w:t xml:space="preserve">di</w:t>
+      </w:r>
+      <w:r>
+        <w:t xml:space="preserve"> </w:t>
+      </w:r>
+      <w:r>
+        <w:rPr>
+          <w:rStyle w:val="VerbatimChar"/>
+        </w:rPr>
+        <w:t xml:space="preserve">payroll_run_excluded_employees</w:t>
+      </w:r>
+      <w:r>
+        <w:t xml:space="preserve"> </w:t>
+      </w:r>
+      <w:r>
+        <w:t xml:space="preserve">menjaga idempotency yang sama seperti</w:t>
+      </w:r>
+      <w:r>
+        <w:t xml:space="preserve"> </w:t>
+      </w:r>
+      <w:r>
+        <w:rPr>
+          <w:rStyle w:val="VerbatimChar"/>
+        </w:rPr>
+        <w:t xml:space="preserve">kasbon_deductions</w:t>
+      </w:r>
+      <w:r>
+        <w:t xml:space="preserve">/</w:t>
+      </w:r>
+      <w:r>
+        <w:rPr>
+          <w:rStyle w:val="VerbatimChar"/>
+        </w:rPr>
+        <w:t xml:space="preserve">payslips</w:t>
+      </w:r>
+      <w:r>
+        <w:t xml:space="preserve"> </w:t>
+      </w:r>
+      <w:r>
+        <w:t xml:space="preserve">— retry chunk tidak akan double-insert.</w:t>
+      </w:r>
+    </w:p>
+    <w:p>
+      <w:pPr>
+        <w:pStyle w:val="Compact"/>
+        <w:numPr>
+          <w:ilvl w:val="0"/>
+          <w:numId w:val="24"/>
+        </w:numPr>
+      </w:pPr>
+      <w:r>
+        <w:t xml:space="preserve">Saat revert-to-draft, baris</w:t>
+      </w:r>
+      <w:r>
+        <w:t xml:space="preserve"> </w:t>
+      </w:r>
+      <w:r>
+        <w:rPr>
+          <w:rStyle w:val="VerbatimChar"/>
+        </w:rPr>
+        <w:t xml:space="preserve">payroll_run_excluded_employees</w:t>
+      </w:r>
+      <w:r>
+        <w:t xml:space="preserve"> </w:t>
+      </w:r>
+      <w:r>
+        <w:t xml:space="preserve">milik run</w:t>
+      </w:r>
+      <w:r>
+        <w:t xml:space="preserve"> </w:t>
+      </w:r>
+      <w:r>
+        <w:t xml:space="preserve">tersebut IKUT DIHAPUS (</w:t>
+      </w:r>
+      <w:r>
+        <w:rPr>
+          <w:rStyle w:val="VerbatimChar"/>
+        </w:rPr>
+        <w:t xml:space="preserve">PayrollRunRevertService</w:t>
+      </w:r>
+      <w:r>
+        <w:t xml:space="preserve">) — sebuah eksklusi adalah</w:t>
+      </w:r>
+      <w:r>
+        <w:t xml:space="preserve"> </w:t>
+      </w:r>
+      <w:r>
+        <w:t xml:space="preserve">vonis PROVISIONAL run ini terhadap data karyawan, sama seperti payslip</w:t>
+      </w:r>
+      <w:r>
+        <w:t xml:space="preserve"> </w:t>
+      </w:r>
+      <w:r>
+        <w:t xml:space="preserve">draft, dan harus dievaluasi ulang dari nol saat recalculate (data</w:t>
+      </w:r>
+      <w:r>
+        <w:t xml:space="preserve"> </w:t>
+      </w:r>
+      <w:r>
+        <w:t xml:space="preserve">penyebabnya mungkin baru saja diperbaiki).</w:t>
+      </w:r>
+    </w:p>
+    <w:p>
+      <w:pPr>
+        <w:pStyle w:val="FirstParagraph"/>
+      </w:pPr>
+      <w:r>
+        <w:t xml:space="preserve">Frontend (</w:t>
+      </w:r>
+      <w:r>
+        <w:rPr>
+          <w:rStyle w:val="VerbatimChar"/>
+        </w:rPr>
+        <w:t xml:space="preserve">PayrollRunDetailPage.tsx</w:t>
+      </w:r>
+      <w:r>
+        <w:t xml:space="preserve">) menampilkan daftar karyawan yang</w:t>
+      </w:r>
+      <w:r>
+        <w:t xml:space="preserve"> </w:t>
+      </w:r>
+      <w:r>
+        <w:t xml:space="preserve">di-exclude beserta alasannya di tab detail payroll run — lihat</w:t>
+      </w:r>
+      <w:r>
+        <w:t xml:space="preserve"> </w:t>
+      </w:r>
+      <w:r>
+        <w:rPr>
+          <w:rStyle w:val="VerbatimChar"/>
+        </w:rPr>
+        <w:t xml:space="preserve">user_manual.docx</w:t>
+      </w:r>
+      <w:r>
+        <w:t xml:space="preserve"> </w:t>
+      </w:r>
+      <w:r>
+        <w:t xml:space="preserve">§12.</w:t>
+      </w:r>
+    </w:p>
+    <w:bookmarkEnd w:id="16"/>
+    <w:bookmarkEnd w:id="17"/>
+    <w:bookmarkStart w:id="21" w:name="X2a7793c5b949c1fb46d34d5876e058ffcee4784"/>
+    <w:p>
+      <w:pPr>
+        <w:pStyle w:val="Heading1"/>
+      </w:pPr>
+      <w:r>
+        <w:t xml:space="preserve">10. Automated E2E Regression Suite (Playwright)</w:t>
+      </w:r>
+    </w:p>
+    <w:bookmarkStart w:id="18" w:name="lokasi-cara-menjalankan"/>
+    <w:p>
+      <w:pPr>
+        <w:pStyle w:val="Heading2"/>
+      </w:pPr>
+      <w:r>
+        <w:t xml:space="preserve">10.1 Lokasi &amp; Cara Menjalankan</w:t>
+      </w:r>
+    </w:p>
+    <w:p>
+      <w:pPr>
+        <w:pStyle w:val="FirstParagraph"/>
+      </w:pPr>
+      <w:r>
+        <w:t xml:space="preserve">Suite ini menggantikan pola verifikasi manual-Puppeteer-di-browser yang</w:t>
+      </w:r>
+      <w:r>
+        <w:t xml:space="preserve"> </w:t>
+      </w:r>
+      <w:r>
+        <w:t xml:space="preserve">dipakai sepanjang FE-T17/T26-31/T33/T34. Lokasi:</w:t>
+      </w:r>
+      <w:r>
+        <w:t xml:space="preserve"> </w:t>
+      </w:r>
+      <w:r>
+        <w:rPr>
+          <w:rStyle w:val="VerbatimChar"/>
+        </w:rPr>
+        <w:t xml:space="preserve">apps/web/e2e/</w:t>
+      </w:r>
+      <w:r>
+        <w:t xml:space="preserve">. Berjalan</w:t>
+      </w:r>
+      <w:r>
+        <w:t xml:space="preserve"> </w:t>
+      </w:r>
+      <w:r>
+        <w:t xml:space="preserve">terhadap</w:t>
+      </w:r>
+      <w:r>
+        <w:t xml:space="preserve"> </w:t>
+      </w:r>
+      <w:r>
+        <w:rPr>
+          <w:b/>
+          <w:bCs/>
+        </w:rPr>
+        <w:t xml:space="preserve">stack sungguhan</w:t>
+      </w:r>
+      <w:r>
+        <w:t xml:space="preserve"> </w:t>
+      </w:r>
+      <w:r>
+        <w:t xml:space="preserve">— Docker MySQL/Redis, NestJS API asli, Vite dev</w:t>
+      </w:r>
+      <w:r>
+        <w:t xml:space="preserve"> </w:t>
+      </w:r>
+      <w:r>
+        <w:t xml:space="preserve">server asli — TIDAK ada mocked network layer, supaya regresi yang hanya</w:t>
+      </w:r>
+      <w:r>
+        <w:t xml:space="preserve"> </w:t>
+      </w:r>
+      <w:r>
+        <w:t xml:space="preserve">muncul di data asli (job BullMQ asli, lock §11 asli, 409 asli) ikut tertangkap.</w:t>
+      </w:r>
+    </w:p>
+    <w:p>
+      <w:pPr>
+        <w:pStyle w:val="BodyText"/>
+      </w:pPr>
+      <w:r>
+        <w:rPr>
+          <w:b/>
+          <w:bCs/>
+        </w:rPr>
+        <w:t xml:space="preserve">Prasyarat (harus sudah jalan sebelum test dimulai):</w:t>
+      </w:r>
+    </w:p>
+    <w:p>
+      <w:pPr>
+        <w:pStyle w:val="SourceCode"/>
+      </w:pPr>
+      <w:r>
+        <w:rPr>
+          <w:rStyle w:val="VerbatimChar"/>
+        </w:rPr>
+        <w:t xml:space="preserve">docker compose up -d          # dari root repo — MySQL + Redis</w:t>
+      </w:r>
+      <w:r>
+        <w:br/>
+      </w:r>
+      <w:r>
+        <w:rPr>
+          <w:rStyle w:val="VerbatimChar"/>
+        </w:rPr>
+        <w:t xml:space="preserve">pnpm --filter @payroll-system/api db:migrate</w:t>
+      </w:r>
+      <w:r>
+        <w:br/>
+      </w:r>
+      <w:r>
+        <w:rPr>
+          <w:rStyle w:val="VerbatimChar"/>
+        </w:rPr>
+        <w:t xml:space="preserve">pnpm --filter @payroll-system/api db:seed     # buat default admin user</w:t>
+      </w:r>
+      <w:r>
+        <w:br/>
+      </w:r>
+      <w:r>
+        <w:rPr>
+          <w:rStyle w:val="VerbatimChar"/>
+        </w:rPr>
+        <w:t xml:space="preserve">pnpm dev:api                  # NestJS API di :3000</w:t>
+      </w:r>
+      <w:r>
+        <w:br/>
+      </w:r>
+      <w:r>
+        <w:rPr>
+          <w:rStyle w:val="VerbatimChar"/>
+        </w:rPr>
+        <w:t xml:space="preserve">pnpm dev:web                  # Vite dev server di :3001</w:t>
+      </w:r>
+    </w:p>
+    <w:p>
+      <w:pPr>
+        <w:pStyle w:val="FirstParagraph"/>
+      </w:pPr>
+      <w:r>
+        <w:t xml:space="preserve">Suite ini SENGAJA tidak menyalakan servis-servis ini sendiri (tidak ada</w:t>
+      </w:r>
+      <w:r>
+        <w:t xml:space="preserve"> </w:t>
+      </w:r>
+      <w:r>
+        <w:rPr>
+          <w:rStyle w:val="VerbatimChar"/>
+        </w:rPr>
+        <w:t xml:space="preserve">webServer</w:t>
+      </w:r>
+      <w:r>
+        <w:t xml:space="preserve"> </w:t>
+      </w:r>
+      <w:r>
+        <w:t xml:space="preserve">di konfigurasi Playwright) —</w:t>
+      </w:r>
+      <w:r>
+        <w:t xml:space="preserve"> </w:t>
+      </w:r>
+      <w:r>
+        <w:rPr>
+          <w:rStyle w:val="VerbatimChar"/>
+        </w:rPr>
+        <w:t xml:space="preserve">global-setup.ts</w:t>
+      </w:r>
+      <w:r>
+        <w:t xml:space="preserve"> </w:t>
+      </w:r>
+      <w:r>
+        <w:t xml:space="preserve">mengecek</w:t>
+      </w:r>
+      <w:r>
+        <w:t xml:space="preserve"> </w:t>
+      </w:r>
+      <w:r>
+        <w:t xml:space="preserve">semuanya bisa dijangkau dulu dan gagal cepat dengan pesan jelas kalau ada</w:t>
+      </w:r>
+      <w:r>
+        <w:t xml:space="preserve"> </w:t>
+      </w:r>
+      <w:r>
+        <w:t xml:space="preserve">yang belum jalan.</w:t>
+      </w:r>
+    </w:p>
+    <w:p>
+      <w:pPr>
+        <w:pStyle w:val="BodyText"/>
+      </w:pPr>
+      <w:r>
+        <w:rPr>
+          <w:b/>
+          <w:bCs/>
+        </w:rPr>
+        <w:t xml:space="preserve">Menjalankan:</w:t>
+      </w:r>
+    </w:p>
+    <w:p>
+      <w:pPr>
+        <w:pStyle w:val="SourceCode"/>
+      </w:pPr>
+      <w:r>
+        <w:rPr>
+          <w:rStyle w:val="VerbatimChar"/>
+        </w:rPr>
+        <w:t xml:space="preserve">pnpm --filter @payroll-system/web test:e2e          # headless, sekali jalan</w:t>
+      </w:r>
+      <w:r>
+        <w:br/>
+      </w:r>
+      <w:r>
+        <w:rPr>
+          <w:rStyle w:val="VerbatimChar"/>
+        </w:rPr>
+        <w:t xml:space="preserve">pnpm --filter @payroll-system/web test:e2e:report    # buka laporan HTML terakhir</w:t>
+      </w:r>
+    </w:p>
+    <w:p>
+      <w:pPr>
+        <w:pStyle w:val="FirstParagraph"/>
+      </w:pPr>
+      <w:r>
+        <w:t xml:space="preserve">Sekali saja di awal:</w:t>
+      </w:r>
+      <w:r>
+        <w:t xml:space="preserve"> </w:t>
+      </w:r>
+      <w:r>
+        <w:rPr>
+          <w:rStyle w:val="VerbatimChar"/>
+        </w:rPr>
+        <w:t xml:space="preserve">pnpm --filter @payroll-system/web exec playwright install chromium</w:t>
+      </w:r>
+      <w:r>
+        <w:t xml:space="preserve">.</w:t>
+      </w:r>
+    </w:p>
+    <w:bookmarkEnd w:id="18"/>
+    <w:bookmarkStart w:id="19" w:name="empat-kategori-test-appswebe2especs"/>
+    <w:p>
+      <w:pPr>
+        <w:pStyle w:val="Heading2"/>
+      </w:pPr>
+      <w:r>
+        <w:t xml:space="preserve">10.2 Empat Kategori Test (</w:t>
+      </w:r>
+      <w:r>
+        <w:rPr>
+          <w:rStyle w:val="VerbatimChar"/>
+        </w:rPr>
+        <w:t xml:space="preserve">apps/web/e2e/specs/</w:t>
+      </w:r>
+      <w:r>
+        <w:t xml:space="preserve">)</w:t>
+      </w:r>
+    </w:p>
+    <w:p>
+      <w:pPr>
+        <w:pStyle w:val="FirstParagraph"/>
+      </w:pPr>
+      <w:r>
+        <w:t xml:space="preserve">Satu file per kategori risiko, dalam urutan prioritas:</w:t>
+      </w:r>
+    </w:p>
+    <w:tbl>
+      <w:tblPr>
+        <w:tblStyle w:val="Table"/>
+        <w:tblW w:type="pct" w:w="5000"/>
+        <w:tblLayout w:type="fixed"/>
+        <w:tblLook w:firstRow="1" w:lastRow="0" w:firstColumn="0" w:lastColumn="0" w:noHBand="0" w:noVBand="0" w:val="0020"/>
+      </w:tblPr>
+      <w:tblGrid>
+        <w:gridCol w:w="2640"/>
+        <w:gridCol w:w="2640"/>
+        <w:gridCol w:w="2640"/>
+      </w:tblGrid>
+      <w:tr>
+        <w:trPr>
+          <w:tblHeader w:val="on"/>
+        </w:trPr>
+        <w:tc>
+          <w:tcPr/>
+          <w:p>
+            <w:pPr>
+              <w:pStyle w:val="Compact"/>
+            </w:pPr>
+            <w:r>
+              <w:t xml:space="preserve">Kategori</w:t>
+            </w:r>
+          </w:p>
+        </w:tc>
+        <w:tc>
+          <w:tcPr/>
+          <w:p>
+            <w:pPr>
+              <w:pStyle w:val="Compact"/>
+            </w:pPr>
+            <w:r>
+              <w:t xml:space="preserve">File</w:t>
+            </w:r>
+          </w:p>
+        </w:tc>
+        <w:tc>
+          <w:tcPr/>
+          <w:p>
+            <w:pPr>
+              <w:pStyle w:val="Compact"/>
+            </w:pPr>
+            <w:r>
+              <w:t xml:space="preserve">Cakupan</w:t>
+            </w:r>
+          </w:p>
+        </w:tc>
+      </w:tr>
+      <w:tr>
+        <w:tc>
+          <w:tcPr/>
+          <w:p>
+            <w:pPr>
+              <w:pStyle w:val="Compact"/>
+            </w:pPr>
+            <w:r>
+              <w:t xml:space="preserve">Payroll run lifecycle</w:t>
+            </w:r>
+          </w:p>
+        </w:tc>
+        <w:tc>
+          <w:tcPr/>
+          <w:p>
+            <w:pPr>
+              <w:pStyle w:val="Compact"/>
+            </w:pPr>
+            <w:r>
+              <w:rPr>
+                <w:rStyle w:val="VerbatimChar"/>
+              </w:rPr>
+              <w:t xml:space="preserve">payroll-run-lifecycle.spec.ts</w:t>
+            </w:r>
+          </w:p>
+        </w:tc>
+        <w:tc>
+          <w:tcPr/>
+          <w:p>
+            <w:pPr>
+              <w:pStyle w:val="Compact"/>
+            </w:pPr>
+            <w:r>
+              <w:t xml:space="preserve">Alur state machine penuh draft→calculate→approve→disburse→revert</w:t>
+            </w:r>
+          </w:p>
+        </w:tc>
+      </w:tr>
+      <w:tr>
+        <w:tc>
+          <w:tcPr/>
+          <w:p>
+            <w:pPr>
+              <w:pStyle w:val="Compact"/>
+            </w:pPr>
+            <w:r>
+              <w:t xml:space="preserve">§11 locks</w:t>
+            </w:r>
+          </w:p>
+        </w:tc>
+        <w:tc>
+          <w:tcPr/>
+          <w:p>
+            <w:pPr>
+              <w:pStyle w:val="Compact"/>
+            </w:pPr>
+            <w:r>
+              <w:rPr>
+                <w:rStyle w:val="VerbatimChar"/>
+              </w:rPr>
+              <w:t xml:space="preserve">section11-locks.spec.ts</w:t>
+            </w:r>
+          </w:p>
+        </w:tc>
+        <w:tc>
+          <w:tcPr/>
+          <w:p>
+            <w:pPr>
+              <w:pStyle w:val="Compact"/>
+            </w:pPr>
+            <w:r>
+              <w:t xml:space="preserve">Banner lock periode absensi, field-freeze kasbon, pola lock R-06a/R-06b pada surat</w:t>
+            </w:r>
+          </w:p>
+        </w:tc>
+      </w:tr>
+      <w:tr>
+        <w:tc>
+          <w:tcPr/>
+          <w:p>
+            <w:pPr>
+              <w:pStyle w:val="Compact"/>
+            </w:pPr>
+            <w:r>
+              <w:t xml:space="preserve">Role access</w:t>
+            </w:r>
+          </w:p>
+        </w:tc>
+        <w:tc>
+          <w:tcPr/>
+          <w:p>
+            <w:pPr>
+              <w:pStyle w:val="Compact"/>
+            </w:pPr>
+            <w:r>
+              <w:rPr>
+                <w:rStyle w:val="VerbatimChar"/>
+              </w:rPr>
+              <w:t xml:space="preserve">role-access.spec.ts</w:t>
+            </w:r>
+          </w:p>
+        </w:tc>
+        <w:tc>
+          <w:tcPr/>
+          <w:p>
+            <w:pPr>
+              <w:pStyle w:val="Compact"/>
+            </w:pPr>
+            <w:r>
+              <w:t xml:space="preserve">Navigasi HR + guard rute admin lewat akses URL langsung</w:t>
+            </w:r>
+          </w:p>
+        </w:tc>
+      </w:tr>
+      <w:tr>
+        <w:tc>
+          <w:tcPr/>
+          <w:p>
+            <w:pPr>
+              <w:pStyle w:val="Compact"/>
+            </w:pPr>
+            <w:r>
+              <w:t xml:space="preserve">Prorate &amp; exclusion</w:t>
+            </w:r>
+          </w:p>
+        </w:tc>
+        <w:tc>
+          <w:tcPr/>
+          <w:p>
+            <w:pPr>
+              <w:pStyle w:val="Compact"/>
+            </w:pPr>
+            <w:r>
+              <w:rPr>
+                <w:rStyle w:val="VerbatimChar"/>
+              </w:rPr>
+              <w:t xml:space="preserve">prorate-and-exclusion.spec.ts</w:t>
+            </w:r>
+          </w:p>
+        </w:tc>
+        <w:tc>
+          <w:tcPr/>
+          <w:p>
+            <w:pPr>
+              <w:pStyle w:val="Compact"/>
+            </w:pPr>
+            <w:r>
+              <w:t xml:space="preserve">Resign di tengah periode (§9.1) + take-home negatif (§9.2)</w:t>
+            </w:r>
+          </w:p>
+        </w:tc>
+      </w:tr>
+    </w:tbl>
+    <w:bookmarkEnd w:id="19"/>
+    <w:bookmarkStart w:id="20" w:name="enum-drift-safeguard"/>
+    <w:p>
+      <w:pPr>
+        <w:pStyle w:val="Heading2"/>
+      </w:pPr>
+      <w:r>
+        <w:t xml:space="preserve">10.3 Enum-Drift Safeguard</w:t>
+      </w:r>
+    </w:p>
+    <w:p>
+      <w:pPr>
+        <w:pStyle w:val="FirstParagraph"/>
+      </w:pPr>
+      <w:r>
+        <w:rPr>
+          <w:rStyle w:val="VerbatimChar"/>
+        </w:rPr>
+        <w:t xml:space="preserve">e2e/support/enums.ts</w:t>
+      </w:r>
+      <w:r>
+        <w:t xml:space="preserve"> </w:t>
+      </w:r>
+      <w:r>
+        <w:t xml:space="preserve">menyimpan salinan lokal (mirror) dari enum-enum</w:t>
+      </w:r>
+      <w:r>
+        <w:t xml:space="preserve"> </w:t>
+      </w:r>
+      <w:r>
+        <w:rPr>
+          <w:rStyle w:val="VerbatimChar"/>
+        </w:rPr>
+        <w:t xml:space="preserve">@payroll-system/shared-types</w:t>
+      </w:r>
+      <w:r>
+        <w:t xml:space="preserve"> </w:t>
+      </w:r>
+      <w:r>
+        <w:t xml:space="preserve">untuk dipakai di test tanpa import lintas-paket</w:t>
+      </w:r>
+      <w:r>
+        <w:t xml:space="preserve"> </w:t>
+      </w:r>
+      <w:r>
+        <w:t xml:space="preserve">yang berat. Untuk mencegah mirror ini diam-diam menjadi basi ketika enum asli</w:t>
+      </w:r>
+      <w:r>
+        <w:t xml:space="preserve"> </w:t>
+      </w:r>
+      <w:r>
+        <w:t xml:space="preserve">berubah,</w:t>
+      </w:r>
+      <w:r>
+        <w:t xml:space="preserve"> </w:t>
+      </w:r>
+      <w:r>
+        <w:rPr>
+          <w:rStyle w:val="VerbatimChar"/>
+        </w:rPr>
+        <w:t xml:space="preserve">test:e2e</w:t>
+      </w:r>
+      <w:r>
+        <w:t xml:space="preserve"> </w:t>
+      </w:r>
+      <w:r>
+        <w:t xml:space="preserve">SELALU menjalankan hook</w:t>
+      </w:r>
+      <w:r>
+        <w:t xml:space="preserve"> </w:t>
+      </w:r>
+      <w:r>
+        <w:rPr>
+          <w:rStyle w:val="VerbatimChar"/>
+        </w:rPr>
+        <w:t xml:space="preserve">pretest:e2e</w:t>
+      </w:r>
+      <w:r>
+        <w:t xml:space="preserve"> </w:t>
+      </w:r>
+      <w:r>
+        <w:t xml:space="preserve">lebih dulu (</w:t>
+      </w:r>
+      <w:r>
+        <w:rPr>
+          <w:rStyle w:val="VerbatimChar"/>
+        </w:rPr>
+        <w:t xml:space="preserve">vitest run e2e/support/enums.spec.ts</w:t>
+      </w:r>
+      <w:r>
+        <w:t xml:space="preserve">) — pengecekan cepat tanpa DB yang membandingkan</w:t>
+      </w:r>
+      <w:r>
+        <w:t xml:space="preserve"> </w:t>
+      </w:r>
+      <w:r>
+        <w:t xml:space="preserve">mirror terhadap nilai enum asli, dan gagal keras dengan pesan</w:t>
+      </w:r>
+      <w:r>
+        <w:t xml:space="preserve"> </w:t>
+      </w:r>
+      <w:r>
+        <w:t xml:space="preserve">“update manual”</w:t>
+      </w:r>
+      <w:r>
+        <w:t xml:space="preserve"> </w:t>
+      </w:r>
+      <w:r>
+        <w:t xml:space="preserve">kalau ada selisih, SEBELUM suite Playwright sempat jalan melawan mirror yang</w:t>
+      </w:r>
+      <w:r>
+        <w:t xml:space="preserve"> </w:t>
+      </w:r>
+      <w:r>
+        <w:t xml:space="preserve">sudah basi. Jalankan standalone dengan</w:t>
+      </w:r>
+      <w:r>
+        <w:t xml:space="preserve"> </w:t>
+      </w:r>
+      <w:r>
+        <w:rPr>
+          <w:rStyle w:val="VerbatimChar"/>
+        </w:rPr>
+        <w:t xml:space="preserve">pnpm --filter @payroll-system/web test:e2e:enums-check</w:t>
+      </w:r>
+      <w:r>
+        <w:t xml:space="preserve">.</w:t>
+      </w:r>
+    </w:p>
+    <w:p>
+      <w:pPr>
+        <w:pStyle w:val="BodyText"/>
+      </w:pPr>
+      <w:r>
+        <w:t xml:space="preserve">Alasan pola direct-DB-access untuk cleanup (bukan lewat API) juga dicatat di</w:t>
+      </w:r>
+      <w:r>
+        <w:t xml:space="preserve"> </w:t>
+      </w:r>
+      <w:r>
+        <w:rPr>
+          <w:rStyle w:val="VerbatimChar"/>
+        </w:rPr>
+        <w:t xml:space="preserve">apps/web/README.md</w:t>
+      </w:r>
+      <w:r>
+        <w:t xml:space="preserve">: beberapa entitas yang sengaja dikunci suite ini (§11)</w:t>
+      </w:r>
+      <w:r>
+        <w:t xml:space="preserve"> </w:t>
+      </w:r>
+      <w:r>
+        <w:t xml:space="preserve">TIDAK punya endpoint hapus sama sekali begitu terkunci (surat_ijin yang sudah</w:t>
+      </w:r>
+      <w:r>
+        <w:t xml:space="preserve"> </w:t>
+      </w:r>
+      <w:r>
+        <w:t xml:space="preserve">approved, payroll_run, kasbon yang sedang dipotong) — teardown karena itu</w:t>
+      </w:r>
+      <w:r>
+        <w:t xml:space="preserve"> </w:t>
+      </w:r>
+      <w:r>
+        <w:t xml:space="preserve">pakai koneksi MySQL langsung, persis pola yang sudah dipakai</w:t>
+      </w:r>
+      <w:r>
+        <w:t xml:space="preserve"> </w:t>
+      </w:r>
+      <w:r>
+        <w:rPr>
+          <w:rStyle w:val="VerbatimChar"/>
+        </w:rPr>
+        <w:t xml:space="preserve">apps/api/test/*.e2e-spec.ts</w:t>
+      </w:r>
+      <w:r>
+        <w:t xml:space="preserve">.</w:t>
+      </w:r>
+    </w:p>
+    <w:bookmarkEnd w:id="20"/>
+    <w:bookmarkEnd w:id="21"/>
+    <w:bookmarkStart w:id="25" w:name="sistem-audit-trail"/>
+    <w:p>
+      <w:pPr>
+        <w:pStyle w:val="Heading1"/>
+      </w:pPr>
+      <w:r>
+        <w:t xml:space="preserve">11. Sistem Audit Trail</w:t>
+      </w:r>
+    </w:p>
+    <w:bookmarkStart w:id="22" w:name="entity-yang-dilacak"/>
+    <w:p>
+      <w:pPr>
+        <w:pStyle w:val="Heading2"/>
+      </w:pPr>
+      <w:r>
+        <w:t xml:space="preserve">11.1 10 Entity yang Dilacak</w:t>
+      </w:r>
+    </w:p>
+    <w:p>
+      <w:pPr>
+        <w:pStyle w:val="FirstParagraph"/>
+      </w:pPr>
+      <w:r>
+        <w:t xml:space="preserve">Single source of truth:</w:t>
+      </w:r>
+      <w:r>
+        <w:t xml:space="preserve"> </w:t>
+      </w:r>
+      <w:r>
+        <w:rPr>
+          <w:rStyle w:val="VerbatimChar"/>
+        </w:rPr>
+        <w:t xml:space="preserve">apps/api/src/common/audit/audit.module.ts</w:t>
+      </w:r>
+      <w:r>
+        <w:t xml:space="preserve"> </w:t>
+      </w:r>
+      <w:r>
+        <w:t xml:space="preserve">—</w:t>
+      </w:r>
+      <w:r>
+        <w:t xml:space="preserve"> </w:t>
+      </w:r>
+      <w:r>
+        <w:rPr>
+          <w:rStyle w:val="VerbatimChar"/>
+        </w:rPr>
+        <w:t xml:space="preserve">AuditModule.onModuleInit()</w:t>
+      </w:r>
+      <w:r>
+        <w:t xml:space="preserve"> </w:t>
+      </w:r>
+      <w:r>
+        <w:t xml:space="preserve">mendaftarkan setiap entity lewat satu panggilan</w:t>
+      </w:r>
+      <w:r>
+        <w:t xml:space="preserve"> </w:t>
+      </w:r>
+      <w:r>
+        <w:rPr>
+          <w:rStyle w:val="VerbatimChar"/>
+        </w:rPr>
+        <w:t xml:space="preserve">registerAuditLog(model, AuditEntityType.X, opts?)</w:t>
+      </w:r>
+      <w:r>
+        <w:t xml:space="preserve">. Menambah entity baru ke</w:t>
+      </w:r>
+      <w:r>
+        <w:t xml:space="preserve"> </w:t>
+      </w:r>
+      <w:r>
+        <w:t xml:space="preserve">audit trail = satu</w:t>
+      </w:r>
+      <w:r>
+        <w:t xml:space="preserve"> </w:t>
+      </w:r>
+      <w:r>
+        <w:rPr>
+          <w:rStyle w:val="VerbatimChar"/>
+        </w:rPr>
+        <w:t xml:space="preserve">@InjectModel</w:t>
+      </w:r>
+      <w:r>
+        <w:t xml:space="preserve"> </w:t>
+      </w:r>
+      <w:r>
+        <w:t xml:space="preserve">+ satu panggilan ini, tidak ada perubahan</w:t>
+      </w:r>
+      <w:r>
+        <w:t xml:space="preserve"> </w:t>
+      </w:r>
+      <w:r>
+        <w:t xml:space="preserve">di service/controller entity itu sendiri.</w:t>
+      </w:r>
+    </w:p>
+    <w:p>
+      <w:pPr>
+        <w:pStyle w:val="BodyText"/>
+      </w:pPr>
+      <w:r>
+        <w:t xml:space="preserve">10 entity yang terdaftar (</w:t>
+      </w:r>
+      <w:r>
+        <w:rPr>
+          <w:rStyle w:val="VerbatimChar"/>
+        </w:rPr>
+        <w:t xml:space="preserve">AuditEntityType</w:t>
+      </w:r>
+      <w:r>
+        <w:t xml:space="preserve">,</w:t>
+      </w:r>
+      <w:r>
+        <w:t xml:space="preserve"> </w:t>
+      </w:r>
+      <w:r>
+        <w:rPr>
+          <w:rStyle w:val="VerbatimChar"/>
+        </w:rPr>
+        <w:t xml:space="preserve">@payroll-system/shared-types</w:t>
+      </w:r>
+      <w:r>
+        <w:t xml:space="preserve">):</w:t>
+      </w:r>
+    </w:p>
+    <w:tbl>
+      <w:tblPr>
+        <w:tblStyle w:val="Table"/>
+        <w:tblW w:type="pct" w:w="5000"/>
+        <w:tblLayout w:type="fixed"/>
+        <w:tblLook w:firstRow="1" w:lastRow="0" w:firstColumn="0" w:lastColumn="0" w:noHBand="0" w:noVBand="0" w:val="0020"/>
+      </w:tblPr>
+      <w:tblGrid>
+        <w:gridCol w:w="2640"/>
+        <w:gridCol w:w="2640"/>
+        <w:gridCol w:w="2640"/>
+      </w:tblGrid>
+      <w:tr>
+        <w:trPr>
+          <w:tblHeader w:val="on"/>
+        </w:trPr>
+        <w:tc>
+          <w:tcPr/>
+          <w:p>
+            <w:pPr>
+              <w:pStyle w:val="Compact"/>
+            </w:pPr>
+            <w:r>
+              <w:t xml:space="preserve">#</w:t>
+            </w:r>
+          </w:p>
+        </w:tc>
+        <w:tc>
+          <w:tcPr/>
+          <w:p>
+            <w:pPr>
+              <w:pStyle w:val="Compact"/>
+            </w:pPr>
+            <w:r>
+              <w:t xml:space="preserve">Entity</w:t>
+            </w:r>
+          </w:p>
+        </w:tc>
+        <w:tc>
+          <w:tcPr/>
+          <w:p>
+            <w:pPr>
+              <w:pStyle w:val="Compact"/>
+            </w:pPr>
+            <w:r>
+              <w:t xml:space="preserve">Tracked fields</w:t>
+            </w:r>
+          </w:p>
+        </w:tc>
+      </w:tr>
+      <w:tr>
+        <w:tc>
+          <w:tcPr/>
+          <w:p>
+            <w:pPr>
+              <w:pStyle w:val="Compact"/>
+            </w:pPr>
+            <w:r>
+              <w:t xml:space="preserve">1</w:t>
+            </w:r>
+          </w:p>
+        </w:tc>
+        <w:tc>
+          <w:tcPr/>
+          <w:p>
+            <w:pPr>
+              <w:pStyle w:val="Compact"/>
+            </w:pPr>
+            <w:r>
+              <w:rPr>
+                <w:rStyle w:val="VerbatimChar"/>
+              </w:rPr>
+              <w:t xml:space="preserve">PayrollRun</w:t>
+            </w:r>
+          </w:p>
+        </w:tc>
+        <w:tc>
+          <w:tcPr/>
+          <w:p>
+            <w:pPr>
+              <w:pStyle w:val="Compact"/>
+            </w:pPr>
+            <w:r>
+              <w:rPr>
+                <w:rStyle w:val="VerbatimChar"/>
+              </w:rPr>
+              <w:t xml:space="preserve">period</w:t>
+            </w:r>
+            <w:r>
+              <w:t xml:space="preserve">,</w:t>
+            </w:r>
+            <w:r>
+              <w:t xml:space="preserve"> </w:t>
+            </w:r>
+            <w:r>
+              <w:rPr>
+                <w:rStyle w:val="VerbatimChar"/>
+              </w:rPr>
+              <w:t xml:space="preserve">status</w:t>
+            </w:r>
+            <w:r>
+              <w:t xml:space="preserve">,</w:t>
+            </w:r>
+            <w:r>
+              <w:t xml:space="preserve"> </w:t>
+            </w:r>
+            <w:r>
+              <w:rPr>
+                <w:rStyle w:val="VerbatimChar"/>
+              </w:rPr>
+              <w:t xml:space="preserve">createdBy</w:t>
+            </w:r>
+            <w:r>
+              <w:t xml:space="preserve">,</w:t>
+            </w:r>
+            <w:r>
+              <w:t xml:space="preserve"> </w:t>
+            </w:r>
+            <w:r>
+              <w:rPr>
+                <w:rStyle w:val="VerbatimChar"/>
+              </w:rPr>
+              <w:t xml:space="preserve">approvedBy</w:t>
+            </w:r>
+            <w:r>
+              <w:t xml:space="preserve">,</w:t>
+            </w:r>
+            <w:r>
+              <w:t xml:space="preserve"> </w:t>
+            </w:r>
+            <w:r>
+              <w:rPr>
+                <w:rStyle w:val="VerbatimChar"/>
+              </w:rPr>
+              <w:t xml:space="preserve">disbursedBy</w:t>
+            </w:r>
+            <w:r>
+              <w:t xml:space="preserve">,</w:t>
+            </w:r>
+            <w:r>
+              <w:t xml:space="preserve"> </w:t>
+            </w:r>
+            <w:r>
+              <w:rPr>
+                <w:rStyle w:val="VerbatimChar"/>
+              </w:rPr>
+              <w:t xml:space="preserve">lockedAt</w:t>
+            </w:r>
+            <w:r>
+              <w:t xml:space="preserve">,</w:t>
+            </w:r>
+            <w:r>
+              <w:t xml:space="preserve"> </w:t>
+            </w:r>
+            <w:r>
+              <w:rPr>
+                <w:rStyle w:val="VerbatimChar"/>
+              </w:rPr>
+              <w:t xml:space="preserve">revertedBy</w:t>
+            </w:r>
+            <w:r>
+              <w:t xml:space="preserve">,</w:t>
+            </w:r>
+            <w:r>
+              <w:t xml:space="preserve"> </w:t>
+            </w:r>
+            <w:r>
+              <w:rPr>
+                <w:rStyle w:val="VerbatimChar"/>
+              </w:rPr>
+              <w:t xml:space="preserve">revertReason</w:t>
+            </w:r>
+            <w:r>
+              <w:t xml:space="preserve"> </w:t>
+            </w:r>
+            <w:r>
+              <w:t xml:space="preserve">(</w:t>
+            </w:r>
+            <w:r>
+              <w:rPr>
+                <w:rStyle w:val="VerbatimChar"/>
+              </w:rPr>
+              <w:t xml:space="preserve">processedCount</w:t>
+            </w:r>
+            <w:r>
+              <w:t xml:space="preserve">/</w:t>
+            </w:r>
+            <w:r>
+              <w:rPr>
+                <w:rStyle w:val="VerbatimChar"/>
+              </w:rPr>
+              <w:t xml:space="preserve">totalCount</w:t>
+            </w:r>
+            <w:r>
+              <w:t xml:space="preserve"> </w:t>
+            </w:r>
+            <w:r>
+              <w:t xml:space="preserve">sengaja dikecualikan — bukan state transition)</w:t>
+            </w:r>
+          </w:p>
+        </w:tc>
+      </w:tr>
+      <w:tr>
+        <w:tc>
+          <w:tcPr/>
+          <w:p>
+            <w:pPr>
+              <w:pStyle w:val="Compact"/>
+            </w:pPr>
+            <w:r>
+              <w:t xml:space="preserve">2</w:t>
+            </w:r>
+          </w:p>
+        </w:tc>
+        <w:tc>
+          <w:tcPr/>
+          <w:p>
+            <w:pPr>
+              <w:pStyle w:val="Compact"/>
+            </w:pPr>
+            <w:r>
+              <w:rPr>
+                <w:rStyle w:val="VerbatimChar"/>
+              </w:rPr>
+              <w:t xml:space="preserve">Employee</w:t>
+            </w:r>
+          </w:p>
+        </w:tc>
+        <w:tc>
+          <w:tcPr/>
+          <w:p>
+            <w:pPr>
+              <w:pStyle w:val="Compact"/>
+            </w:pPr>
+            <w:r>
+              <w:t xml:space="preserve">Hanya</w:t>
+            </w:r>
+            <w:r>
+              <w:t xml:space="preserve"> </w:t>
+            </w:r>
+            <w:r>
+              <w:rPr>
+                <w:rStyle w:val="VerbatimChar"/>
+              </w:rPr>
+              <w:t xml:space="preserve">ptkpManuallyOverridden</w:t>
+            </w:r>
+            <w:r>
+              <w:t xml:space="preserve"> </w:t>
+            </w:r>
+            <w:r>
+              <w:t xml:space="preserve">(dispute-sensitive, §D) — bukan seluruh record</w:t>
+            </w:r>
+          </w:p>
+        </w:tc>
+      </w:tr>
+      <w:tr>
+        <w:tc>
+          <w:tcPr/>
+          <w:p>
+            <w:pPr>
+              <w:pStyle w:val="Compact"/>
+            </w:pPr>
+            <w:r>
+              <w:t xml:space="preserve">3</w:t>
+            </w:r>
+          </w:p>
+        </w:tc>
+        <w:tc>
+          <w:tcPr/>
+          <w:p>
+            <w:pPr>
+              <w:pStyle w:val="Compact"/>
+            </w:pPr>
+            <w:r>
+              <w:rPr>
+                <w:rStyle w:val="VerbatimChar"/>
+              </w:rPr>
+              <w:t xml:space="preserve">SalaryMaster</w:t>
+            </w:r>
+          </w:p>
+        </w:tc>
+        <w:tc>
+          <w:tcPr/>
+          <w:p>
+            <w:pPr>
+              <w:pStyle w:val="Compact"/>
+            </w:pPr>
+            <w:r>
+              <w:t xml:space="preserve">Whole-row</w:t>
+            </w:r>
+          </w:p>
+        </w:tc>
+      </w:tr>
+      <w:tr>
+        <w:tc>
+          <w:tcPr/>
+          <w:p>
+            <w:pPr>
+              <w:pStyle w:val="Compact"/>
+            </w:pPr>
+            <w:r>
+              <w:t xml:space="preserve">4</w:t>
+            </w:r>
+          </w:p>
+        </w:tc>
+        <w:tc>
+          <w:tcPr/>
+          <w:p>
+            <w:pPr>
+              <w:pStyle w:val="Compact"/>
+            </w:pPr>
+            <w:r>
+              <w:rPr>
+                <w:rStyle w:val="VerbatimChar"/>
+              </w:rPr>
+              <w:t xml:space="preserve">IncentiveMaster</w:t>
+            </w:r>
+          </w:p>
+        </w:tc>
+        <w:tc>
+          <w:tcPr/>
+          <w:p>
+            <w:pPr>
+              <w:pStyle w:val="Compact"/>
+            </w:pPr>
+            <w:r>
+              <w:t xml:space="preserve">Whole-row</w:t>
+            </w:r>
+          </w:p>
+        </w:tc>
+      </w:tr>
+      <w:tr>
+        <w:tc>
+          <w:tcPr/>
+          <w:p>
+            <w:pPr>
+              <w:pStyle w:val="Compact"/>
+            </w:pPr>
+            <w:r>
+              <w:t xml:space="preserve">5</w:t>
+            </w:r>
+          </w:p>
+        </w:tc>
+        <w:tc>
+          <w:tcPr/>
+          <w:p>
+            <w:pPr>
+              <w:pStyle w:val="Compact"/>
+            </w:pPr>
+            <w:r>
+              <w:rPr>
+                <w:rStyle w:val="VerbatimChar"/>
+              </w:rPr>
+              <w:t xml:space="preserve">PtkpMaster</w:t>
+            </w:r>
+          </w:p>
+        </w:tc>
+        <w:tc>
+          <w:tcPr/>
+          <w:p>
+            <w:pPr>
+              <w:pStyle w:val="Compact"/>
+            </w:pPr>
+            <w:r>
+              <w:t xml:space="preserve">Whole-row</w:t>
+            </w:r>
+          </w:p>
+        </w:tc>
+      </w:tr>
+      <w:tr>
+        <w:tc>
+          <w:tcPr/>
+          <w:p>
+            <w:pPr>
+              <w:pStyle w:val="Compact"/>
+            </w:pPr>
+            <w:r>
+              <w:t xml:space="preserve">6</w:t>
+            </w:r>
+          </w:p>
+        </w:tc>
+        <w:tc>
+          <w:tcPr/>
+          <w:p>
+            <w:pPr>
+              <w:pStyle w:val="Compact"/>
+            </w:pPr>
+            <w:r>
+              <w:rPr>
+                <w:rStyle w:val="VerbatimChar"/>
+              </w:rPr>
+              <w:t xml:space="preserve">TerBracketMaster</w:t>
+            </w:r>
+          </w:p>
+        </w:tc>
+        <w:tc>
+          <w:tcPr/>
+          <w:p>
+            <w:pPr>
+              <w:pStyle w:val="Compact"/>
+            </w:pPr>
+            <w:r>
+              <w:t xml:space="preserve">Whole-row</w:t>
+            </w:r>
+          </w:p>
+        </w:tc>
+      </w:tr>
+      <w:tr>
+        <w:tc>
+          <w:tcPr/>
+          <w:p>
+            <w:pPr>
+              <w:pStyle w:val="Compact"/>
+            </w:pPr>
+            <w:r>
+              <w:t xml:space="preserve">7</w:t>
+            </w:r>
+          </w:p>
+        </w:tc>
+        <w:tc>
+          <w:tcPr/>
+          <w:p>
+            <w:pPr>
+              <w:pStyle w:val="Compact"/>
+            </w:pPr>
+            <w:r>
+              <w:rPr>
+                <w:rStyle w:val="VerbatimChar"/>
+              </w:rPr>
+              <w:t xml:space="preserve">BpjsKesehatanMaster</w:t>
+            </w:r>
+          </w:p>
+        </w:tc>
+        <w:tc>
+          <w:tcPr/>
+          <w:p>
+            <w:pPr>
+              <w:pStyle w:val="Compact"/>
+            </w:pPr>
+            <w:r>
+              <w:t xml:space="preserve">Whole-row</w:t>
+            </w:r>
+          </w:p>
+        </w:tc>
+      </w:tr>
+      <w:tr>
+        <w:tc>
+          <w:tcPr/>
+          <w:p>
+            <w:pPr>
+              <w:pStyle w:val="Compact"/>
+            </w:pPr>
+            <w:r>
+              <w:t xml:space="preserve">8</w:t>
+            </w:r>
+          </w:p>
+        </w:tc>
+        <w:tc>
+          <w:tcPr/>
+          <w:p>
+            <w:pPr>
+              <w:pStyle w:val="Compact"/>
+            </w:pPr>
+            <w:r>
+              <w:rPr>
+                <w:rStyle w:val="VerbatimChar"/>
+              </w:rPr>
+              <w:t xml:space="preserve">BpjsKetenagakerjaanMaster</w:t>
+            </w:r>
+          </w:p>
+        </w:tc>
+        <w:tc>
+          <w:tcPr/>
+          <w:p>
+            <w:pPr>
+              <w:pStyle w:val="Compact"/>
+            </w:pPr>
+            <w:r>
+              <w:t xml:space="preserve">Whole-row</w:t>
+            </w:r>
+          </w:p>
+        </w:tc>
+      </w:tr>
+      <w:tr>
+        <w:tc>
+          <w:tcPr/>
+          <w:p>
+            <w:pPr>
+              <w:pStyle w:val="Compact"/>
+            </w:pPr>
+            <w:r>
+              <w:t xml:space="preserve">9</w:t>
+            </w:r>
+          </w:p>
+        </w:tc>
+        <w:tc>
+          <w:tcPr/>
+          <w:p>
+            <w:pPr>
+              <w:pStyle w:val="Compact"/>
+            </w:pPr>
+            <w:r>
+              <w:rPr>
+                <w:rStyle w:val="VerbatimChar"/>
+              </w:rPr>
+              <w:t xml:space="preserve">LeavePolicyMaster</w:t>
+            </w:r>
+          </w:p>
+        </w:tc>
+        <w:tc>
+          <w:tcPr/>
+          <w:p>
+            <w:pPr>
+              <w:pStyle w:val="Compact"/>
+            </w:pPr>
+            <w:r>
+              <w:t xml:space="preserve">Whole-row</w:t>
+            </w:r>
+          </w:p>
+        </w:tc>
+      </w:tr>
+      <w:tr>
+        <w:tc>
+          <w:tcPr/>
+          <w:p>
+            <w:pPr>
+              <w:pStyle w:val="Compact"/>
+            </w:pPr>
+            <w:r>
+              <w:t xml:space="preserve">10</w:t>
+            </w:r>
+          </w:p>
+        </w:tc>
+        <w:tc>
+          <w:tcPr/>
+          <w:p>
+            <w:pPr>
+              <w:pStyle w:val="Compact"/>
+            </w:pPr>
+            <w:r>
+              <w:rPr>
+                <w:rStyle w:val="VerbatimChar"/>
+              </w:rPr>
+              <w:t xml:space="preserve">AttendanceRecord</w:t>
+            </w:r>
+          </w:p>
+        </w:tc>
+        <w:tc>
+          <w:tcPr/>
+          <w:p>
+            <w:pPr>
+              <w:pStyle w:val="Compact"/>
+            </w:pPr>
+            <w:r>
+              <w:t xml:space="preserve">Whole-row (</w:t>
+            </w:r>
+            <w:r>
+              <w:rPr>
+                <w:rStyle w:val="VerbatimChar"/>
+              </w:rPr>
+              <w:t xml:space="preserve">source</w:t>
+            </w:r>
+            <w:r>
+              <w:t xml:space="preserve">,</w:t>
+            </w:r>
+            <w:r>
+              <w:t xml:space="preserve"> </w:t>
+            </w:r>
+            <w:r>
+              <w:rPr>
+                <w:rStyle w:val="VerbatimChar"/>
+              </w:rPr>
+              <w:t xml:space="preserve">enteredBy</w:t>
+            </w:r>
+            <w:r>
+              <w:t xml:space="preserve">,</w:t>
+            </w:r>
+            <w:r>
+              <w:t xml:space="preserve"> </w:t>
+            </w:r>
+            <w:r>
+              <w:rPr>
+                <w:rStyle w:val="VerbatimChar"/>
+              </w:rPr>
+              <w:t xml:space="preserve">overwrittenBy</w:t>
+            </w:r>
+            <w:r>
+              <w:t xml:space="preserve">, jam clock, flag</w:t>
+            </w:r>
+            <w:r>
+              <w:t xml:space="preserve"> </w:t>
+            </w:r>
+            <w:r>
+              <w:rPr>
+                <w:rStyle w:val="VerbatimChar"/>
+              </w:rPr>
+              <w:t xml:space="preserve">isHoliday</w:t>
+            </w:r>
+            <w:r>
+              <w:t xml:space="preserve">/</w:t>
+            </w:r>
+            <w:r>
+              <w:rPr>
+                <w:rStyle w:val="VerbatimChar"/>
+              </w:rPr>
+              <w:t xml:space="preserve">isOnLeave</w:t>
+            </w:r>
+            <w:r>
+              <w:t xml:space="preserve">/</w:t>
+            </w:r>
+            <w:r>
+              <w:rPr>
+                <w:rStyle w:val="VerbatimChar"/>
+              </w:rPr>
+              <w:t xml:space="preserve">hasPermission</w:t>
+            </w:r>
+            <w:r>
+              <w:t xml:space="preserve">/</w:t>
+            </w:r>
+            <w:r>
+              <w:rPr>
+                <w:rStyle w:val="VerbatimChar"/>
+              </w:rPr>
+              <w:t xml:space="preserve">hasMissedClockOut</w:t>
+            </w:r>
+            <w:r>
+              <w:t xml:space="preserve">)</w:t>
+            </w:r>
+          </w:p>
+        </w:tc>
+      </w:tr>
+    </w:tbl>
+    <w:p>
+      <w:pPr>
+        <w:pStyle w:val="BodyText"/>
+      </w:pPr>
+      <w:r>
+        <w:t xml:space="preserve">Frontend: satu komponen generik</w:t>
+      </w:r>
+      <w:r>
+        <w:t xml:space="preserve"> </w:t>
+      </w:r>
+      <w:r>
+        <w:rPr>
+          <w:rStyle w:val="VerbatimChar"/>
+        </w:rPr>
+        <w:t xml:space="preserve">AuditHistoryPanel</w:t>
+      </w:r>
+      <w:r>
+        <w:t xml:space="preserve"> </w:t>
+      </w:r>
+      <w:r>
+        <w:t xml:space="preserve">(</w:t>
+      </w:r>
+      <w:r>
+        <w:rPr>
+          <w:rStyle w:val="VerbatimChar"/>
+        </w:rPr>
+        <w:t xml:space="preserve">apps/web/src/features/audit-events/AuditHistoryPanel.tsx</w:t>
+      </w:r>
+      <w:r>
+        <w:t xml:space="preserve">) dipakai ulang di</w:t>
+      </w:r>
+      <w:r>
+        <w:t xml:space="preserve"> </w:t>
+      </w:r>
+      <w:r>
+        <w:t xml:space="preserve">setiap layar — bukan tabel khusus per layar. Dipasang sebagai tab</w:t>
+      </w:r>
+      <w:r>
+        <w:t xml:space="preserve"> </w:t>
+      </w:r>
+      <w:r>
+        <w:t xml:space="preserve">“Histori</w:t>
+      </w:r>
+      <w:r>
+        <w:t xml:space="preserve"> </w:t>
+      </w:r>
+      <w:r>
+        <w:t xml:space="preserve">Perubahan”</w:t>
+      </w:r>
+      <w:r>
+        <w:t xml:space="preserve"> </w:t>
+      </w:r>
+      <w:r>
+        <w:t xml:space="preserve">di:</w:t>
+      </w:r>
+      <w:r>
+        <w:t xml:space="preserve"> </w:t>
+      </w:r>
+      <w:r>
+        <w:rPr>
+          <w:rStyle w:val="VerbatimChar"/>
+        </w:rPr>
+        <w:t xml:space="preserve">PayrollRunDetailPage.tsx</w:t>
+      </w:r>
+      <w:r>
+        <w:t xml:space="preserve">,</w:t>
+      </w:r>
+      <w:r>
+        <w:t xml:space="preserve"> </w:t>
+      </w:r>
+      <w:r>
+        <w:rPr>
+          <w:rStyle w:val="VerbatimChar"/>
+        </w:rPr>
+        <w:t xml:space="preserve">EmployeeDetailPage.tsx</w:t>
+      </w:r>
+      <w:r>
+        <w:t xml:space="preserve">,</w:t>
+      </w:r>
+      <w:r>
+        <w:t xml:space="preserve"> </w:t>
+      </w:r>
+      <w:r>
+        <w:rPr>
+          <w:rStyle w:val="VerbatimChar"/>
+        </w:rPr>
+        <w:t xml:space="preserve">AttendanceRecordsPage.tsx</w:t>
+      </w:r>
+      <w:r>
+        <w:t xml:space="preserve">,</w:t>
+      </w:r>
+      <w:r>
+        <w:t xml:space="preserve"> </w:t>
+      </w:r>
+      <w:r>
+        <w:rPr>
+          <w:rStyle w:val="VerbatimChar"/>
+        </w:rPr>
+        <w:t xml:space="preserve">EffectiveDatedMasterPage.tsx</w:t>
+      </w:r>
+      <w:r>
+        <w:t xml:space="preserve"> </w:t>
+      </w:r>
+      <w:r>
+        <w:t xml:space="preserve">(dipakai bersama</w:t>
+      </w:r>
+      <w:r>
+        <w:t xml:space="preserve"> </w:t>
+      </w:r>
+      <w:r>
+        <w:t xml:space="preserve">oleh 6 dari 7 master lewat komponen generik ini: salary, incentive, ptkp,</w:t>
+      </w:r>
+      <w:r>
+        <w:t xml:space="preserve"> </w:t>
+      </w:r>
+      <w:r>
+        <w:t xml:space="preserve">ter-bracket, bpjs-kesehatan, bpjs-ketenagakerjaan) dan</w:t>
+      </w:r>
+      <w:r>
+        <w:t xml:space="preserve"> </w:t>
+      </w:r>
+      <w:r>
+        <w:rPr>
+          <w:rStyle w:val="VerbatimChar"/>
+        </w:rPr>
+        <w:t xml:space="preserve">LeavePolicyMasterPage.tsx</w:t>
+      </w:r>
+      <w:r>
+        <w:t xml:space="preserve">. Tab ini hanya dirender kalau role login = Admin</w:t>
+      </w:r>
+      <w:r>
+        <w:t xml:space="preserve"> </w:t>
+      </w:r>
+      <w:r>
+        <w:t xml:space="preserve">(</w:t>
+      </w:r>
+      <w:r>
+        <w:rPr>
+          <w:rStyle w:val="VerbatimChar"/>
+        </w:rPr>
+        <w:t xml:space="preserve">GET /audit-events</w:t>
+      </w:r>
+      <w:r>
+        <w:t xml:space="preserve"> </w:t>
+      </w:r>
+      <w:r>
+        <w:t xml:space="preserve">admin-only, §11.3) — sengaja ABSEN, bukan disabled,</w:t>
+      </w:r>
+      <w:r>
+        <w:t xml:space="preserve"> </w:t>
+      </w:r>
+      <w:r>
+        <w:t xml:space="preserve">untuk HR_STAFF (pola yang sama dipakai R-06b di seluruh frontend).</w:t>
+      </w:r>
+    </w:p>
+    <w:bookmarkEnd w:id="22"/>
+    <w:bookmarkStart w:id="23" w:name="Xb8e56909a3e1fbd807956198206baf9695b8f3f"/>
+    <w:p>
+      <w:pPr>
+        <w:pStyle w:val="Heading2"/>
+      </w:pPr>
+      <w:r>
+        <w:t xml:space="preserve">11.2 Kolom Aktor per Kategori Aksi (migrasi 0003–0006, 0008)</w:t>
+      </w:r>
+    </w:p>
+    <w:p>
+      <w:pPr>
+        <w:pStyle w:val="FirstParagraph"/>
+      </w:pPr>
+      <w:r>
+        <w:t xml:space="preserve">Layer ini melengkapi (bukan menggantikan)</w:t>
+      </w:r>
+      <w:r>
+        <w:t xml:space="preserve"> </w:t>
+      </w:r>
+      <w:r>
+        <w:rPr>
+          <w:rStyle w:val="VerbatimChar"/>
+        </w:rPr>
+        <w:t xml:space="preserve">audit_events</w:t>
+      </w:r>
+      <w:r>
+        <w:t xml:space="preserve"> </w:t>
+      </w:r>
+      <w:r>
+        <w:t xml:space="preserve">generik di §11.3 —</w:t>
+      </w:r>
+      <w:r>
+        <w:t xml:space="preserve"> </w:t>
+      </w:r>
+      <w:r>
+        <w:t xml:space="preserve">kolom</w:t>
+      </w:r>
+      <w:r>
+        <w:t xml:space="preserve"> </w:t>
+      </w:r>
+      <w:r>
+        <w:rPr>
+          <w:rStyle w:val="VerbatimChar"/>
+        </w:rPr>
+        <w:t xml:space="preserve">*_by</w:t>
+      </w:r>
+      <w:r>
+        <w:t xml:space="preserve">/</w:t>
+      </w:r>
+      <w:r>
+        <w:rPr>
+          <w:rStyle w:val="VerbatimChar"/>
+        </w:rPr>
+        <w:t xml:space="preserve">reason</w:t>
+      </w:r>
+      <w:r>
+        <w:t xml:space="preserve"> </w:t>
+      </w:r>
+      <w:r>
+        <w:t xml:space="preserve">per-tabel ini ada supaya</w:t>
+      </w:r>
+      <w:r>
+        <w:t xml:space="preserve"> </w:t>
+      </w:r>
+      <w:r>
+        <w:t xml:space="preserve">“siapa yang melakukan aksi X”</w:t>
+      </w:r>
+      <w:r>
+        <w:t xml:space="preserve"> </w:t>
+      </w:r>
+      <w:r>
+        <w:t xml:space="preserve">tetap terbaca langsung dari baris tabelnya sendiri tanpa join ke</w:t>
+      </w:r>
+      <w:r>
+        <w:t xml:space="preserve"> </w:t>
+      </w:r>
+      <w:r>
+        <w:rPr>
+          <w:rStyle w:val="VerbatimChar"/>
+        </w:rPr>
+        <w:t xml:space="preserve">audit_events</w:t>
+      </w:r>
+      <w:r>
+        <w:t xml:space="preserve">.</w:t>
+      </w:r>
+    </w:p>
+    <w:tbl>
+      <w:tblPr>
+        <w:tblStyle w:val="Table"/>
+        <w:tblW w:type="pct" w:w="5000"/>
+        <w:tblLayout w:type="fixed"/>
+        <w:tblLook w:firstRow="1" w:lastRow="0" w:firstColumn="0" w:lastColumn="0" w:noHBand="0" w:noVBand="0" w:val="0020"/>
+      </w:tblPr>
+      <w:tblGrid>
+        <w:gridCol w:w="1980"/>
+        <w:gridCol w:w="1980"/>
+        <w:gridCol w:w="1980"/>
+        <w:gridCol w:w="1980"/>
+      </w:tblGrid>
+      <w:tr>
+        <w:trPr>
+          <w:tblHeader w:val="on"/>
+        </w:trPr>
+        <w:tc>
+          <w:tcPr/>
+          <w:p>
+            <w:pPr>
+              <w:pStyle w:val="Compact"/>
+            </w:pPr>
+            <w:r>
+              <w:t xml:space="preserve">Kategori aksi</w:t>
+            </w:r>
+          </w:p>
+        </w:tc>
+        <w:tc>
+          <w:tcPr/>
+          <w:p>
+            <w:pPr>
+              <w:pStyle w:val="Compact"/>
+            </w:pPr>
+            <w:r>
+              <w:t xml:space="preserve">Kolom</w:t>
+            </w:r>
+          </w:p>
+        </w:tc>
+        <w:tc>
+          <w:tcPr/>
+          <w:p>
+            <w:pPr>
+              <w:pStyle w:val="Compact"/>
+            </w:pPr>
+            <w:r>
+              <w:t xml:space="preserve">Tabel</w:t>
+            </w:r>
+          </w:p>
+        </w:tc>
+        <w:tc>
+          <w:tcPr/>
+          <w:p>
+            <w:pPr>
+              <w:pStyle w:val="Compact"/>
+            </w:pPr>
+            <w:r>
+              <w:t xml:space="preserve">Migrasi</w:t>
+            </w:r>
+          </w:p>
+        </w:tc>
+      </w:tr>
+      <w:tr>
+        <w:tc>
+          <w:tcPr/>
+          <w:p>
+            <w:pPr>
+              <w:pStyle w:val="Compact"/>
+            </w:pPr>
+            <w:r>
+              <w:t xml:space="preserve">Revert payroll run</w:t>
+            </w:r>
+          </w:p>
+        </w:tc>
+        <w:tc>
+          <w:tcPr/>
+          <w:p>
+            <w:pPr>
+              <w:pStyle w:val="Compact"/>
+            </w:pPr>
+            <w:r>
+              <w:rPr>
+                <w:rStyle w:val="VerbatimChar"/>
+              </w:rPr>
+              <w:t xml:space="preserve">reverted_by</w:t>
+            </w:r>
+            <w:r>
+              <w:t xml:space="preserve">,</w:t>
+            </w:r>
+            <w:r>
+              <w:t xml:space="preserve"> </w:t>
+            </w:r>
+            <w:r>
+              <w:rPr>
+                <w:rStyle w:val="VerbatimChar"/>
+              </w:rPr>
+              <w:t xml:space="preserve">revert_reason</w:t>
+            </w:r>
+          </w:p>
+        </w:tc>
+        <w:tc>
+          <w:tcPr/>
+          <w:p>
+            <w:pPr>
+              <w:pStyle w:val="Compact"/>
+            </w:pPr>
+            <w:r>
+              <w:rPr>
+                <w:rStyle w:val="VerbatimChar"/>
+              </w:rPr>
+              <w:t xml:space="preserve">payroll_runs</w:t>
+            </w:r>
+          </w:p>
+        </w:tc>
+        <w:tc>
+          <w:tcPr/>
+          <w:p>
+            <w:pPr>
+              <w:pStyle w:val="Compact"/>
+            </w:pPr>
+            <w:r>
+              <w:t xml:space="preserve">0003</w:t>
+            </w:r>
+          </w:p>
+        </w:tc>
+      </w:tr>
+      <w:tr>
+        <w:tc>
+          <w:tcPr/>
+          <w:p>
+            <w:pPr>
+              <w:pStyle w:val="Compact"/>
+            </w:pPr>
+            <w:r>
+              <w:t xml:space="preserve">Disburse payroll run</w:t>
+            </w:r>
+          </w:p>
+        </w:tc>
+        <w:tc>
+          <w:tcPr/>
+          <w:p>
+            <w:pPr>
+              <w:pStyle w:val="Compact"/>
+            </w:pPr>
+            <w:r>
+              <w:rPr>
+                <w:rStyle w:val="VerbatimChar"/>
+              </w:rPr>
+              <w:t xml:space="preserve">disbursed_by</w:t>
+            </w:r>
+          </w:p>
+        </w:tc>
+        <w:tc>
+          <w:tcPr/>
+          <w:p>
+            <w:pPr>
+              <w:pStyle w:val="Compact"/>
+            </w:pPr>
+            <w:r>
+              <w:rPr>
+                <w:rStyle w:val="VerbatimChar"/>
+              </w:rPr>
+              <w:t xml:space="preserve">payroll_runs</w:t>
+            </w:r>
+          </w:p>
+        </w:tc>
+        <w:tc>
+          <w:tcPr/>
+          <w:p>
+            <w:pPr>
+              <w:pStyle w:val="Compact"/>
+            </w:pPr>
+            <w:r>
+              <w:t xml:space="preserve">0003</w:t>
+            </w:r>
+          </w:p>
+        </w:tc>
+      </w:tr>
+      <w:tr>
+        <w:tc>
+          <w:tcPr/>
+          <w:p>
+            <w:pPr>
+              <w:pStyle w:val="Compact"/>
+            </w:pPr>
+            <w:r>
+              <w:t xml:space="preserve">Aktifkan timpa manual PTKP</w:t>
+            </w:r>
+          </w:p>
+        </w:tc>
+        <w:tc>
+          <w:tcPr/>
+          <w:p>
+            <w:pPr>
+              <w:pStyle w:val="Compact"/>
+            </w:pPr>
+            <w:r>
+              <w:rPr>
+                <w:rStyle w:val="VerbatimChar"/>
+              </w:rPr>
+              <w:t xml:space="preserve">ptkp_overridden_by</w:t>
+            </w:r>
+            <w:r>
+              <w:t xml:space="preserve">,</w:t>
+            </w:r>
+            <w:r>
+              <w:t xml:space="preserve"> </w:t>
+            </w:r>
+            <w:r>
+              <w:rPr>
+                <w:rStyle w:val="VerbatimChar"/>
+              </w:rPr>
+              <w:t xml:space="preserve">ptkp_overridden_at</w:t>
+            </w:r>
+            <w:r>
+              <w:t xml:space="preserve">,</w:t>
+            </w:r>
+            <w:r>
+              <w:t xml:space="preserve"> </w:t>
+            </w:r>
+            <w:r>
+              <w:rPr>
+                <w:rStyle w:val="VerbatimChar"/>
+              </w:rPr>
+              <w:t xml:space="preserve">ptkp_overridden_reason</w:t>
+            </w:r>
+          </w:p>
+        </w:tc>
+        <w:tc>
+          <w:tcPr/>
+          <w:p>
+            <w:pPr>
+              <w:pStyle w:val="Compact"/>
+            </w:pPr>
+            <w:r>
+              <w:rPr>
+                <w:rStyle w:val="VerbatimChar"/>
+              </w:rPr>
+              <w:t xml:space="preserve">employees</w:t>
+            </w:r>
+          </w:p>
+        </w:tc>
+        <w:tc>
+          <w:tcPr/>
+          <w:p>
+            <w:pPr>
+              <w:pStyle w:val="Compact"/>
+            </w:pPr>
+            <w:r>
+              <w:t xml:space="preserve">0003</w:t>
+            </w:r>
+          </w:p>
+        </w:tc>
+      </w:tr>
+      <w:tr>
+        <w:tc>
+          <w:tcPr/>
+          <w:p>
+            <w:pPr>
+              <w:pStyle w:val="Compact"/>
+            </w:pPr>
+            <w:r>
+              <w:t xml:space="preserve">Reject leave request</w:t>
+            </w:r>
+          </w:p>
+        </w:tc>
+        <w:tc>
+          <w:tcPr/>
+          <w:p>
+            <w:pPr>
+              <w:pStyle w:val="Compact"/>
+            </w:pPr>
+            <w:r>
+              <w:rPr>
+                <w:rStyle w:val="VerbatimChar"/>
+              </w:rPr>
+              <w:t xml:space="preserve">rejected_by</w:t>
+            </w:r>
+            <w:r>
+              <w:t xml:space="preserve">,</w:t>
+            </w:r>
+            <w:r>
+              <w:t xml:space="preserve"> </w:t>
+            </w:r>
+            <w:r>
+              <w:rPr>
+                <w:rStyle w:val="VerbatimChar"/>
+              </w:rPr>
+              <w:t xml:space="preserve">reject_reason</w:t>
+            </w:r>
+            <w:r>
+              <w:t xml:space="preserve">,</w:t>
+            </w:r>
+            <w:r>
+              <w:t xml:space="preserve"> </w:t>
+            </w:r>
+            <w:r>
+              <w:rPr>
+                <w:rStyle w:val="VerbatimChar"/>
+              </w:rPr>
+              <w:t xml:space="preserve">created_by</w:t>
+            </w:r>
+          </w:p>
+        </w:tc>
+        <w:tc>
+          <w:tcPr/>
+          <w:p>
+            <w:pPr>
+              <w:pStyle w:val="Compact"/>
+            </w:pPr>
+            <w:r>
+              <w:rPr>
+                <w:rStyle w:val="VerbatimChar"/>
+              </w:rPr>
+              <w:t xml:space="preserve">leave_requests</w:t>
+            </w:r>
+          </w:p>
+        </w:tc>
+        <w:tc>
+          <w:tcPr/>
+          <w:p>
+            <w:pPr>
+              <w:pStyle w:val="Compact"/>
+            </w:pPr>
+            <w:r>
+              <w:t xml:space="preserve">0004</w:t>
+            </w:r>
+          </w:p>
+        </w:tc>
+      </w:tr>
+      <w:tr>
+        <w:tc>
+          <w:tcPr/>
+          <w:p>
+            <w:pPr>
+              <w:pStyle w:val="Compact"/>
+            </w:pPr>
+            <w:r>
+              <w:t xml:space="preserve">Reject kasbon</w:t>
+            </w:r>
+          </w:p>
+        </w:tc>
+        <w:tc>
+          <w:tcPr/>
+          <w:p>
+            <w:pPr>
+              <w:pStyle w:val="Compact"/>
+            </w:pPr>
+            <w:r>
+              <w:rPr>
+                <w:rStyle w:val="VerbatimChar"/>
+              </w:rPr>
+              <w:t xml:space="preserve">rejected_by</w:t>
+            </w:r>
+            <w:r>
+              <w:t xml:space="preserve">,</w:t>
+            </w:r>
+            <w:r>
+              <w:t xml:space="preserve"> </w:t>
+            </w:r>
+            <w:r>
+              <w:rPr>
+                <w:rStyle w:val="VerbatimChar"/>
+              </w:rPr>
+              <w:t xml:space="preserve">reject_reason</w:t>
+            </w:r>
+            <w:r>
+              <w:t xml:space="preserve">,</w:t>
+            </w:r>
+            <w:r>
+              <w:t xml:space="preserve"> </w:t>
+            </w:r>
+            <w:r>
+              <w:rPr>
+                <w:rStyle w:val="VerbatimChar"/>
+              </w:rPr>
+              <w:t xml:space="preserve">created_by</w:t>
+            </w:r>
+          </w:p>
+        </w:tc>
+        <w:tc>
+          <w:tcPr/>
+          <w:p>
+            <w:pPr>
+              <w:pStyle w:val="Compact"/>
+            </w:pPr>
+            <w:r>
+              <w:rPr>
+                <w:rStyle w:val="VerbatimChar"/>
+              </w:rPr>
+              <w:t xml:space="preserve">kasbon</w:t>
+            </w:r>
+          </w:p>
+        </w:tc>
+        <w:tc>
+          <w:tcPr/>
+          <w:p>
+            <w:pPr>
+              <w:pStyle w:val="Compact"/>
+            </w:pPr>
+            <w:r>
+              <w:t xml:space="preserve">0004</w:t>
+            </w:r>
+          </w:p>
+        </w:tc>
+      </w:tr>
+      <w:tr>
+        <w:tc>
+          <w:tcPr/>
+          <w:p>
+            <w:pPr>
+              <w:pStyle w:val="Compact"/>
+            </w:pPr>
+            <w:r>
+              <w:t xml:space="preserve">Reject surat ijin</w:t>
+            </w:r>
+          </w:p>
+        </w:tc>
+        <w:tc>
+          <w:tcPr/>
+          <w:p>
+            <w:pPr>
+              <w:pStyle w:val="Compact"/>
+            </w:pPr>
+            <w:r>
+              <w:rPr>
+                <w:rStyle w:val="VerbatimChar"/>
+              </w:rPr>
+              <w:t xml:space="preserve">rejected_by</w:t>
+            </w:r>
+            <w:r>
+              <w:t xml:space="preserve">,</w:t>
+            </w:r>
+            <w:r>
+              <w:t xml:space="preserve"> </w:t>
+            </w:r>
+            <w:r>
+              <w:rPr>
+                <w:rStyle w:val="VerbatimChar"/>
+              </w:rPr>
+              <w:t xml:space="preserve">reject_reason</w:t>
+            </w:r>
+            <w:r>
+              <w:t xml:space="preserve">,</w:t>
+            </w:r>
+            <w:r>
+              <w:t xml:space="preserve"> </w:t>
+            </w:r>
+            <w:r>
+              <w:rPr>
+                <w:rStyle w:val="VerbatimChar"/>
+              </w:rPr>
+              <w:t xml:space="preserve">created_by</w:t>
+            </w:r>
+          </w:p>
+        </w:tc>
+        <w:tc>
+          <w:tcPr/>
+          <w:p>
+            <w:pPr>
+              <w:pStyle w:val="Compact"/>
+            </w:pPr>
+            <w:r>
+              <w:rPr>
+                <w:rStyle w:val="VerbatimChar"/>
+              </w:rPr>
+              <w:t xml:space="preserve">surat_ijin</w:t>
+            </w:r>
+          </w:p>
+        </w:tc>
+        <w:tc>
+          <w:tcPr/>
+          <w:p>
+            <w:pPr>
+              <w:pStyle w:val="Compact"/>
+            </w:pPr>
+            <w:r>
+              <w:t xml:space="preserve">0004</w:t>
+            </w:r>
+          </w:p>
+        </w:tc>
+      </w:tr>
+      <w:tr>
+        <w:tc>
+          <w:tcPr/>
+          <w:p>
+            <w:pPr>
+              <w:pStyle w:val="Compact"/>
+            </w:pPr>
+            <w:r>
+              <w:t xml:space="preserve">Reject surat lembur</w:t>
+            </w:r>
+          </w:p>
+        </w:tc>
+        <w:tc>
+          <w:tcPr/>
+          <w:p>
+            <w:pPr>
+              <w:pStyle w:val="Compact"/>
+            </w:pPr>
+            <w:r>
+              <w:rPr>
+                <w:rStyle w:val="VerbatimChar"/>
+              </w:rPr>
+              <w:t xml:space="preserve">rejected_by</w:t>
+            </w:r>
+            <w:r>
+              <w:t xml:space="preserve">,</w:t>
+            </w:r>
+            <w:r>
+              <w:t xml:space="preserve"> </w:t>
+            </w:r>
+            <w:r>
+              <w:rPr>
+                <w:rStyle w:val="VerbatimChar"/>
+              </w:rPr>
+              <w:t xml:space="preserve">reject_reason</w:t>
+            </w:r>
+            <w:r>
+              <w:t xml:space="preserve">,</w:t>
+            </w:r>
+            <w:r>
+              <w:t xml:space="preserve"> </w:t>
+            </w:r>
+            <w:r>
+              <w:rPr>
+                <w:rStyle w:val="VerbatimChar"/>
+              </w:rPr>
+              <w:t xml:space="preserve">created_by</w:t>
+            </w:r>
+          </w:p>
+        </w:tc>
+        <w:tc>
+          <w:tcPr/>
+          <w:p>
+            <w:pPr>
+              <w:pStyle w:val="Compact"/>
+            </w:pPr>
+            <w:r>
+              <w:rPr>
+                <w:rStyle w:val="VerbatimChar"/>
+              </w:rPr>
+              <w:t xml:space="preserve">overtime_letters</w:t>
+            </w:r>
+          </w:p>
+        </w:tc>
+        <w:tc>
+          <w:tcPr/>
+          <w:p>
+            <w:pPr>
+              <w:pStyle w:val="Compact"/>
+            </w:pPr>
+            <w:r>
+              <w:t xml:space="preserve">0004</w:t>
+            </w:r>
+          </w:p>
+        </w:tc>
+      </w:tr>
+      <w:tr>
+        <w:tc>
+          <w:tcPr/>
+          <w:p>
+            <w:pPr>
+              <w:pStyle w:val="Compact"/>
+            </w:pPr>
+            <w:r>
+              <w:t xml:space="preserve">Update/retire 7 master efektif-bertanggal</w:t>
+            </w:r>
+          </w:p>
+        </w:tc>
+        <w:tc>
+          <w:tcPr/>
+          <w:p>
+            <w:pPr>
+              <w:pStyle w:val="Compact"/>
+            </w:pPr>
+            <w:r>
+              <w:rPr>
+                <w:rStyle w:val="VerbatimChar"/>
+              </w:rPr>
+              <w:t xml:space="preserve">updated_by</w:t>
+            </w:r>
+            <w:r>
+              <w:t xml:space="preserve">,</w:t>
+            </w:r>
+            <w:r>
+              <w:t xml:space="preserve"> </w:t>
+            </w:r>
+            <w:r>
+              <w:rPr>
+                <w:rStyle w:val="VerbatimChar"/>
+              </w:rPr>
+              <w:t xml:space="preserve">reason</w:t>
+            </w:r>
+            <w:r>
+              <w:t xml:space="preserve">,</w:t>
+            </w:r>
+            <w:r>
+              <w:t xml:space="preserve"> </w:t>
+            </w:r>
+            <w:r>
+              <w:rPr>
+                <w:rStyle w:val="VerbatimChar"/>
+              </w:rPr>
+              <w:t xml:space="preserve">supersedes_id</w:t>
+            </w:r>
+          </w:p>
+        </w:tc>
+        <w:tc>
+          <w:tcPr/>
+          <w:p>
+            <w:pPr>
+              <w:pStyle w:val="Compact"/>
+            </w:pPr>
+            <w:r>
+              <w:rPr>
+                <w:rStyle w:val="VerbatimChar"/>
+              </w:rPr>
+              <w:t xml:space="preserve">salary_masters</w:t>
+            </w:r>
+            <w:r>
+              <w:t xml:space="preserve">,</w:t>
+            </w:r>
+            <w:r>
+              <w:t xml:space="preserve"> </w:t>
+            </w:r>
+            <w:r>
+              <w:rPr>
+                <w:rStyle w:val="VerbatimChar"/>
+              </w:rPr>
+              <w:t xml:space="preserve">incentive_masters</w:t>
+            </w:r>
+            <w:r>
+              <w:t xml:space="preserve">,</w:t>
+            </w:r>
+            <w:r>
+              <w:t xml:space="preserve"> </w:t>
+            </w:r>
+            <w:r>
+              <w:rPr>
+                <w:rStyle w:val="VerbatimChar"/>
+              </w:rPr>
+              <w:t xml:space="preserve">ptkp_masters</w:t>
+            </w:r>
+            <w:r>
+              <w:t xml:space="preserve">,</w:t>
+            </w:r>
+            <w:r>
+              <w:t xml:space="preserve"> </w:t>
+            </w:r>
+            <w:r>
+              <w:rPr>
+                <w:rStyle w:val="VerbatimChar"/>
+              </w:rPr>
+              <w:t xml:space="preserve">ter_bracket_masters</w:t>
+            </w:r>
+            <w:r>
+              <w:t xml:space="preserve">,</w:t>
+            </w:r>
+            <w:r>
+              <w:t xml:space="preserve"> </w:t>
+            </w:r>
+            <w:r>
+              <w:rPr>
+                <w:rStyle w:val="VerbatimChar"/>
+              </w:rPr>
+              <w:t xml:space="preserve">bpjs_kesehatan_masters</w:t>
+            </w:r>
+            <w:r>
+              <w:t xml:space="preserve">,</w:t>
+            </w:r>
+            <w:r>
+              <w:t xml:space="preserve"> </w:t>
+            </w:r>
+            <w:r>
+              <w:rPr>
+                <w:rStyle w:val="VerbatimChar"/>
+              </w:rPr>
+              <w:t xml:space="preserve">bpjs_ketenagakerjaan_masters</w:t>
+            </w:r>
+            <w:r>
+              <w:t xml:space="preserve">,</w:t>
+            </w:r>
+            <w:r>
+              <w:t xml:space="preserve"> </w:t>
+            </w:r>
+            <w:r>
+              <w:rPr>
+                <w:rStyle w:val="VerbatimChar"/>
+              </w:rPr>
+              <w:t xml:space="preserve">leave_policy_masters</w:t>
+            </w:r>
+          </w:p>
+        </w:tc>
+        <w:tc>
+          <w:tcPr/>
+          <w:p>
+            <w:pPr>
+              <w:pStyle w:val="Compact"/>
+            </w:pPr>
+            <w:r>
+              <w:t xml:space="preserve">0005</w:t>
+            </w:r>
+          </w:p>
+        </w:tc>
+      </w:tr>
+      <w:tr>
+        <w:tc>
+          <w:tcPr/>
+          <w:p>
+            <w:pPr>
+              <w:pStyle w:val="Compact"/>
+            </w:pPr>
+            <w:r>
+              <w:t xml:space="preserve">Entry/overwrite absensi manual</w:t>
+            </w:r>
+          </w:p>
+        </w:tc>
+        <w:tc>
+          <w:tcPr/>
+          <w:p>
+            <w:pPr>
+              <w:pStyle w:val="Compact"/>
+            </w:pPr>
+            <w:r>
+              <w:rPr>
+                <w:rStyle w:val="VerbatimChar"/>
+              </w:rPr>
+              <w:t xml:space="preserve">entered_by</w:t>
+            </w:r>
+            <w:r>
+              <w:t xml:space="preserve">,</w:t>
+            </w:r>
+            <w:r>
+              <w:t xml:space="preserve"> </w:t>
+            </w:r>
+            <w:r>
+              <w:rPr>
+                <w:rStyle w:val="VerbatimChar"/>
+              </w:rPr>
+              <w:t xml:space="preserve">overwritten_by</w:t>
+            </w:r>
+          </w:p>
+        </w:tc>
+        <w:tc>
+          <w:tcPr/>
+          <w:p>
+            <w:pPr>
+              <w:pStyle w:val="Compact"/>
+            </w:pPr>
+            <w:r>
+              <w:rPr>
+                <w:rStyle w:val="VerbatimChar"/>
+              </w:rPr>
+              <w:t xml:space="preserve">attendance_records</w:t>
+            </w:r>
+          </w:p>
+        </w:tc>
+        <w:tc>
+          <w:tcPr/>
+          <w:p>
+            <w:pPr>
+              <w:pStyle w:val="Compact"/>
+            </w:pPr>
+            <w:r>
+              <w:t xml:space="preserve">0008</w:t>
+            </w:r>
+          </w:p>
+        </w:tc>
+      </w:tr>
+    </w:tbl>
+    <w:p>
+      <w:pPr>
+        <w:pStyle w:val="BodyText"/>
+      </w:pPr>
+      <w:r>
+        <w:t xml:space="preserve">Catatan penting soal semantik dua kolom terakhir (</w:t>
+      </w:r>
+      <w:r>
+        <w:rPr>
+          <w:rStyle w:val="VerbatimChar"/>
+        </w:rPr>
+        <w:t xml:space="preserve">attendance_records</w:t>
+      </w:r>
+      <w:r>
+        <w:t xml:space="preserve">,</w:t>
+      </w:r>
+      <w:r>
+        <w:t xml:space="preserve"> </w:t>
+      </w:r>
+      <w:r>
+        <w:t xml:space="preserve">migrasi 0008):</w:t>
+      </w:r>
+      <w:r>
+        <w:t xml:space="preserve"> </w:t>
+      </w:r>
+      <w:r>
+        <w:rPr>
+          <w:rStyle w:val="VerbatimChar"/>
+        </w:rPr>
+        <w:t xml:space="preserve">entered_by</w:t>
+      </w:r>
+      <w:r>
+        <w:t xml:space="preserve"> </w:t>
+      </w:r>
+      <w:r>
+        <w:t xml:space="preserve">diisi HANYA kalau data yang SAAT INI ada di baris</w:t>
+      </w:r>
+      <w:r>
+        <w:t xml:space="preserve"> </w:t>
+      </w:r>
+      <w:r>
+        <w:t xml:space="preserve">itu ditulis lewat entri manual (</w:t>
+      </w:r>
+      <w:r>
+        <w:rPr>
+          <w:rStyle w:val="VerbatimChar"/>
+        </w:rPr>
+        <w:t xml:space="preserve">source = manual</w:t>
+      </w:r>
+      <w:r>
+        <w:t xml:space="preserve">) — kembali</w:t>
+      </w:r>
+      <w:r>
+        <w:t xml:space="preserve"> </w:t>
+      </w:r>
+      <w:r>
+        <w:rPr>
+          <w:rStyle w:val="VerbatimChar"/>
+        </w:rPr>
+        <w:t xml:space="preserve">null</w:t>
+      </w:r>
+      <w:r>
+        <w:t xml:space="preserve"> </w:t>
+      </w:r>
+      <w:r>
+        <w:t xml:space="preserve">begitu</w:t>
+      </w:r>
+      <w:r>
+        <w:t xml:space="preserve"> </w:t>
+      </w:r>
+      <w:r>
+        <w:t xml:space="preserve">sumber lain menimpanya, karena aktor manual itu bukan lagi penulis data yang</w:t>
+      </w:r>
+      <w:r>
+        <w:t xml:space="preserve"> </w:t>
+      </w:r>
+      <w:r>
+        <w:t xml:space="preserve">sedang tampil.</w:t>
+      </w:r>
+      <w:r>
+        <w:t xml:space="preserve"> </w:t>
+      </w:r>
+      <w:r>
+        <w:rPr>
+          <w:rStyle w:val="VerbatimChar"/>
+        </w:rPr>
+        <w:t xml:space="preserve">overwritten_by</w:t>
+      </w:r>
+      <w:r>
+        <w:t xml:space="preserve"> </w:t>
+      </w:r>
+      <w:r>
+        <w:t xml:space="preserve">diisi HANYA pada satu write spesifik yang</w:t>
+      </w:r>
+      <w:r>
+        <w:t xml:space="preserve"> </w:t>
+      </w:r>
+      <w:r>
+        <w:t xml:space="preserve">benar-benar menimpa baris bersumber-beda (jalur</w:t>
+      </w:r>
+      <w:r>
+        <w:t xml:space="preserve"> </w:t>
+      </w:r>
+      <w:r>
+        <w:rPr>
+          <w:rStyle w:val="VerbatimChar"/>
+        </w:rPr>
+        <w:t xml:space="preserve">overwrite=true</w:t>
+      </w:r>
+      <w:r>
+        <w:t xml:space="preserve"> </w:t>
+      </w:r>
+      <w:r>
+        <w:t xml:space="preserve">di</w:t>
+      </w:r>
+      <w:r>
+        <w:t xml:space="preserve"> </w:t>
+      </w:r>
+      <w:r>
+        <w:rPr>
+          <w:rStyle w:val="VerbatimChar"/>
+        </w:rPr>
+        <w:t xml:space="preserve">AttendanceRecordsService.upsert</w:t>
+      </w:r>
+      <w:r>
+        <w:t xml:space="preserve">) —</w:t>
+      </w:r>
+      <w:r>
+        <w:t xml:space="preserve"> </w:t>
+      </w:r>
+      <w:r>
+        <w:rPr>
+          <w:rStyle w:val="VerbatimChar"/>
+        </w:rPr>
+        <w:t xml:space="preserve">null</w:t>
+      </w:r>
+      <w:r>
+        <w:t xml:space="preserve"> </w:t>
+      </w:r>
+      <w:r>
+        <w:t xml:space="preserve">pada update sesama-sumber (mis.</w:t>
+      </w:r>
+      <w:r>
+        <w:t xml:space="preserve"> </w:t>
+      </w:r>
+      <w:r>
+        <w:t xml:space="preserve">rekonsiliasi ulang), karena itu bukan overwrite.</w:t>
+      </w:r>
+    </w:p>
+    <w:p>
+      <w:pPr>
+        <w:pStyle w:val="BodyText"/>
+      </w:pPr>
+      <w:r>
+        <w:t xml:space="preserve">Semua kolom aktor ini nullable, tanpa FK constraint — bentuk yang sama</w:t>
+      </w:r>
+      <w:r>
+        <w:t xml:space="preserve"> </w:t>
+      </w:r>
+      <w:r>
+        <w:t xml:space="preserve">dengan kolom</w:t>
+      </w:r>
+      <w:r>
+        <w:t xml:space="preserve"> </w:t>
+      </w:r>
+      <w:r>
+        <w:rPr>
+          <w:rStyle w:val="VerbatimChar"/>
+        </w:rPr>
+        <w:t xml:space="preserve">approved_by</w:t>
+      </w:r>
+      <w:r>
+        <w:t xml:space="preserve">/</w:t>
+      </w:r>
+      <w:r>
+        <w:rPr>
+          <w:rStyle w:val="VerbatimChar"/>
+        </w:rPr>
+        <w:t xml:space="preserve">verified_by</w:t>
+      </w:r>
+      <w:r>
+        <w:t xml:space="preserve">/</w:t>
+      </w:r>
+      <w:r>
+        <w:rPr>
+          <w:rStyle w:val="VerbatimChar"/>
+        </w:rPr>
+        <w:t xml:space="preserve">created_by</w:t>
+      </w:r>
+      <w:r>
+        <w:t xml:space="preserve"> </w:t>
+      </w:r>
+      <w:r>
+        <w:t xml:space="preserve">yang sudah ada</w:t>
+      </w:r>
+      <w:r>
+        <w:t xml:space="preserve"> </w:t>
+      </w:r>
+      <w:r>
+        <w:t xml:space="preserve">sebelumnya di tabel-tabel ini. Untuk pasangan aktor+alasan (</w:t>
+      </w:r>
+      <w:r>
+        <w:rPr>
+          <w:rStyle w:val="VerbatimChar"/>
+        </w:rPr>
+        <w:t xml:space="preserve">reverted_by</w:t>
+      </w:r>
+      <w:r>
+        <w:t xml:space="preserve">/</w:t>
+      </w:r>
+      <w:r>
+        <w:t xml:space="preserve"> </w:t>
+      </w:r>
+      <w:r>
+        <w:rPr>
+          <w:rStyle w:val="VerbatimChar"/>
+        </w:rPr>
+        <w:t xml:space="preserve">revert_reason</w:t>
+      </w:r>
+      <w:r>
+        <w:t xml:space="preserve">,</w:t>
+      </w:r>
+      <w:r>
+        <w:t xml:space="preserve"> </w:t>
+      </w:r>
+      <w:r>
+        <w:rPr>
+          <w:rStyle w:val="VerbatimChar"/>
+        </w:rPr>
+        <w:t xml:space="preserve">rejected_by</w:t>
+      </w:r>
+      <w:r>
+        <w:t xml:space="preserve">/</w:t>
+      </w:r>
+      <w:r>
+        <w:rPr>
+          <w:rStyle w:val="VerbatimChar"/>
+        </w:rPr>
+        <w:t xml:space="preserve">reject_reason</w:t>
+      </w:r>
+      <w:r>
+        <w:t xml:space="preserve">, dst.), service layer</w:t>
+      </w:r>
+      <w:r>
+        <w:t xml:space="preserve"> </w:t>
+      </w:r>
+      <w:r>
+        <w:t xml:space="preserve">menegakkan keduanya SELALU ditulis bersama — tidak pernah salah satu saja.</w:t>
+      </w:r>
+    </w:p>
+    <w:bookmarkEnd w:id="23"/>
+    <w:bookmarkStart w:id="24" w:name="audit_events-tabel-generic-beforeafter"/>
+    <w:p>
+      <w:pPr>
+        <w:pStyle w:val="Heading2"/>
+      </w:pPr>
+      <w:r>
+        <w:t xml:space="preserve">11.3</w:t>
+      </w:r>
+      <w:r>
+        <w:t xml:space="preserve"> </w:t>
+      </w:r>
+      <w:r>
+        <w:rPr>
+          <w:rStyle w:val="VerbatimChar"/>
+        </w:rPr>
+        <w:t xml:space="preserve">audit_events</w:t>
+      </w:r>
+      <w:r>
+        <w:t xml:space="preserve"> </w:t>
+      </w:r>
+      <w:r>
+        <w:t xml:space="preserve">— Tabel Generic Before/After</w:t>
+      </w:r>
+    </w:p>
+    <w:p>
+      <w:pPr>
+        <w:pStyle w:val="FirstParagraph"/>
+      </w:pPr>
+      <w:r>
+        <w:t xml:space="preserve">Ditambah lewat migrasi</w:t>
+      </w:r>
+      <w:r>
+        <w:t xml:space="preserve"> </w:t>
+      </w:r>
+      <w:r>
+        <w:rPr>
+          <w:rStyle w:val="VerbatimChar"/>
+        </w:rPr>
+        <w:t xml:space="preserve">0007-audit-events.js</w:t>
+      </w:r>
+      <w:r>
+        <w:t xml:space="preserve">, entity di</w:t>
+      </w:r>
+      <w:r>
+        <w:t xml:space="preserve"> </w:t>
+      </w:r>
+      <w:r>
+        <w:rPr>
+          <w:rStyle w:val="VerbatimChar"/>
+        </w:rPr>
+        <w:t xml:space="preserve">apps/api/src/common/audit/entities/audit-event.entity.ts</w:t>
+      </w:r>
+      <w:r>
+        <w:t xml:space="preserve">. Berbeda dari</w:t>
+      </w:r>
+      <w:r>
+        <w:t xml:space="preserve"> </w:t>
+      </w:r>
+      <w:r>
+        <w:t xml:space="preserve">kolom</w:t>
+      </w:r>
+      <w:r>
+        <w:t xml:space="preserve"> </w:t>
+      </w:r>
+      <w:r>
+        <w:rPr>
+          <w:rStyle w:val="VerbatimChar"/>
+        </w:rPr>
+        <w:t xml:space="preserve">*_by</w:t>
+      </w:r>
+      <w:r>
+        <w:t xml:space="preserve"> </w:t>
+      </w:r>
+      <w:r>
+        <w:t xml:space="preserve">di §11.2 (yang hanya menyimpan aktor aksi TERAKHIR), tabel ini</w:t>
+      </w:r>
+      <w:r>
+        <w:t xml:space="preserve"> </w:t>
+      </w:r>
+      <w:r>
+        <w:t xml:space="preserve">menyimpan</w:t>
+      </w:r>
+      <w:r>
+        <w:t xml:space="preserve"> </w:t>
+      </w:r>
+      <w:r>
+        <w:rPr>
+          <w:b/>
+          <w:bCs/>
+        </w:rPr>
+        <w:t xml:space="preserve">histori before/after tiap perubahan</w:t>
+      </w:r>
+      <w:r>
+        <w:t xml:space="preserve">, append-only:</w:t>
+      </w:r>
+    </w:p>
+    <w:tbl>
+      <w:tblPr>
+        <w:tblStyle w:val="Table"/>
+        <w:tblW w:type="pct" w:w="5000"/>
+        <w:tblLayout w:type="fixed"/>
+        <w:tblLook w:firstRow="1" w:lastRow="0" w:firstColumn="0" w:lastColumn="0" w:noHBand="0" w:noVBand="0" w:val="0020"/>
+      </w:tblPr>
+      <w:tblGrid>
+        <w:gridCol w:w="2640"/>
+        <w:gridCol w:w="2640"/>
+        <w:gridCol w:w="2640"/>
+      </w:tblGrid>
+      <w:tr>
+        <w:trPr>
+          <w:tblHeader w:val="on"/>
+        </w:trPr>
+        <w:tc>
+          <w:tcPr/>
+          <w:p>
+            <w:pPr>
+              <w:pStyle w:val="Compact"/>
+            </w:pPr>
+            <w:r>
+              <w:t xml:space="preserve">Kolom</w:t>
+            </w:r>
+          </w:p>
+        </w:tc>
+        <w:tc>
+          <w:tcPr/>
+          <w:p>
+            <w:pPr>
+              <w:pStyle w:val="Compact"/>
+            </w:pPr>
+            <w:r>
+              <w:t xml:space="preserve">Tipe</w:t>
+            </w:r>
+          </w:p>
+        </w:tc>
+        <w:tc>
+          <w:tcPr/>
+          <w:p>
+            <w:pPr>
+              <w:pStyle w:val="Compact"/>
+            </w:pPr>
+            <w:r>
+              <w:t xml:space="preserve">Keterangan</w:t>
+            </w:r>
+          </w:p>
+        </w:tc>
+      </w:tr>
+      <w:tr>
+        <w:tc>
+          <w:tcPr/>
+          <w:p>
+            <w:pPr>
+              <w:pStyle w:val="Compact"/>
+            </w:pPr>
+            <w:r>
+              <w:rPr>
+                <w:rStyle w:val="VerbatimChar"/>
+              </w:rPr>
+              <w:t xml:space="preserve">id</w:t>
+            </w:r>
+          </w:p>
+        </w:tc>
+        <w:tc>
+          <w:tcPr/>
+          <w:p>
+            <w:pPr>
+              <w:pStyle w:val="Compact"/>
+            </w:pPr>
+            <w:r>
+              <w:t xml:space="preserve">UUID</w:t>
+            </w:r>
+          </w:p>
+        </w:tc>
+        <w:tc>
+          <w:tcPr/>
+          <w:p>
+            <w:pPr>
+              <w:pStyle w:val="Compact"/>
+            </w:pPr>
+            <w:r>
+              <w:t xml:space="preserve">PK</w:t>
+            </w:r>
+          </w:p>
+        </w:tc>
+      </w:tr>
+      <w:tr>
+        <w:tc>
+          <w:tcPr/>
+          <w:p>
+            <w:pPr>
+              <w:pStyle w:val="Compact"/>
+            </w:pPr>
+            <w:r>
+              <w:rPr>
+                <w:rStyle w:val="VerbatimChar"/>
+              </w:rPr>
+              <w:t xml:space="preserve">entity_type</w:t>
+            </w:r>
+          </w:p>
+        </w:tc>
+        <w:tc>
+          <w:tcPr/>
+          <w:p>
+            <w:pPr>
+              <w:pStyle w:val="Compact"/>
+            </w:pPr>
+            <w:r>
+              <w:t xml:space="preserve">string</w:t>
+            </w:r>
+          </w:p>
+        </w:tc>
+        <w:tc>
+          <w:tcPr/>
+          <w:p>
+            <w:pPr>
+              <w:pStyle w:val="Compact"/>
+            </w:pPr>
+            <w:r>
+              <w:t xml:space="preserve">mis.</w:t>
+            </w:r>
+            <w:r>
+              <w:t xml:space="preserve"> </w:t>
+            </w:r>
+            <w:r>
+              <w:rPr>
+                <w:rStyle w:val="VerbatimChar"/>
+              </w:rPr>
+              <w:t xml:space="preserve">'PayrollRun'</w:t>
+            </w:r>
+            <w:r>
+              <w:t xml:space="preserve">,</w:t>
+            </w:r>
+            <w:r>
+              <w:t xml:space="preserve"> </w:t>
+            </w:r>
+            <w:r>
+              <w:rPr>
+                <w:rStyle w:val="VerbatimChar"/>
+              </w:rPr>
+              <w:t xml:space="preserve">'SalaryMaster'</w:t>
+            </w:r>
+            <w:r>
+              <w:t xml:space="preserve"> </w:t>
+            </w:r>
+            <w:r>
+              <w:t xml:space="preserve">— lihat</w:t>
+            </w:r>
+            <w:r>
+              <w:t xml:space="preserve"> </w:t>
+            </w:r>
+            <w:r>
+              <w:rPr>
+                <w:rStyle w:val="VerbatimChar"/>
+              </w:rPr>
+              <w:t xml:space="preserve">AuditEntityType</w:t>
+            </w:r>
+          </w:p>
+        </w:tc>
+      </w:tr>
+      <w:tr>
+        <w:tc>
+          <w:tcPr/>
+          <w:p>
+            <w:pPr>
+              <w:pStyle w:val="Compact"/>
+            </w:pPr>
+            <w:r>
+              <w:rPr>
+                <w:rStyle w:val="VerbatimChar"/>
+              </w:rPr>
+              <w:t xml:space="preserve">entity_id</w:t>
+            </w:r>
+          </w:p>
+        </w:tc>
+        <w:tc>
+          <w:tcPr/>
+          <w:p>
+            <w:pPr>
+              <w:pStyle w:val="Compact"/>
+            </w:pPr>
+            <w:r>
+              <w:t xml:space="preserve">UUID</w:t>
+            </w:r>
+          </w:p>
+        </w:tc>
+        <w:tc>
+          <w:tcPr/>
+          <w:p>
+            <w:pPr>
+              <w:pStyle w:val="Compact"/>
+            </w:pPr>
+            <w:r>
+              <w:t xml:space="preserve">id baris yang berubah</w:t>
+            </w:r>
+          </w:p>
+        </w:tc>
+      </w:tr>
+      <w:tr>
+        <w:tc>
+          <w:tcPr/>
+          <w:p>
+            <w:pPr>
+              <w:pStyle w:val="Compact"/>
+            </w:pPr>
+            <w:r>
+              <w:rPr>
+                <w:rStyle w:val="VerbatimChar"/>
+              </w:rPr>
+              <w:t xml:space="preserve">action</w:t>
+            </w:r>
+          </w:p>
+        </w:tc>
+        <w:tc>
+          <w:tcPr/>
+          <w:p>
+            <w:pPr>
+              <w:pStyle w:val="Compact"/>
+            </w:pPr>
+            <w:r>
+              <w:t xml:space="preserve">enum</w:t>
+            </w:r>
+          </w:p>
+        </w:tc>
+        <w:tc>
+          <w:tcPr/>
+          <w:p>
+            <w:pPr>
+              <w:pStyle w:val="Compact"/>
+            </w:pPr>
+            <w:r>
+              <w:rPr>
+                <w:rStyle w:val="VerbatimChar"/>
+              </w:rPr>
+              <w:t xml:space="preserve">create</w:t>
+            </w:r>
+            <w:r>
+              <w:t xml:space="preserve"> </w:t>
+            </w:r>
+            <w:r>
+              <w:t xml:space="preserve">|</w:t>
+            </w:r>
+            <w:r>
+              <w:t xml:space="preserve"> </w:t>
+            </w:r>
+            <w:r>
+              <w:rPr>
+                <w:rStyle w:val="VerbatimChar"/>
+              </w:rPr>
+              <w:t xml:space="preserve">update</w:t>
+            </w:r>
+            <w:r>
+              <w:t xml:space="preserve"> </w:t>
+            </w:r>
+            <w:r>
+              <w:t xml:space="preserve">|</w:t>
+            </w:r>
+            <w:r>
+              <w:t xml:space="preserve"> </w:t>
+            </w:r>
+            <w:r>
+              <w:rPr>
+                <w:rStyle w:val="VerbatimChar"/>
+              </w:rPr>
+              <w:t xml:space="preserve">delete</w:t>
+            </w:r>
+            <w:r>
+              <w:t xml:space="preserve"> </w:t>
+            </w:r>
+            <w:r>
+              <w:t xml:space="preserve">(</w:t>
+            </w:r>
+            <w:r>
+              <w:rPr>
+                <w:rStyle w:val="VerbatimChar"/>
+              </w:rPr>
+              <w:t xml:space="preserve">AuditAction</w:t>
+            </w:r>
+            <w:r>
+              <w:t xml:space="preserve">)</w:t>
+            </w:r>
+          </w:p>
+        </w:tc>
+      </w:tr>
+      <w:tr>
+        <w:tc>
+          <w:tcPr/>
+          <w:p>
+            <w:pPr>
+              <w:pStyle w:val="Compact"/>
+            </w:pPr>
+            <w:r>
+              <w:rPr>
+                <w:rStyle w:val="VerbatimChar"/>
+              </w:rPr>
+              <w:t xml:space="preserve">actor_id</w:t>
+            </w:r>
+          </w:p>
+        </w:tc>
+        <w:tc>
+          <w:tcPr/>
+          <w:p>
+            <w:pPr>
+              <w:pStyle w:val="Compact"/>
+            </w:pPr>
+            <w:r>
+              <w:t xml:space="preserve">UUID, nullable</w:t>
+            </w:r>
+          </w:p>
+        </w:tc>
+        <w:tc>
+          <w:tcPr/>
+          <w:p>
+            <w:pPr>
+              <w:pStyle w:val="Compact"/>
+            </w:pPr>
+            <w:r>
+              <w:rPr>
+                <w:rStyle w:val="VerbatimChar"/>
+              </w:rPr>
+              <w:t xml:space="preserve">null</w:t>
+            </w:r>
+            <w:r>
+              <w:t xml:space="preserve"> </w:t>
+            </w:r>
+            <w:r>
+              <w:t xml:space="preserve">untuk transisi yang dipicu sistem (mis. job kalkulasi background)</w:t>
+            </w:r>
+          </w:p>
+        </w:tc>
+      </w:tr>
+      <w:tr>
+        <w:tc>
+          <w:tcPr/>
+          <w:p>
+            <w:pPr>
+              <w:pStyle w:val="Compact"/>
+            </w:pPr>
+            <w:r>
+              <w:rPr>
+                <w:rStyle w:val="VerbatimChar"/>
+              </w:rPr>
+              <w:t xml:space="preserve">actor_role</w:t>
+            </w:r>
+          </w:p>
+        </w:tc>
+        <w:tc>
+          <w:tcPr/>
+          <w:p>
+            <w:pPr>
+              <w:pStyle w:val="Compact"/>
+            </w:pPr>
+            <w:r>
+              <w:t xml:space="preserve">string, nullable</w:t>
+            </w:r>
+          </w:p>
+        </w:tc>
+        <w:tc>
+          <w:tcPr/>
+          <w:p>
+            <w:pPr>
+              <w:pStyle w:val="Compact"/>
+            </w:pPr>
+            <w:r>
+              <w:rPr>
+                <w:rStyle w:val="VerbatimChar"/>
+              </w:rPr>
+              <w:t xml:space="preserve">'system'</w:t>
+            </w:r>
+            <w:r>
+              <w:t xml:space="preserve"> </w:t>
+            </w:r>
+            <w:r>
+              <w:t xml:space="preserve">untuk event yang dipicu sistem — bukan</w:t>
+            </w:r>
+            <w:r>
+              <w:t xml:space="preserve"> </w:t>
+            </w:r>
+            <w:r>
+              <w:rPr>
+                <w:rStyle w:val="VerbatimChar"/>
+              </w:rPr>
+              <w:t xml:space="preserve">Role</w:t>
+            </w:r>
+            <w:r>
+              <w:t xml:space="preserve"> </w:t>
+            </w:r>
+            <w:r>
+              <w:t xml:space="preserve">asli</w:t>
+            </w:r>
+          </w:p>
+        </w:tc>
+      </w:tr>
+      <w:tr>
+        <w:tc>
+          <w:tcPr/>
+          <w:p>
+            <w:pPr>
+              <w:pStyle w:val="Compact"/>
+            </w:pPr>
+            <w:r>
+              <w:rPr>
+                <w:rStyle w:val="VerbatimChar"/>
+              </w:rPr>
+              <w:t xml:space="preserve">changed_fields</w:t>
+            </w:r>
+          </w:p>
+        </w:tc>
+        <w:tc>
+          <w:tcPr/>
+          <w:p>
+            <w:pPr>
+              <w:pStyle w:val="Compact"/>
+            </w:pPr>
+            <w:r>
+              <w:t xml:space="preserve">JSON</w:t>
+            </w:r>
+          </w:p>
+        </w:tc>
+        <w:tc>
+          <w:tcPr/>
+          <w:p>
+            <w:pPr>
+              <w:pStyle w:val="Compact"/>
+            </w:pPr>
+            <w:r>
+              <w:rPr>
+                <w:rStyle w:val="VerbatimChar"/>
+              </w:rPr>
+              <w:t xml:space="preserve">{ [field]: { before, after } }</w:t>
+            </w:r>
+            <w:r>
+              <w:t xml:space="preserve"> </w:t>
+            </w:r>
+            <w:r>
+              <w:t xml:space="preserve">— hanya field yang benar-benar berubah</w:t>
+            </w:r>
+          </w:p>
+        </w:tc>
+      </w:tr>
+      <w:tr>
+        <w:tc>
+          <w:tcPr/>
+          <w:p>
+            <w:pPr>
+              <w:pStyle w:val="Compact"/>
+            </w:pPr>
+            <w:r>
+              <w:rPr>
+                <w:rStyle w:val="VerbatimChar"/>
+              </w:rPr>
+              <w:t xml:space="preserve">reason</w:t>
+            </w:r>
+          </w:p>
+        </w:tc>
+        <w:tc>
+          <w:tcPr/>
+          <w:p>
+            <w:pPr>
+              <w:pStyle w:val="Compact"/>
+            </w:pPr>
+            <w:r>
+              <w:t xml:space="preserve">text, nullable</w:t>
+            </w:r>
+          </w:p>
+        </w:tc>
+        <w:tc>
+          <w:tcPr/>
+          <w:p>
+            <w:pPr>
+              <w:pStyle w:val="Compact"/>
+            </w:pPr>
+          </w:p>
+        </w:tc>
+      </w:tr>
+      <w:tr>
+        <w:tc>
+          <w:tcPr/>
+          <w:p>
+            <w:pPr>
+              <w:pStyle w:val="Compact"/>
+            </w:pPr>
+            <w:r>
+              <w:rPr>
+                <w:rStyle w:val="VerbatimChar"/>
+              </w:rPr>
+              <w:t xml:space="preserve">created_at</w:t>
+            </w:r>
+          </w:p>
+        </w:tc>
+        <w:tc>
+          <w:tcPr/>
+          <w:p>
+            <w:pPr>
+              <w:pStyle w:val="Compact"/>
+            </w:pPr>
+            <w:r>
+              <w:t xml:space="preserve">datetime</w:t>
+            </w:r>
+          </w:p>
+        </w:tc>
+        <w:tc>
+          <w:tcPr/>
+          <w:p>
+            <w:pPr>
+              <w:pStyle w:val="Compact"/>
+            </w:pPr>
+            <w:r>
+              <w:t xml:space="preserve">(tanpa</w:t>
+            </w:r>
+            <w:r>
+              <w:t xml:space="preserve"> </w:t>
+            </w:r>
+            <w:r>
+              <w:rPr>
+                <w:rStyle w:val="VerbatimChar"/>
+              </w:rPr>
+              <w:t xml:space="preserve">updated_at</w:t>
+            </w:r>
+            <w:r>
+              <w:t xml:space="preserve"> </w:t>
+            </w:r>
+            <w:r>
+              <w:t xml:space="preserve">— baris ini tidak pernah diupdate)</w:t>
+            </w:r>
+          </w:p>
+        </w:tc>
+      </w:tr>
+    </w:tbl>
+    <w:p>
+      <w:pPr>
+        <w:pStyle w:val="BodyText"/>
+      </w:pPr>
+      <w:r>
+        <w:t xml:space="preserve">Ditulis HANYA oleh hook</w:t>
+      </w:r>
+      <w:r>
+        <w:t xml:space="preserve"> </w:t>
+      </w:r>
+      <w:r>
+        <w:rPr>
+          <w:rStyle w:val="VerbatimChar"/>
+        </w:rPr>
+        <w:t xml:space="preserve">afterCreate</w:t>
+      </w:r>
+      <w:r>
+        <w:t xml:space="preserve">/</w:t>
+      </w:r>
+      <w:r>
+        <w:rPr>
+          <w:rStyle w:val="VerbatimChar"/>
+        </w:rPr>
+        <w:t xml:space="preserve">afterUpdate</w:t>
+      </w:r>
+      <w:r>
+        <w:t xml:space="preserve">/</w:t>
+      </w:r>
+      <w:r>
+        <w:rPr>
+          <w:rStyle w:val="VerbatimChar"/>
+        </w:rPr>
+        <w:t xml:space="preserve">afterDestroy</w:t>
+      </w:r>
+      <w:r>
+        <w:t xml:space="preserve"> </w:t>
+      </w:r>
+      <w:r>
+        <w:t xml:space="preserve">di</w:t>
+      </w:r>
+      <w:r>
+        <w:t xml:space="preserve"> </w:t>
+      </w:r>
+      <w:r>
+        <w:rPr>
+          <w:rStyle w:val="VerbatimChar"/>
+        </w:rPr>
+        <w:t xml:space="preserve">apps/api/src/common/audit/audit-log.util.ts</w:t>
+      </w:r>
+      <w:r>
+        <w:t xml:space="preserve"> </w:t>
+      </w:r>
+      <w:r>
+        <w:t xml:space="preserve">(</w:t>
+      </w:r>
+      <w:r>
+        <w:rPr>
+          <w:rStyle w:val="VerbatimChar"/>
+        </w:rPr>
+        <w:t xml:space="preserve">registerAuditLog()</w:t>
+      </w:r>
+      <w:r>
+        <w:t xml:space="preserve">) —</w:t>
+      </w:r>
+      <w:r>
+        <w:t xml:space="preserve"> </w:t>
+      </w:r>
+      <w:r>
+        <w:t xml:space="preserve">sengaja tidak ada method service/controller yang bisa mengubah atau</w:t>
+      </w:r>
+      <w:r>
+        <w:t xml:space="preserve"> </w:t>
+      </w:r>
+      <w:r>
+        <w:t xml:space="preserve">menghapus baris di tabel ini.</w:t>
+      </w:r>
+    </w:p>
+    <w:p>
+      <w:pPr>
+        <w:pStyle w:val="BodyText"/>
+      </w:pPr>
+      <w:r>
+        <w:rPr>
+          <w:b/>
+          <w:bCs/>
+        </w:rPr>
+        <w:t xml:space="preserve">Cara aktor dithread ke hook:</w:t>
+      </w:r>
+      <w:r>
+        <w:t xml:space="preserve"> </w:t>
+      </w:r>
+      <w:r>
+        <w:t xml:space="preserve">Sequelize hook cuma menerima</w:t>
+      </w:r>
+      <w:r>
+        <w:t xml:space="preserve"> </w:t>
+      </w:r>
+      <w:r>
+        <w:rPr>
+          <w:rStyle w:val="VerbatimChar"/>
+        </w:rPr>
+        <w:t xml:space="preserve">(instance, options)</w:t>
+      </w:r>
+      <w:r>
+        <w:t xml:space="preserve"> </w:t>
+      </w:r>
+      <w:r>
+        <w:t xml:space="preserve">— tidak ada akses ke HTTP request, jadi actor tidak</w:t>
+      </w:r>
+      <w:r>
+        <w:t xml:space="preserve"> </w:t>
+      </w:r>
+      <w:r>
+        <w:t xml:space="preserve">bisa diturunkan ulang di dalam hook. Setiap service call site men-thread</w:t>
+      </w:r>
+      <w:r>
+        <w:t xml:space="preserve"> </w:t>
+      </w:r>
+      <w:r>
+        <w:t xml:space="preserve">actor secara eksplisit lewat helper</w:t>
+      </w:r>
+      <w:r>
+        <w:t xml:space="preserve"> </w:t>
+      </w:r>
+      <w:r>
+        <w:rPr>
+          <w:rStyle w:val="VerbatimChar"/>
+        </w:rPr>
+        <w:t xml:space="preserve">auditOptions()</w:t>
+      </w:r>
+      <w:r>
+        <w:t xml:space="preserve"> </w:t>
+      </w:r>
+      <w:r>
+        <w:t xml:space="preserve">(</w:t>
+      </w:r>
+      <w:r>
+        <w:rPr>
+          <w:rStyle w:val="VerbatimChar"/>
+        </w:rPr>
+        <w:t xml:space="preserve">apps/api/src/common/audit/audit-actor.ts</w:t>
+      </w:r>
+      <w:r>
+        <w:t xml:space="preserve">):</w:t>
+      </w:r>
+    </w:p>
+    <w:p>
+      <w:pPr>
+        <w:pStyle w:val="SourceCode"/>
+      </w:pPr>
+      <w:r>
+        <w:rPr>
+          <w:rStyle w:val="VerbatimChar"/>
+        </w:rPr>
+        <w:t xml:space="preserve">record.update(patch, auditOptions({ id: userId, role }, reason))</w:t>
+      </w:r>
+    </w:p>
+    <w:p>
+      <w:pPr>
+        <w:pStyle w:val="FirstParagraph"/>
+      </w:pPr>
+      <w:r>
+        <w:rPr>
+          <w:b/>
+          <w:bCs/>
+        </w:rPr>
+        <w:t xml:space="preserve">Query API (read-only, admin-only):</w:t>
+      </w:r>
+      <w:r>
+        <w:t xml:space="preserve"> </w:t>
+      </w:r>
+      <w:r>
+        <w:rPr>
+          <w:rStyle w:val="VerbatimChar"/>
+        </w:rPr>
+        <w:t xml:space="preserve">GET /audit-events?entityType=X&amp;entityId=Y</w:t>
+      </w:r>
+      <w:r>
+        <w:t xml:space="preserve"> </w:t>
+      </w:r>
+      <w:r>
+        <w:t xml:space="preserve">(</w:t>
+      </w:r>
+      <w:r>
+        <w:rPr>
+          <w:rStyle w:val="VerbatimChar"/>
+        </w:rPr>
+        <w:t xml:space="preserve">AuditEventsController</w:t>
+      </w:r>
+      <w:r>
+        <w:t xml:space="preserve">,</w:t>
+      </w:r>
+      <w:r>
+        <w:t xml:space="preserve"> </w:t>
+      </w:r>
+      <w:r>
+        <w:rPr>
+          <w:rStyle w:val="VerbatimChar"/>
+        </w:rPr>
+        <w:t xml:space="preserve">@Roles(Role.ADMIN)</w:t>
+      </w:r>
+      <w:r>
+        <w:t xml:space="preserve">) — didelegasikan ke</w:t>
+      </w:r>
+      <w:r>
+        <w:t xml:space="preserve"> </w:t>
+      </w:r>
+      <w:r>
+        <w:rPr>
+          <w:rStyle w:val="VerbatimChar"/>
+        </w:rPr>
+        <w:t xml:space="preserve">AuditEventsService.listForEntity(entityType, entityId)</w:t>
+      </w:r>
+      <w:r>
+        <w:t xml:space="preserve">. Tidak ada endpoint</w:t>
+      </w:r>
+      <w:r>
+        <w:t xml:space="preserve"> </w:t>
+      </w:r>
+      <w:r>
+        <w:t xml:space="preserve">POST/PUT/PATCH/DELETE di controller ini sama sekali.</w:t>
+      </w:r>
+    </w:p>
+    <w:bookmarkEnd w:id="24"/>
+    <w:bookmarkEnd w:id="25"/>
+    <w:bookmarkStart w:id="26" w:name="bug-signifikan-yang-ditemukan-diperbaiki"/>
+    <w:p>
+      <w:pPr>
+        <w:pStyle w:val="Heading1"/>
+      </w:pPr>
+      <w:r>
+        <w:t xml:space="preserve">12. Bug Signifikan yang Ditemukan &amp; Diperbaiki</w:t>
+      </w:r>
+    </w:p>
+    <w:p>
+      <w:pPr>
+        <w:pStyle w:val="FirstParagraph"/>
+      </w:pPr>
+      <w:r>
+        <w:t xml:space="preserve">Lima bug produksi yang ditemukan (kebanyakan lewat live E2E verification,</w:t>
+      </w:r>
+      <w:r>
+        <w:t xml:space="preserve"> </w:t>
+      </w:r>
+      <w:r>
+        <w:t xml:space="preserve">bukan unit test — lihat §6.1) dan diperbaiki dalam sesi ini:</w:t>
+      </w:r>
+    </w:p>
+    <w:p>
+      <w:pPr>
+        <w:numPr>
+          <w:ilvl w:val="0"/>
+          <w:numId w:val="26"/>
+        </w:numPr>
+      </w:pPr>
+      <w:r>
+        <w:rPr>
+          <w:rStyle w:val="VerbatimChar"/>
+          <w:b/>
+          <w:bCs/>
+        </w:rPr>
+        <w:t xml:space="preserve">revertToDraft</w:t>
+      </w:r>
+      <w:r>
+        <w:rPr>
+          <w:b/>
+          <w:bCs/>
+        </w:rPr>
+        <w:t xml:space="preserve"> </w:t>
+      </w:r>
+      <w:r>
+        <w:rPr>
+          <w:b/>
+          <w:bCs/>
+        </w:rPr>
+        <w:t xml:space="preserve">tidak reset progress counter.</w:t>
+      </w:r>
+      <w:r>
+        <w:t xml:space="preserve"> </w:t>
+      </w:r>
+      <w:r>
+        <w:t xml:space="preserve">Payslip/line-item hasil</w:t>
+      </w:r>
+      <w:r>
+        <w:t xml:space="preserve"> </w:t>
+      </w:r>
+      <w:r>
+        <w:t xml:space="preserve">kalkulasi sebelumnya dibongkar saat revert, tapi</w:t>
+      </w:r>
+      <w:r>
+        <w:t xml:space="preserve"> </w:t>
+      </w:r>
+      <w:r>
+        <w:rPr>
+          <w:rStyle w:val="VerbatimChar"/>
+        </w:rPr>
+        <w:t xml:space="preserve">processedCount</w:t>
+      </w:r>
+      <w:r>
+        <w:t xml:space="preserve">/</w:t>
+      </w:r>
+      <w:r>
+        <w:t xml:space="preserve"> </w:t>
+      </w:r>
+      <w:r>
+        <w:rPr>
+          <w:rStyle w:val="VerbatimChar"/>
+        </w:rPr>
+        <w:t xml:space="preserve">totalCount</w:t>
+      </w:r>
+      <w:r>
+        <w:t xml:space="preserve"> </w:t>
+      </w:r>
+      <w:r>
+        <w:t xml:space="preserve">di</w:t>
+      </w:r>
+      <w:r>
+        <w:t xml:space="preserve"> </w:t>
+      </w:r>
+      <w:r>
+        <w:rPr>
+          <w:rStyle w:val="VerbatimChar"/>
+        </w:rPr>
+        <w:t xml:space="preserve">payroll_runs</w:t>
+      </w:r>
+      <w:r>
+        <w:t xml:space="preserve"> </w:t>
+      </w:r>
+      <w:r>
+        <w:t xml:space="preserve">tidak ikut direset ke 0 — run yang baru</w:t>
+      </w:r>
+      <w:r>
+        <w:t xml:space="preserve"> </w:t>
+      </w:r>
+      <w:r>
+        <w:t xml:space="preserve">di-revert melaporkan progress basi 100% dari percobaan kalkulasi</w:t>
+      </w:r>
+      <w:r>
+        <w:t xml:space="preserve"> </w:t>
+      </w:r>
+      <w:r>
+        <w:t xml:space="preserve">sebelumnya, dan deteksi</w:t>
+      </w:r>
+      <w:r>
+        <w:t xml:space="preserve"> </w:t>
+      </w:r>
+      <w:r>
+        <w:t xml:space="preserve">“masih menghitung”</w:t>
+      </w:r>
+      <w:r>
+        <w:t xml:space="preserve"> </w:t>
+      </w:r>
+      <w:r>
+        <w:t xml:space="preserve">di frontend (</w:t>
+      </w:r>
+      <w:r>
+        <w:rPr>
+          <w:rStyle w:val="VerbatimChar"/>
+        </w:rPr>
+        <w:t xml:space="preserve">draft &amp;&amp; totalCount &gt; 0</w:t>
+      </w:r>
+      <w:r>
+        <w:t xml:space="preserve">) tidak pernah bersih. Diperbaiki di</w:t>
+      </w:r>
+      <w:r>
+        <w:t xml:space="preserve"> </w:t>
+      </w:r>
+      <w:r>
+        <w:rPr>
+          <w:rStyle w:val="VerbatimChar"/>
+        </w:rPr>
+        <w:t xml:space="preserve">PayrollRunsService.revertToDraft()</w:t>
+      </w:r>
+      <w:r>
+        <w:t xml:space="preserve">:</w:t>
+      </w:r>
+      <w:r>
+        <w:t xml:space="preserve"> </w:t>
+      </w:r>
+      <w:r>
+        <w:rPr>
+          <w:rStyle w:val="VerbatimChar"/>
+        </w:rPr>
+        <w:t xml:space="preserve">record.update({ status: DRAFT, processedCount: 0, totalCount: 0 }, ...)</w:t>
+      </w:r>
+      <w:r>
+        <w:t xml:space="preserve"> </w:t>
+      </w:r>
+      <w:r>
+        <w:t xml:space="preserve">dalam transaksi yang sama</w:t>
+      </w:r>
+      <w:r>
+        <w:t xml:space="preserve"> </w:t>
+      </w:r>
+      <w:r>
+        <w:t xml:space="preserve">dengan teardown.</w:t>
+      </w:r>
+    </w:p>
+    <w:p>
+      <w:pPr>
+        <w:numPr>
+          <w:ilvl w:val="0"/>
+          <w:numId w:val="26"/>
+        </w:numPr>
+      </w:pPr>
+      <w:r>
+        <w:rPr>
+          <w:b/>
+          <w:bCs/>
+        </w:rPr>
+        <w:t xml:space="preserve">Kasbon deduction transaction boundary.</w:t>
+      </w:r>
+      <w:r>
+        <w:t xml:space="preserve"> </w:t>
+      </w:r>
+      <w:r>
+        <w:rPr>
+          <w:rStyle w:val="VerbatimChar"/>
+        </w:rPr>
+        <w:t xml:space="preserve">KasbonService.deductInstallment()</w:t>
+      </w:r>
+      <w:r>
+        <w:t xml:space="preserve"> </w:t>
+      </w:r>
+      <w:r>
+        <w:t xml:space="preserve">menulis (mutasi</w:t>
+      </w:r>
+      <w:r>
+        <w:t xml:space="preserve"> </w:t>
+      </w:r>
+      <w:r>
+        <w:rPr>
+          <w:rStyle w:val="VerbatimChar"/>
+        </w:rPr>
+        <w:t xml:space="preserve">remaining_balance</w:t>
+      </w:r>
+      <w:r>
+        <w:t xml:space="preserve">,</w:t>
+      </w:r>
+      <w:r>
+        <w:t xml:space="preserve"> </w:t>
+      </w:r>
+      <w:r>
+        <w:rPr>
+          <w:rStyle w:val="VerbatimChar"/>
+        </w:rPr>
+        <w:t xml:space="preserve">paid_off</w:t>
+      </w:r>
+      <w:r>
+        <w:t xml:space="preserve">) TANPA parameter</w:t>
+      </w:r>
+      <w:r>
+        <w:t xml:space="preserve"> </w:t>
+      </w:r>
+      <w:r>
+        <w:rPr>
+          <w:rStyle w:val="VerbatimChar"/>
+        </w:rPr>
+        <w:t xml:space="preserve">transaction</w:t>
+      </w:r>
+      <w:r>
+        <w:t xml:space="preserve"> </w:t>
+      </w:r>
+      <w:r>
+        <w:t xml:space="preserve">— commit langsung, tidak ikut</w:t>
+      </w:r>
+      <w:r>
+        <w:t xml:space="preserve"> </w:t>
+      </w:r>
+      <w:r>
+        <w:t xml:space="preserve">transaksi apa pun milik pemanggilnya. Akibatnya, saat</w:t>
+      </w:r>
+      <w:r>
+        <w:t xml:space="preserve"> </w:t>
+      </w:r>
+      <w:r>
+        <w:rPr>
+          <w:rStyle w:val="VerbatimChar"/>
+        </w:rPr>
+        <w:t xml:space="preserve">calculateEmployee()</w:t>
+      </w:r>
+      <w:r>
+        <w:t xml:space="preserve"> </w:t>
+      </w:r>
+      <w:r>
+        <w:t xml:space="preserve">melempar error di dalam transaksinya sendiri</w:t>
+      </w:r>
+      <w:r>
+        <w:t xml:space="preserve"> </w:t>
+      </w:r>
+      <w:r>
+        <w:t xml:space="preserve">(misalnya untuk kasus take-home negatif, §9.2), rollback transaksi itu</w:t>
+      </w:r>
+      <w:r>
+        <w:t xml:space="preserve"> </w:t>
+      </w:r>
+      <w:r>
+        <w:t xml:space="preserve">TIDAK membatalkan deduksi kasbon yang sudah ter-commit duluan. Perbaikan:</w:t>
+      </w:r>
+      <w:r>
+        <w:t xml:space="preserve"> </w:t>
+      </w:r>
+      <w:r>
+        <w:t xml:space="preserve">bukan mengubah</w:t>
+      </w:r>
+      <w:r>
+        <w:t xml:space="preserve"> </w:t>
+      </w:r>
+      <w:r>
+        <w:rPr>
+          <w:rStyle w:val="VerbatimChar"/>
+        </w:rPr>
+        <w:t xml:space="preserve">deductInstallment()</w:t>
+      </w:r>
+      <w:r>
+        <w:t xml:space="preserve"> </w:t>
+      </w:r>
+      <w:r>
+        <w:t xml:space="preserve">untuk ikut transaksi (itu akan</w:t>
+      </w:r>
+      <w:r>
+        <w:t xml:space="preserve"> </w:t>
+      </w:r>
+      <w:r>
+        <w:t xml:space="preserve">memindahkan masalah, bukan menghilangkannya — kasbon perlu commit</w:t>
+      </w:r>
+      <w:r>
+        <w:t xml:space="preserve"> </w:t>
+      </w:r>
+      <w:r>
+        <w:t xml:space="preserve">independen supaya idempotency-nya sendiri terjaga), melainkan menambah</w:t>
+      </w:r>
+      <w:r>
+        <w:t xml:space="preserve"> </w:t>
+      </w:r>
+      <w:r>
+        <w:rPr>
+          <w:b/>
+          <w:bCs/>
+        </w:rPr>
+        <w:t xml:space="preserve">compensating action</w:t>
+      </w:r>
+      <w:r>
+        <w:t xml:space="preserve"> </w:t>
+      </w:r>
+      <w:r>
+        <w:t xml:space="preserve">eksplisit:</w:t>
+      </w:r>
+      <w:r>
+        <w:t xml:space="preserve"> </w:t>
+      </w:r>
+      <w:r>
+        <w:rPr>
+          <w:rStyle w:val="VerbatimChar"/>
+        </w:rPr>
+        <w:t xml:space="preserve">reverseInstallmentsForEmployeeInRun()</w:t>
+      </w:r>
+      <w:r>
+        <w:t xml:space="preserve"> </w:t>
+      </w:r>
+      <w:r>
+        <w:t xml:space="preserve">dipanggil manual dari blok</w:t>
+      </w:r>
+      <w:r>
+        <w:t xml:space="preserve"> </w:t>
+      </w:r>
+      <w:r>
+        <w:rPr>
+          <w:rStyle w:val="VerbatimChar"/>
+        </w:rPr>
+        <w:t xml:space="preserve">catch</w:t>
+      </w:r>
+      <w:r>
+        <w:t xml:space="preserve"> </w:t>
+      </w:r>
+      <w:r>
+        <w:t xml:space="preserve">di</w:t>
+      </w:r>
+      <w:r>
+        <w:t xml:space="preserve"> </w:t>
+      </w:r>
+      <w:r>
+        <w:rPr>
+          <w:rStyle w:val="VerbatimChar"/>
+        </w:rPr>
+        <w:t xml:space="preserve">PayrollRunCalculationService.calculateEmployee()</w:t>
+      </w:r>
+      <w:r>
+        <w:t xml:space="preserve"> </w:t>
+      </w:r>
+      <w:r>
+        <w:t xml:space="preserve">untuk membalikkan</w:t>
+      </w:r>
+      <w:r>
+        <w:t xml:space="preserve"> </w:t>
+      </w:r>
+      <w:r>
+        <w:t xml:space="preserve">deduksi yang terlanjur jalan. Pola yang sama (aksi kompensasi eksplisit,</w:t>
+      </w:r>
+      <w:r>
+        <w:t xml:space="preserve"> </w:t>
+      </w:r>
+      <w:r>
+        <w:t xml:space="preserve">bukan mengandalkan rollback transaksi) juga dipakai</w:t>
+      </w:r>
+      <w:r>
+        <w:t xml:space="preserve"> </w:t>
+      </w:r>
+      <w:r>
+        <w:rPr>
+          <w:rStyle w:val="VerbatimChar"/>
+        </w:rPr>
+        <w:t xml:space="preserve">PayrollRunRevertService.revertRunData()</w:t>
+      </w:r>
+      <w:r>
+        <w:t xml:space="preserve"> </w:t>
+      </w:r>
+      <w:r>
+        <w:t xml:space="preserve">untuk kasus revert satu run</w:t>
+      </w:r>
+      <w:r>
+        <w:t xml:space="preserve"> </w:t>
+      </w:r>
+      <w:r>
+        <w:t xml:space="preserve">penuh.</w:t>
+      </w:r>
+    </w:p>
+    <w:p>
+      <w:pPr>
+        <w:numPr>
+          <w:ilvl w:val="0"/>
+          <w:numId w:val="26"/>
+        </w:numPr>
+      </w:pPr>
+      <w:r>
+        <w:rPr>
+          <w:b/>
+          <w:bCs/>
+        </w:rPr>
+        <w:t xml:space="preserve">Employee-selection query pakai filter</w:t>
+      </w:r>
+      <w:r>
+        <w:rPr>
+          <w:b/>
+          <w:bCs/>
+        </w:rPr>
+        <w:t xml:space="preserve"> </w:t>
+      </w:r>
+      <w:r>
+        <w:rPr>
+          <w:rStyle w:val="VerbatimChar"/>
+          <w:b/>
+          <w:bCs/>
+        </w:rPr>
+        <w:t xml:space="preserve">status</w:t>
+      </w:r>
+      <w:r>
+        <w:rPr>
+          <w:b/>
+          <w:bCs/>
+        </w:rPr>
+        <w:t xml:space="preserve"> </w:t>
+      </w:r>
+      <w:r>
+        <w:rPr>
+          <w:b/>
+          <w:bCs/>
+        </w:rPr>
+        <w:t xml:space="preserve">saja.</w:t>
+      </w:r>
+      <w:r>
+        <w:t xml:space="preserve"> </w:t>
+      </w:r>
+      <w:r>
+        <w:t xml:space="preserve">Query pemilihan</w:t>
+      </w:r>
+      <w:r>
+        <w:t xml:space="preserve"> </w:t>
+      </w:r>
+      <w:r>
+        <w:t xml:space="preserve">karyawan yang masuk ke satu payroll run (</w:t>
+      </w:r>
+      <w:r>
+        <w:rPr>
+          <w:rStyle w:val="VerbatimChar"/>
+        </w:rPr>
+        <w:t xml:space="preserve">payroll-calculation.processor.ts</w:t>
+      </w:r>
+      <w:r>
+        <w:t xml:space="preserve">)</w:t>
+      </w:r>
+      <w:r>
+        <w:t xml:space="preserve"> </w:t>
+      </w:r>
+      <w:r>
+        <w:t xml:space="preserve">sebelumnya memfilter</w:t>
+      </w:r>
+      <w:r>
+        <w:t xml:space="preserve"> </w:t>
+      </w:r>
+      <w:r>
+        <w:rPr>
+          <w:rStyle w:val="VerbatimChar"/>
+        </w:rPr>
+        <w:t xml:space="preserve">status: ACTIVE</w:t>
+      </w:r>
+      <w:r>
+        <w:t xml:space="preserve"> </w:t>
+      </w:r>
+      <w:r>
+        <w:t xml:space="preserve">saja — karyawan yang resign DI</w:t>
+      </w:r>
+      <w:r>
+        <w:t xml:space="preserve"> </w:t>
+      </w:r>
+      <w:r>
+        <w:t xml:space="preserve">TENGAH periode (status berubah jadi nonaktif,</w:t>
+      </w:r>
+      <w:r>
+        <w:t xml:space="preserve"> </w:t>
+      </w:r>
+      <w:r>
+        <w:rPr>
+          <w:rStyle w:val="VerbatimChar"/>
+        </w:rPr>
+        <w:t xml:space="preserve">endDate</w:t>
+      </w:r>
+      <w:r>
+        <w:t xml:space="preserve"> </w:t>
+      </w:r>
+      <w:r>
+        <w:t xml:space="preserve">jatuh di dalam</w:t>
+      </w:r>
+      <w:r>
+        <w:t xml:space="preserve"> </w:t>
+      </w:r>
+      <w:r>
+        <w:t xml:space="preserve">periode) menghilang total dari run, bukannya mendapat payslip final</w:t>
+      </w:r>
+      <w:r>
+        <w:t xml:space="preserve"> </w:t>
+      </w:r>
+      <w:r>
+        <w:t xml:space="preserve">ter-prorata. Ditemukan lewat big-test report. Diperbaiki menjadi filter</w:t>
+      </w:r>
+      <w:r>
+        <w:t xml:space="preserve"> </w:t>
+      </w:r>
+      <w:r>
+        <w:t xml:space="preserve">date-range overlap terhadap jendela kerja karyawan (</w:t>
+      </w:r>
+      <w:r>
+        <w:rPr>
+          <w:rStyle w:val="VerbatimChar"/>
+        </w:rPr>
+        <w:t xml:space="preserve">startDate</w:t>
+      </w:r>
+      <w:r>
+        <w:t xml:space="preserve">..</w:t>
+      </w:r>
+      <w:r>
+        <w:rPr>
+          <w:rStyle w:val="VerbatimChar"/>
+        </w:rPr>
+        <w:t xml:space="preserve">endDate ?? ∞</w:t>
+      </w:r>
+      <w:r>
+        <w:t xml:space="preserve">), bukan status saat ini:</w:t>
+      </w:r>
+    </w:p>
+    <w:p>
+      <w:pPr>
+        <w:pStyle w:val="SourceCode"/>
+        <w:numPr>
+          <w:ilvl w:val="0"/>
+          <w:numId w:val="19"/>
+        </w:numPr>
+      </w:pPr>
+      <w:r>
+        <w:rPr>
+          <w:rStyle w:val="VerbatimChar"/>
+        </w:rPr>
+        <w:t xml:space="preserve">where = {</w:t>
+      </w:r>
+      <w:r>
+        <w:br/>
+      </w:r>
+      <w:r>
+        <w:rPr>
+          <w:rStyle w:val="VerbatimChar"/>
+        </w:rPr>
+        <w:t xml:space="preserve">  startDate: { [Op.lt]: periodEndExclusive },</w:t>
+      </w:r>
+      <w:r>
+        <w:br/>
+      </w:r>
+      <w:r>
+        <w:rPr>
+          <w:rStyle w:val="VerbatimChar"/>
+        </w:rPr>
+        <w:t xml:space="preserve">  [Op.or]: [{ endDate: null }, { endDate: { [Op.gte]: periodStart } }],</w:t>
+      </w:r>
+      <w:r>
+        <w:br/>
+      </w:r>
+      <w:r>
+        <w:rPr>
+          <w:rStyle w:val="VerbatimChar"/>
+        </w:rPr>
+        <w:t xml:space="preserve">}</w:t>
+      </w:r>
+    </w:p>
+    <w:p>
+      <w:pPr>
+        <w:numPr>
+          <w:ilvl w:val="0"/>
+          <w:numId w:val="19"/>
+        </w:numPr>
+      </w:pPr>
+      <w:r>
+        <w:t xml:space="preserve">Filter ini otomatis mencakup karyawan full-month aktif, karyawan yang</w:t>
+      </w:r>
+      <w:r>
+        <w:t xml:space="preserve"> </w:t>
+      </w:r>
+      <w:r>
+        <w:t xml:space="preserve">masuk di tengah bulan, DAN karyawan yang resign di tengah bulan — §9.1</w:t>
+      </w:r>
+      <w:r>
+        <w:t xml:space="preserve"> </w:t>
+      </w:r>
+      <w:r>
+        <w:t xml:space="preserve">(prorate.core.ts) yang menangani matematika partial-month-nya.</w:t>
+      </w:r>
+    </w:p>
+    <w:p>
+      <w:pPr>
+        <w:numPr>
+          <w:ilvl w:val="0"/>
+          <w:numId w:val="26"/>
+        </w:numPr>
+      </w:pPr>
+      <w:r>
+        <w:rPr>
+          <w:rStyle w:val="VerbatimChar"/>
+          <w:b/>
+          <w:bCs/>
+        </w:rPr>
+        <w:t xml:space="preserve">EffectiveRangePayslipChecker</w:t>
+      </w:r>
+      <w:r>
+        <w:rPr>
+          <w:b/>
+          <w:bCs/>
+        </w:rPr>
+        <w:t xml:space="preserve"> </w:t>
+      </w:r>
+      <w:r>
+        <w:rPr>
+          <w:b/>
+          <w:bCs/>
+        </w:rPr>
+        <w:t xml:space="preserve">— 500 di production, hijau di unit test.</w:t>
+      </w:r>
+      <w:r>
+        <w:t xml:space="preserve"> </w:t>
+      </w:r>
+      <w:r>
+        <w:rPr>
+          <w:rStyle w:val="VerbatimChar"/>
+        </w:rPr>
+        <w:t xml:space="preserve">PtkpMaster</w:t>
+      </w:r>
+      <w:r>
+        <w:t xml:space="preserve">/</w:t>
+      </w:r>
+      <w:r>
+        <w:rPr>
+          <w:rStyle w:val="VerbatimChar"/>
+        </w:rPr>
+        <w:t xml:space="preserve">TerBracketMaster</w:t>
+      </w:r>
+      <w:r>
+        <w:t xml:space="preserve">/</w:t>
+      </w:r>
+      <w:r>
+        <w:rPr>
+          <w:rStyle w:val="VerbatimChar"/>
+        </w:rPr>
+        <w:t xml:space="preserve">BpjsKesehatanMaster</w:t>
+      </w:r>
+      <w:r>
+        <w:t xml:space="preserve">/</w:t>
+      </w:r>
+      <w:r>
+        <w:t xml:space="preserve"> </w:t>
+      </w:r>
+      <w:r>
+        <w:rPr>
+          <w:rStyle w:val="VerbatimChar"/>
+        </w:rPr>
+        <w:t xml:space="preserve">BpjsKetenagakerjaanMaster</w:t>
+      </w:r>
+      <w:r>
+        <w:t xml:space="preserve">/</w:t>
+      </w:r>
+      <w:r>
+        <w:rPr>
+          <w:rStyle w:val="VerbatimChar"/>
+        </w:rPr>
+        <w:t xml:space="preserve">SalaryMaster</w:t>
+      </w:r>
+      <w:r>
+        <w:t xml:space="preserve">/</w:t>
+      </w:r>
+      <w:r>
+        <w:rPr>
+          <w:rStyle w:val="VerbatimChar"/>
+        </w:rPr>
+        <w:t xml:space="preserve">IncentiveMaster</w:t>
+      </w:r>
+      <w:r>
+        <w:t xml:space="preserve"> </w:t>
+      </w:r>
+      <w:r>
+        <w:t xml:space="preserve">(enam dari 7</w:t>
+      </w:r>
+      <w:r>
+        <w:t xml:space="preserve"> </w:t>
+      </w:r>
+      <w:r>
+        <w:t xml:space="preserve">master) memanggil</w:t>
+      </w:r>
+      <w:r>
+        <w:t xml:space="preserve"> </w:t>
+      </w:r>
+      <w:r>
+        <w:rPr>
+          <w:rStyle w:val="VerbatimChar"/>
+        </w:rPr>
+        <w:t xml:space="preserve">EffectiveRangePayslipChecker.isReferenced()</w:t>
+      </w:r>
+      <w:r>
+        <w:t xml:space="preserve">, yang</w:t>
+      </w:r>
+      <w:r>
+        <w:t xml:space="preserve"> </w:t>
+      </w:r>
+      <w:r>
+        <w:t xml:space="preserve">menjalankan</w:t>
+      </w:r>
+      <w:r>
+        <w:t xml:space="preserve"> </w:t>
+      </w:r>
+      <w:r>
+        <w:rPr>
+          <w:rStyle w:val="VerbatimChar"/>
+        </w:rPr>
+        <w:t xml:space="preserve">PayrollRun.findAll({ include: [{ model: Payslip }] })</w:t>
+      </w:r>
+      <w:r>
+        <w:t xml:space="preserve">. Query</w:t>
+      </w:r>
+      <w:r>
+        <w:t xml:space="preserve"> </w:t>
+      </w:r>
+      <w:r>
+        <w:rPr>
+          <w:rStyle w:val="VerbatimChar"/>
+        </w:rPr>
+        <w:t xml:space="preserve">include</w:t>
+      </w:r>
+      <w:r>
+        <w:t xml:space="preserve"> </w:t>
+      </w:r>
+      <w:r>
+        <w:t xml:space="preserve">ini butuh asosiasi Sequelize</w:t>
+      </w:r>
+      <w:r>
+        <w:t xml:space="preserve"> </w:t>
+      </w:r>
+      <w:r>
+        <w:rPr>
+          <w:rStyle w:val="VerbatimChar"/>
+        </w:rPr>
+        <w:t xml:space="preserve">@HasMany(() =&gt; Payslip)</w:t>
+      </w:r>
+      <w:r>
+        <w:t xml:space="preserve"> </w:t>
+      </w:r>
+      <w:r>
+        <w:t xml:space="preserve">yang</w:t>
+      </w:r>
+      <w:r>
+        <w:t xml:space="preserve"> </w:t>
+      </w:r>
+      <w:r>
+        <w:t xml:space="preserve">nyata di sisi</w:t>
+      </w:r>
+      <w:r>
+        <w:t xml:space="preserve"> </w:t>
+      </w:r>
+      <w:r>
+        <w:rPr>
+          <w:rStyle w:val="VerbatimChar"/>
+        </w:rPr>
+        <w:t xml:space="preserve">PayrollRun</w:t>
+      </w:r>
+      <w:r>
+        <w:t xml:space="preserve"> </w:t>
+      </w:r>
+      <w:r>
+        <w:t xml:space="preserve">— asosiasi itu TIDAK ADA. Akibatnya Sequelize</w:t>
+      </w:r>
+      <w:r>
+        <w:t xml:space="preserve"> </w:t>
+      </w:r>
+      <w:r>
+        <w:t xml:space="preserve">melempar</w:t>
+      </w:r>
+      <w:r>
+        <w:t xml:space="preserve"> </w:t>
+      </w:r>
+      <w:r>
+        <w:rPr>
+          <w:rStyle w:val="VerbatimChar"/>
+        </w:rPr>
+        <w:t xml:space="preserve">EagerLoadingError</w:t>
+      </w:r>
+      <w:r>
+        <w:t xml:space="preserve"> </w:t>
+      </w:r>
+      <w:r>
+        <w:t xml:space="preserve">saat runtime (bukan saat compile), meng-crash</w:t>
+      </w:r>
+      <w:r>
+        <w:t xml:space="preserve"> </w:t>
+      </w:r>
+      <w:r>
+        <w:t xml:space="preserve">SETIAP percobaan edit field terkunci pada keenam master itu dengan 500</w:t>
+      </w:r>
+      <w:r>
+        <w:t xml:space="preserve"> </w:t>
+      </w:r>
+      <w:r>
+        <w:t xml:space="preserve">generik alih-alih 409/sukses. Lolos dari semua unit test karena</w:t>
+      </w:r>
+      <w:r>
+        <w:t xml:space="preserve"> </w:t>
+      </w:r>
+      <w:r>
+        <w:t xml:space="preserve">keenam</w:t>
+      </w:r>
+      <w:r>
+        <w:t xml:space="preserve"> </w:t>
+      </w:r>
+      <w:r>
+        <w:rPr>
+          <w:rStyle w:val="VerbatimChar"/>
+        </w:rPr>
+        <w:t xml:space="preserve">*.service.spec.ts</w:t>
+      </w:r>
+      <w:r>
+        <w:t xml:space="preserve"> </w:t>
+      </w:r>
+      <w:r>
+        <w:t xml:space="preserve">yang ada semuanya mock</w:t>
+      </w:r>
+      <w:r>
+        <w:t xml:space="preserve"> </w:t>
+      </w:r>
+      <w:r>
+        <w:rPr>
+          <w:rStyle w:val="VerbatimChar"/>
+        </w:rPr>
+        <w:t xml:space="preserve">EffectiveRangePayslipChecker</w:t>
+      </w:r>
+      <w:r>
+        <w:t xml:space="preserve"> </w:t>
+      </w:r>
+      <w:r>
+        <w:t xml:space="preserve">— baru ketahuan lewat big-test report §3</w:t>
+      </w:r>
+      <w:r>
+        <w:t xml:space="preserve"> </w:t>
+      </w:r>
+      <w:r>
+        <w:t xml:space="preserve">(real DB, real checker, tanpa mock). Diperbaiki dengan menambah</w:t>
+      </w:r>
+      <w:r>
+        <w:t xml:space="preserve"> </w:t>
+      </w:r>
+      <w:r>
+        <w:rPr>
+          <w:rStyle w:val="VerbatimChar"/>
+        </w:rPr>
+        <w:t xml:space="preserve">@HasMany(() =&gt; Payslip) declare payslips: Payslip[]</w:t>
+      </w:r>
+      <w:r>
+        <w:t xml:space="preserve"> </w:t>
+      </w:r>
+      <w:r>
+        <w:t xml:space="preserve">di</w:t>
+      </w:r>
+      <w:r>
+        <w:t xml:space="preserve"> </w:t>
+      </w:r>
+      <w:r>
+        <w:rPr>
+          <w:rStyle w:val="VerbatimChar"/>
+        </w:rPr>
+        <w:t xml:space="preserve">PayrollRun</w:t>
+      </w:r>
+      <w:r>
+        <w:t xml:space="preserve"> </w:t>
+      </w:r>
+      <w:r>
+        <w:t xml:space="preserve">entity. Regresi ditutup dengan test integrasi DB asli</w:t>
+      </w:r>
+      <w:r>
+        <w:t xml:space="preserve"> </w:t>
+      </w:r>
+      <w:r>
+        <w:t xml:space="preserve">(</w:t>
+      </w:r>
+      <w:r>
+        <w:rPr>
+          <w:rStyle w:val="VerbatimChar"/>
+        </w:rPr>
+        <w:t xml:space="preserve">effective-range-lock.e2e-spec.ts</w:t>
+      </w:r>
+      <w:r>
+        <w:t xml:space="preserve">) yang sengaja TIDAK mock</w:t>
+      </w:r>
+      <w:r>
+        <w:t xml:space="preserve"> </w:t>
+      </w:r>
+      <w:r>
+        <w:rPr>
+          <w:rStyle w:val="VerbatimChar"/>
+        </w:rPr>
+        <w:t xml:space="preserve">EffectiveRangePayslipChecker</w:t>
+      </w:r>
+      <w:r>
+        <w:t xml:space="preserve">/</w:t>
+      </w:r>
+      <w:r>
+        <w:rPr>
+          <w:rStyle w:val="VerbatimChar"/>
+        </w:rPr>
+        <w:t xml:space="preserve">PayslipReferenceChecker</w:t>
+      </w:r>
+      <w:r>
+        <w:t xml:space="preserve"> </w:t>
+      </w:r>
+      <w:r>
+        <w:t xml:space="preserve">sama sekali.</w:t>
+      </w:r>
+    </w:p>
+    <w:p>
+      <w:pPr>
+        <w:numPr>
+          <w:ilvl w:val="0"/>
+          <w:numId w:val="26"/>
+        </w:numPr>
+      </w:pPr>
+      <w:r>
+        <w:rPr>
+          <w:rStyle w:val="VerbatimChar"/>
+          <w:b/>
+          <w:bCs/>
+        </w:rPr>
+        <w:t xml:space="preserve">passwordHash</w:t>
+      </w:r>
+      <w:r>
+        <w:rPr>
+          <w:b/>
+          <w:bCs/>
+        </w:rPr>
+        <w:t xml:space="preserve"> </w:t>
+      </w:r>
+      <w:r>
+        <w:rPr>
+          <w:b/>
+          <w:bCs/>
+        </w:rPr>
+        <w:t xml:space="preserve">bocor lewat eager-load asosiasi.</w:t>
+      </w:r>
+      <w:r>
+        <w:t xml:space="preserve"> </w:t>
+      </w:r>
+      <w:r>
+        <w:rPr>
+          <w:rStyle w:val="VerbatimChar"/>
+        </w:rPr>
+        <w:t xml:space="preserve">PayrollRunsService.findByIdOrThrow()</w:t>
+      </w:r>
+      <w:r>
+        <w:t xml:space="preserve"> </w:t>
+      </w:r>
+      <w:r>
+        <w:t xml:space="preserve">melakukan eager-load asosiasi</w:t>
+      </w:r>
+      <w:r>
+        <w:t xml:space="preserve"> </w:t>
+      </w:r>
+      <w:r>
+        <w:rPr>
+          <w:rStyle w:val="VerbatimChar"/>
+        </w:rPr>
+        <w:t xml:space="preserve">disbursedByUser</w:t>
+      </w:r>
+      <w:r>
+        <w:t xml:space="preserve"> </w:t>
+      </w:r>
+      <w:r>
+        <w:t xml:space="preserve">tanpa membatasi</w:t>
+      </w:r>
+      <w:r>
+        <w:t xml:space="preserve"> </w:t>
+      </w:r>
+      <w:r>
+        <w:rPr>
+          <w:rStyle w:val="VerbatimChar"/>
+        </w:rPr>
+        <w:t xml:space="preserve">attributes</w:t>
+      </w:r>
+      <w:r>
+        <w:t xml:space="preserve"> </w:t>
+      </w:r>
+      <w:r>
+        <w:t xml:space="preserve">— default Sequelize</w:t>
+      </w:r>
+      <w:r>
+        <w:t xml:space="preserve"> </w:t>
+      </w:r>
+      <w:r>
+        <w:t xml:space="preserve">mengembalikan SEMUA kolom</w:t>
+      </w:r>
+      <w:r>
+        <w:t xml:space="preserve"> </w:t>
+      </w:r>
+      <w:r>
+        <w:rPr>
+          <w:rStyle w:val="VerbatimChar"/>
+        </w:rPr>
+        <w:t xml:space="preserve">User</w:t>
+      </w:r>
+      <w:r>
+        <w:t xml:space="preserve">, termasuk</w:t>
+      </w:r>
+      <w:r>
+        <w:t xml:space="preserve"> </w:t>
+      </w:r>
+      <w:r>
+        <w:rPr>
+          <w:rStyle w:val="VerbatimChar"/>
+        </w:rPr>
+        <w:t xml:space="preserve">passwordHash</w:t>
+      </w:r>
+      <w:r>
+        <w:t xml:space="preserve"> </w:t>
+      </w:r>
+      <w:r>
+        <w:t xml:space="preserve">(hash bcrypt),</w:t>
+      </w:r>
+      <w:r>
+        <w:t xml:space="preserve"> </w:t>
+      </w:r>
+      <w:r>
+        <w:t xml:space="preserve">langsung lewat response API</w:t>
+      </w:r>
+      <w:r>
+        <w:t xml:space="preserve"> </w:t>
+      </w:r>
+      <w:r>
+        <w:rPr>
+          <w:rStyle w:val="VerbatimChar"/>
+        </w:rPr>
+        <w:t xml:space="preserve">GET /payroll-runs/:id</w:t>
+      </w:r>
+      <w:r>
+        <w:t xml:space="preserve">. Ditemukan saat live</w:t>
+      </w:r>
+      <w:r>
+        <w:t xml:space="preserve"> </w:t>
+      </w:r>
+      <w:r>
+        <w:t xml:space="preserve">verification (bukan unit test — data hash tidak</w:t>
+      </w:r>
+      <w:r>
+        <w:t xml:space="preserve"> </w:t>
+      </w:r>
+      <w:r>
+        <w:t xml:space="preserve">“terlihat salah”</w:t>
+      </w:r>
+      <w:r>
+        <w:t xml:space="preserve"> </w:t>
+      </w:r>
+      <w:r>
+        <w:t xml:space="preserve">tanpa</w:t>
+      </w:r>
+      <w:r>
+        <w:t xml:space="preserve"> </w:t>
+      </w:r>
+      <w:r>
+        <w:t xml:space="preserve">memeriksa response mentah). Diperbaiki dengan membatasi eager-load itu ke</w:t>
+      </w:r>
+      <w:r>
+        <w:t xml:space="preserve"> </w:t>
+      </w:r>
+      <w:r>
+        <w:rPr>
+          <w:rStyle w:val="VerbatimChar"/>
+        </w:rPr>
+        <w:t xml:space="preserve">attributes: ['id', 'name']</w:t>
+      </w:r>
+      <w:r>
+        <w:t xml:space="preserve"> </w:t>
+      </w:r>
+      <w:r>
+        <w:t xml:space="preserve">— satu-satunya data yang benar-benar</w:t>
+      </w:r>
+      <w:r>
+        <w:t xml:space="preserve"> </w:t>
+      </w:r>
+      <w:r>
+        <w:t xml:space="preserve">dipakai untuk tampilan</w:t>
+      </w:r>
+      <w:r>
+        <w:t xml:space="preserve"> </w:t>
+      </w:r>
+      <w:r>
+        <w:t xml:space="preserve">“Dicairkan oleh: {nama}”</w:t>
+      </w:r>
+      <w:r>
+        <w:t xml:space="preserve"> </w:t>
+      </w:r>
+      <w:r>
+        <w:t xml:space="preserve">di</w:t>
+      </w:r>
+      <w:r>
+        <w:t xml:space="preserve"> </w:t>
+      </w:r>
+      <w:r>
+        <w:rPr>
+          <w:rStyle w:val="VerbatimChar"/>
+        </w:rPr>
+        <w:t xml:space="preserve">PayrollRunDetailPage.tsx</w:t>
+      </w:r>
+      <w:r>
+        <w:t xml:space="preserve">.</w:t>
+      </w:r>
+    </w:p>
+    <w:bookmarkEnd w:id="26"/>
     <w:sectPr>
       <w:pgSz w:w="12240" w:h="15840"/>
       <w:pgMar w:top="1440" w:right="1800" w:bottom="1440" w:left="1800" w:header="720" w:footer="720" w:gutter="0"/>
@@ -4633,6 +12812,441 @@
       </w:rPr>
     </w:lvl>
   </w:abstractNum>
+  <w:abstractNum w:abstractNumId="9">
+    <w:nsid w:val="FFFFFF7C"/>
+    <w:multiLevelType w:val="singleLevel"/>
+    <w:tmpl w:val="C310EC42"/>
+    <w:lvl w:ilvl="0">
+      <w:start w:val="1"/>
+      <w:numFmt w:val="decimal"/>
+      <w:lvlText w:val="%1."/>
+      <w:lvlJc w:val="left"/>
+      <w:pPr>
+        <w:tabs>
+          <w:tab w:pos="1800" w:val="num"/>
+        </w:tabs>
+        <w:ind w:hanging="360" w:left="1800"/>
+      </w:pPr>
+    </w:lvl>
+  </w:abstractNum>
+  <w:abstractNum w:abstractNumId="10">
+    <w:nsid w:val="FFFFFF7D"/>
+    <w:multiLevelType w:val="singleLevel"/>
+    <w:tmpl w:val="E4089024"/>
+    <w:lvl w:ilvl="0">
+      <w:start w:val="1"/>
+      <w:numFmt w:val="decimal"/>
+      <w:lvlText w:val="%1."/>
+      <w:lvlJc w:val="left"/>
+      <w:pPr>
+        <w:tabs>
+          <w:tab w:pos="1440" w:val="num"/>
+        </w:tabs>
+        <w:ind w:hanging="360" w:left="1440"/>
+      </w:pPr>
+    </w:lvl>
+  </w:abstractNum>
+  <w:abstractNum w:abstractNumId="11">
+    <w:nsid w:val="FFFFFF7E"/>
+    <w:multiLevelType w:val="singleLevel"/>
+    <w:tmpl w:val="FB12693A"/>
+    <w:lvl w:ilvl="0">
+      <w:start w:val="1"/>
+      <w:numFmt w:val="decimal"/>
+      <w:pStyle w:val="ListNumber3"/>
+      <w:lvlText w:val="%1."/>
+      <w:lvlJc w:val="left"/>
+      <w:pPr>
+        <w:tabs>
+          <w:tab w:pos="1080" w:val="num"/>
+        </w:tabs>
+        <w:ind w:hanging="360" w:left="1080"/>
+      </w:pPr>
+    </w:lvl>
+  </w:abstractNum>
+  <w:abstractNum w:abstractNumId="12">
+    <w:nsid w:val="FFFFFF7F"/>
+    <w:multiLevelType w:val="singleLevel"/>
+    <w:tmpl w:val="38441652"/>
+    <w:lvl w:ilvl="0">
+      <w:start w:val="1"/>
+      <w:numFmt w:val="decimal"/>
+      <w:pStyle w:val="ListNumber2"/>
+      <w:lvlText w:val="%1."/>
+      <w:lvlJc w:val="left"/>
+      <w:pPr>
+        <w:tabs>
+          <w:tab w:pos="720" w:val="num"/>
+        </w:tabs>
+        <w:ind w:hanging="360" w:left="720"/>
+      </w:pPr>
+    </w:lvl>
+  </w:abstractNum>
+  <w:abstractNum w:abstractNumId="13">
+    <w:nsid w:val="FFFFFF81"/>
+    <w:multiLevelType w:val="singleLevel"/>
+    <w:tmpl w:val="171AC3A4"/>
+    <w:lvl w:ilvl="0">
+      <w:start w:val="1"/>
+      <w:numFmt w:val="bullet"/>
+      <w:lvlText w:val=""/>
+      <w:lvlJc w:val="left"/>
+      <w:pPr>
+        <w:tabs>
+          <w:tab w:pos="1440" w:val="num"/>
+        </w:tabs>
+        <w:ind w:hanging="360" w:left="1440"/>
+      </w:pPr>
+      <w:rPr>
+        <w:rFonts w:ascii="Symbol" w:hAnsi="Symbol" w:hint="default"/>
+      </w:rPr>
+    </w:lvl>
+  </w:abstractNum>
+  <w:abstractNum w:abstractNumId="14">
+    <w:nsid w:val="FFFFFF82"/>
+    <w:multiLevelType w:val="singleLevel"/>
+    <w:tmpl w:val="F3EAFDEC"/>
+    <w:lvl w:ilvl="0">
+      <w:start w:val="1"/>
+      <w:numFmt w:val="bullet"/>
+      <w:pStyle w:val="ListBullet3"/>
+      <w:lvlText w:val=""/>
+      <w:lvlJc w:val="left"/>
+      <w:pPr>
+        <w:tabs>
+          <w:tab w:pos="1080" w:val="num"/>
+        </w:tabs>
+        <w:ind w:hanging="360" w:left="1080"/>
+      </w:pPr>
+      <w:rPr>
+        <w:rFonts w:ascii="Symbol" w:hAnsi="Symbol" w:hint="default"/>
+      </w:rPr>
+    </w:lvl>
+  </w:abstractNum>
+  <w:abstractNum w:abstractNumId="15">
+    <w:nsid w:val="FFFFFF83"/>
+    <w:multiLevelType w:val="singleLevel"/>
+    <w:tmpl w:val="3D1EFFD4"/>
+    <w:lvl w:ilvl="0">
+      <w:start w:val="1"/>
+      <w:numFmt w:val="bullet"/>
+      <w:pStyle w:val="ListBullet2"/>
+      <w:lvlText w:val=""/>
+      <w:lvlJc w:val="left"/>
+      <w:pPr>
+        <w:tabs>
+          <w:tab w:pos="720" w:val="num"/>
+        </w:tabs>
+        <w:ind w:hanging="360" w:left="720"/>
+      </w:pPr>
+      <w:rPr>
+        <w:rFonts w:ascii="Symbol" w:hAnsi="Symbol" w:hint="default"/>
+      </w:rPr>
+    </w:lvl>
+  </w:abstractNum>
+  <w:abstractNum w:abstractNumId="16">
+    <w:nsid w:val="FFFFFF88"/>
+    <w:multiLevelType w:val="singleLevel"/>
+    <w:tmpl w:val="D0A62B40"/>
+    <w:lvl w:ilvl="0">
+      <w:start w:val="1"/>
+      <w:numFmt w:val="decimal"/>
+      <w:pStyle w:val="ListNumber"/>
+      <w:lvlText w:val="%1."/>
+      <w:lvlJc w:val="left"/>
+      <w:pPr>
+        <w:tabs>
+          <w:tab w:pos="360" w:val="num"/>
+        </w:tabs>
+        <w:ind w:hanging="360" w:left="360"/>
+      </w:pPr>
+    </w:lvl>
+  </w:abstractNum>
+  <w:abstractNum w:abstractNumId="17">
+    <w:nsid w:val="FFFFFF89"/>
+    <w:multiLevelType w:val="singleLevel"/>
+    <w:tmpl w:val="29761A62"/>
+    <w:lvl w:ilvl="0">
+      <w:start w:val="1"/>
+      <w:numFmt w:val="bullet"/>
+      <w:pStyle w:val="ListBullet"/>
+      <w:lvlText w:val=""/>
+      <w:lvlJc w:val="left"/>
+      <w:pPr>
+        <w:tabs>
+          <w:tab w:pos="360" w:val="num"/>
+        </w:tabs>
+        <w:ind w:hanging="360" w:left="360"/>
+      </w:pPr>
+      <w:rPr>
+        <w:rFonts w:ascii="Symbol" w:hAnsi="Symbol" w:hint="default"/>
+      </w:rPr>
+    </w:lvl>
+  </w:abstractNum>
+  <w:abstractNum w:abstractNumId="18">
+    <w:nsid w:val="0000A990"/>
+    <w:multiLevelType w:val="multilevel"/>
+    <w:lvl w:ilvl="0">
+      <w:numFmt w:val="bullet"/>
+      <w:lvlText w:val=" "/>
+      <w:lvlJc w:val="left"/>
+      <w:pPr>
+        <w:ind w:left="720" w:hanging="360"/>
+      </w:pPr>
+    </w:lvl>
+    <w:lvl w:ilvl="1">
+      <w:numFmt w:val="bullet"/>
+      <w:lvlText w:val=" "/>
+      <w:lvlJc w:val="left"/>
+      <w:pPr>
+        <w:ind w:left="1440" w:hanging="360"/>
+      </w:pPr>
+    </w:lvl>
+    <w:lvl w:ilvl="2">
+      <w:numFmt w:val="bullet"/>
+      <w:lvlText w:val=" "/>
+      <w:lvlJc w:val="left"/>
+      <w:pPr>
+        <w:ind w:left="2160" w:hanging="360"/>
+      </w:pPr>
+    </w:lvl>
+    <w:lvl w:ilvl="3">
+      <w:numFmt w:val="bullet"/>
+      <w:lvlText w:val=" "/>
+      <w:lvlJc w:val="left"/>
+      <w:pPr>
+        <w:ind w:left="2880" w:hanging="360"/>
+      </w:pPr>
+    </w:lvl>
+    <w:lvl w:ilvl="4">
+      <w:numFmt w:val="bullet"/>
+      <w:lvlText w:val=" "/>
+      <w:lvlJc w:val="left"/>
+      <w:pPr>
+        <w:ind w:left="3600" w:hanging="360"/>
+      </w:pPr>
+    </w:lvl>
+    <w:lvl w:ilvl="5">
+      <w:numFmt w:val="bullet"/>
+      <w:lvlText w:val=" "/>
+      <w:lvlJc w:val="left"/>
+      <w:pPr>
+        <w:ind w:left="4320" w:hanging="360"/>
+      </w:pPr>
+    </w:lvl>
+    <w:lvl w:ilvl="6">
+      <w:numFmt w:val="bullet"/>
+      <w:lvlText w:val=" "/>
+      <w:lvlJc w:val="left"/>
+      <w:pPr>
+        <w:ind w:left="5040" w:hanging="360"/>
+      </w:pPr>
+    </w:lvl>
+    <w:lvl w:ilvl="7">
+      <w:numFmt w:val="bullet"/>
+      <w:lvlText w:val=" "/>
+      <w:lvlJc w:val="left"/>
+      <w:pPr>
+        <w:ind w:left="5760" w:hanging="360"/>
+      </w:pPr>
+    </w:lvl>
+    <w:lvl w:ilvl="8">
+      <w:numFmt w:val="bullet"/>
+      <w:lvlText w:val=" "/>
+      <w:lvlJc w:val="left"/>
+      <w:pPr>
+        <w:ind w:left="6480" w:hanging="360"/>
+      </w:pPr>
+    </w:lvl>
+  </w:abstractNum>
+  <w:abstractNum w:abstractNumId="19">
+    <w:nsid w:val="00A99411"/>
+    <w:multiLevelType w:val="multilevel"/>
+    <w:lvl w:ilvl="0">
+      <w:start w:val="1"/>
+      <w:numFmt w:val="decimal"/>
+      <w:lvlText w:val="%1."/>
+      <w:lvlJc w:val="left"/>
+      <w:pPr>
+        <w:ind w:left="720" w:hanging="360"/>
+      </w:pPr>
+    </w:lvl>
+    <w:lvl w:ilvl="1">
+      <w:start w:val="1"/>
+      <w:numFmt w:val="decimal"/>
+      <w:lvlText w:val="%2."/>
+      <w:lvlJc w:val="left"/>
+      <w:pPr>
+        <w:ind w:left="1440" w:hanging="360"/>
+      </w:pPr>
+    </w:lvl>
+    <w:lvl w:ilvl="2">
+      <w:start w:val="1"/>
+      <w:numFmt w:val="decimal"/>
+      <w:lvlText w:val="%3."/>
+      <w:lvlJc w:val="left"/>
+      <w:pPr>
+        <w:ind w:left="2160" w:hanging="360"/>
+      </w:pPr>
+    </w:lvl>
+    <w:lvl w:ilvl="3">
+      <w:start w:val="1"/>
+      <w:numFmt w:val="decimal"/>
+      <w:lvlText w:val="%4."/>
+      <w:lvlJc w:val="left"/>
+      <w:pPr>
+        <w:ind w:left="2880" w:hanging="360"/>
+      </w:pPr>
+    </w:lvl>
+    <w:lvl w:ilvl="4">
+      <w:start w:val="1"/>
+      <w:numFmt w:val="decimal"/>
+      <w:lvlText w:val="%5."/>
+      <w:lvlJc w:val="left"/>
+      <w:pPr>
+        <w:ind w:left="3600" w:hanging="360"/>
+      </w:pPr>
+    </w:lvl>
+    <w:lvl w:ilvl="5">
+      <w:start w:val="1"/>
+      <w:numFmt w:val="decimal"/>
+      <w:lvlText w:val="%6."/>
+      <w:lvlJc w:val="left"/>
+      <w:pPr>
+        <w:ind w:left="4320" w:hanging="360"/>
+      </w:pPr>
+    </w:lvl>
+    <w:lvl w:ilvl="6">
+      <w:start w:val="1"/>
+      <w:numFmt w:val="decimal"/>
+      <w:lvlText w:val="%7."/>
+      <w:lvlJc w:val="left"/>
+      <w:pPr>
+        <w:ind w:left="5040" w:hanging="360"/>
+      </w:pPr>
+    </w:lvl>
+    <w:lvl w:ilvl="7">
+      <w:start w:val="1"/>
+      <w:numFmt w:val="decimal"/>
+      <w:lvlText w:val="%8."/>
+      <w:lvlJc w:val="left"/>
+      <w:pPr>
+        <w:ind w:left="5760" w:hanging="360"/>
+      </w:pPr>
+    </w:lvl>
+    <w:lvl w:ilvl="8">
+      <w:start w:val="1"/>
+      <w:numFmt w:val="decimal"/>
+      <w:lvlText w:val="%9."/>
+      <w:lvlJc w:val="left"/>
+      <w:pPr>
+        <w:ind w:left="6480" w:hanging="360"/>
+      </w:pPr>
+    </w:lvl>
+  </w:abstractNum>
+  <w:abstractNum w:abstractNumId="20">
+    <w:nsid w:val="0000A991"/>
+    <w:multiLevelType w:val="multilevel"/>
+    <w:lvl w:ilvl="0">
+      <w:numFmt w:val="bullet"/>
+      <w:lvlText w:val=""/>
+      <w:lvlJc w:val="left"/>
+      <w:pPr>
+        <w:ind w:left="720" w:hanging="360"/>
+      </w:pPr>
+      <w:rPr>
+        <w:rFonts w:ascii="Symbol" w:hAnsi="Symbol" w:cs="Symbol" w:hint="default"/>
+      </w:rPr>
+    </w:lvl>
+    <w:lvl w:ilvl="1">
+      <w:numFmt w:val="bullet"/>
+      <w:lvlText w:val="o"/>
+      <w:lvlJc w:val="left"/>
+      <w:pPr>
+        <w:ind w:left="1440" w:hanging="360"/>
+      </w:pPr>
+      <w:rPr>
+        <w:rFonts w:ascii="Courier New" w:hAnsi="Courier New" w:cs="Courier New" w:hint="default"/>
+      </w:rPr>
+    </w:lvl>
+    <w:lvl w:ilvl="2">
+      <w:numFmt w:val="bullet"/>
+      <w:lvlText w:val=""/>
+      <w:lvlJc w:val="left"/>
+      <w:pPr>
+        <w:ind w:left="2160" w:hanging="360"/>
+      </w:pPr>
+      <w:rPr>
+        <w:rFonts w:ascii="Wingdings" w:hAnsi="Wingdings" w:cs="Wingdings" w:hint="default"/>
+      </w:rPr>
+    </w:lvl>
+    <w:lvl w:ilvl="3">
+      <w:numFmt w:val="bullet"/>
+      <w:lvlText w:val=""/>
+      <w:lvlJc w:val="left"/>
+      <w:pPr>
+        <w:ind w:left="2880" w:hanging="360"/>
+      </w:pPr>
+      <w:rPr>
+        <w:rFonts w:ascii="Symbol" w:hAnsi="Symbol" w:cs="Symbol" w:hint="default"/>
+      </w:rPr>
+    </w:lvl>
+    <w:lvl w:ilvl="4">
+      <w:numFmt w:val="bullet"/>
+      <w:lvlText w:val="o"/>
+      <w:lvlJc w:val="left"/>
+      <w:pPr>
+        <w:ind w:left="3600" w:hanging="360"/>
+      </w:pPr>
+      <w:rPr>
+        <w:rFonts w:ascii="Courier New" w:hAnsi="Courier New" w:cs="Courier New" w:hint="default"/>
+      </w:rPr>
+    </w:lvl>
+    <w:lvl w:ilvl="5">
+      <w:numFmt w:val="bullet"/>
+      <w:lvlText w:val=""/>
+      <w:lvlJc w:val="left"/>
+      <w:pPr>
+        <w:ind w:left="4320" w:hanging="360"/>
+      </w:pPr>
+      <w:rPr>
+        <w:rFonts w:ascii="Wingdings" w:hAnsi="Wingdings" w:cs="Wingdings" w:hint="default"/>
+      </w:rPr>
+    </w:lvl>
+    <w:lvl w:ilvl="6">
+      <w:numFmt w:val="bullet"/>
+      <w:lvlText w:val=""/>
+      <w:lvlJc w:val="left"/>
+      <w:pPr>
+        <w:ind w:left="5040" w:hanging="360"/>
+      </w:pPr>
+      <w:rPr>
+        <w:rFonts w:ascii="Symbol" w:hAnsi="Symbol" w:cs="Symbol" w:hint="default"/>
+      </w:rPr>
+    </w:lvl>
+    <w:lvl w:ilvl="7">
+      <w:numFmt w:val="bullet"/>
+      <w:lvlText w:val="o"/>
+      <w:lvlJc w:val="left"/>
+      <w:pPr>
+        <w:ind w:left="5760" w:hanging="360"/>
+      </w:pPr>
+      <w:rPr>
+        <w:rFonts w:ascii="Courier New" w:hAnsi="Courier New" w:cs="Courier New" w:hint="default"/>
+      </w:rPr>
+    </w:lvl>
+    <w:lvl w:ilvl="8">
+      <w:numFmt w:val="bullet"/>
+      <w:lvlText w:val=""/>
+      <w:lvlJc w:val="left"/>
+      <w:pPr>
+        <w:ind w:left="6480" w:hanging="360"/>
+      </w:pPr>
+      <w:rPr>
+        <w:rFonts w:ascii="Wingdings" w:hAnsi="Wingdings" w:cs="Wingdings" w:hint="default"/>
+      </w:rPr>
+    </w:lvl>
+  </w:abstractNum>
   <w:num w:numId="1">
     <w:abstractNumId w:val="8"/>
   </w:num>
@@ -4659,6 +13273,138 @@
   </w:num>
   <w:num w:numId="9">
     <w:abstractNumId w:val="0"/>
+  </w:num>
+  <w:num w:numId="10">
+    <w:abstractNumId w:val="17"/>
+  </w:num>
+  <w:num w:numId="11">
+    <w:abstractNumId w:val="15"/>
+  </w:num>
+  <w:num w:numId="12">
+    <w:abstractNumId w:val="14"/>
+  </w:num>
+  <w:num w:numId="13">
+    <w:abstractNumId w:val="13"/>
+  </w:num>
+  <w:num w:numId="14">
+    <w:abstractNumId w:val="16"/>
+  </w:num>
+  <w:num w:numId="15">
+    <w:abstractNumId w:val="12"/>
+  </w:num>
+  <w:num w:numId="16">
+    <w:abstractNumId w:val="11"/>
+  </w:num>
+  <w:num w:numId="17">
+    <w:abstractNumId w:val="10"/>
+  </w:num>
+  <w:num w:numId="18">
+    <w:abstractNumId w:val="9"/>
+  </w:num>
+  <w:num w:numId="19">
+    <w:abstractNumId w:val="18"/>
+  </w:num>
+  <w:num w:numId="20">
+    <w:abstractNumId w:val="19"/>
+    <w:lvlOverride w:ilvl="0">
+      <w:startOverride w:val="1"/>
+    </w:lvlOverride>
+    <w:lvlOverride w:ilvl="1">
+      <w:startOverride w:val="1"/>
+    </w:lvlOverride>
+    <w:lvlOverride w:ilvl="2">
+      <w:startOverride w:val="1"/>
+    </w:lvlOverride>
+    <w:lvlOverride w:ilvl="3">
+      <w:startOverride w:val="1"/>
+    </w:lvlOverride>
+    <w:lvlOverride w:ilvl="4">
+      <w:startOverride w:val="1"/>
+    </w:lvlOverride>
+    <w:lvlOverride w:ilvl="5">
+      <w:startOverride w:val="1"/>
+    </w:lvlOverride>
+    <w:lvlOverride w:ilvl="6">
+      <w:startOverride w:val="1"/>
+    </w:lvlOverride>
+    <w:lvlOverride w:ilvl="7">
+      <w:startOverride w:val="1"/>
+    </w:lvlOverride>
+    <w:lvlOverride w:ilvl="8">
+      <w:startOverride w:val="1"/>
+    </w:lvlOverride>
+  </w:num>
+  <w:num w:numId="21">
+    <w:abstractNumId w:val="20"/>
+  </w:num>
+  <w:num w:numId="22">
+    <w:abstractNumId w:val="20"/>
+  </w:num>
+  <w:num w:numId="23">
+    <w:abstractNumId w:val="20"/>
+  </w:num>
+  <w:num w:numId="24">
+    <w:abstractNumId w:val="19"/>
+    <w:lvlOverride w:ilvl="0">
+      <w:startOverride w:val="1"/>
+    </w:lvlOverride>
+    <w:lvlOverride w:ilvl="1">
+      <w:startOverride w:val="1"/>
+    </w:lvlOverride>
+    <w:lvlOverride w:ilvl="2">
+      <w:startOverride w:val="1"/>
+    </w:lvlOverride>
+    <w:lvlOverride w:ilvl="3">
+      <w:startOverride w:val="1"/>
+    </w:lvlOverride>
+    <w:lvlOverride w:ilvl="4">
+      <w:startOverride w:val="1"/>
+    </w:lvlOverride>
+    <w:lvlOverride w:ilvl="5">
+      <w:startOverride w:val="1"/>
+    </w:lvlOverride>
+    <w:lvlOverride w:ilvl="6">
+      <w:startOverride w:val="1"/>
+    </w:lvlOverride>
+    <w:lvlOverride w:ilvl="7">
+      <w:startOverride w:val="1"/>
+    </w:lvlOverride>
+    <w:lvlOverride w:ilvl="8">
+      <w:startOverride w:val="1"/>
+    </w:lvlOverride>
+  </w:num>
+  <w:num w:numId="25">
+    <w:abstractNumId w:val="20"/>
+  </w:num>
+  <w:num w:numId="26">
+    <w:abstractNumId w:val="19"/>
+    <w:lvlOverride w:ilvl="0">
+      <w:startOverride w:val="1"/>
+    </w:lvlOverride>
+    <w:lvlOverride w:ilvl="1">
+      <w:startOverride w:val="1"/>
+    </w:lvlOverride>
+    <w:lvlOverride w:ilvl="2">
+      <w:startOverride w:val="1"/>
+    </w:lvlOverride>
+    <w:lvlOverride w:ilvl="3">
+      <w:startOverride w:val="1"/>
+    </w:lvlOverride>
+    <w:lvlOverride w:ilvl="4">
+      <w:startOverride w:val="1"/>
+    </w:lvlOverride>
+    <w:lvlOverride w:ilvl="5">
+      <w:startOverride w:val="1"/>
+    </w:lvlOverride>
+    <w:lvlOverride w:ilvl="6">
+      <w:startOverride w:val="1"/>
+    </w:lvlOverride>
+    <w:lvlOverride w:ilvl="7">
+      <w:startOverride w:val="1"/>
+    </w:lvlOverride>
+    <w:lvlOverride w:ilvl="8">
+      <w:startOverride w:val="1"/>
+    </w:lvlOverride>
   </w:num>
 </w:numbering>
 </file>

--- a/manuals/tech_manual.docx
+++ b/manuals/tech_manual.docx
@@ -4417,7 +4417,7 @@
           </w:tcPr>
           <w:p>
             <w:r>
-              <w:t>B-08 — tidak ada endpoint list yang dipaginasi server-side</w:t>
+              <w:t>B-08 — tidak ada endpoint list yang dipaginasi server-side (SEBAGIAN ditutup)</w:t>
             </w:r>
           </w:p>
         </w:tc>
@@ -4427,7 +4427,7 @@
           </w:tcPr>
           <w:p>
             <w:r>
-              <w:t>Diterima — semua tabel pakai paginasi client-side; dua layar volume tertinggi wajib filter sebelum query aktif (R-08)</w:t>
+              <w:t>Sebagian ditutup (BUGS#2, sesi “kategori 3”) — employees, kasbon, dan leave-requests sekarang server-side pagination + filtering (query params page/limit/sortBy/sortOrder/search, respons {items,total,page,limit}). Dipanggil TANPA page/limit (dropdown/Select lama) tetap mengembalikan array polos — backward-compatible, tidak ada breaking change. Listing lain (organisasi, 7 master efektif-bertanggal, dsb) MASIH client-side paginated — endpoint volume-tertinggi diprioritaskan, bukan technical debt yang tertutup penuh.</w:t>
             </w:r>
           </w:p>
         </w:tc>
@@ -4437,7 +4437,7 @@
           </w:tcPr>
           <w:p>
             <w:r>
-              <w:t>attendance/raw-logs, attendance/records</w:t>
+              <w:t>resolvePaginationAndSort() (apps/api/src/common/pagination/resolve-pagination.ts), useServerPagination() + ListPage.tsx pagination prop (frontend). Pola generik ini siap dipakai listing lain kalau perlu diperluas — lihat §13.1 (#2) untuk detail.</w:t>
             </w:r>
           </w:p>
         </w:tc>
@@ -12629,6 +12629,1357 @@
       </w:r>
     </w:p>
     <w:bookmarkEnd w:id="26"/>
+    <w:p>
+      <w:pPr>
+        <w:pStyle w:val="Heading1"/>
+      </w:pPr>
+      <w:r>
+        <w:t>13. Perbaikan dari Live Test Execution — test_cases.xlsx (Kategori 1–3 + BUGS Sheet)</w:t>
+      </w:r>
+    </w:p>
+    <w:p>
+      <w:pPr/>
+      <w:r>
+        <w:t>Bagian ini mendokumentasikan tiga putaran perbaikan yang lahir dari eksekusi live test_cases.xlsx (bukan dari spesifikasi awal 0X_*.md di docs/): “fix category 1 from test case” (commit 90bf5a0), “fix category 2 test case” (commit 143a36b), dan “kategori 3” + “more fixes” + “fix” (commit 59af800, 761a986, f919a88) yang mengerjakan 21 item bernomor di sheet BUGS test_cases.xlsx. Sama seperti pola §6.2 (commit-per-task), bagian ini MERANGKUM apa yang berubah dan kenapa — diff lengkap tetap di git log, bukan disalin ulang di sini. Status per item DIVERIFIKASI ULANG terhadap kode aktual saat manual ini ditulis (bukan diasumsikan dari riwayat percakapan), sesuai prinsip §6.1.</w:t>
+      </w:r>
+    </w:p>
+    <w:p>
+      <w:pPr>
+        <w:pStyle w:val="Heading2"/>
+      </w:pPr>
+      <w:r>
+        <w:t>13.1 Sheet BUGS — Status per Item (26 item bernomor)</w:t>
+      </w:r>
+    </w:p>
+    <w:p>
+      <w:pPr/>
+      <w:r>
+        <w:t>26 item di bawah adalah daftar bug UX/desain yang dilaporkan manual di sheet BUGS test_cases.xlsx. Item #7 sengaja dipisah dari scope pengerjaan “kategori 3” (butuh desain fitur baru — keterkaitan akun user ke record employee — bukan sekadar bugfix). FIXED = diverifikasi live (API dan/atau UI) pada sesi perbaikannya. PARTIAL = sebagian jalur sudah benar, sebagian lain sengaja/belum ditutup, dijelaskan di kolom Keterangan. OPEN = belum dikerjakan sama sekali, jangan asumsikan sudah selesai.</w:t>
+      </w:r>
+    </w:p>
+    <w:tbl>
+      <w:tblPr>
+        <w:tblStyle w:val="LightGrid-Accent1"/>
+        <w:tblW w:type="auto" w:w="0"/>
+        <w:tblLook w:firstColumn="1" w:firstRow="1" w:lastColumn="0" w:lastRow="0" w:noHBand="0" w:noVBand="1" w:val="04A0"/>
+      </w:tblPr>
+      <w:tblGrid>
+        <w:gridCol w:w="2160"/>
+        <w:gridCol w:w="2160"/>
+        <w:gridCol w:w="2160"/>
+        <w:gridCol w:w="2160"/>
+      </w:tblGrid>
+      <w:tr>
+        <w:tc>
+          <w:tcPr>
+            <w:tcW w:type="dxa" w:w="2160"/>
+          </w:tcPr>
+          <w:p>
+            <w:r>
+              <w:t>#</w:t>
+            </w:r>
+          </w:p>
+        </w:tc>
+        <w:tc>
+          <w:tcPr>
+            <w:tcW w:type="dxa" w:w="2160"/>
+          </w:tcPr>
+          <w:p>
+            <w:r>
+              <w:t>Deskripsi</w:t>
+            </w:r>
+          </w:p>
+        </w:tc>
+        <w:tc>
+          <w:tcPr>
+            <w:tcW w:type="dxa" w:w="2160"/>
+          </w:tcPr>
+          <w:p>
+            <w:r>
+              <w:t>Status</w:t>
+            </w:r>
+          </w:p>
+        </w:tc>
+        <w:tc>
+          <w:tcPr>
+            <w:tcW w:type="dxa" w:w="2160"/>
+          </w:tcPr>
+          <w:p>
+            <w:r>
+              <w:t>Keterangan / Rujukan</w:t>
+            </w:r>
+          </w:p>
+        </w:tc>
+      </w:tr>
+      <w:tr>
+        <w:tc>
+          <w:tcPr>
+            <w:tcW w:type="dxa" w:w="2160"/>
+          </w:tcPr>
+          <w:p>
+            <w:r>
+              <w:t>1</w:t>
+            </w:r>
+          </w:p>
+        </w:tc>
+        <w:tc>
+          <w:tcPr>
+            <w:tcW w:type="dxa" w:w="2160"/>
+          </w:tcPr>
+          <w:p>
+            <w:r>
+              <w:t>Tombol “Akhiri Masa Berlaku” diganti “Ubah” di semua master efektif-bertanggal</w:t>
+            </w:r>
+          </w:p>
+        </w:tc>
+        <w:tc>
+          <w:tcPr>
+            <w:tcW w:type="dxa" w:w="2160"/>
+          </w:tcPr>
+          <w:p>
+            <w:r>
+              <w:t>FIXED</w:t>
+            </w:r>
+          </w:p>
+        </w:tc>
+        <w:tc>
+          <w:tcPr>
+            <w:tcW w:type="dxa" w:w="2160"/>
+          </w:tcPr>
+          <w:p>
+            <w:r>
+              <w:t>EffectiveDatedMasterPage.tsx (archetype bersama, 7 master)</w:t>
+            </w:r>
+          </w:p>
+        </w:tc>
+      </w:tr>
+      <w:tr>
+        <w:tc>
+          <w:tcPr>
+            <w:tcW w:type="dxa" w:w="2160"/>
+          </w:tcPr>
+          <w:p>
+            <w:r>
+              <w:t>2</w:t>
+            </w:r>
+          </w:p>
+        </w:tc>
+        <w:tc>
+          <w:tcPr>
+            <w:tcW w:type="dxa" w:w="2160"/>
+          </w:tcPr>
+          <w:p>
+            <w:r>
+              <w:t>Semua listing pakai server pagination + server filtering (query params)</w:t>
+            </w:r>
+          </w:p>
+        </w:tc>
+        <w:tc>
+          <w:tcPr>
+            <w:tcW w:type="dxa" w:w="2160"/>
+          </w:tcPr>
+          <w:p>
+            <w:r>
+              <w:t>PARTIAL</w:t>
+            </w:r>
+          </w:p>
+        </w:tc>
+        <w:tc>
+          <w:tcPr>
+            <w:tcW w:type="dxa" w:w="2160"/>
+          </w:tcPr>
+          <w:p>
+            <w:r>
+              <w:t>employees, kasbon, leave-requests — lihat §7.7 B-08. Listing lain masih client-side.</w:t>
+            </w:r>
+          </w:p>
+        </w:tc>
+      </w:tr>
+      <w:tr>
+        <w:tc>
+          <w:tcPr>
+            <w:tcW w:type="dxa" w:w="2160"/>
+          </w:tcPr>
+          <w:p>
+            <w:r>
+              <w:t>3</w:t>
+            </w:r>
+          </w:p>
+        </w:tc>
+        <w:tc>
+          <w:tcPr>
+            <w:tcW w:type="dxa" w:w="2160"/>
+          </w:tcPr>
+          <w:p>
+            <w:r>
+              <w:t>Default sort listing: updated_at DESC (data baru/diubah selalu di atas)</w:t>
+            </w:r>
+          </w:p>
+        </w:tc>
+        <w:tc>
+          <w:tcPr>
+            <w:tcW w:type="dxa" w:w="2160"/>
+          </w:tcPr>
+          <w:p>
+            <w:r>
+              <w:t>FIXED</w:t>
+            </w:r>
+          </w:p>
+        </w:tc>
+        <w:tc>
+          <w:tcPr>
+            <w:tcW w:type="dxa" w:w="2160"/>
+          </w:tcPr>
+          <w:p>
+            <w:r>
+              <w:t>~19 service list(), KECUALI attendance-records/raw-logs/holidays (sengaja — urutan kronologis domain lebih relevan)</w:t>
+            </w:r>
+          </w:p>
+        </w:tc>
+      </w:tr>
+      <w:tr>
+        <w:tc>
+          <w:tcPr>
+            <w:tcW w:type="dxa" w:w="2160"/>
+          </w:tcPr>
+          <w:p>
+            <w:r>
+              <w:t>4</w:t>
+            </w:r>
+          </w:p>
+        </w:tc>
+        <w:tc>
+          <w:tcPr>
+            <w:tcW w:type="dxa" w:w="2160"/>
+          </w:tcPr>
+          <w:p>
+            <w:r>
+              <w:t>Sider tidak ikut scroll saat konten discroll</w:t>
+            </w:r>
+          </w:p>
+        </w:tc>
+        <w:tc>
+          <w:tcPr>
+            <w:tcW w:type="dxa" w:w="2160"/>
+          </w:tcPr>
+          <w:p>
+            <w:r>
+              <w:t>FIXED</w:t>
+            </w:r>
+          </w:p>
+        </w:tc>
+        <w:tc>
+          <w:tcPr>
+            <w:tcW w:type="dxa" w:w="2160"/>
+          </w:tcPr>
+          <w:p>
+            <w:r>
+              <w:t>ProtectedLayout.tsx — Sider position:sticky</w:t>
+            </w:r>
+          </w:p>
+        </w:tc>
+      </w:tr>
+      <w:tr>
+        <w:tc>
+          <w:tcPr>
+            <w:tcW w:type="dxa" w:w="2160"/>
+          </w:tcPr>
+          <w:p>
+            <w:r>
+              <w:t>5</w:t>
+            </w:r>
+          </w:p>
+        </w:tc>
+        <w:tc>
+          <w:tcPr>
+            <w:tcW w:type="dxa" w:w="2160"/>
+          </w:tcPr>
+          <w:p>
+            <w:r>
+              <w:t>Semua form tahun berbentuk select [2026 – tahun ini]</w:t>
+            </w:r>
+          </w:p>
+        </w:tc>
+        <w:tc>
+          <w:tcPr>
+            <w:tcW w:type="dxa" w:w="2160"/>
+          </w:tcPr>
+          <w:p>
+            <w:r>
+              <w:t>FIXED</w:t>
+            </w:r>
+          </w:p>
+        </w:tc>
+        <w:tc>
+          <w:tcPr>
+            <w:tcW w:type="dxa" w:w="2160"/>
+          </w:tcPr>
+          <w:p>
+            <w:r>
+              <w:t>components/YearSelect.tsx, dipakai di leave-balances dsb</w:t>
+            </w:r>
+          </w:p>
+        </w:tc>
+      </w:tr>
+      <w:tr>
+        <w:tc>
+          <w:tcPr>
+            <w:tcW w:type="dxa" w:w="2160"/>
+          </w:tcPr>
+          <w:p>
+            <w:r>
+              <w:t>6</w:t>
+            </w:r>
+          </w:p>
+        </w:tc>
+        <w:tc>
+          <w:tcPr>
+            <w:tcW w:type="dxa" w:w="2160"/>
+          </w:tcPr>
+          <w:p>
+            <w:r>
+              <w:t>Semua error di UI berbahasa Indonesia, tidak menampilkan ID/istilah kode</w:t>
+            </w:r>
+          </w:p>
+        </w:tc>
+        <w:tc>
+          <w:tcPr>
+            <w:tcW w:type="dxa" w:w="2160"/>
+          </w:tcPr>
+          <w:p>
+            <w:r>
+              <w:t>PARTIAL</w:t>
+            </w:r>
+          </w:p>
+        </w:tc>
+        <w:tc>
+          <w:tcPr>
+            <w:tcW w:type="dxa" w:w="2160"/>
+          </w:tcPr>
+          <w:p>
+            <w:r>
+              <w:t>Beberapa pesan spesifik hasil temuan TC (mis. close-overlapping-predecessor.ts, leave-requests date-range) sudah Indonesia; SEBAGIAN BESAR service (kasbon, payroll-runs, attendance, dll) masih English + expose entity ID mentah di pesan error. Belum ada sweep sistematis.</w:t>
+            </w:r>
+          </w:p>
+        </w:tc>
+      </w:tr>
+      <w:tr>
+        <w:tc>
+          <w:tcPr>
+            <w:tcW w:type="dxa" w:w="2160"/>
+          </w:tcPr>
+          <w:p>
+            <w:r>
+              <w:t>7</w:t>
+            </w:r>
+          </w:p>
+        </w:tc>
+        <w:tc>
+          <w:tcPr>
+            <w:tcW w:type="dxa" w:w="2160"/>
+          </w:tcPr>
+          <w:p>
+            <w:r>
+              <w:t>Akun admin/hr_staff terikat ke record employee (data scoped by tipe/posisi/dept/divisi)</w:t>
+            </w:r>
+          </w:p>
+        </w:tc>
+        <w:tc>
+          <w:tcPr>
+            <w:tcW w:type="dxa" w:w="2160"/>
+          </w:tcPr>
+          <w:p>
+            <w:r>
+              <w:t>OPEN</w:t>
+            </w:r>
+          </w:p>
+        </w:tc>
+        <w:tc>
+          <w:tcPr>
+            <w:tcW w:type="dxa" w:w="2160"/>
+          </w:tcPr>
+          <w:p>
+            <w:r>
+              <w:t>Dipisah dari scope — butuh desain fitur baru, bukan bugfix. users.entity.ts belum punya employeeId.</w:t>
+            </w:r>
+          </w:p>
+        </w:tc>
+      </w:tr>
+      <w:tr>
+        <w:tc>
+          <w:tcPr>
+            <w:tcW w:type="dxa" w:w="2160"/>
+          </w:tcPr>
+          <w:p>
+            <w:r>
+              <w:t>8</w:t>
+            </w:r>
+          </w:p>
+        </w:tc>
+        <w:tc>
+          <w:tcPr>
+            <w:tcW w:type="dxa" w:w="2160"/>
+          </w:tcPr>
+          <w:p>
+            <w:r>
+              <w:t>Hapus semua komentar/referensi § yang bocor ke UI</w:t>
+            </w:r>
+          </w:p>
+        </w:tc>
+        <w:tc>
+          <w:tcPr>
+            <w:tcW w:type="dxa" w:w="2160"/>
+          </w:tcPr>
+          <w:p>
+            <w:r>
+              <w:t>FIXED</w:t>
+            </w:r>
+          </w:p>
+        </w:tc>
+        <w:tc>
+          <w:tcPr>
+            <w:tcW w:type="dxa" w:w="2160"/>
+          </w:tcPr>
+          <w:p>
+            <w:r>
+              <w:t>3 file frontend (extra/Tooltip text) + 1 pesan backend leave-policy-master; ~105 file source-comment-only sengaja TIDAK disentuh (bukan leak, cuma komentar kode)</w:t>
+            </w:r>
+          </w:p>
+        </w:tc>
+      </w:tr>
+      <w:tr>
+        <w:tc>
+          <w:tcPr>
+            <w:tcW w:type="dxa" w:w="2160"/>
+          </w:tcPr>
+          <w:p>
+            <w:r>
+              <w:t>9</w:t>
+            </w:r>
+          </w:p>
+        </w:tc>
+        <w:tc>
+          <w:tcPr>
+            <w:tcW w:type="dxa" w:w="2160"/>
+          </w:tcPr>
+          <w:p>
+            <w:r>
+              <w:t>Semua select form searchable</w:t>
+            </w:r>
+          </w:p>
+        </w:tc>
+        <w:tc>
+          <w:tcPr>
+            <w:tcW w:type="dxa" w:w="2160"/>
+          </w:tcPr>
+          <w:p>
+            <w:r>
+              <w:t>FIXED</w:t>
+            </w:r>
+          </w:p>
+        </w:tc>
+        <w:tc>
+          <w:tcPr>
+            <w:tcW w:type="dxa" w:w="2160"/>
+          </w:tcPr>
+          <w:p>
+            <w:r>
+              <w:t>EmployeeSelect.tsx (showSearch) — untuk field pemilihan karyawan; field select lain (belum diaudit exhaustive)</w:t>
+            </w:r>
+          </w:p>
+        </w:tc>
+      </w:tr>
+      <w:tr>
+        <w:tc>
+          <w:tcPr>
+            <w:tcW w:type="dxa" w:w="2160"/>
+          </w:tcPr>
+          <w:p>
+            <w:r>
+              <w:t>10</w:t>
+            </w:r>
+          </w:p>
+        </w:tc>
+        <w:tc>
+          <w:tcPr>
+            <w:tcW w:type="dxa" w:w="2160"/>
+          </w:tcPr>
+          <w:p>
+            <w:r>
+              <w:t>Select yang butuh data DB pakai autocomplete + debounce</w:t>
+            </w:r>
+          </w:p>
+        </w:tc>
+        <w:tc>
+          <w:tcPr>
+            <w:tcW w:type="dxa" w:w="2160"/>
+          </w:tcPr>
+          <w:p>
+            <w:r>
+              <w:t>FIXED</w:t>
+            </w:r>
+          </w:p>
+        </w:tc>
+        <w:tc>
+          <w:tcPr>
+            <w:tcW w:type="dxa" w:w="2160"/>
+          </w:tcPr>
+          <w:p>
+            <w:r>
+              <w:t>EmployeeSelect.tsx (debounce 300ms, server search via listEmployeesPaginated) — dipasang ulang di ~20 form/listing yang sebelumnya fetch semua lalu filter client-side</w:t>
+            </w:r>
+          </w:p>
+        </w:tc>
+      </w:tr>
+      <w:tr>
+        <w:tc>
+          <w:tcPr>
+            <w:tcW w:type="dxa" w:w="2160"/>
+          </w:tcPr>
+          <w:p>
+            <w:r>
+              <w:t>11</w:t>
+            </w:r>
+          </w:p>
+        </w:tc>
+        <w:tc>
+          <w:tcPr>
+            <w:tcW w:type="dxa" w:w="2160"/>
+          </w:tcPr>
+          <w:p>
+            <w:r>
+              <w:t>Sider: ikon per fitur</w:t>
+            </w:r>
+          </w:p>
+        </w:tc>
+        <w:tc>
+          <w:tcPr>
+            <w:tcW w:type="dxa" w:w="2160"/>
+          </w:tcPr>
+          <w:p>
+            <w:r>
+              <w:t>FIXED</w:t>
+            </w:r>
+          </w:p>
+        </w:tc>
+        <w:tc>
+          <w:tcPr>
+            <w:tcW w:type="dxa" w:w="2160"/>
+          </w:tcPr>
+          <w:p>
+            <w:r>
+              <w:t>routes/navIcons.tsx (lucide-react)</w:t>
+            </w:r>
+          </w:p>
+        </w:tc>
+      </w:tr>
+      <w:tr>
+        <w:tc>
+          <w:tcPr>
+            <w:tcW w:type="dxa" w:w="2160"/>
+          </w:tcPr>
+          <w:p>
+            <w:r>
+              <w:t>12</w:t>
+            </w:r>
+          </w:p>
+        </w:tc>
+        <w:tc>
+          <w:tcPr>
+            <w:tcW w:type="dxa" w:w="2160"/>
+          </w:tcPr>
+          <w:p>
+            <w:r>
+              <w:t>Sider: tiap menu group collapsible</w:t>
+            </w:r>
+          </w:p>
+        </w:tc>
+        <w:tc>
+          <w:tcPr>
+            <w:tcW w:type="dxa" w:w="2160"/>
+          </w:tcPr>
+          <w:p>
+            <w:r>
+              <w:t>FIXED</w:t>
+            </w:r>
+          </w:p>
+        </w:tc>
+        <w:tc>
+          <w:tcPr>
+            <w:tcW w:type="dxa" w:w="2160"/>
+          </w:tcPr>
+          <w:p>
+            <w:r>
+              <w:t>ProtectedLayout.tsx buildMenuItems() — SubMenu untuk group multi-entry</w:t>
+            </w:r>
+          </w:p>
+        </w:tc>
+      </w:tr>
+      <w:tr>
+        <w:tc>
+          <w:tcPr>
+            <w:tcW w:type="dxa" w:w="2160"/>
+          </w:tcPr>
+          <w:p>
+            <w:r>
+              <w:t>13</w:t>
+            </w:r>
+          </w:p>
+        </w:tc>
+        <w:tc>
+          <w:tcPr>
+            <w:tcW w:type="dxa" w:w="2160"/>
+          </w:tcPr>
+          <w:p>
+            <w:r>
+              <w:t>Sider: tombol collapse jadi hamburger kiri-atas; collapsed = ikon bukan huruf depan</w:t>
+            </w:r>
+          </w:p>
+        </w:tc>
+        <w:tc>
+          <w:tcPr>
+            <w:tcW w:type="dxa" w:w="2160"/>
+          </w:tcPr>
+          <w:p>
+            <w:r>
+              <w:t>FIXED</w:t>
+            </w:r>
+          </w:p>
+        </w:tc>
+        <w:tc>
+          <w:tcPr>
+            <w:tcW w:type="dxa" w:w="2160"/>
+          </w:tcPr>
+          <w:p>
+            <w:r>
+              <w:t>ProtectedLayout.tsx (Header hamburger, Sider trigger={null}, logo icon saat collapsed)</w:t>
+            </w:r>
+          </w:p>
+        </w:tc>
+      </w:tr>
+      <w:tr>
+        <w:tc>
+          <w:tcPr>
+            <w:tcW w:type="dxa" w:w="2160"/>
+          </w:tcPr>
+          <w:p>
+            <w:r>
+              <w:t>14</w:t>
+            </w:r>
+          </w:p>
+        </w:tc>
+        <w:tc>
+          <w:tcPr>
+            <w:tcW w:type="dxa" w:w="2160"/>
+          </w:tcPr>
+          <w:p>
+            <w:r>
+              <w:t>Breadcrumb kiri-atas clickable + redirect</w:t>
+            </w:r>
+          </w:p>
+        </w:tc>
+        <w:tc>
+          <w:tcPr>
+            <w:tcW w:type="dxa" w:w="2160"/>
+          </w:tcPr>
+          <w:p>
+            <w:r>
+              <w:t>FIXED</w:t>
+            </w:r>
+          </w:p>
+        </w:tc>
+        <w:tc>
+          <w:tcPr>
+            <w:tcW w:type="dxa" w:w="2160"/>
+          </w:tcPr>
+          <w:p>
+            <w:r>
+              <w:t>ProtectedLayout.tsx Breadcrumb items</w:t>
+            </w:r>
+          </w:p>
+        </w:tc>
+      </w:tr>
+      <w:tr>
+        <w:tc>
+          <w:tcPr>
+            <w:tcW w:type="dxa" w:w="2160"/>
+          </w:tcPr>
+          <w:p>
+            <w:r>
+              <w:t>15</w:t>
+            </w:r>
+          </w:p>
+        </w:tc>
+        <w:tc>
+          <w:tcPr>
+            <w:tcW w:type="dxa" w:w="2160"/>
+          </w:tcPr>
+          <w:p>
+            <w:r>
+              <w:t>Progress log (apa yang dikerjakan server) saat queue kalkulasi berjalan</w:t>
+            </w:r>
+          </w:p>
+        </w:tc>
+        <w:tc>
+          <w:tcPr>
+            <w:tcW w:type="dxa" w:w="2160"/>
+          </w:tcPr>
+          <w:p>
+            <w:r>
+              <w:t>FIXED</w:t>
+            </w:r>
+          </w:p>
+        </w:tc>
+        <w:tc>
+          <w:tcPr>
+            <w:tcW w:type="dxa" w:w="2160"/>
+          </w:tcPr>
+          <w:p>
+            <w:r>
+              <w:t>payroll_runs.progress_log (migrasi 0009) + PayrollCalculationProcessor checkpoint — lihat §13.1 detail di bawah bukan duplikasi, field baru di luar processedCount/totalCount yang sudah ada</w:t>
+            </w:r>
+          </w:p>
+        </w:tc>
+      </w:tr>
+      <w:tr>
+        <w:tc>
+          <w:tcPr>
+            <w:tcW w:type="dxa" w:w="2160"/>
+          </w:tcPr>
+          <w:p>
+            <w:r>
+              <w:t>16</w:t>
+            </w:r>
+          </w:p>
+        </w:tc>
+        <w:tc>
+          <w:tcPr>
+            <w:tcW w:type="dxa" w:w="2160"/>
+          </w:tcPr>
+          <w:p>
+            <w:r>
+              <w:t>Hapus data tidak boleh GET ulang data yang sudah terhapus — langsung redirect ke listing</w:t>
+            </w:r>
+          </w:p>
+        </w:tc>
+        <w:tc>
+          <w:tcPr>
+            <w:tcW w:type="dxa" w:w="2160"/>
+          </w:tcPr>
+          <w:p>
+            <w:r>
+              <w:t>FIXED</w:t>
+            </w:r>
+          </w:p>
+        </w:tc>
+        <w:tc>
+          <w:tcPr>
+            <w:tcW w:type="dxa" w:w="2160"/>
+          </w:tcPr>
+          <w:p>
+            <w:r>
+              <w:t>queryClient.invalidateQueries({queryKey, refetchType:'none'}) — 5 hooks (kasbon, leave-requests, overtime-letters, surat-ijin, surat-peringatan). PENTING: refetchType HARUS di object filters (argumen pertama), BUKAN object options terpisah — kesalahan ini sempat lolos typecheck, ketahuan cuma lewat live Playwright verification (respons lambat 5–8 detik + request 404 ekstra).</w:t>
+            </w:r>
+          </w:p>
+        </w:tc>
+      </w:tr>
+      <w:tr>
+        <w:tc>
+          <w:tcPr>
+            <w:tcW w:type="dxa" w:w="2160"/>
+          </w:tcPr>
+          <w:p>
+            <w:r>
+              <w:t>17</w:t>
+            </w:r>
+          </w:p>
+        </w:tc>
+        <w:tc>
+          <w:tcPr>
+            <w:tcW w:type="dxa" w:w="2160"/>
+          </w:tcPr>
+          <w:p>
+            <w:r>
+              <w:t>Page title berubah sesuai fitur (bukan selalu “Payroll System — Admin”)</w:t>
+            </w:r>
+          </w:p>
+        </w:tc>
+        <w:tc>
+          <w:tcPr>
+            <w:tcW w:type="dxa" w:w="2160"/>
+          </w:tcPr>
+          <w:p>
+            <w:r>
+              <w:t>FIXED</w:t>
+            </w:r>
+          </w:p>
+        </w:tc>
+        <w:tc>
+          <w:tcPr>
+            <w:tcW w:type="dxa" w:w="2160"/>
+          </w:tcPr>
+          <w:p>
+            <w:r>
+              <w:t>hooks/usePageTitle.ts, dipanggil dari ProtectedLayout.tsx + halaman auth/error</w:t>
+            </w:r>
+          </w:p>
+        </w:tc>
+      </w:tr>
+      <w:tr>
+        <w:tc>
+          <w:tcPr>
+            <w:tcW w:type="dxa" w:w="2160"/>
+          </w:tcPr>
+          <w:p>
+            <w:r>
+              <w:t>18</w:t>
+            </w:r>
+          </w:p>
+        </w:tc>
+        <w:tc>
+          <w:tcPr>
+            <w:tcW w:type="dxa" w:w="2160"/>
+          </w:tcPr>
+          <w:p>
+            <w:r>
+              <w:t>Format jam 19:00 bukan 19.00 di semua fitur</w:t>
+            </w:r>
+          </w:p>
+        </w:tc>
+        <w:tc>
+          <w:tcPr>
+            <w:tcW w:type="dxa" w:w="2160"/>
+          </w:tcPr>
+          <w:p>
+            <w:r>
+              <w:t>PARTIAL</w:t>
+            </w:r>
+          </w:p>
+        </w:tc>
+        <w:tc>
+          <w:tcPr>
+            <w:tcW w:type="dxa" w:w="2160"/>
+          </w:tcPr>
+          <w:p>
+            <w:r>
+              <w:t>components/format.ts formatTime() (manual getHours/getMinutes, tidak pakai Intl yang defaultnya locale id-ID pakai titik) — dipakai di attendance records, audit history, dll. PENGECUALIAN: Log Absensi Mentah (raw-logs) masih pakai formatDate (tanggal saja) untuk kolom Waktu Scan, BUKAN formatDateTime — lihat item #23, masih OPEN.</w:t>
+            </w:r>
+          </w:p>
+        </w:tc>
+      </w:tr>
+      <w:tr>
+        <w:tc>
+          <w:tcPr>
+            <w:tcW w:type="dxa" w:w="2160"/>
+          </w:tcPr>
+          <w:p>
+            <w:r>
+              <w:t>19</w:t>
+            </w:r>
+          </w:p>
+        </w:tc>
+        <w:tc>
+          <w:tcPr>
+            <w:tcW w:type="dxa" w:w="2160"/>
+          </w:tcPr>
+          <w:p>
+            <w:r>
+              <w:t>UI tidak menampilkan user ID, tampilkan nama user</w:t>
+            </w:r>
+          </w:p>
+        </w:tc>
+        <w:tc>
+          <w:tcPr>
+            <w:tcW w:type="dxa" w:w="2160"/>
+          </w:tcPr>
+          <w:p>
+            <w:r>
+              <w:t>FIXED</w:t>
+            </w:r>
+          </w:p>
+        </w:tc>
+        <w:tc>
+          <w:tcPr>
+            <w:tcW w:type="dxa" w:w="2160"/>
+          </w:tcPr>
+          <w:p>
+            <w:r>
+              <w:t>8+ entity diberi asosiasi @BelongsTo(User) attributes:['id','name'] (approvedByUser, createdByUser, dst) — payroll_runs, kasbon, leave_requests, surat_ijin, surat_peringatan, overtime_letters, attendance_records, audit_events, 7 master efektif-bertanggal</w:t>
+            </w:r>
+          </w:p>
+        </w:tc>
+      </w:tr>
+      <w:tr>
+        <w:tc>
+          <w:tcPr>
+            <w:tcW w:type="dxa" w:w="2160"/>
+          </w:tcPr>
+          <w:p>
+            <w:r>
+              <w:t>20</w:t>
+            </w:r>
+          </w:p>
+        </w:tc>
+        <w:tc>
+          <w:tcPr>
+            <w:tcW w:type="dxa" w:w="2160"/>
+          </w:tcPr>
+          <w:p>
+            <w:r>
+              <w:t>Kasbon: hapus form “Nominal per Cicilan”, hitung otomatis floor(amount/installmentCount), sisa pembulatan di cicilan TERAKHIR</w:t>
+            </w:r>
+          </w:p>
+        </w:tc>
+        <w:tc>
+          <w:tcPr>
+            <w:tcW w:type="dxa" w:w="2160"/>
+          </w:tcPr>
+          <w:p>
+            <w:r>
+              <w:t>FIXED</w:t>
+            </w:r>
+          </w:p>
+        </w:tc>
+        <w:tc>
+          <w:tcPr>
+            <w:tcW w:type="dxa" w:w="2160"/>
+          </w:tcPr>
+          <w:p>
+            <w:r>
+              <w:t>kasbon.service.ts computeInstallmentAmount() + deductInstallment() final-installment logic (deductionsSoFar+1 &gt;= installmentCount). Test: 26/26 unit test + live verification (1.000.000/3 → 333.333/333.333/333.334)</w:t>
+            </w:r>
+          </w:p>
+        </w:tc>
+      </w:tr>
+      <w:tr>
+        <w:tc>
+          <w:tcPr>
+            <w:tcW w:type="dxa" w:w="2160"/>
+          </w:tcPr>
+          <w:p>
+            <w:r>
+              <w:t>21</w:t>
+            </w:r>
+          </w:p>
+        </w:tc>
+        <w:tc>
+          <w:tcPr>
+            <w:tcW w:type="dxa" w:w="2160"/>
+          </w:tcPr>
+          <w:p>
+            <w:r>
+              <w:t>Form edit kasbon: field karyawan harus disabled</w:t>
+            </w:r>
+          </w:p>
+        </w:tc>
+        <w:tc>
+          <w:tcPr>
+            <w:tcW w:type="dxa" w:w="2160"/>
+          </w:tcPr>
+          <w:p>
+            <w:r>
+              <w:t>FIXED</w:t>
+            </w:r>
+          </w:p>
+        </w:tc>
+        <w:tc>
+          <w:tcPr>
+            <w:tcW w:type="dxa" w:w="2160"/>
+          </w:tcPr>
+          <w:p>
+            <w:r>
+              <w:t>KasbonFormFields.tsx isEditMode prop → EmployeeSelect disabled</w:t>
+            </w:r>
+          </w:p>
+        </w:tc>
+      </w:tr>
+      <w:tr>
+        <w:tc>
+          <w:tcPr>
+            <w:tcW w:type="dxa" w:w="2160"/>
+          </w:tcPr>
+          <w:p>
+            <w:r>
+              <w:t>22</w:t>
+            </w:r>
+          </w:p>
+        </w:tc>
+        <w:tc>
+          <w:tcPr>
+            <w:tcW w:type="dxa" w:w="2160"/>
+          </w:tcPr>
+          <w:p>
+            <w:r>
+              <w:t>Form bulan pakai konstanta nama bulan Indonesia, bukan angka</w:t>
+            </w:r>
+          </w:p>
+        </w:tc>
+        <w:tc>
+          <w:tcPr>
+            <w:tcW w:type="dxa" w:w="2160"/>
+          </w:tcPr>
+          <w:p>
+            <w:r>
+              <w:t>FIXED</w:t>
+            </w:r>
+          </w:p>
+        </w:tc>
+        <w:tc>
+          <w:tcPr>
+            <w:tcW w:type="dxa" w:w="2160"/>
+          </w:tcPr>
+          <w:p>
+            <w:r>
+              <w:t>packages/shared-types MONTH_LABELS/MONTH_OPTIONS, dipakai di payslip-temp-components</w:t>
+            </w:r>
+          </w:p>
+        </w:tc>
+      </w:tr>
+      <w:tr>
+        <w:tc>
+          <w:tcPr>
+            <w:tcW w:type="dxa" w:w="2160"/>
+          </w:tcPr>
+          <w:p>
+            <w:r>
+              <w:t>23</w:t>
+            </w:r>
+          </w:p>
+        </w:tc>
+        <w:tc>
+          <w:tcPr>
+            <w:tcW w:type="dxa" w:w="2160"/>
+          </w:tcPr>
+          <w:p>
+            <w:r>
+              <w:t>Log Absensi Mentah: kolom Waktu Scan hanya tampilkan tanggal, hilang jamnya</w:t>
+            </w:r>
+          </w:p>
+        </w:tc>
+        <w:tc>
+          <w:tcPr>
+            <w:tcW w:type="dxa" w:w="2160"/>
+          </w:tcPr>
+          <w:p>
+            <w:r>
+              <w:t>OPEN</w:t>
+            </w:r>
+          </w:p>
+        </w:tc>
+        <w:tc>
+          <w:tcPr>
+            <w:tcW w:type="dxa" w:w="2160"/>
+          </w:tcPr>
+          <w:p>
+            <w:r>
+              <w:t>RawLogsPage.tsx masih render: formatDate(value) untuk kolom scanTime — seharusnya formatDateTime()</w:t>
+            </w:r>
+          </w:p>
+        </w:tc>
+      </w:tr>
+      <w:tr>
+        <w:tc>
+          <w:tcPr>
+            <w:tcW w:type="dxa" w:w="2160"/>
+          </w:tcPr>
+          <w:p>
+            <w:r>
+              <w:t>24</w:t>
+            </w:r>
+          </w:p>
+        </w:tc>
+        <w:tc>
+          <w:tcPr>
+            <w:tcW w:type="dxa" w:w="2160"/>
+          </w:tcPr>
+          <w:p>
+            <w:r>
+              <w:t>Log Absensi Mentah: validasi device_user_id/device_id harus sudah terdaftar di Sidik Jari sebelum masuk list</w:t>
+            </w:r>
+          </w:p>
+        </w:tc>
+        <w:tc>
+          <w:tcPr>
+            <w:tcW w:type="dxa" w:w="2160"/>
+          </w:tcPr>
+          <w:p>
+            <w:r>
+              <w:t>OPEN</w:t>
+            </w:r>
+          </w:p>
+        </w:tc>
+        <w:tc>
+          <w:tcPr>
+            <w:tcW w:type="dxa" w:w="2160"/>
+          </w:tcPr>
+          <w:p>
+            <w:r>
+              <w:t>Belum ada validasi silang ke tabel fingerprints saat menampilkan/menyimpan raw log</w:t>
+            </w:r>
+          </w:p>
+        </w:tc>
+      </w:tr>
+      <w:tr>
+        <w:tc>
+          <w:tcPr>
+            <w:tcW w:type="dxa" w:w="2160"/>
+          </w:tcPr>
+          <w:p>
+            <w:r>
+              <w:t>25</w:t>
+            </w:r>
+          </w:p>
+        </w:tc>
+        <w:tc>
+          <w:tcPr>
+            <w:tcW w:type="dxa" w:w="2160"/>
+          </w:tcPr>
+          <w:p>
+            <w:r>
+              <w:t>Device User ID / Device ID pada form manual entry jadi Select dari data Sidik Jari, bukan input teks bebas</w:t>
+            </w:r>
+          </w:p>
+        </w:tc>
+        <w:tc>
+          <w:tcPr>
+            <w:tcW w:type="dxa" w:w="2160"/>
+          </w:tcPr>
+          <w:p>
+            <w:r>
+              <w:t>OPEN</w:t>
+            </w:r>
+          </w:p>
+        </w:tc>
+        <w:tc>
+          <w:tcPr>
+            <w:tcW w:type="dxa" w:w="2160"/>
+          </w:tcPr>
+          <w:p>
+            <w:r>
+              <w:t>RawLogsPage.tsx form manual entry masih &lt;Input /&gt; polos untuk kedua field</w:t>
+            </w:r>
+          </w:p>
+        </w:tc>
+      </w:tr>
+      <w:tr>
+        <w:tc>
+          <w:tcPr>
+            <w:tcW w:type="dxa" w:w="2160"/>
+          </w:tcPr>
+          <w:p>
+            <w:r>
+              <w:t>26</w:t>
+            </w:r>
+          </w:p>
+        </w:tc>
+        <w:tc>
+          <w:tcPr>
+            <w:tcW w:type="dxa" w:w="2160"/>
+          </w:tcPr>
+          <w:p>
+            <w:r>
+              <w:t>Payroll Run: tidak boleh membuat periode duplikat</w:t>
+            </w:r>
+          </w:p>
+        </w:tc>
+        <w:tc>
+          <w:tcPr>
+            <w:tcW w:type="dxa" w:w="2160"/>
+          </w:tcPr>
+          <w:p>
+            <w:r>
+              <w:t>OPEN</w:t>
+            </w:r>
+          </w:p>
+        </w:tc>
+        <w:tc>
+          <w:tcPr>
+            <w:tcW w:type="dxa" w:w="2160"/>
+          </w:tcPr>
+          <w:p>
+            <w:r>
+              <w:t>payroll_runs.period masih index biasa (payroll_runs_period_idx), BUKAN unique constraint — dikonfirmasi live: berhasil membuat 2 run untuk periode sama tanpa penolakan</w:t>
+            </w:r>
+          </w:p>
+        </w:tc>
+      </w:tr>
+    </w:tbl>
+    <w:p>
+      <w:pPr>
+        <w:pStyle w:val="Heading2"/>
+      </w:pPr>
+      <w:r>
+        <w:t>13.2 Fitur Baru — Progress Log Kalkulasi Payroll Run (BUGS#15)</w:t>
+      </w:r>
+    </w:p>
+    <w:p>
+      <w:pPr/>
+      <w:r>
+        <w:t>Investigasi dulu (sebelum implementasi, sesuai instruksi task): dicek apakah PayrollCalculationProcessor sudah punya event step-level — TERNYATA TIDAK, hanya processedCount/totalCount (angka polos), tidak ada job.updateProgress/job.log, dan tidak ada infrastruktur WebSocket/event apa pun di seluruh aplikasi ini. Karena tidak ada realtime channel sama sekali dan payroll run selesai dalam hitungan detik–menit, dipilih polling (menumpang refetchInterval yang sudah ada) alih-alih membangun WebSocket dari nol untuk satu fitur ini saja.</w:t>
+      </w:r>
+    </w:p>
+    <w:p>
+      <w:pPr/>
+      <w:r>
+        <w:t>Implementasi: migrasi 0009 menambah kolom payroll_runs.progress_log (JSON array {message, at}). PayrollCalculationProcessor.nextProgressLog() menambah entri di 4 checkpoint (mulai, tiap chunk selesai, kalkulasi selesai, PDF diantrekan), maksimal MAX_PROGRESS_LOG_ENTRIES=50 entri (di-reset dari nol tiap kalkulasi ulang, sama seperti processedCount). Frontend: PayrollRunDetailPage.tsx menampilkan log ini sebagai daftar kecil di bawah progress bar — TETAP terlihat walau status sudah bukan draft (beda dari progress bar yang cuma relevan saat isCalculating), karena riwayat “apa yang terjadi saat kalkulasi” tetap berguna dibaca setelah selesai.</w:t>
+      </w:r>
+    </w:p>
+    <w:p>
+      <w:pPr>
+        <w:pStyle w:val="Heading2"/>
+      </w:pPr>
+      <w:r>
+        <w:t>13.3 Fitur Baru — Impor CSV Attendance Records (ATT-006)</w:t>
+      </w:r>
+    </w:p>
+    <w:p>
+      <w:pPr/>
+      <w:r>
+        <w:t>Endpoint POST /attendance-records/csv-import (menerima array JSON, bukan file — nama “csv-import” historis) sudah ada sejak awal tapi tidak punya affordance UI. Dicek dulu apakah ini disengaja (backend-to-backend only): ditemukan komentar kode eksplisit “There is no CSV import screen for attendance-records in this task — see FE-T17”, TAPI 08_FRONTEND_STRUCTURE.md §15.8 C mendaftarkan endpoint ini sebagai “Screen” setara Rekonsiliasi/Tambah Manual (beda dengan /attendance-raw-logs/bulk yang eksplisit dianotasi “(API-pull path — normally a cron, not a screen)”). Kesimpulan: gap nyata (terencana tapi terlewat di FE-T17), bukan keputusan sengaja tanpa UI — dibangun.</w:t>
+      </w:r>
+    </w:p>
+    <w:p>
+      <w:pPr/>
+      <w:r>
+        <w:t>Implementasi: AttendanceCsvImportDrawer.tsx — textarea JSON array + toggle overwrite + alasan, hasil partial-conflict ditampilkan sebagai tabel (pola sama EmployeeImportPage/RawLogsPage: partial failure normal, bukan toast error). Digated LockedAction yang sama dengan Rekonsiliasi/Tambah Manual (periode terkunci §11); backend tetap menegakkan lock per-baris lewat upsert() terlepas dari state tombol UI.</w:t>
+      </w:r>
+    </w:p>
+    <w:p>
+      <w:pPr>
+        <w:pStyle w:val="Heading2"/>
+      </w:pPr>
+      <w:r>
+        <w:t>13.4 Fitur Baru — Catatan Koreksi pada Payslip (PAYSLIP-003)</w:t>
+      </w:r>
+    </w:p>
+    <w:p>
+      <w:pPr/>
+      <w:r>
+        <w:t>PayslipListPage.tsx dan PayslipDetailPage.tsx sekarang menampilkan Alert type="info" non-intrusive: “Payslip tidak bisa diedit/dihapus. Untuk koreksi, revert payroll run terkait (jika masih calculated) atau sesuaikan di periode berikutnya.” — konstanta PAYSLIP_CORRECTION_GUIDANCE di features/payslips/labels.ts, dipakai bersama oleh kedua halaman. Sebelumnya tidak ada tombol Edit/Hapus (sudah benar, §11) TAPI juga tidak ada teks penjelasan kenapa — celah ini yang ditutup.</w:t>
+      </w:r>
+    </w:p>
+    <w:p>
+      <w:pPr>
+        <w:pStyle w:val="Heading2"/>
+      </w:pPr>
+      <w:r>
+        <w:t>13.5 Ringkasan Fix dari Eksekusi Live TC “Kategori 1” &amp; “Kategori 2” (sebelum Kategori 3)</w:t>
+      </w:r>
+    </w:p>
+    <w:p>
+      <w:pPr/>
+      <w:r>
+        <w:t>Dua putaran perbaikan lebih awal (commit 90bf5a0, 143a36b), hasil eksekusi live test case terhadap modul karyawan/organisasi/cuti/kasbon/user. Beberapa yang cukup signifikan:</w:t>
+      </w:r>
+    </w:p>
+    <w:p>
+      <w:pPr>
+        <w:pStyle w:val="ListBullet"/>
+      </w:pPr>
+      <w:r>
+        <w:t>KASBON-005 — update() pada kasbon approved-belum-potongan tidak ikut memperbarui remainingBalance saat amount diubah, membuat kasbon terlihat separuh-lunas dan salah terkunci di edit berikutnya. Ditutup: remainingBalance ikut di-patch bersama amount.</w:t>
+      </w:r>
+    </w:p>
+    <w:p>
+      <w:pPr>
+        <w:pStyle w:val="ListBullet"/>
+      </w:pPr>
+      <w:r>
+        <w:t>LEAVEREQ-008 — startDate &gt; endDate diterima tanpa validasi (menghasilkan 0 hari cuti secara diam-diam). Ditutup: assertDateRangeValid() di create()/update().</w:t>
+      </w:r>
+    </w:p>
+    <w:p>
+      <w:pPr>
+        <w:pStyle w:val="ListBullet"/>
+      </w:pPr>
+      <w:r>
+        <w:t>TAX-001 — seeder tax/BPJS constants tidak idempotent, bisa duplikat kalau `pnpm db:seed` dijalankan dua kali. Ditutup: guard tableIsEmpty() sebelum tiap bulkInsert.</w:t>
+      </w:r>
+    </w:p>
+    <w:p>
+      <w:pPr>
+        <w:pStyle w:val="ListBullet"/>
+      </w:pPr>
+      <w:r>
+        <w:t>EMP-012 — NPWP yang dikosongkan dari form (arrive sebagai '', bukan undefined) ditolak validasi Length(15,16) alih-alih dianggap null. Ditutup: @Transform normalisasi '' → null sebelum validasi.</w:t>
+      </w:r>
+    </w:p>
+    <w:p>
+      <w:pPr>
+        <w:pStyle w:val="ListBullet"/>
+      </w:pPr>
+      <w:r>
+        <w:t>Department/Division/EmployeeType/Position — create()/update() dengan nama duplikat sebelumnya lempar 500 generik (UniqueConstraintError tidak ditangkap); sekarang 409 ConflictException (pesan masih English — lihat #6 di atas).</w:t>
+      </w:r>
+    </w:p>
+    <w:p>
+      <w:pPr/>
+      <w:r>
+        <w:t>Daftar di atas TIDAK exhaustive — diff lengkap kedua commit mencakup ~25 file (users.entity, leave-balances.service, EmployeeFormFields.tsx, dll). Untuk detail penuh: git show 90bf5a0 dan git show 143a36b.</w:t>
+      </w:r>
+    </w:p>
+    <w:p>
+      <w:pPr>
+        <w:pStyle w:val="Heading2"/>
+      </w:pPr>
+      <w:r>
+        <w:t>13.6 Item yang MASIH Terbuka — Jangan Asumsikan Sudah Selesai</w:t>
+      </w:r>
+    </w:p>
+    <w:p>
+      <w:pPr/>
+      <w:r>
+        <w:t>Enam item berikut TERBUKTI belum ditutup lewat verifikasi kode langsung (bukan asumsi):</w:t>
+      </w:r>
+    </w:p>
+    <w:p>
+      <w:pPr>
+        <w:pStyle w:val="ListBullet"/>
+      </w:pPr>
+      <w:r>
+        <w:t>#6 (parsial) — Pesan error backend sebagian besar masih Bahasa Inggris + expose entity ID mentah (mis. “Kasbon {id} not found”). Butuh audit sistematis semua *.service.ts, bukan tambal satu-satu per TC.</w:t>
+      </w:r>
+    </w:p>
+    <w:p>
+      <w:pPr>
+        <w:pStyle w:val="ListBullet"/>
+      </w:pPr>
+      <w:r>
+        <w:t>#7 — Akun user tidak terikat ke record employee; tidak ada data scoping berdasarkan posisi/departemen/divisi. Butuh desain fitur baru.</w:t>
+      </w:r>
+    </w:p>
+    <w:p>
+      <w:pPr>
+        <w:pStyle w:val="ListBullet"/>
+      </w:pPr>
+      <w:r>
+        <w:t>#23 — Log Absensi Mentah, kolom Waktu Scan masih date-only.</w:t>
+      </w:r>
+    </w:p>
+    <w:p>
+      <w:pPr>
+        <w:pStyle w:val="ListBullet"/>
+      </w:pPr>
+      <w:r>
+        <w:t>#24 — Tidak ada validasi device_user_id/device_id terhadap data Sidik Jari sebelum raw log dianggap valid.</w:t>
+      </w:r>
+    </w:p>
+    <w:p>
+      <w:pPr>
+        <w:pStyle w:val="ListBullet"/>
+      </w:pPr>
+      <w:r>
+        <w:t>#25 — Field Device User ID / Device ID di form manual entry raw log masih input teks bebas, bukan Select dari Sidik Jari.</w:t>
+      </w:r>
+    </w:p>
+    <w:p>
+      <w:pPr>
+        <w:pStyle w:val="ListBullet"/>
+      </w:pPr>
+      <w:r>
+        <w:t>#26 — payroll_runs.period tidak punya unique constraint — duplikat periode masih bisa dibuat (dikonfirmasi live, bukan cuma baca kode).</w:t>
+      </w:r>
+    </w:p>
     <w:sectPr>
       <w:pgSz w:w="12240" w:h="15840"/>
       <w:pgMar w:top="1440" w:right="1800" w:bottom="1440" w:left="1800" w:header="720" w:footer="720" w:gutter="0"/>
